--- a/Programming Language/8.docx
+++ b/Programming Language/8.docx
@@ -2852,7 +2852,7 @@
     <w:p>
       <w:r>
         <w:pict>
-          <v:rect id="_x0000_i1026" style="width:0;height:1.5pt" o:hralign="center" o:hrstd="t" o:hr="t" fillcolor="#a0a0a0" stroked="f"/>
+          <v:rect id="_x0000_i1025" style="width:0;height:1.5pt" o:hralign="center" o:hrstd="t" o:hr="t" fillcolor="#a0a0a0" stroked="f"/>
         </w:pict>
       </w:r>
     </w:p>
@@ -3377,7 +3377,7 @@
     <w:p>
       <w:r>
         <w:pict>
-          <v:rect id="_x0000_i1028" style="width:0;height:1.5pt" o:hralign="center" o:hrstd="t" o:hr="t" fillcolor="#a0a0a0" stroked="f"/>
+          <v:rect id="_x0000_i1026" style="width:0;height:1.5pt" o:hralign="center" o:hrstd="t" o:hr="t" fillcolor="#a0a0a0" stroked="f"/>
         </w:pict>
       </w:r>
     </w:p>
@@ -3736,7 +3736,7 @@
     <w:p>
       <w:r>
         <w:pict>
-          <v:rect id="_x0000_i1029" style="width:0;height:1.5pt" o:hralign="center" o:hrstd="t" o:hr="t" fillcolor="#a0a0a0" stroked="f"/>
+          <v:rect id="_x0000_i1027" style="width:0;height:1.5pt" o:hralign="center" o:hrstd="t" o:hr="t" fillcolor="#a0a0a0" stroked="f"/>
         </w:pict>
       </w:r>
     </w:p>
@@ -4730,7 +4730,7 @@
     <w:p>
       <w:r>
         <w:pict>
-          <v:rect id="_x0000_i1040" style="width:0;height:1.5pt" o:hralign="center" o:hrstd="t" o:hr="t" fillcolor="#a0a0a0" stroked="f"/>
+          <v:rect id="_x0000_i1028" style="width:0;height:1.5pt" o:hralign="center" o:hrstd="t" o:hr="t" fillcolor="#a0a0a0" stroked="f"/>
         </w:pict>
       </w:r>
     </w:p>
@@ -4799,7 +4799,7 @@
     <w:p>
       <w:r>
         <w:pict>
-          <v:rect id="_x0000_i1041" style="width:0;height:1.5pt" o:hralign="center" o:hrstd="t" o:hr="t" fillcolor="#a0a0a0" stroked="f"/>
+          <v:rect id="_x0000_i1029" style="width:0;height:1.5pt" o:hralign="center" o:hrstd="t" o:hr="t" fillcolor="#a0a0a0" stroked="f"/>
         </w:pict>
       </w:r>
     </w:p>
@@ -7359,8 +7359,6 @@
       <w:r>
         <w:t xml:space="preserve"> to control access.</w:t>
       </w:r>
-      <w:bookmarkStart w:id="0" w:name="_GoBack"/>
-      <w:bookmarkEnd w:id="0"/>
     </w:p>
     <w:p>
       <w:pPr>
@@ -7730,6 +7728,5091 @@
       </w:pPr>
       <w:r>
         <w:t>Rules are always checked</w:t>
+      </w:r>
+    </w:p>
+    <w:p>
+      <w:pPr>
+        <w:spacing w:before="100" w:beforeAutospacing="1" w:after="100" w:afterAutospacing="1" w:line="240" w:lineRule="auto"/>
+      </w:pPr>
+    </w:p>
+    <w:p>
+      <w:pPr>
+        <w:pStyle w:val="Heading1"/>
+      </w:pPr>
+      <w:r>
+        <w:rPr>
+          <w:rStyle w:val="Strong"/>
+          <w:b/>
+          <w:bCs/>
+        </w:rPr>
+        <w:t>Encapsulation in Python (Easy Version)</w:t>
+      </w:r>
+    </w:p>
+    <w:p>
+      <w:pPr>
+        <w:pStyle w:val="Heading3"/>
+        <w:rPr>
+          <w:color w:val="FF0000"/>
+        </w:rPr>
+      </w:pPr>
+      <w:r>
+        <w:rPr>
+          <w:rStyle w:val="Strong"/>
+          <w:b w:val="0"/>
+          <w:bCs w:val="0"/>
+          <w:color w:val="FF0000"/>
+        </w:rPr>
+        <w:t>Step 1: What is Encapsulation?</w:t>
+      </w:r>
+    </w:p>
+    <w:p>
+      <w:pPr>
+        <w:pStyle w:val="NormalWeb"/>
+      </w:pPr>
+      <w:r>
+        <w:t xml:space="preserve">Encapsulation = </w:t>
+      </w:r>
+      <w:r>
+        <w:rPr>
+          <w:rStyle w:val="Strong"/>
+        </w:rPr>
+        <w:t>hiding internal data</w:t>
+      </w:r>
+      <w:r>
+        <w:t xml:space="preserve"> of a class so that it cannot be accessed directly from outside.</w:t>
+      </w:r>
+    </w:p>
+    <w:p>
+      <w:pPr>
+        <w:numPr>
+          <w:ilvl w:val="0"/>
+          <w:numId w:val="46"/>
+        </w:numPr>
+        <w:spacing w:before="100" w:beforeAutospacing="1" w:after="100" w:afterAutospacing="1" w:line="240" w:lineRule="auto"/>
+      </w:pPr>
+      <w:r>
+        <w:t xml:space="preserve">Helps protect data. </w:t>
+      </w:r>
+    </w:p>
+    <w:p>
+      <w:pPr>
+        <w:numPr>
+          <w:ilvl w:val="0"/>
+          <w:numId w:val="46"/>
+        </w:numPr>
+        <w:spacing w:before="100" w:beforeAutospacing="1" w:after="100" w:afterAutospacing="1" w:line="240" w:lineRule="auto"/>
+      </w:pPr>
+      <w:r>
+        <w:t xml:space="preserve">Only certain methods can access or modify it. </w:t>
+      </w:r>
+    </w:p>
+    <w:p>
+      <w:pPr>
+        <w:pStyle w:val="NormalWeb"/>
+      </w:pPr>
+      <w:r>
+        <w:t xml:space="preserve">Think of it like a </w:t>
+      </w:r>
+      <w:r>
+        <w:rPr>
+          <w:rStyle w:val="Strong"/>
+        </w:rPr>
+        <w:t>bank vault</w:t>
+      </w:r>
+      <w:r>
+        <w:t>:</w:t>
+      </w:r>
+    </w:p>
+    <w:p>
+      <w:pPr>
+        <w:numPr>
+          <w:ilvl w:val="0"/>
+          <w:numId w:val="47"/>
+        </w:numPr>
+        <w:spacing w:before="100" w:beforeAutospacing="1" w:after="100" w:afterAutospacing="1" w:line="240" w:lineRule="auto"/>
+      </w:pPr>
+      <w:r>
+        <w:t xml:space="preserve">You can </w:t>
+      </w:r>
+      <w:r>
+        <w:rPr>
+          <w:rStyle w:val="Strong"/>
+        </w:rPr>
+        <w:t>deposit</w:t>
+      </w:r>
+      <w:r>
+        <w:t xml:space="preserve"> or </w:t>
+      </w:r>
+      <w:r>
+        <w:rPr>
+          <w:rStyle w:val="Strong"/>
+        </w:rPr>
+        <w:t>withdraw</w:t>
+      </w:r>
+      <w:r>
+        <w:t xml:space="preserve"> money through a controlled system. </w:t>
+      </w:r>
+    </w:p>
+    <w:p>
+      <w:pPr>
+        <w:numPr>
+          <w:ilvl w:val="0"/>
+          <w:numId w:val="47"/>
+        </w:numPr>
+        <w:spacing w:before="100" w:beforeAutospacing="1" w:after="100" w:afterAutospacing="1" w:line="240" w:lineRule="auto"/>
+      </w:pPr>
+      <w:r>
+        <w:t xml:space="preserve">You </w:t>
+      </w:r>
+      <w:r>
+        <w:rPr>
+          <w:rStyle w:val="Strong"/>
+        </w:rPr>
+        <w:t>cannot directly touch the money</w:t>
+      </w:r>
+      <w:r>
+        <w:t xml:space="preserve"> inside. </w:t>
+      </w:r>
+    </w:p>
+    <w:p>
+      <w:pPr>
+        <w:pStyle w:val="Heading3"/>
+        <w:rPr>
+          <w:color w:val="FF0000"/>
+        </w:rPr>
+      </w:pPr>
+      <w:r>
+        <w:rPr>
+          <w:rStyle w:val="Strong"/>
+          <w:b w:val="0"/>
+          <w:bCs w:val="0"/>
+          <w:color w:val="FF0000"/>
+        </w:rPr>
+        <w:t>Step 2: How Python Does Encapsulation</w:t>
+      </w:r>
+    </w:p>
+    <w:p>
+      <w:pPr>
+        <w:numPr>
+          <w:ilvl w:val="0"/>
+          <w:numId w:val="48"/>
+        </w:numPr>
+        <w:spacing w:before="100" w:beforeAutospacing="1" w:after="100" w:afterAutospacing="1" w:line="240" w:lineRule="auto"/>
+      </w:pPr>
+      <w:r>
+        <w:t xml:space="preserve">Python does </w:t>
+      </w:r>
+      <w:r>
+        <w:rPr>
+          <w:rStyle w:val="Strong"/>
+        </w:rPr>
+        <w:t xml:space="preserve">not have strict </w:t>
+      </w:r>
+      <w:r>
+        <w:rPr>
+          <w:rStyle w:val="HTMLCode"/>
+          <w:rFonts w:eastAsiaTheme="minorHAnsi"/>
+          <w:b/>
+          <w:bCs/>
+        </w:rPr>
+        <w:t>private</w:t>
+      </w:r>
+      <w:r>
+        <w:rPr>
+          <w:rStyle w:val="Strong"/>
+        </w:rPr>
+        <w:t xml:space="preserve"> or </w:t>
+      </w:r>
+      <w:r>
+        <w:rPr>
+          <w:rStyle w:val="HTMLCode"/>
+          <w:rFonts w:eastAsiaTheme="minorHAnsi"/>
+          <w:b/>
+          <w:bCs/>
+        </w:rPr>
+        <w:t>public</w:t>
+      </w:r>
+      <w:r>
+        <w:rPr>
+          <w:rStyle w:val="Strong"/>
+        </w:rPr>
+        <w:t xml:space="preserve"> keywords</w:t>
+      </w:r>
+      <w:r>
+        <w:t xml:space="preserve"> like Java or C++. </w:t>
+      </w:r>
+    </w:p>
+    <w:p>
+      <w:pPr>
+        <w:numPr>
+          <w:ilvl w:val="0"/>
+          <w:numId w:val="48"/>
+        </w:numPr>
+        <w:spacing w:before="100" w:beforeAutospacing="1" w:after="100" w:afterAutospacing="1" w:line="240" w:lineRule="auto"/>
+      </w:pPr>
+      <w:r>
+        <w:t xml:space="preserve">Instead, Python uses a </w:t>
+      </w:r>
+      <w:r>
+        <w:rPr>
+          <w:rStyle w:val="Strong"/>
+        </w:rPr>
+        <w:t>naming convention</w:t>
+      </w:r>
+      <w:r>
+        <w:t xml:space="preserve"> to indicate private variables. </w:t>
+      </w:r>
+    </w:p>
+    <w:p>
+      <w:pPr>
+        <w:pStyle w:val="NormalWeb"/>
+      </w:pPr>
+      <w:r>
+        <w:rPr>
+          <w:rStyle w:val="Strong"/>
+        </w:rPr>
+        <w:lastRenderedPageBreak/>
+        <w:t>Rule:</w:t>
+      </w:r>
+    </w:p>
+    <w:p>
+      <w:pPr>
+        <w:numPr>
+          <w:ilvl w:val="0"/>
+          <w:numId w:val="49"/>
+        </w:numPr>
+        <w:spacing w:before="100" w:beforeAutospacing="1" w:after="100" w:afterAutospacing="1" w:line="240" w:lineRule="auto"/>
+      </w:pPr>
+      <w:r>
+        <w:t xml:space="preserve">Prefix a variable with </w:t>
+      </w:r>
+      <w:r>
+        <w:rPr>
+          <w:rStyle w:val="HTMLCode"/>
+          <w:rFonts w:eastAsiaTheme="minorHAnsi"/>
+        </w:rPr>
+        <w:t>__</w:t>
+      </w:r>
+      <w:r>
+        <w:t xml:space="preserve"> (double underscore) → makes it “hidden” </w:t>
+      </w:r>
+    </w:p>
+    <w:p>
+      <w:pPr>
+        <w:pStyle w:val="NormalWeb"/>
+      </w:pPr>
+      <w:r>
+        <w:t>Example:</w:t>
+      </w:r>
+    </w:p>
+    <w:p>
+      <w:pPr>
+        <w:pStyle w:val="HTMLPreformatted"/>
+        <w:rPr>
+          <w:rStyle w:val="6"/>
+        </w:rPr>
+      </w:pPr>
+      <w:r>
+        <w:rPr>
+          <w:rStyle w:val="8"/>
+        </w:rPr>
+        <w:t>class</w:t>
+      </w:r>
+      <w:r>
+        <w:t xml:space="preserve"> </w:t>
+      </w:r>
+      <w:proofErr w:type="spellStart"/>
+      <w:r>
+        <w:rPr>
+          <w:rStyle w:val="d"/>
+        </w:rPr>
+        <w:t>BankAccount</w:t>
+      </w:r>
+      <w:proofErr w:type="spellEnd"/>
+      <w:r>
+        <w:t>:</w:t>
+      </w:r>
+      <w:r>
+        <w:br/>
+        <w:t xml:space="preserve">    </w:t>
+      </w:r>
+      <w:proofErr w:type="spellStart"/>
+      <w:r>
+        <w:rPr>
+          <w:rStyle w:val="8"/>
+        </w:rPr>
+        <w:t>def</w:t>
+      </w:r>
+      <w:proofErr w:type="spellEnd"/>
+      <w:r>
+        <w:t xml:space="preserve"> </w:t>
+      </w:r>
+      <w:r>
+        <w:rPr>
+          <w:rStyle w:val="e"/>
+        </w:rPr>
+        <w:t>__</w:t>
+      </w:r>
+      <w:proofErr w:type="spellStart"/>
+      <w:r>
+        <w:rPr>
+          <w:rStyle w:val="e"/>
+        </w:rPr>
+        <w:t>init</w:t>
+      </w:r>
+      <w:proofErr w:type="spellEnd"/>
+      <w:r>
+        <w:rPr>
+          <w:rStyle w:val="e"/>
+        </w:rPr>
+        <w:t>__</w:t>
+      </w:r>
+      <w:r>
+        <w:t>(</w:t>
+      </w:r>
+      <w:r>
+        <w:rPr>
+          <w:rStyle w:val="e"/>
+        </w:rPr>
+        <w:t>self</w:t>
+      </w:r>
+      <w:r>
+        <w:t>):</w:t>
+      </w:r>
+      <w:r>
+        <w:br/>
+        <w:t xml:space="preserve">        </w:t>
+      </w:r>
+      <w:proofErr w:type="spellStart"/>
+      <w:r>
+        <w:rPr>
+          <w:rStyle w:val="e"/>
+        </w:rPr>
+        <w:t>self</w:t>
+      </w:r>
+      <w:r>
+        <w:rPr>
+          <w:rStyle w:val="8"/>
+        </w:rPr>
+        <w:t>.</w:t>
+      </w:r>
+      <w:r>
+        <w:t>__balance</w:t>
+      </w:r>
+      <w:proofErr w:type="spellEnd"/>
+      <w:r>
+        <w:t xml:space="preserve"> </w:t>
+      </w:r>
+      <w:r>
+        <w:rPr>
+          <w:rStyle w:val="8"/>
+        </w:rPr>
+        <w:t>=</w:t>
+      </w:r>
+      <w:r>
+        <w:t xml:space="preserve"> </w:t>
+      </w:r>
+      <w:r>
+        <w:br/>
+      </w:r>
+      <w:r>
+        <w:br/>
+        <w:t xml:space="preserve">    </w:t>
+      </w:r>
+      <w:proofErr w:type="spellStart"/>
+      <w:r>
+        <w:rPr>
+          <w:rStyle w:val="8"/>
+        </w:rPr>
+        <w:t>def</w:t>
+      </w:r>
+      <w:proofErr w:type="spellEnd"/>
+      <w:r>
+        <w:t xml:space="preserve"> </w:t>
+      </w:r>
+      <w:r>
+        <w:rPr>
+          <w:rStyle w:val="e"/>
+        </w:rPr>
+        <w:t>deposit</w:t>
+      </w:r>
+      <w:r>
+        <w:t>(</w:t>
+      </w:r>
+      <w:r>
+        <w:rPr>
+          <w:rStyle w:val="e"/>
+        </w:rPr>
+        <w:t>self</w:t>
+      </w:r>
+      <w:r>
+        <w:t xml:space="preserve">, </w:t>
+      </w:r>
+      <w:r>
+        <w:rPr>
+          <w:rStyle w:val="e"/>
+        </w:rPr>
+        <w:t>amount</w:t>
+      </w:r>
+      <w:r>
+        <w:t>):</w:t>
+      </w:r>
+      <w:r>
+        <w:br/>
+        <w:t xml:space="preserve">        </w:t>
+      </w:r>
+      <w:r>
+        <w:rPr>
+          <w:rStyle w:val="8"/>
+        </w:rPr>
+        <w:t>if</w:t>
+      </w:r>
+      <w:r>
+        <w:t xml:space="preserve"> </w:t>
+      </w:r>
+      <w:r>
+        <w:rPr>
+          <w:rStyle w:val="e"/>
+        </w:rPr>
+        <w:t>amount</w:t>
+      </w:r>
+      <w:r>
+        <w:t xml:space="preserve"> </w:t>
+      </w:r>
+      <w:r>
+        <w:rPr>
+          <w:rStyle w:val="8"/>
+        </w:rPr>
+        <w:t>&gt;</w:t>
+      </w:r>
+      <w:r>
+        <w:t xml:space="preserve"> </w:t>
+      </w:r>
+      <w:r>
+        <w:rPr>
+          <w:rStyle w:val="b"/>
+        </w:rPr>
+        <w:t>0</w:t>
+      </w:r>
+      <w:r>
+        <w:t>:</w:t>
+      </w:r>
+      <w:r>
+        <w:br/>
+        <w:t xml:space="preserve">            </w:t>
+      </w:r>
+      <w:proofErr w:type="spellStart"/>
+      <w:r>
+        <w:rPr>
+          <w:rStyle w:val="e"/>
+        </w:rPr>
+        <w:t>self</w:t>
+      </w:r>
+      <w:r>
+        <w:rPr>
+          <w:rStyle w:val="8"/>
+        </w:rPr>
+        <w:t>.</w:t>
+      </w:r>
+      <w:r>
+        <w:t>__balance</w:t>
+      </w:r>
+      <w:proofErr w:type="spellEnd"/>
+      <w:r>
+        <w:t xml:space="preserve"> </w:t>
+      </w:r>
+      <w:r>
+        <w:rPr>
+          <w:rStyle w:val="8"/>
+        </w:rPr>
+        <w:t>+=</w:t>
+      </w:r>
+      <w:r>
+        <w:t xml:space="preserve"> </w:t>
+      </w:r>
+      <w:r>
+        <w:rPr>
+          <w:rStyle w:val="e"/>
+        </w:rPr>
+        <w:t>amount</w:t>
+      </w:r>
+      <w:r>
+        <w:t xml:space="preserve">   </w:t>
+      </w:r>
+    </w:p>
+    <w:p>
+      <w:pPr>
+        <w:pStyle w:val="HTMLPreformatted"/>
+      </w:pPr>
+    </w:p>
+    <w:p>
+      <w:pPr>
+        <w:pStyle w:val="Heading3"/>
+        <w:spacing w:before="0"/>
+        <w:rPr>
+          <w:color w:val="FF0000"/>
+        </w:rPr>
+      </w:pPr>
+      <w:r>
+        <w:rPr>
+          <w:rStyle w:val="Strong"/>
+          <w:b w:val="0"/>
+          <w:bCs w:val="0"/>
+          <w:color w:val="FF0000"/>
+        </w:rPr>
+        <w:t>Step 3: Accessing Hidden Variables</w:t>
+      </w:r>
+    </w:p>
+    <w:p>
+      <w:pPr>
+        <w:numPr>
+          <w:ilvl w:val="0"/>
+          <w:numId w:val="50"/>
+        </w:numPr>
+        <w:spacing w:after="100" w:afterAutospacing="1" w:line="240" w:lineRule="auto"/>
+      </w:pPr>
+      <w:r>
+        <w:t xml:space="preserve">You </w:t>
+      </w:r>
+      <w:r>
+        <w:rPr>
+          <w:rStyle w:val="Strong"/>
+        </w:rPr>
+        <w:t>should not</w:t>
+      </w:r>
+      <w:r>
+        <w:t xml:space="preserve"> access </w:t>
+      </w:r>
+      <w:r>
+        <w:rPr>
+          <w:rStyle w:val="HTMLCode"/>
+          <w:rFonts w:eastAsiaTheme="minorHAnsi"/>
+        </w:rPr>
+        <w:t>__balance</w:t>
+      </w:r>
+      <w:r>
+        <w:t xml:space="preserve"> directly outside the class. </w:t>
+      </w:r>
+    </w:p>
+    <w:p>
+      <w:pPr>
+        <w:numPr>
+          <w:ilvl w:val="0"/>
+          <w:numId w:val="50"/>
+        </w:numPr>
+        <w:spacing w:before="100" w:beforeAutospacing="1" w:after="100" w:afterAutospacing="1" w:line="240" w:lineRule="auto"/>
+      </w:pPr>
+      <w:r>
+        <w:t xml:space="preserve">Instead, you </w:t>
+      </w:r>
+      <w:r>
+        <w:rPr>
+          <w:rStyle w:val="Strong"/>
+        </w:rPr>
+        <w:t>use methods</w:t>
+      </w:r>
+      <w:r>
+        <w:t xml:space="preserve"> to interact with it. </w:t>
+      </w:r>
+    </w:p>
+    <w:p>
+      <w:pPr>
+        <w:pStyle w:val="HTMLPreformatted"/>
+      </w:pPr>
+      <w:r>
+        <w:rPr>
+          <w:rStyle w:val="e"/>
+        </w:rPr>
+        <w:t>account</w:t>
+      </w:r>
+      <w:r>
+        <w:t xml:space="preserve"> </w:t>
+      </w:r>
+      <w:r>
+        <w:rPr>
+          <w:rStyle w:val="8"/>
+        </w:rPr>
+        <w:t>=</w:t>
+      </w:r>
+      <w:r>
+        <w:t xml:space="preserve"> </w:t>
+      </w:r>
+      <w:proofErr w:type="spellStart"/>
+      <w:r>
+        <w:rPr>
+          <w:rStyle w:val="e"/>
+        </w:rPr>
+        <w:t>BankAccount</w:t>
+      </w:r>
+      <w:proofErr w:type="spellEnd"/>
+      <w:r>
+        <w:t>()</w:t>
+      </w:r>
+      <w:r>
+        <w:br/>
+      </w:r>
+      <w:proofErr w:type="spellStart"/>
+      <w:r>
+        <w:rPr>
+          <w:rStyle w:val="e"/>
+        </w:rPr>
+        <w:t>account</w:t>
+      </w:r>
+      <w:r>
+        <w:rPr>
+          <w:rStyle w:val="8"/>
+        </w:rPr>
+        <w:t>.</w:t>
+      </w:r>
+      <w:r>
+        <w:t>deposit</w:t>
+      </w:r>
+      <w:proofErr w:type="spellEnd"/>
+      <w:r>
+        <w:t>(</w:t>
+      </w:r>
+      <w:r>
+        <w:rPr>
+          <w:rStyle w:val="b"/>
+        </w:rPr>
+        <w:t>100</w:t>
+      </w:r>
+      <w:r>
+        <w:t xml:space="preserve">)   </w:t>
+      </w:r>
+      <w:r>
+        <w:rPr>
+          <w:rStyle w:val="6"/>
+        </w:rPr>
+        <w:t># Correct way</w:t>
+      </w:r>
+      <w:r>
+        <w:br/>
+      </w:r>
+      <w:r>
+        <w:rPr>
+          <w:rStyle w:val="e"/>
+        </w:rPr>
+        <w:t>print</w:t>
+      </w:r>
+      <w:r>
+        <w:t>(</w:t>
+      </w:r>
+      <w:proofErr w:type="spellStart"/>
+      <w:r>
+        <w:rPr>
+          <w:rStyle w:val="e"/>
+        </w:rPr>
+        <w:t>account</w:t>
+      </w:r>
+      <w:r>
+        <w:rPr>
+          <w:rStyle w:val="8"/>
+        </w:rPr>
+        <w:t>.</w:t>
+      </w:r>
+      <w:r>
+        <w:t>__balance</w:t>
+      </w:r>
+      <w:proofErr w:type="spellEnd"/>
+      <w:r>
+        <w:t xml:space="preserve">)  </w:t>
+      </w:r>
+      <w:r>
+        <w:rPr>
+          <w:rStyle w:val="6"/>
+        </w:rPr>
+        <w:t xml:space="preserve"># </w:t>
+      </w:r>
+      <w:r>
+        <w:rPr>
+          <w:rStyle w:val="6"/>
+          <w:rFonts w:ascii="Segoe UI Symbol" w:hAnsi="Segoe UI Symbol" w:cs="Segoe UI Symbol"/>
+        </w:rPr>
+        <w:t>❌</w:t>
+      </w:r>
+      <w:r>
+        <w:rPr>
+          <w:rStyle w:val="6"/>
+        </w:rPr>
+        <w:t xml:space="preserve"> This will give an error</w:t>
+      </w:r>
+    </w:p>
+    <w:p/>
+    <w:p>
+      <w:pPr>
+        <w:pStyle w:val="Heading1"/>
+      </w:pPr>
+      <w:r>
+        <w:rPr>
+          <w:rStyle w:val="Strong"/>
+          <w:b/>
+          <w:bCs/>
+        </w:rPr>
+        <w:t>6.1 The Birth of an Object (Python Version)</w:t>
+      </w:r>
+    </w:p>
+    <w:p>
+      <w:pPr>
+        <w:pStyle w:val="NormalWeb"/>
+      </w:pPr>
+      <w:r>
+        <w:t>When we write:</w:t>
+      </w:r>
+    </w:p>
+    <w:p>
+      <w:pPr>
+        <w:pStyle w:val="HTMLPreformatted"/>
+        <w:rPr>
+          <w:rStyle w:val="HTMLCode"/>
+        </w:rPr>
+      </w:pPr>
+      <w:proofErr w:type="spellStart"/>
+      <w:r>
+        <w:rPr>
+          <w:rStyle w:val="HTMLCode"/>
+        </w:rPr>
+        <w:t>my_dog</w:t>
+      </w:r>
+      <w:proofErr w:type="spellEnd"/>
+      <w:r>
+        <w:rPr>
+          <w:rStyle w:val="HTMLCode"/>
+        </w:rPr>
+        <w:t xml:space="preserve"> = </w:t>
+      </w:r>
+      <w:proofErr w:type="gramStart"/>
+      <w:r>
+        <w:rPr>
+          <w:rStyle w:val="HTMLCode"/>
+        </w:rPr>
+        <w:t>Dog(</w:t>
+      </w:r>
+      <w:proofErr w:type="gramEnd"/>
+      <w:r>
+        <w:rPr>
+          <w:rStyle w:val="HTMLCode"/>
+        </w:rPr>
+        <w:t>)</w:t>
+      </w:r>
+    </w:p>
+    <w:p>
+      <w:pPr>
+        <w:pStyle w:val="NormalWeb"/>
+      </w:pPr>
+      <w:r>
+        <w:rPr>
+          <w:rStyle w:val="Strong"/>
+        </w:rPr>
+        <w:t>Two things happen:</w:t>
+      </w:r>
+    </w:p>
+    <w:p>
+      <w:pPr>
+        <w:pStyle w:val="NormalWeb"/>
+        <w:numPr>
+          <w:ilvl w:val="0"/>
+          <w:numId w:val="51"/>
+        </w:numPr>
+      </w:pPr>
+      <w:r>
+        <w:rPr>
+          <w:rStyle w:val="Strong"/>
+        </w:rPr>
+        <w:t>Memory allocation:</w:t>
+      </w:r>
+      <w:r>
+        <w:t xml:space="preserve"> Python asks the OS for memory to store the object.</w:t>
+      </w:r>
+    </w:p>
+    <w:p>
+      <w:pPr>
+        <w:pStyle w:val="NormalWeb"/>
+        <w:numPr>
+          <w:ilvl w:val="0"/>
+          <w:numId w:val="51"/>
+        </w:numPr>
+      </w:pPr>
+      <w:r>
+        <w:rPr>
+          <w:rStyle w:val="Strong"/>
+        </w:rPr>
+        <w:t>Constructor call:</w:t>
+      </w:r>
+      <w:r>
+        <w:t xml:space="preserve"> Python automatically runs a special method called the </w:t>
+      </w:r>
+      <w:r>
+        <w:rPr>
+          <w:rStyle w:val="Strong"/>
+        </w:rPr>
+        <w:t>constructor</w:t>
+      </w:r>
+      <w:r>
+        <w:t>.</w:t>
+      </w:r>
+    </w:p>
+    <w:p>
+      <w:pPr>
+        <w:pStyle w:val="Heading3"/>
+        <w:rPr>
+          <w:color w:val="FF0000"/>
+        </w:rPr>
+      </w:pPr>
+      <w:r>
+        <w:rPr>
+          <w:rStyle w:val="Strong"/>
+          <w:bCs w:val="0"/>
+          <w:color w:val="FF0000"/>
+          <w:highlight w:val="yellow"/>
+        </w:rPr>
+        <w:t>Step 2: What is a Constructor?</w:t>
+      </w:r>
+    </w:p>
+    <w:p>
+      <w:pPr>
+        <w:pStyle w:val="NormalWeb"/>
+      </w:pPr>
+      <w:r>
+        <w:rPr>
+          <w:rStyle w:val="Strong"/>
+        </w:rPr>
+        <w:t>Definition:</w:t>
+      </w:r>
+    </w:p>
+    <w:p>
+      <w:pPr>
+        <w:pStyle w:val="NormalWeb"/>
+      </w:pPr>
+      <w:r>
+        <w:t xml:space="preserve">A constructor is a special method that is automatically called </w:t>
+      </w:r>
+      <w:r>
+        <w:rPr>
+          <w:rStyle w:val="Strong"/>
+        </w:rPr>
+        <w:t>when an object is created</w:t>
+      </w:r>
+      <w:r>
+        <w:t>.</w:t>
+      </w:r>
+    </w:p>
+    <w:p>
+      <w:pPr>
+        <w:pStyle w:val="NormalWeb"/>
+      </w:pPr>
+      <w:r>
+        <w:rPr>
+          <w:rStyle w:val="Strong"/>
+        </w:rPr>
+        <w:t>Purpose:</w:t>
+      </w:r>
+    </w:p>
+    <w:p>
+      <w:pPr>
+        <w:pStyle w:val="NormalWeb"/>
+        <w:numPr>
+          <w:ilvl w:val="0"/>
+          <w:numId w:val="52"/>
+        </w:numPr>
+      </w:pPr>
+      <w:r>
+        <w:t xml:space="preserve">Initialize the object’s </w:t>
+      </w:r>
+      <w:r>
+        <w:rPr>
+          <w:rStyle w:val="Strong"/>
+        </w:rPr>
+        <w:t>state</w:t>
+      </w:r>
+      <w:r>
+        <w:t xml:space="preserve"> (set starting values for variables)</w:t>
+      </w:r>
+    </w:p>
+    <w:p>
+      <w:pPr>
+        <w:pStyle w:val="NormalWeb"/>
+        <w:numPr>
+          <w:ilvl w:val="0"/>
+          <w:numId w:val="52"/>
+        </w:numPr>
+      </w:pPr>
+      <w:r>
+        <w:t xml:space="preserve">Ensure the object starts in a </w:t>
+      </w:r>
+      <w:r>
+        <w:rPr>
+          <w:rStyle w:val="Strong"/>
+        </w:rPr>
+        <w:t>valid state</w:t>
+      </w:r>
+    </w:p>
+    <w:p>
+      <w:pPr>
+        <w:pStyle w:val="NormalWeb"/>
+      </w:pPr>
+      <w:r>
+        <w:t xml:space="preserve">Think of it as </w:t>
+      </w:r>
+      <w:r>
+        <w:rPr>
+          <w:rStyle w:val="Strong"/>
+        </w:rPr>
+        <w:t>giving a baby a name and some clothes right after birth</w:t>
+      </w:r>
+      <w:r>
+        <w:t>—the object is ready to use.</w:t>
+      </w:r>
+    </w:p>
+    <w:p>
+      <w:r>
+        <w:lastRenderedPageBreak/>
+        <w:pict>
+          <v:rect id="_x0000_i1038" style="width:0;height:1.5pt" o:hralign="center" o:hrstd="t" o:hr="t" fillcolor="#a0a0a0" stroked="f"/>
+        </w:pict>
+      </w:r>
+    </w:p>
+    <w:p>
+      <w:pPr>
+        <w:pStyle w:val="Heading1"/>
+      </w:pPr>
+      <w:r>
+        <w:rPr>
+          <w:rStyle w:val="Strong"/>
+          <w:b/>
+          <w:bCs/>
+        </w:rPr>
+        <w:t>6.2 Constructor Syntax</w:t>
+      </w:r>
+    </w:p>
+    <w:p>
+      <w:pPr>
+        <w:pStyle w:val="Heading3"/>
+        <w:rPr>
+          <w:color w:val="FF0000"/>
+        </w:rPr>
+      </w:pPr>
+      <w:r>
+        <w:rPr>
+          <w:rStyle w:val="Strong"/>
+          <w:b w:val="0"/>
+          <w:bCs w:val="0"/>
+          <w:color w:val="FF0000"/>
+          <w:highlight w:val="yellow"/>
+        </w:rPr>
+        <w:t>In C++ / Java</w:t>
+      </w:r>
+    </w:p>
+    <w:p>
+      <w:pPr>
+        <w:pStyle w:val="NormalWeb"/>
+        <w:numPr>
+          <w:ilvl w:val="0"/>
+          <w:numId w:val="53"/>
+        </w:numPr>
+      </w:pPr>
+      <w:r>
+        <w:rPr>
+          <w:rStyle w:val="Strong"/>
+        </w:rPr>
+        <w:t>Name:</w:t>
+      </w:r>
+      <w:r>
+        <w:t xml:space="preserve"> Same as the class name</w:t>
+      </w:r>
+    </w:p>
+    <w:p>
+      <w:pPr>
+        <w:pStyle w:val="NormalWeb"/>
+        <w:numPr>
+          <w:ilvl w:val="0"/>
+          <w:numId w:val="53"/>
+        </w:numPr>
+      </w:pPr>
+      <w:r>
+        <w:rPr>
+          <w:rStyle w:val="Strong"/>
+        </w:rPr>
+        <w:t>Return type:</w:t>
+      </w:r>
+      <w:r>
+        <w:t xml:space="preserve"> None (not even </w:t>
+      </w:r>
+      <w:r>
+        <w:rPr>
+          <w:rStyle w:val="HTMLCode"/>
+        </w:rPr>
+        <w:t>void</w:t>
+      </w:r>
+      <w:r>
+        <w:t>)</w:t>
+      </w:r>
+    </w:p>
+    <w:p>
+      <w:pPr>
+        <w:pStyle w:val="NormalWeb"/>
+        <w:numPr>
+          <w:ilvl w:val="0"/>
+          <w:numId w:val="53"/>
+        </w:numPr>
+      </w:pPr>
+      <w:r>
+        <w:rPr>
+          <w:rStyle w:val="Strong"/>
+        </w:rPr>
+        <w:t>Example (Java):</w:t>
+      </w:r>
+    </w:p>
+    <w:p>
+      <w:pPr>
+        <w:pStyle w:val="HTMLPreformatted"/>
+        <w:rPr>
+          <w:rStyle w:val="HTMLCode"/>
+        </w:rPr>
+      </w:pPr>
+      <w:r>
+        <w:rPr>
+          <w:rStyle w:val="HTMLCode"/>
+        </w:rPr>
+        <w:t>class Student {</w:t>
+      </w:r>
+    </w:p>
+    <w:p>
+      <w:pPr>
+        <w:pStyle w:val="HTMLPreformatted"/>
+        <w:rPr>
+          <w:rStyle w:val="HTMLCode"/>
+        </w:rPr>
+      </w:pPr>
+      <w:r>
+        <w:rPr>
+          <w:rStyle w:val="HTMLCode"/>
+        </w:rPr>
+        <w:t xml:space="preserve">    private String name;</w:t>
+      </w:r>
+    </w:p>
+    <w:p>
+      <w:pPr>
+        <w:pStyle w:val="HTMLPreformatted"/>
+        <w:rPr>
+          <w:rStyle w:val="HTMLCode"/>
+        </w:rPr>
+      </w:pPr>
+    </w:p>
+    <w:p>
+      <w:pPr>
+        <w:pStyle w:val="HTMLPreformatted"/>
+        <w:rPr>
+          <w:rStyle w:val="HTMLCode"/>
+        </w:rPr>
+      </w:pPr>
+      <w:r>
+        <w:rPr>
+          <w:rStyle w:val="HTMLCode"/>
+        </w:rPr>
+        <w:t xml:space="preserve">    // Parameterized Constructor</w:t>
+      </w:r>
+    </w:p>
+    <w:p>
+      <w:pPr>
+        <w:pStyle w:val="HTMLPreformatted"/>
+        <w:rPr>
+          <w:rStyle w:val="HTMLCode"/>
+        </w:rPr>
+      </w:pPr>
+      <w:r>
+        <w:rPr>
+          <w:rStyle w:val="HTMLCode"/>
+        </w:rPr>
+        <w:t xml:space="preserve">    public </w:t>
+      </w:r>
+      <w:proofErr w:type="gramStart"/>
+      <w:r>
+        <w:rPr>
+          <w:rStyle w:val="HTMLCode"/>
+        </w:rPr>
+        <w:t>Student(</w:t>
+      </w:r>
+      <w:proofErr w:type="gramEnd"/>
+      <w:r>
+        <w:rPr>
+          <w:rStyle w:val="HTMLCode"/>
+        </w:rPr>
+        <w:t xml:space="preserve">String </w:t>
+      </w:r>
+      <w:proofErr w:type="spellStart"/>
+      <w:r>
+        <w:rPr>
+          <w:rStyle w:val="HTMLCode"/>
+        </w:rPr>
+        <w:t>startingName</w:t>
+      </w:r>
+      <w:proofErr w:type="spellEnd"/>
+      <w:r>
+        <w:rPr>
+          <w:rStyle w:val="HTMLCode"/>
+        </w:rPr>
+        <w:t>) {</w:t>
+      </w:r>
+    </w:p>
+    <w:p>
+      <w:pPr>
+        <w:pStyle w:val="HTMLPreformatted"/>
+        <w:rPr>
+          <w:rStyle w:val="HTMLCode"/>
+        </w:rPr>
+      </w:pPr>
+      <w:r>
+        <w:rPr>
+          <w:rStyle w:val="HTMLCode"/>
+        </w:rPr>
+        <w:t xml:space="preserve">        name = </w:t>
+      </w:r>
+      <w:proofErr w:type="spellStart"/>
+      <w:r>
+        <w:rPr>
+          <w:rStyle w:val="HTMLCode"/>
+        </w:rPr>
+        <w:t>startingName</w:t>
+      </w:r>
+      <w:proofErr w:type="spellEnd"/>
+      <w:r>
+        <w:rPr>
+          <w:rStyle w:val="HTMLCode"/>
+        </w:rPr>
+        <w:t>;</w:t>
+      </w:r>
+    </w:p>
+    <w:p>
+      <w:pPr>
+        <w:pStyle w:val="HTMLPreformatted"/>
+        <w:rPr>
+          <w:rStyle w:val="HTMLCode"/>
+        </w:rPr>
+      </w:pPr>
+      <w:r>
+        <w:rPr>
+          <w:rStyle w:val="HTMLCode"/>
+        </w:rPr>
+        <w:t xml:space="preserve">        </w:t>
+      </w:r>
+      <w:proofErr w:type="spellStart"/>
+      <w:r>
+        <w:rPr>
+          <w:rStyle w:val="HTMLCode"/>
+        </w:rPr>
+        <w:t>System.out.println</w:t>
+      </w:r>
+      <w:proofErr w:type="spellEnd"/>
+      <w:r>
+        <w:rPr>
+          <w:rStyle w:val="HTMLCode"/>
+        </w:rPr>
+        <w:t>("A student is born!");</w:t>
+      </w:r>
+    </w:p>
+    <w:p>
+      <w:pPr>
+        <w:pStyle w:val="HTMLPreformatted"/>
+        <w:rPr>
+          <w:rStyle w:val="HTMLCode"/>
+        </w:rPr>
+      </w:pPr>
+      <w:r>
+        <w:rPr>
+          <w:rStyle w:val="HTMLCode"/>
+        </w:rPr>
+        <w:t xml:space="preserve">    }</w:t>
+      </w:r>
+    </w:p>
+    <w:p>
+      <w:pPr>
+        <w:pStyle w:val="HTMLPreformatted"/>
+        <w:rPr>
+          <w:rStyle w:val="HTMLCode"/>
+        </w:rPr>
+      </w:pPr>
+      <w:r>
+        <w:rPr>
+          <w:rStyle w:val="HTMLCode"/>
+        </w:rPr>
+        <w:t>}</w:t>
+      </w:r>
+    </w:p>
+    <w:p>
+      <w:pPr>
+        <w:pStyle w:val="HTMLPreformatted"/>
+        <w:rPr>
+          <w:rStyle w:val="HTMLCode"/>
+        </w:rPr>
+      </w:pPr>
+    </w:p>
+    <w:p>
+      <w:pPr>
+        <w:pStyle w:val="HTMLPreformatted"/>
+        <w:rPr>
+          <w:rStyle w:val="HTMLCode"/>
+        </w:rPr>
+      </w:pPr>
+      <w:r>
+        <w:rPr>
+          <w:rStyle w:val="HTMLCode"/>
+        </w:rPr>
+        <w:t>// Usage:</w:t>
+      </w:r>
+    </w:p>
+    <w:p>
+      <w:pPr>
+        <w:pStyle w:val="HTMLPreformatted"/>
+        <w:rPr>
+          <w:rStyle w:val="HTMLCode"/>
+        </w:rPr>
+      </w:pPr>
+      <w:r>
+        <w:rPr>
+          <w:rStyle w:val="HTMLCode"/>
+        </w:rPr>
+        <w:t>Student s1 = new Student("Alice"</w:t>
+      </w:r>
+      <w:proofErr w:type="gramStart"/>
+      <w:r>
+        <w:rPr>
+          <w:rStyle w:val="HTMLCode"/>
+        </w:rPr>
+        <w:t>);  /</w:t>
+      </w:r>
+      <w:proofErr w:type="gramEnd"/>
+      <w:r>
+        <w:rPr>
+          <w:rStyle w:val="HTMLCode"/>
+        </w:rPr>
+        <w:t>/ Must provide a name</w:t>
+      </w:r>
+    </w:p>
+    <w:p/>
+    <w:p>
+      <w:pPr>
+        <w:pStyle w:val="Heading3"/>
+        <w:rPr>
+          <w:color w:val="FF0000"/>
+        </w:rPr>
+      </w:pPr>
+      <w:r>
+        <w:rPr>
+          <w:rStyle w:val="Strong"/>
+          <w:bCs w:val="0"/>
+          <w:color w:val="FF0000"/>
+          <w:highlight w:val="yellow"/>
+        </w:rPr>
+        <w:t>In Python</w:t>
+      </w:r>
+    </w:p>
+    <w:p>
+      <w:pPr>
+        <w:pStyle w:val="NormalWeb"/>
+        <w:numPr>
+          <w:ilvl w:val="0"/>
+          <w:numId w:val="54"/>
+        </w:numPr>
+      </w:pPr>
+      <w:r>
+        <w:rPr>
+          <w:rStyle w:val="Strong"/>
+        </w:rPr>
+        <w:t>Name:</w:t>
+      </w:r>
+      <w:r>
+        <w:t xml:space="preserve"> Always </w:t>
+      </w:r>
+      <w:r>
+        <w:rPr>
+          <w:rStyle w:val="HTMLCode"/>
+        </w:rPr>
+        <w:t>__</w:t>
+      </w:r>
+      <w:proofErr w:type="spellStart"/>
+      <w:r>
+        <w:rPr>
+          <w:rStyle w:val="HTMLCode"/>
+        </w:rPr>
+        <w:t>init</w:t>
+      </w:r>
+      <w:proofErr w:type="spellEnd"/>
+      <w:r>
+        <w:rPr>
+          <w:rStyle w:val="HTMLCode"/>
+        </w:rPr>
+        <w:t>__</w:t>
+      </w:r>
+    </w:p>
+    <w:p>
+      <w:pPr>
+        <w:pStyle w:val="NormalWeb"/>
+        <w:numPr>
+          <w:ilvl w:val="0"/>
+          <w:numId w:val="54"/>
+        </w:numPr>
+      </w:pPr>
+      <w:r>
+        <w:rPr>
+          <w:rStyle w:val="Strong"/>
+        </w:rPr>
+        <w:t>No need to declare variables before using them</w:t>
+      </w:r>
+      <w:r>
+        <w:t xml:space="preserve">; just use </w:t>
+      </w:r>
+      <w:proofErr w:type="spellStart"/>
+      <w:proofErr w:type="gramStart"/>
+      <w:r>
+        <w:rPr>
+          <w:rStyle w:val="HTMLCode"/>
+        </w:rPr>
+        <w:t>self.variable</w:t>
+      </w:r>
+      <w:proofErr w:type="spellEnd"/>
+      <w:proofErr w:type="gramEnd"/>
+      <w:r>
+        <w:rPr>
+          <w:rStyle w:val="HTMLCode"/>
+        </w:rPr>
+        <w:t xml:space="preserve"> = value</w:t>
+      </w:r>
+    </w:p>
+    <w:p>
+      <w:pPr>
+        <w:pStyle w:val="NormalWeb"/>
+      </w:pPr>
+      <w:r>
+        <w:rPr>
+          <w:rStyle w:val="Strong"/>
+        </w:rPr>
+        <w:t>Example:</w:t>
+      </w:r>
+    </w:p>
+    <w:p>
+      <w:pPr>
+        <w:pStyle w:val="HTMLPreformatted"/>
+        <w:rPr>
+          <w:rStyle w:val="HTMLCode"/>
+        </w:rPr>
+      </w:pPr>
+      <w:r>
+        <w:rPr>
+          <w:rStyle w:val="HTMLCode"/>
+        </w:rPr>
+        <w:t>class Student:</w:t>
+      </w:r>
+    </w:p>
+    <w:p>
+      <w:pPr>
+        <w:pStyle w:val="HTMLPreformatted"/>
+        <w:rPr>
+          <w:rStyle w:val="HTMLCode"/>
+        </w:rPr>
+      </w:pPr>
+      <w:r>
+        <w:rPr>
+          <w:rStyle w:val="HTMLCode"/>
+        </w:rPr>
+        <w:t xml:space="preserve">    # Constructor</w:t>
+      </w:r>
+    </w:p>
+    <w:p>
+      <w:pPr>
+        <w:pStyle w:val="HTMLPreformatted"/>
+        <w:rPr>
+          <w:rStyle w:val="HTMLCode"/>
+        </w:rPr>
+      </w:pPr>
+      <w:r>
+        <w:rPr>
+          <w:rStyle w:val="HTMLCode"/>
+        </w:rPr>
+        <w:t xml:space="preserve">    </w:t>
+      </w:r>
+      <w:proofErr w:type="spellStart"/>
+      <w:r>
+        <w:rPr>
+          <w:rStyle w:val="HTMLCode"/>
+        </w:rPr>
+        <w:t>def</w:t>
+      </w:r>
+      <w:proofErr w:type="spellEnd"/>
+      <w:r>
+        <w:rPr>
+          <w:rStyle w:val="HTMLCode"/>
+        </w:rPr>
+        <w:t xml:space="preserve"> __</w:t>
+      </w:r>
+      <w:proofErr w:type="spellStart"/>
+      <w:r>
+        <w:rPr>
+          <w:rStyle w:val="HTMLCode"/>
+        </w:rPr>
+        <w:t>init</w:t>
+      </w:r>
+      <w:proofErr w:type="spellEnd"/>
+      <w:r>
+        <w:rPr>
+          <w:rStyle w:val="HTMLCode"/>
+        </w:rPr>
+        <w:t>_</w:t>
+      </w:r>
+      <w:proofErr w:type="gramStart"/>
+      <w:r>
+        <w:rPr>
+          <w:rStyle w:val="HTMLCode"/>
+        </w:rPr>
+        <w:t>_(</w:t>
+      </w:r>
+      <w:proofErr w:type="gramEnd"/>
+      <w:r>
+        <w:rPr>
+          <w:rStyle w:val="HTMLCode"/>
+        </w:rPr>
+        <w:t xml:space="preserve">self, </w:t>
+      </w:r>
+      <w:proofErr w:type="spellStart"/>
+      <w:r>
+        <w:rPr>
+          <w:rStyle w:val="HTMLCode"/>
+        </w:rPr>
+        <w:t>starting_name</w:t>
+      </w:r>
+      <w:proofErr w:type="spellEnd"/>
+      <w:r>
+        <w:rPr>
+          <w:rStyle w:val="HTMLCode"/>
+        </w:rPr>
+        <w:t>):</w:t>
+      </w:r>
+    </w:p>
+    <w:p>
+      <w:pPr>
+        <w:pStyle w:val="HTMLPreformatted"/>
+        <w:rPr>
+          <w:rStyle w:val="HTMLCode"/>
+        </w:rPr>
+      </w:pPr>
+      <w:r>
+        <w:rPr>
+          <w:rStyle w:val="HTMLCode"/>
+        </w:rPr>
+        <w:t xml:space="preserve">        self.name = </w:t>
+      </w:r>
+      <w:proofErr w:type="spellStart"/>
+      <w:r>
+        <w:rPr>
+          <w:rStyle w:val="HTMLCode"/>
+        </w:rPr>
+        <w:t>starting_name</w:t>
+      </w:r>
+      <w:proofErr w:type="spellEnd"/>
+    </w:p>
+    <w:p>
+      <w:pPr>
+        <w:pStyle w:val="HTMLPreformatted"/>
+        <w:rPr>
+          <w:rStyle w:val="HTMLCode"/>
+        </w:rPr>
+      </w:pPr>
+      <w:r>
+        <w:rPr>
+          <w:rStyle w:val="HTMLCode"/>
+        </w:rPr>
+        <w:t xml:space="preserve">        </w:t>
+      </w:r>
+      <w:proofErr w:type="gramStart"/>
+      <w:r>
+        <w:rPr>
+          <w:rStyle w:val="HTMLCode"/>
+        </w:rPr>
+        <w:t>print(</w:t>
+      </w:r>
+      <w:proofErr w:type="gramEnd"/>
+      <w:r>
+        <w:rPr>
+          <w:rStyle w:val="HTMLCode"/>
+        </w:rPr>
+        <w:t>"A student is born!")</w:t>
+      </w:r>
+    </w:p>
+    <w:p>
+      <w:pPr>
+        <w:pStyle w:val="HTMLPreformatted"/>
+        <w:rPr>
+          <w:rStyle w:val="HTMLCode"/>
+        </w:rPr>
+      </w:pPr>
+    </w:p>
+    <w:p>
+      <w:pPr>
+        <w:pStyle w:val="HTMLPreformatted"/>
+        <w:rPr>
+          <w:rStyle w:val="HTMLCode"/>
+        </w:rPr>
+      </w:pPr>
+      <w:r>
+        <w:rPr>
+          <w:rStyle w:val="HTMLCode"/>
+        </w:rPr>
+        <w:t># Usage</w:t>
+      </w:r>
+    </w:p>
+    <w:p>
+      <w:pPr>
+        <w:pStyle w:val="HTMLPreformatted"/>
+        <w:rPr>
+          <w:rStyle w:val="HTMLCode"/>
+        </w:rPr>
+      </w:pPr>
+      <w:r>
+        <w:rPr>
+          <w:rStyle w:val="HTMLCode"/>
+        </w:rPr>
+        <w:t>s1 = Student("Alice")</w:t>
+      </w:r>
+    </w:p>
+    <w:p>
+      <w:pPr>
+        <w:pStyle w:val="NormalWeb"/>
+      </w:pPr>
+      <w:r>
+        <w:rPr>
+          <w:rStyle w:val="Strong"/>
+        </w:rPr>
+        <w:t>Notes:</w:t>
+      </w:r>
+    </w:p>
+    <w:p>
+      <w:pPr>
+        <w:pStyle w:val="NormalWeb"/>
+        <w:numPr>
+          <w:ilvl w:val="0"/>
+          <w:numId w:val="55"/>
+        </w:numPr>
+      </w:pPr>
+      <w:r>
+        <w:rPr>
+          <w:rStyle w:val="HTMLCode"/>
+        </w:rPr>
+        <w:t>self</w:t>
+      </w:r>
+      <w:r>
+        <w:t xml:space="preserve"> refers to the </w:t>
+      </w:r>
+      <w:r>
+        <w:rPr>
+          <w:rStyle w:val="Strong"/>
+        </w:rPr>
+        <w:t>current object</w:t>
+      </w:r>
+    </w:p>
+    <w:p>
+      <w:pPr>
+        <w:pStyle w:val="NormalWeb"/>
+        <w:numPr>
+          <w:ilvl w:val="0"/>
+          <w:numId w:val="55"/>
+        </w:numPr>
+      </w:pPr>
+      <w:r>
+        <w:t xml:space="preserve">Assigning </w:t>
+      </w:r>
+      <w:r>
+        <w:rPr>
+          <w:rStyle w:val="HTMLCode"/>
+        </w:rPr>
+        <w:t xml:space="preserve">self.name = </w:t>
+      </w:r>
+      <w:proofErr w:type="spellStart"/>
+      <w:r>
+        <w:rPr>
+          <w:rStyle w:val="HTMLCode"/>
+        </w:rPr>
+        <w:t>starting_name</w:t>
+      </w:r>
+      <w:proofErr w:type="spellEnd"/>
+      <w:r>
+        <w:t xml:space="preserve"> creates the attribute dynamically</w:t>
+      </w:r>
+    </w:p>
+    <w:p>
+      <w:pPr>
+        <w:pStyle w:val="NormalWeb"/>
+      </w:pPr>
+    </w:p>
+    <w:p>
+      <w:pPr>
+        <w:pStyle w:val="Heading1"/>
+        <w:rPr>
+          <w:b w:val="0"/>
+          <w:bCs w:val="0"/>
+          <w:kern w:val="0"/>
+          <w:sz w:val="24"/>
+          <w:szCs w:val="24"/>
+        </w:rPr>
+      </w:pPr>
+    </w:p>
+    <w:p>
+      <w:pPr>
+        <w:pStyle w:val="Heading1"/>
+      </w:pPr>
+      <w:r>
+        <w:rPr>
+          <w:rStyle w:val="Strong"/>
+          <w:b/>
+          <w:bCs/>
+        </w:rPr>
+        <w:lastRenderedPageBreak/>
+        <w:t>Default Constructors</w:t>
+      </w:r>
+    </w:p>
+    <w:p>
+      <w:pPr>
+        <w:pStyle w:val="Heading3"/>
+        <w:rPr>
+          <w:color w:val="FF0000"/>
+        </w:rPr>
+      </w:pPr>
+      <w:r>
+        <w:rPr>
+          <w:rStyle w:val="Strong"/>
+          <w:b w:val="0"/>
+          <w:bCs w:val="0"/>
+          <w:color w:val="FF0000"/>
+        </w:rPr>
+        <w:t>Step 1: What is a Default Constructor?</w:t>
+      </w:r>
+    </w:p>
+    <w:p>
+      <w:pPr>
+        <w:numPr>
+          <w:ilvl w:val="0"/>
+          <w:numId w:val="56"/>
+        </w:numPr>
+        <w:spacing w:before="100" w:beforeAutospacing="1" w:after="100" w:afterAutospacing="1" w:line="240" w:lineRule="auto"/>
+      </w:pPr>
+      <w:r>
+        <w:t xml:space="preserve">A </w:t>
+      </w:r>
+      <w:r>
+        <w:rPr>
+          <w:rStyle w:val="Strong"/>
+        </w:rPr>
+        <w:t>default constructor</w:t>
+      </w:r>
+      <w:r>
+        <w:t xml:space="preserve"> is a </w:t>
+      </w:r>
+      <w:r>
+        <w:rPr>
+          <w:rStyle w:val="Strong"/>
+        </w:rPr>
+        <w:t>constructor with no arguments</w:t>
+      </w:r>
+      <w:r>
+        <w:t xml:space="preserve">. </w:t>
+      </w:r>
+    </w:p>
+    <w:p>
+      <w:pPr>
+        <w:numPr>
+          <w:ilvl w:val="0"/>
+          <w:numId w:val="56"/>
+        </w:numPr>
+        <w:spacing w:before="100" w:beforeAutospacing="1" w:after="100" w:afterAutospacing="1" w:line="240" w:lineRule="auto"/>
+      </w:pPr>
+      <w:r>
+        <w:t xml:space="preserve">If you </w:t>
+      </w:r>
+      <w:r>
+        <w:rPr>
+          <w:rStyle w:val="Strong"/>
+        </w:rPr>
+        <w:t>don’t write any constructor</w:t>
+      </w:r>
+      <w:r>
+        <w:t xml:space="preserve">, the </w:t>
+      </w:r>
+      <w:r>
+        <w:rPr>
+          <w:rStyle w:val="Strong"/>
+        </w:rPr>
+        <w:t>compiler automatically provides one</w:t>
+      </w:r>
+      <w:r>
+        <w:t xml:space="preserve"> (C++/Java). </w:t>
+      </w:r>
+    </w:p>
+    <w:p>
+      <w:pPr>
+        <w:numPr>
+          <w:ilvl w:val="0"/>
+          <w:numId w:val="56"/>
+        </w:numPr>
+        <w:spacing w:before="100" w:beforeAutospacing="1" w:after="100" w:afterAutospacing="1" w:line="240" w:lineRule="auto"/>
+      </w:pPr>
+      <w:r>
+        <w:t xml:space="preserve">Its job: initialize variables to default “zero values”: </w:t>
+      </w:r>
+    </w:p>
+    <w:p>
+      <w:pPr>
+        <w:numPr>
+          <w:ilvl w:val="1"/>
+          <w:numId w:val="56"/>
+        </w:numPr>
+        <w:spacing w:before="100" w:beforeAutospacing="1" w:after="100" w:afterAutospacing="1" w:line="240" w:lineRule="auto"/>
+      </w:pPr>
+      <w:r>
+        <w:rPr>
+          <w:rStyle w:val="HTMLCode"/>
+          <w:rFonts w:eastAsiaTheme="majorEastAsia"/>
+        </w:rPr>
+        <w:t>0</w:t>
+      </w:r>
+      <w:r>
+        <w:t xml:space="preserve"> for numbers </w:t>
+      </w:r>
+    </w:p>
+    <w:p>
+      <w:pPr>
+        <w:numPr>
+          <w:ilvl w:val="1"/>
+          <w:numId w:val="56"/>
+        </w:numPr>
+        <w:spacing w:before="100" w:beforeAutospacing="1" w:after="100" w:afterAutospacing="1" w:line="240" w:lineRule="auto"/>
+      </w:pPr>
+      <w:r>
+        <w:rPr>
+          <w:rStyle w:val="HTMLCode"/>
+          <w:rFonts w:eastAsiaTheme="majorEastAsia"/>
+        </w:rPr>
+        <w:t>null</w:t>
+      </w:r>
+      <w:r>
+        <w:t xml:space="preserve"> for objects </w:t>
+      </w:r>
+    </w:p>
+    <w:p>
+      <w:pPr>
+        <w:numPr>
+          <w:ilvl w:val="1"/>
+          <w:numId w:val="56"/>
+        </w:numPr>
+        <w:spacing w:before="100" w:beforeAutospacing="1" w:after="100" w:afterAutospacing="1" w:line="240" w:lineRule="auto"/>
+      </w:pPr>
+      <w:r>
+        <w:rPr>
+          <w:rStyle w:val="HTMLCode"/>
+          <w:rFonts w:eastAsiaTheme="majorEastAsia"/>
+        </w:rPr>
+        <w:t>false</w:t>
+      </w:r>
+      <w:r>
+        <w:t xml:space="preserve"> for </w:t>
+      </w:r>
+      <w:proofErr w:type="spellStart"/>
+      <w:r>
+        <w:t>booleans</w:t>
+      </w:r>
+      <w:proofErr w:type="spellEnd"/>
+      <w:r>
+        <w:t xml:space="preserve"> </w:t>
+      </w:r>
+    </w:p>
+    <w:p>
+      <w:pPr>
+        <w:pStyle w:val="Heading3"/>
+        <w:rPr>
+          <w:color w:val="FF0000"/>
+        </w:rPr>
+      </w:pPr>
+      <w:r>
+        <w:rPr>
+          <w:rStyle w:val="Strong"/>
+          <w:b w:val="0"/>
+          <w:bCs w:val="0"/>
+          <w:color w:val="FF0000"/>
+        </w:rPr>
+        <w:t>Step 2: Example in Java/C++</w:t>
+      </w:r>
+    </w:p>
+    <w:p>
+      <w:pPr>
+        <w:pStyle w:val="NormalWeb"/>
+      </w:pPr>
+      <w:r>
+        <w:rPr>
+          <w:rStyle w:val="Strong"/>
+        </w:rPr>
+        <w:t>Without writing a constructor:</w:t>
+      </w:r>
+    </w:p>
+    <w:p>
+      <w:pPr>
+        <w:pStyle w:val="HTMLPreformatted"/>
+      </w:pPr>
+      <w:r>
+        <w:rPr>
+          <w:rStyle w:val="8"/>
+        </w:rPr>
+        <w:t>class</w:t>
+      </w:r>
+      <w:r>
+        <w:t xml:space="preserve"> </w:t>
+      </w:r>
+      <w:r>
+        <w:rPr>
+          <w:rStyle w:val="e"/>
+        </w:rPr>
+        <w:t>Student</w:t>
+      </w:r>
+      <w:r>
+        <w:t xml:space="preserve"> {</w:t>
+      </w:r>
+      <w:r>
+        <w:br/>
+        <w:t xml:space="preserve">    </w:t>
+      </w:r>
+      <w:r>
+        <w:rPr>
+          <w:rStyle w:val="8"/>
+        </w:rPr>
+        <w:t>private</w:t>
+      </w:r>
+      <w:r>
+        <w:t xml:space="preserve"> </w:t>
+      </w:r>
+      <w:r>
+        <w:rPr>
+          <w:rStyle w:val="e"/>
+        </w:rPr>
+        <w:t>String</w:t>
+      </w:r>
+      <w:r>
+        <w:t xml:space="preserve"> </w:t>
+      </w:r>
+      <w:r>
+        <w:rPr>
+          <w:rStyle w:val="e"/>
+        </w:rPr>
+        <w:t>name</w:t>
+      </w:r>
+      <w:r>
+        <w:t>;</w:t>
+      </w:r>
+      <w:r>
+        <w:br/>
+        <w:t xml:space="preserve">    </w:t>
+      </w:r>
+      <w:r>
+        <w:rPr>
+          <w:rStyle w:val="8"/>
+        </w:rPr>
+        <w:t>private</w:t>
+      </w:r>
+      <w:r>
+        <w:t xml:space="preserve"> </w:t>
+      </w:r>
+      <w:proofErr w:type="spellStart"/>
+      <w:r>
+        <w:rPr>
+          <w:rStyle w:val="e"/>
+        </w:rPr>
+        <w:t>int</w:t>
+      </w:r>
+      <w:proofErr w:type="spellEnd"/>
+      <w:r>
+        <w:t xml:space="preserve"> </w:t>
+      </w:r>
+      <w:r>
+        <w:rPr>
+          <w:rStyle w:val="e"/>
+        </w:rPr>
+        <w:t>age</w:t>
+      </w:r>
+      <w:r>
+        <w:t>;</w:t>
+      </w:r>
+      <w:r>
+        <w:br/>
+        <w:t>}</w:t>
+      </w:r>
+      <w:r>
+        <w:br/>
+      </w:r>
+      <w:r>
+        <w:br/>
+      </w:r>
+      <w:r>
+        <w:rPr>
+          <w:rStyle w:val="6"/>
+        </w:rPr>
+        <w:t>// Usage:</w:t>
+      </w:r>
+      <w:r>
+        <w:br/>
+      </w:r>
+      <w:r>
+        <w:rPr>
+          <w:rStyle w:val="e"/>
+        </w:rPr>
+        <w:t>Student</w:t>
+      </w:r>
+      <w:r>
+        <w:t xml:space="preserve"> </w:t>
+      </w:r>
+      <w:r>
+        <w:rPr>
+          <w:rStyle w:val="e"/>
+        </w:rPr>
+        <w:t>s1</w:t>
+      </w:r>
+      <w:r>
+        <w:t xml:space="preserve"> </w:t>
+      </w:r>
+      <w:r>
+        <w:rPr>
+          <w:rStyle w:val="8"/>
+        </w:rPr>
+        <w:t>=</w:t>
+      </w:r>
+      <w:r>
+        <w:t xml:space="preserve"> </w:t>
+      </w:r>
+      <w:r>
+        <w:rPr>
+          <w:rStyle w:val="8"/>
+        </w:rPr>
+        <w:t>new</w:t>
+      </w:r>
+      <w:r>
+        <w:t xml:space="preserve"> </w:t>
+      </w:r>
+      <w:r>
+        <w:rPr>
+          <w:rStyle w:val="e"/>
+        </w:rPr>
+        <w:t>Student</w:t>
+      </w:r>
+      <w:r>
+        <w:t xml:space="preserve">();  </w:t>
+      </w:r>
+      <w:r>
+        <w:rPr>
+          <w:rStyle w:val="6"/>
+        </w:rPr>
+        <w:t>// Default constructor is automatically used</w:t>
+      </w:r>
+    </w:p>
+    <w:p>
+      <w:pPr>
+        <w:numPr>
+          <w:ilvl w:val="0"/>
+          <w:numId w:val="57"/>
+        </w:numPr>
+        <w:spacing w:before="100" w:beforeAutospacing="1" w:after="100" w:afterAutospacing="1" w:line="240" w:lineRule="auto"/>
+      </w:pPr>
+      <w:r>
+        <w:t xml:space="preserve">Here, </w:t>
+      </w:r>
+      <w:r>
+        <w:rPr>
+          <w:rStyle w:val="HTMLCode"/>
+          <w:rFonts w:eastAsiaTheme="majorEastAsia"/>
+        </w:rPr>
+        <w:t>name = null</w:t>
+      </w:r>
+      <w:r>
+        <w:t xml:space="preserve"> and </w:t>
+      </w:r>
+      <w:r>
+        <w:rPr>
+          <w:rStyle w:val="HTMLCode"/>
+          <w:rFonts w:eastAsiaTheme="majorEastAsia"/>
+        </w:rPr>
+        <w:t>age = 0</w:t>
+      </w:r>
+      <w:r>
+        <w:t xml:space="preserve"> by default. </w:t>
+      </w:r>
+    </w:p>
+    <w:p>
+      <w:pPr>
+        <w:pStyle w:val="Heading3"/>
+        <w:rPr>
+          <w:color w:val="FF0000"/>
+        </w:rPr>
+      </w:pPr>
+      <w:r>
+        <w:rPr>
+          <w:rStyle w:val="Strong"/>
+          <w:b w:val="0"/>
+          <w:bCs w:val="0"/>
+          <w:color w:val="FF0000"/>
+        </w:rPr>
+        <w:t>Step 3: Custom Constructor Effect</w:t>
+      </w:r>
+    </w:p>
+    <w:p>
+      <w:pPr>
+        <w:numPr>
+          <w:ilvl w:val="0"/>
+          <w:numId w:val="58"/>
+        </w:numPr>
+        <w:spacing w:before="100" w:beforeAutospacing="1" w:after="100" w:afterAutospacing="1" w:line="240" w:lineRule="auto"/>
+      </w:pPr>
+      <w:r>
+        <w:t xml:space="preserve">If you write </w:t>
+      </w:r>
+      <w:r>
+        <w:rPr>
+          <w:rStyle w:val="Strong"/>
+        </w:rPr>
+        <w:t>any constructor yourself</w:t>
+      </w:r>
+      <w:r>
+        <w:t xml:space="preserve">, e.g.: </w:t>
+      </w:r>
+    </w:p>
+    <w:p>
+      <w:pPr>
+        <w:pStyle w:val="HTMLPreformatted"/>
+      </w:pPr>
+      <w:r>
+        <w:rPr>
+          <w:rStyle w:val="8"/>
+        </w:rPr>
+        <w:t>public</w:t>
+      </w:r>
+      <w:r>
+        <w:t xml:space="preserve"> </w:t>
+      </w:r>
+      <w:r>
+        <w:rPr>
+          <w:rStyle w:val="e"/>
+        </w:rPr>
+        <w:t>Student</w:t>
+      </w:r>
+      <w:r>
+        <w:t>(</w:t>
+      </w:r>
+      <w:r>
+        <w:rPr>
+          <w:rStyle w:val="e"/>
+        </w:rPr>
+        <w:t>String</w:t>
+      </w:r>
+      <w:r>
+        <w:t xml:space="preserve"> </w:t>
+      </w:r>
+      <w:r>
+        <w:rPr>
+          <w:rStyle w:val="e"/>
+        </w:rPr>
+        <w:t>name</w:t>
+      </w:r>
+      <w:r>
+        <w:t>) {</w:t>
+      </w:r>
+      <w:r>
+        <w:br/>
+        <w:t xml:space="preserve">    </w:t>
+      </w:r>
+      <w:r>
+        <w:rPr>
+          <w:rStyle w:val="b"/>
+        </w:rPr>
+        <w:t>this</w:t>
+      </w:r>
+      <w:r>
+        <w:rPr>
+          <w:rStyle w:val="8"/>
+        </w:rPr>
+        <w:t>.</w:t>
+      </w:r>
+      <w:r>
+        <w:rPr>
+          <w:rStyle w:val="e"/>
+        </w:rPr>
+        <w:t>name</w:t>
+      </w:r>
+      <w:r>
+        <w:t xml:space="preserve"> </w:t>
+      </w:r>
+      <w:r>
+        <w:rPr>
+          <w:rStyle w:val="8"/>
+        </w:rPr>
+        <w:t>=</w:t>
+      </w:r>
+      <w:r>
+        <w:t xml:space="preserve"> </w:t>
+      </w:r>
+      <w:r>
+        <w:rPr>
+          <w:rStyle w:val="e"/>
+        </w:rPr>
+        <w:t>name</w:t>
+      </w:r>
+      <w:r>
+        <w:t>;</w:t>
+      </w:r>
+      <w:r>
+        <w:br/>
+        <w:t>}</w:t>
+      </w:r>
+    </w:p>
+    <w:p>
+      <w:pPr>
+        <w:numPr>
+          <w:ilvl w:val="0"/>
+          <w:numId w:val="59"/>
+        </w:numPr>
+        <w:spacing w:before="100" w:beforeAutospacing="1" w:after="100" w:afterAutospacing="1" w:line="240" w:lineRule="auto"/>
+        <w:rPr>
+          <w:rStyle w:val="Strong"/>
+          <w:b w:val="0"/>
+          <w:bCs w:val="0"/>
+        </w:rPr>
+      </w:pPr>
+      <w:r>
+        <w:rPr>
+          <w:rStyle w:val="Strong"/>
+        </w:rPr>
+        <w:t>Then the compiler removes the default constructor</w:t>
+      </w:r>
+    </w:p>
+    <w:p>
+      <w:pPr>
+        <w:spacing w:before="100" w:beforeAutospacing="1" w:after="100" w:afterAutospacing="1" w:line="240" w:lineRule="auto"/>
+        <w:rPr>
+          <w:rStyle w:val="Strong"/>
+        </w:rPr>
+      </w:pPr>
+    </w:p>
+    <w:p>
+      <w:pPr>
+        <w:pStyle w:val="Heading3"/>
+        <w:rPr>
+          <w:color w:val="FF0000"/>
+        </w:rPr>
+      </w:pPr>
+      <w:r>
+        <w:rPr>
+          <w:rStyle w:val="Strong"/>
+          <w:b w:val="0"/>
+          <w:bCs w:val="0"/>
+          <w:color w:val="FF0000"/>
+        </w:rPr>
+        <w:t>When it works</w:t>
+      </w:r>
+    </w:p>
+    <w:p>
+      <w:pPr>
+        <w:numPr>
+          <w:ilvl w:val="0"/>
+          <w:numId w:val="60"/>
+        </w:numPr>
+        <w:spacing w:before="100" w:beforeAutospacing="1" w:after="100" w:afterAutospacing="1" w:line="240" w:lineRule="auto"/>
+      </w:pPr>
+      <w:r>
+        <w:t xml:space="preserve">Works </w:t>
+      </w:r>
+      <w:r>
+        <w:rPr>
+          <w:rStyle w:val="Strong"/>
+        </w:rPr>
+        <w:t>only if there is a constructor that takes no arguments</w:t>
+      </w:r>
+      <w:r>
+        <w:t xml:space="preserve">. </w:t>
+      </w:r>
+    </w:p>
+    <w:p>
+      <w:pPr>
+        <w:numPr>
+          <w:ilvl w:val="0"/>
+          <w:numId w:val="60"/>
+        </w:numPr>
+        <w:spacing w:before="100" w:beforeAutospacing="1" w:after="100" w:afterAutospacing="1" w:line="240" w:lineRule="auto"/>
+      </w:pPr>
+      <w:r>
+        <w:t xml:space="preserve">If you </w:t>
+      </w:r>
+      <w:r>
+        <w:rPr>
+          <w:rStyle w:val="Strong"/>
+        </w:rPr>
+        <w:t>didn’t write any constructor at all</w:t>
+      </w:r>
+      <w:r>
+        <w:t xml:space="preserve">, the compiler automatically provides a </w:t>
+      </w:r>
+      <w:r>
+        <w:rPr>
+          <w:rStyle w:val="Strong"/>
+        </w:rPr>
+        <w:t>default constructor</w:t>
+      </w:r>
+      <w:r>
+        <w:t xml:space="preserve"> (no-</w:t>
+      </w:r>
+      <w:proofErr w:type="spellStart"/>
+      <w:r>
+        <w:t>arg</w:t>
+      </w:r>
+      <w:proofErr w:type="spellEnd"/>
+      <w:r>
+        <w:t xml:space="preserve">). </w:t>
+      </w:r>
+      <w:r>
+        <w:rPr>
+          <w:rFonts w:ascii="Segoe UI Symbol" w:hAnsi="Segoe UI Symbol" w:cs="Segoe UI Symbol"/>
+        </w:rPr>
+        <w:t>✅</w:t>
+      </w:r>
+      <w:r>
+        <w:t xml:space="preserve"> Works </w:t>
+      </w:r>
+    </w:p>
+    <w:p>
+      <w:pPr>
+        <w:pStyle w:val="NormalWeb"/>
+      </w:pPr>
+      <w:r>
+        <w:t>Example:</w:t>
+      </w:r>
+    </w:p>
+    <w:p>
+      <w:pPr>
+        <w:pStyle w:val="HTMLPreformatted"/>
+        <w:rPr>
+          <w:rStyle w:val="6"/>
+        </w:rPr>
+      </w:pPr>
+      <w:r>
+        <w:rPr>
+          <w:rStyle w:val="8"/>
+        </w:rPr>
+        <w:t>class</w:t>
+      </w:r>
+      <w:r>
+        <w:t xml:space="preserve"> </w:t>
+      </w:r>
+      <w:r>
+        <w:rPr>
+          <w:rStyle w:val="e"/>
+        </w:rPr>
+        <w:t>Student</w:t>
+      </w:r>
+      <w:r>
+        <w:t xml:space="preserve"> {</w:t>
+      </w:r>
+      <w:r>
+        <w:br/>
+        <w:t xml:space="preserve">    </w:t>
+      </w:r>
+      <w:r>
+        <w:rPr>
+          <w:rStyle w:val="8"/>
+        </w:rPr>
+        <w:t>private</w:t>
+      </w:r>
+      <w:r>
+        <w:t xml:space="preserve"> </w:t>
+      </w:r>
+      <w:r>
+        <w:rPr>
+          <w:rStyle w:val="e"/>
+        </w:rPr>
+        <w:t>String</w:t>
+      </w:r>
+      <w:r>
+        <w:t xml:space="preserve"> </w:t>
+      </w:r>
+      <w:r>
+        <w:rPr>
+          <w:rStyle w:val="e"/>
+        </w:rPr>
+        <w:t>name</w:t>
+      </w:r>
+      <w:r>
+        <w:t>;</w:t>
+      </w:r>
+      <w:r>
+        <w:br/>
+      </w:r>
+      <w:r>
+        <w:lastRenderedPageBreak/>
+        <w:t>}</w:t>
+      </w:r>
+      <w:r>
+        <w:br/>
+      </w:r>
+      <w:r>
+        <w:br/>
+      </w:r>
+      <w:r>
+        <w:rPr>
+          <w:rStyle w:val="e"/>
+        </w:rPr>
+        <w:t>Student</w:t>
+      </w:r>
+      <w:r>
+        <w:t xml:space="preserve"> </w:t>
+      </w:r>
+      <w:r>
+        <w:rPr>
+          <w:rStyle w:val="e"/>
+        </w:rPr>
+        <w:t>s2</w:t>
+      </w:r>
+      <w:r>
+        <w:t xml:space="preserve"> </w:t>
+      </w:r>
+      <w:r>
+        <w:rPr>
+          <w:rStyle w:val="8"/>
+        </w:rPr>
+        <w:t>=</w:t>
+      </w:r>
+      <w:r>
+        <w:t xml:space="preserve"> </w:t>
+      </w:r>
+      <w:r>
+        <w:rPr>
+          <w:rStyle w:val="8"/>
+        </w:rPr>
+        <w:t>new</w:t>
+      </w:r>
+      <w:r>
+        <w:t xml:space="preserve"> </w:t>
+      </w:r>
+      <w:r>
+        <w:rPr>
+          <w:rStyle w:val="e"/>
+        </w:rPr>
+        <w:t>Student</w:t>
+      </w:r>
+      <w:r>
+        <w:t xml:space="preserve">();  </w:t>
+      </w:r>
+      <w:r>
+        <w:rPr>
+          <w:rStyle w:val="6"/>
+        </w:rPr>
+        <w:t xml:space="preserve">// </w:t>
+      </w:r>
+      <w:r>
+        <w:rPr>
+          <w:rStyle w:val="6"/>
+          <w:rFonts w:ascii="Segoe UI Symbol" w:hAnsi="Segoe UI Symbol" w:cs="Segoe UI Symbol"/>
+        </w:rPr>
+        <w:t>✅</w:t>
+      </w:r>
+      <w:r>
+        <w:rPr>
+          <w:rStyle w:val="6"/>
+        </w:rPr>
+        <w:t xml:space="preserve"> Works, compiler provides default constructor</w:t>
+      </w:r>
+    </w:p>
+    <w:p>
+      <w:pPr>
+        <w:pStyle w:val="Heading3"/>
+        <w:rPr>
+          <w:rFonts w:ascii="Courier New" w:eastAsia="Times New Roman" w:hAnsi="Courier New" w:cs="Courier New"/>
+          <w:color w:val="auto"/>
+          <w:sz w:val="20"/>
+          <w:szCs w:val="20"/>
+        </w:rPr>
+      </w:pPr>
+    </w:p>
+    <w:p>
+      <w:pPr>
+        <w:pStyle w:val="Heading3"/>
+        <w:rPr>
+          <w:color w:val="FF0000"/>
+        </w:rPr>
+      </w:pPr>
+      <w:r>
+        <w:rPr>
+          <w:rStyle w:val="Strong"/>
+          <w:b w:val="0"/>
+          <w:bCs w:val="0"/>
+          <w:color w:val="FF0000"/>
+        </w:rPr>
+        <w:t>When it gives ERROR</w:t>
+      </w:r>
+    </w:p>
+    <w:p>
+      <w:pPr>
+        <w:numPr>
+          <w:ilvl w:val="0"/>
+          <w:numId w:val="61"/>
+        </w:numPr>
+        <w:spacing w:before="100" w:beforeAutospacing="1" w:after="100" w:afterAutospacing="1" w:line="240" w:lineRule="auto"/>
+      </w:pPr>
+      <w:r>
+        <w:t xml:space="preserve">You </w:t>
+      </w:r>
+      <w:r>
+        <w:rPr>
+          <w:rStyle w:val="Strong"/>
+        </w:rPr>
+        <w:t>wrote a custom constructor with arguments</w:t>
+      </w:r>
+      <w:r>
+        <w:t xml:space="preserve"> but </w:t>
+      </w:r>
+      <w:r>
+        <w:rPr>
+          <w:rStyle w:val="Strong"/>
+        </w:rPr>
+        <w:t>did not write a no-argument constructor</w:t>
+      </w:r>
+      <w:r>
+        <w:t xml:space="preserve">. </w:t>
+      </w:r>
+    </w:p>
+    <w:p>
+      <w:pPr>
+        <w:pStyle w:val="NormalWeb"/>
+      </w:pPr>
+      <w:r>
+        <w:t>Example:</w:t>
+      </w:r>
+    </w:p>
+    <w:p>
+      <w:pPr>
+        <w:pStyle w:val="HTMLPreformatted"/>
+      </w:pPr>
+      <w:r>
+        <w:rPr>
+          <w:rStyle w:val="8"/>
+        </w:rPr>
+        <w:t>class</w:t>
+      </w:r>
+      <w:r>
+        <w:t xml:space="preserve"> </w:t>
+      </w:r>
+      <w:r>
+        <w:rPr>
+          <w:rStyle w:val="e"/>
+        </w:rPr>
+        <w:t>Student</w:t>
+      </w:r>
+      <w:r>
+        <w:t xml:space="preserve"> {</w:t>
+      </w:r>
+      <w:r>
+        <w:br/>
+        <w:t xml:space="preserve">    </w:t>
+      </w:r>
+      <w:r>
+        <w:rPr>
+          <w:rStyle w:val="8"/>
+        </w:rPr>
+        <w:t>private</w:t>
+      </w:r>
+      <w:r>
+        <w:t xml:space="preserve"> </w:t>
+      </w:r>
+      <w:r>
+        <w:rPr>
+          <w:rStyle w:val="e"/>
+        </w:rPr>
+        <w:t>String</w:t>
+      </w:r>
+      <w:r>
+        <w:t xml:space="preserve"> </w:t>
+      </w:r>
+      <w:r>
+        <w:rPr>
+          <w:rStyle w:val="e"/>
+        </w:rPr>
+        <w:t>name</w:t>
+      </w:r>
+      <w:r>
+        <w:t>;</w:t>
+      </w:r>
+      <w:r>
+        <w:br/>
+      </w:r>
+      <w:r>
+        <w:br/>
+        <w:t xml:space="preserve">    </w:t>
+      </w:r>
+      <w:r>
+        <w:rPr>
+          <w:rStyle w:val="6"/>
+        </w:rPr>
+        <w:t>// Custom constructor with argument</w:t>
+      </w:r>
+      <w:r>
+        <w:br/>
+        <w:t xml:space="preserve">    </w:t>
+      </w:r>
+      <w:r>
+        <w:rPr>
+          <w:rStyle w:val="8"/>
+        </w:rPr>
+        <w:t>public</w:t>
+      </w:r>
+      <w:r>
+        <w:t xml:space="preserve"> </w:t>
+      </w:r>
+      <w:r>
+        <w:rPr>
+          <w:rStyle w:val="e"/>
+        </w:rPr>
+        <w:t>Student</w:t>
+      </w:r>
+      <w:r>
+        <w:t>(</w:t>
+      </w:r>
+      <w:r>
+        <w:rPr>
+          <w:rStyle w:val="e"/>
+        </w:rPr>
+        <w:t>String</w:t>
+      </w:r>
+      <w:r>
+        <w:t xml:space="preserve"> </w:t>
+      </w:r>
+      <w:r>
+        <w:rPr>
+          <w:rStyle w:val="e"/>
+        </w:rPr>
+        <w:t>name</w:t>
+      </w:r>
+      <w:r>
+        <w:t>) {</w:t>
+      </w:r>
+      <w:r>
+        <w:br/>
+        <w:t xml:space="preserve">        </w:t>
+      </w:r>
+      <w:r>
+        <w:rPr>
+          <w:rStyle w:val="b"/>
+        </w:rPr>
+        <w:t>this</w:t>
+      </w:r>
+      <w:r>
+        <w:rPr>
+          <w:rStyle w:val="8"/>
+        </w:rPr>
+        <w:t>.</w:t>
+      </w:r>
+      <w:r>
+        <w:rPr>
+          <w:rStyle w:val="e"/>
+        </w:rPr>
+        <w:t>name</w:t>
+      </w:r>
+      <w:r>
+        <w:t xml:space="preserve"> </w:t>
+      </w:r>
+      <w:r>
+        <w:rPr>
+          <w:rStyle w:val="8"/>
+        </w:rPr>
+        <w:t>=</w:t>
+      </w:r>
+      <w:r>
+        <w:t xml:space="preserve"> </w:t>
+      </w:r>
+      <w:r>
+        <w:rPr>
+          <w:rStyle w:val="e"/>
+        </w:rPr>
+        <w:t>name</w:t>
+      </w:r>
+      <w:r>
+        <w:t>;</w:t>
+      </w:r>
+      <w:r>
+        <w:br/>
+        <w:t xml:space="preserve">    }</w:t>
+      </w:r>
+      <w:r>
+        <w:br/>
+        <w:t>}</w:t>
+      </w:r>
+      <w:r>
+        <w:br/>
+      </w:r>
+      <w:r>
+        <w:br/>
+      </w:r>
+      <w:r>
+        <w:rPr>
+          <w:rStyle w:val="6"/>
+        </w:rPr>
+        <w:t>// Now:</w:t>
+      </w:r>
+      <w:r>
+        <w:br/>
+      </w:r>
+      <w:r>
+        <w:rPr>
+          <w:rStyle w:val="e"/>
+        </w:rPr>
+        <w:t>Student</w:t>
+      </w:r>
+      <w:r>
+        <w:t xml:space="preserve"> </w:t>
+      </w:r>
+      <w:r>
+        <w:rPr>
+          <w:rStyle w:val="e"/>
+        </w:rPr>
+        <w:t>s2</w:t>
+      </w:r>
+      <w:r>
+        <w:t xml:space="preserve"> </w:t>
+      </w:r>
+      <w:r>
+        <w:rPr>
+          <w:rStyle w:val="8"/>
+        </w:rPr>
+        <w:t>=</w:t>
+      </w:r>
+      <w:r>
+        <w:t xml:space="preserve"> </w:t>
+      </w:r>
+      <w:r>
+        <w:rPr>
+          <w:rStyle w:val="8"/>
+        </w:rPr>
+        <w:t>new</w:t>
+      </w:r>
+      <w:r>
+        <w:t xml:space="preserve"> </w:t>
+      </w:r>
+      <w:r>
+        <w:rPr>
+          <w:rStyle w:val="e"/>
+        </w:rPr>
+        <w:t>Student</w:t>
+      </w:r>
+      <w:r>
+        <w:t xml:space="preserve">();  </w:t>
+      </w:r>
+      <w:r>
+        <w:rPr>
+          <w:rStyle w:val="6"/>
+        </w:rPr>
+        <w:t xml:space="preserve">// </w:t>
+      </w:r>
+      <w:r>
+        <w:rPr>
+          <w:rStyle w:val="6"/>
+          <w:rFonts w:ascii="Segoe UI Symbol" w:hAnsi="Segoe UI Symbol" w:cs="Segoe UI Symbol"/>
+        </w:rPr>
+        <w:t>❌</w:t>
+      </w:r>
+      <w:r>
+        <w:rPr>
+          <w:rStyle w:val="6"/>
+        </w:rPr>
+        <w:t xml:space="preserve"> ERROR: no default constructor available</w:t>
+      </w:r>
+    </w:p>
+    <w:p>
+      <w:pPr>
+        <w:pStyle w:val="NormalWeb"/>
+      </w:pPr>
+      <w:r>
+        <w:rPr>
+          <w:rStyle w:val="Strong"/>
+        </w:rPr>
+        <w:t>Reason:</w:t>
+      </w:r>
+    </w:p>
+    <w:p>
+      <w:pPr>
+        <w:numPr>
+          <w:ilvl w:val="0"/>
+          <w:numId w:val="62"/>
+        </w:numPr>
+        <w:spacing w:before="100" w:beforeAutospacing="1" w:after="100" w:afterAutospacing="1" w:line="240" w:lineRule="auto"/>
+      </w:pPr>
+      <w:r>
+        <w:t xml:space="preserve">As soon as you write </w:t>
+      </w:r>
+      <w:r>
+        <w:rPr>
+          <w:rStyle w:val="Strong"/>
+        </w:rPr>
+        <w:t>any constructor</w:t>
+      </w:r>
+      <w:r>
+        <w:t xml:space="preserve">, the compiler </w:t>
+      </w:r>
+      <w:r>
+        <w:rPr>
+          <w:rStyle w:val="Strong"/>
+        </w:rPr>
+        <w:t>does not create the default no-argument constructor</w:t>
+      </w:r>
+      <w:r>
+        <w:t xml:space="preserve">. </w:t>
+      </w:r>
+    </w:p>
+    <w:p>
+      <w:pPr>
+        <w:numPr>
+          <w:ilvl w:val="0"/>
+          <w:numId w:val="62"/>
+        </w:numPr>
+        <w:spacing w:before="100" w:beforeAutospacing="1" w:after="100" w:afterAutospacing="1" w:line="240" w:lineRule="auto"/>
+      </w:pPr>
+      <w:r>
+        <w:t xml:space="preserve">So </w:t>
+      </w:r>
+      <w:r>
+        <w:rPr>
+          <w:rStyle w:val="HTMLCode"/>
+          <w:rFonts w:eastAsiaTheme="minorHAnsi"/>
+        </w:rPr>
+        <w:t xml:space="preserve">new </w:t>
+      </w:r>
+      <w:proofErr w:type="gramStart"/>
+      <w:r>
+        <w:rPr>
+          <w:rStyle w:val="HTMLCode"/>
+          <w:rFonts w:eastAsiaTheme="minorHAnsi"/>
+        </w:rPr>
+        <w:t>Student(</w:t>
+      </w:r>
+      <w:proofErr w:type="gramEnd"/>
+      <w:r>
+        <w:rPr>
+          <w:rStyle w:val="HTMLCode"/>
+          <w:rFonts w:eastAsiaTheme="minorHAnsi"/>
+        </w:rPr>
+        <w:t>)</w:t>
+      </w:r>
+      <w:r>
+        <w:t xml:space="preserve"> cannot find a matching constructor → </w:t>
+      </w:r>
+      <w:r>
+        <w:rPr>
+          <w:rStyle w:val="Strong"/>
+        </w:rPr>
+        <w:t>compile-time error</w:t>
+      </w:r>
+      <w:r>
+        <w:t>.</w:t>
+      </w:r>
+    </w:p>
+    <w:p>
+      <w:pPr>
+        <w:spacing w:before="100" w:beforeAutospacing="1" w:after="100" w:afterAutospacing="1" w:line="240" w:lineRule="auto"/>
+      </w:pPr>
+    </w:p>
+    <w:p>
+      <w:pPr>
+        <w:pStyle w:val="Heading1"/>
+      </w:pPr>
+      <w:r>
+        <w:rPr>
+          <w:rStyle w:val="Strong"/>
+          <w:b/>
+          <w:bCs/>
+        </w:rPr>
+        <w:t>The Death of an Object (Destructors)</w:t>
+      </w:r>
+    </w:p>
+    <w:p>
+      <w:pPr>
+        <w:pStyle w:val="Heading3"/>
+        <w:rPr>
+          <w:color w:val="FF0000"/>
+        </w:rPr>
+      </w:pPr>
+      <w:r>
+        <w:rPr>
+          <w:rStyle w:val="Strong"/>
+          <w:b w:val="0"/>
+          <w:bCs w:val="0"/>
+          <w:color w:val="FF0000"/>
+        </w:rPr>
+        <w:t>Step 1: What happens when we’re done with an object?</w:t>
+      </w:r>
+    </w:p>
+    <w:p>
+      <w:pPr>
+        <w:numPr>
+          <w:ilvl w:val="0"/>
+          <w:numId w:val="63"/>
+        </w:numPr>
+        <w:spacing w:before="100" w:beforeAutospacing="1" w:after="100" w:afterAutospacing="1" w:line="240" w:lineRule="auto"/>
+      </w:pPr>
+      <w:r>
+        <w:t xml:space="preserve">An object </w:t>
+      </w:r>
+      <w:r>
+        <w:rPr>
+          <w:rStyle w:val="Strong"/>
+        </w:rPr>
+        <w:t>takes memory</w:t>
+      </w:r>
+      <w:r>
+        <w:t xml:space="preserve"> when created. </w:t>
+      </w:r>
+    </w:p>
+    <w:p>
+      <w:pPr>
+        <w:numPr>
+          <w:ilvl w:val="0"/>
+          <w:numId w:val="63"/>
+        </w:numPr>
+        <w:spacing w:before="100" w:beforeAutospacing="1" w:after="100" w:afterAutospacing="1" w:line="240" w:lineRule="auto"/>
+      </w:pPr>
+      <w:r>
+        <w:t xml:space="preserve">Once we </w:t>
+      </w:r>
+      <w:r>
+        <w:rPr>
+          <w:rStyle w:val="Strong"/>
+        </w:rPr>
+        <w:t>don’t need it anymore</w:t>
+      </w:r>
+      <w:r>
+        <w:t xml:space="preserve">, its memory should be </w:t>
+      </w:r>
+      <w:r>
+        <w:rPr>
+          <w:rStyle w:val="Strong"/>
+        </w:rPr>
+        <w:t>freed</w:t>
+      </w:r>
+      <w:r>
+        <w:t xml:space="preserve"> to avoid waste. </w:t>
+      </w:r>
+    </w:p>
+    <w:p>
+      <w:pPr>
+        <w:numPr>
+          <w:ilvl w:val="0"/>
+          <w:numId w:val="63"/>
+        </w:numPr>
+        <w:spacing w:before="100" w:beforeAutospacing="1" w:after="100" w:afterAutospacing="1" w:line="240" w:lineRule="auto"/>
+      </w:pPr>
+      <w:r>
+        <w:t xml:space="preserve">This is called </w:t>
+      </w:r>
+      <w:r>
+        <w:rPr>
+          <w:rStyle w:val="Strong"/>
+        </w:rPr>
+        <w:t>destruction</w:t>
+      </w:r>
+      <w:r>
+        <w:t xml:space="preserve"> of the object. </w:t>
+      </w:r>
+    </w:p>
+    <w:p>
+      <w:pPr>
+        <w:pStyle w:val="Heading3"/>
+        <w:rPr>
+          <w:color w:val="FF0000"/>
+        </w:rPr>
+      </w:pPr>
+      <w:r>
+        <w:rPr>
+          <w:rStyle w:val="Strong"/>
+          <w:b w:val="0"/>
+          <w:bCs w:val="0"/>
+          <w:color w:val="FF0000"/>
+        </w:rPr>
+        <w:t>Step 2: How different languages handle it</w:t>
+      </w:r>
+    </w:p>
+    <w:p>
+      <w:pPr>
+        <w:pStyle w:val="Heading4"/>
+      </w:pPr>
+      <w:r>
+        <w:rPr>
+          <w:rStyle w:val="Strong"/>
+          <w:b w:val="0"/>
+          <w:bCs w:val="0"/>
+        </w:rPr>
+        <w:t>1️</w:t>
+      </w:r>
+      <w:r>
+        <w:rPr>
+          <w:rStyle w:val="Strong"/>
+          <w:rFonts w:ascii="Tahoma" w:hAnsi="Tahoma" w:cs="Tahoma"/>
+          <w:b w:val="0"/>
+          <w:bCs w:val="0"/>
+        </w:rPr>
+        <w:t>⃣</w:t>
+      </w:r>
+      <w:r>
+        <w:rPr>
+          <w:rStyle w:val="Strong"/>
+          <w:b w:val="0"/>
+          <w:bCs w:val="0"/>
+        </w:rPr>
+        <w:t xml:space="preserve"> C++ (Manual Memory Management)</w:t>
+      </w:r>
+    </w:p>
+    <w:p>
+      <w:pPr>
+        <w:numPr>
+          <w:ilvl w:val="0"/>
+          <w:numId w:val="64"/>
+        </w:numPr>
+        <w:spacing w:before="100" w:beforeAutospacing="1" w:after="100" w:afterAutospacing="1" w:line="240" w:lineRule="auto"/>
+      </w:pPr>
+      <w:r>
+        <w:t xml:space="preserve">If you created an object </w:t>
+      </w:r>
+      <w:r>
+        <w:rPr>
+          <w:rStyle w:val="Strong"/>
+        </w:rPr>
+        <w:t>on the heap</w:t>
+      </w:r>
+      <w:r>
+        <w:t xml:space="preserve">: </w:t>
+      </w:r>
+    </w:p>
+    <w:p>
+      <w:pPr>
+        <w:pStyle w:val="HTMLPreformatted"/>
+      </w:pPr>
+      <w:r>
+        <w:rPr>
+          <w:rStyle w:val="e"/>
+        </w:rPr>
+        <w:t>Dog</w:t>
+      </w:r>
+      <w:r>
+        <w:t xml:space="preserve">* </w:t>
+      </w:r>
+      <w:proofErr w:type="spellStart"/>
+      <w:r>
+        <w:rPr>
+          <w:rStyle w:val="e"/>
+        </w:rPr>
+        <w:t>myDog</w:t>
+      </w:r>
+      <w:proofErr w:type="spellEnd"/>
+      <w:r>
+        <w:t xml:space="preserve"> = </w:t>
+      </w:r>
+      <w:r>
+        <w:rPr>
+          <w:rStyle w:val="8"/>
+        </w:rPr>
+        <w:t>new</w:t>
+      </w:r>
+      <w:r>
+        <w:t xml:space="preserve"> </w:t>
+      </w:r>
+      <w:proofErr w:type="gramStart"/>
+      <w:r>
+        <w:rPr>
+          <w:rStyle w:val="e"/>
+        </w:rPr>
+        <w:t>Dog</w:t>
+      </w:r>
+      <w:r>
+        <w:t>(</w:t>
+      </w:r>
+      <w:proofErr w:type="gramEnd"/>
+      <w:r>
+        <w:t>);</w:t>
+      </w:r>
+    </w:p>
+    <w:p>
+      <w:pPr>
+        <w:numPr>
+          <w:ilvl w:val="0"/>
+          <w:numId w:val="65"/>
+        </w:numPr>
+        <w:spacing w:before="100" w:beforeAutospacing="1" w:after="100" w:afterAutospacing="1" w:line="240" w:lineRule="auto"/>
+      </w:pPr>
+      <w:r>
+        <w:t xml:space="preserve">You </w:t>
+      </w:r>
+      <w:r>
+        <w:rPr>
+          <w:rStyle w:val="Strong"/>
+        </w:rPr>
+        <w:t>must delete it manually</w:t>
+      </w:r>
+      <w:r>
+        <w:t xml:space="preserve">: </w:t>
+      </w:r>
+    </w:p>
+    <w:p>
+      <w:pPr>
+        <w:pStyle w:val="HTMLPreformatted"/>
+      </w:pPr>
+      <w:r>
+        <w:rPr>
+          <w:rStyle w:val="8"/>
+        </w:rPr>
+        <w:lastRenderedPageBreak/>
+        <w:t>delete</w:t>
+      </w:r>
+      <w:r>
+        <w:t xml:space="preserve"> </w:t>
+      </w:r>
+      <w:proofErr w:type="spellStart"/>
+      <w:proofErr w:type="gramStart"/>
+      <w:r>
+        <w:rPr>
+          <w:rStyle w:val="e"/>
+        </w:rPr>
+        <w:t>myDog</w:t>
+      </w:r>
+      <w:proofErr w:type="spellEnd"/>
+      <w:r>
+        <w:t xml:space="preserve">;   </w:t>
+      </w:r>
+      <w:proofErr w:type="gramEnd"/>
+      <w:r>
+        <w:rPr>
+          <w:rStyle w:val="6"/>
+        </w:rPr>
+        <w:t>// Calls destructor ~Dog() automatically</w:t>
+      </w:r>
+    </w:p>
+    <w:p>
+      <w:pPr>
+        <w:numPr>
+          <w:ilvl w:val="0"/>
+          <w:numId w:val="66"/>
+        </w:numPr>
+        <w:spacing w:before="100" w:beforeAutospacing="1" w:after="100" w:afterAutospacing="1" w:line="240" w:lineRule="auto"/>
+      </w:pPr>
+      <w:r>
+        <w:rPr>
+          <w:rStyle w:val="Strong"/>
+        </w:rPr>
+        <w:t>Destructor (</w:t>
+      </w:r>
+      <w:r>
+        <w:rPr>
+          <w:rStyle w:val="HTMLCode"/>
+          <w:rFonts w:eastAsiaTheme="minorHAnsi"/>
+          <w:b/>
+          <w:bCs/>
+        </w:rPr>
+        <w:t>~</w:t>
+      </w:r>
+      <w:proofErr w:type="gramStart"/>
+      <w:r>
+        <w:rPr>
+          <w:rStyle w:val="HTMLCode"/>
+          <w:rFonts w:eastAsiaTheme="minorHAnsi"/>
+          <w:b/>
+          <w:bCs/>
+        </w:rPr>
+        <w:t>Dog(</w:t>
+      </w:r>
+      <w:proofErr w:type="gramEnd"/>
+      <w:r>
+        <w:rPr>
+          <w:rStyle w:val="HTMLCode"/>
+          <w:rFonts w:eastAsiaTheme="minorHAnsi"/>
+          <w:b/>
+          <w:bCs/>
+        </w:rPr>
+        <w:t>)</w:t>
+      </w:r>
+      <w:r>
+        <w:rPr>
+          <w:rStyle w:val="Strong"/>
+        </w:rPr>
+        <w:t>)</w:t>
+      </w:r>
+      <w:r>
+        <w:t xml:space="preserve">: a special method that cleans up resources (memory, files, etc.) before the object is removed. </w:t>
+      </w:r>
+    </w:p>
+    <w:p>
+      <w:pPr>
+        <w:pStyle w:val="Heading4"/>
+        <w:rPr>
+          <w:color w:val="FF0000"/>
+        </w:rPr>
+      </w:pPr>
+      <w:r>
+        <w:rPr>
+          <w:rStyle w:val="Strong"/>
+          <w:b w:val="0"/>
+          <w:bCs w:val="0"/>
+          <w:color w:val="FF0000"/>
+        </w:rPr>
+        <w:t>Java / Python (Automatic Garbage Collection)</w:t>
+      </w:r>
+    </w:p>
+    <w:p>
+      <w:pPr>
+        <w:numPr>
+          <w:ilvl w:val="0"/>
+          <w:numId w:val="67"/>
+        </w:numPr>
+        <w:spacing w:before="100" w:beforeAutospacing="1" w:after="100" w:afterAutospacing="1" w:line="240" w:lineRule="auto"/>
+      </w:pPr>
+      <w:r>
+        <w:t xml:space="preserve">You </w:t>
+      </w:r>
+      <w:r>
+        <w:rPr>
+          <w:rStyle w:val="Strong"/>
+        </w:rPr>
+        <w:t>do NOT delete objects manually</w:t>
+      </w:r>
+      <w:r>
+        <w:t xml:space="preserve">. </w:t>
+      </w:r>
+    </w:p>
+    <w:p>
+      <w:pPr>
+        <w:numPr>
+          <w:ilvl w:val="0"/>
+          <w:numId w:val="67"/>
+        </w:numPr>
+        <w:spacing w:before="100" w:beforeAutospacing="1" w:after="100" w:afterAutospacing="1" w:line="240" w:lineRule="auto"/>
+      </w:pPr>
+      <w:r>
+        <w:t xml:space="preserve">The </w:t>
+      </w:r>
+      <w:r>
+        <w:rPr>
+          <w:rStyle w:val="Strong"/>
+        </w:rPr>
+        <w:t>interpreter/VM tracks references</w:t>
+      </w:r>
+      <w:r>
+        <w:t xml:space="preserve">: </w:t>
+      </w:r>
+    </w:p>
+    <w:p>
+      <w:pPr>
+        <w:numPr>
+          <w:ilvl w:val="1"/>
+          <w:numId w:val="67"/>
+        </w:numPr>
+        <w:spacing w:before="100" w:beforeAutospacing="1" w:after="100" w:afterAutospacing="1" w:line="240" w:lineRule="auto"/>
+      </w:pPr>
+      <w:r>
+        <w:t xml:space="preserve">If </w:t>
+      </w:r>
+      <w:r>
+        <w:rPr>
+          <w:rStyle w:val="Strong"/>
+        </w:rPr>
+        <w:t>no variable points</w:t>
+      </w:r>
+      <w:r>
+        <w:t xml:space="preserve"> to the object, it’s unreachable. </w:t>
+      </w:r>
+    </w:p>
+    <w:p>
+      <w:pPr>
+        <w:numPr>
+          <w:ilvl w:val="0"/>
+          <w:numId w:val="67"/>
+        </w:numPr>
+        <w:spacing w:before="100" w:beforeAutospacing="1" w:after="100" w:afterAutospacing="1" w:line="240" w:lineRule="auto"/>
+      </w:pPr>
+      <w:r>
+        <w:rPr>
+          <w:rStyle w:val="Strong"/>
+        </w:rPr>
+        <w:t>Garbage collector</w:t>
+      </w:r>
+      <w:r>
+        <w:t xml:space="preserve"> automatically deletes it and frees memory. </w:t>
+      </w:r>
+    </w:p>
+    <w:p>
+      <w:pPr>
+        <w:pStyle w:val="NormalWeb"/>
+        <w:rPr>
+          <w:color w:val="FF0000"/>
+        </w:rPr>
+      </w:pPr>
+      <w:r>
+        <w:rPr>
+          <w:rStyle w:val="Strong"/>
+          <w:color w:val="FF0000"/>
+        </w:rPr>
+        <w:t>Example in Python:</w:t>
+      </w:r>
+    </w:p>
+    <w:p>
+      <w:pPr>
+        <w:pStyle w:val="HTMLPreformatted"/>
+      </w:pPr>
+      <w:proofErr w:type="spellStart"/>
+      <w:r>
+        <w:rPr>
+          <w:rStyle w:val="8"/>
+        </w:rPr>
+        <w:t>def</w:t>
+      </w:r>
+      <w:proofErr w:type="spellEnd"/>
+      <w:r>
+        <w:t xml:space="preserve"> </w:t>
+      </w:r>
+      <w:proofErr w:type="spellStart"/>
+      <w:r>
+        <w:rPr>
+          <w:rStyle w:val="e"/>
+        </w:rPr>
+        <w:t>create_dog</w:t>
+      </w:r>
+      <w:proofErr w:type="spellEnd"/>
+      <w:r>
+        <w:t>():</w:t>
+      </w:r>
+      <w:r>
+        <w:br/>
+        <w:t xml:space="preserve">    </w:t>
+      </w:r>
+      <w:proofErr w:type="spellStart"/>
+      <w:r>
+        <w:rPr>
+          <w:rStyle w:val="e"/>
+        </w:rPr>
+        <w:t>myDog</w:t>
+      </w:r>
+      <w:proofErr w:type="spellEnd"/>
+      <w:r>
+        <w:t xml:space="preserve"> </w:t>
+      </w:r>
+      <w:r>
+        <w:rPr>
+          <w:rStyle w:val="8"/>
+        </w:rPr>
+        <w:t>=</w:t>
+      </w:r>
+      <w:r>
+        <w:t xml:space="preserve"> </w:t>
+      </w:r>
+      <w:r>
+        <w:rPr>
+          <w:rStyle w:val="e"/>
+        </w:rPr>
+        <w:t>Dog</w:t>
+      </w:r>
+      <w:r>
+        <w:t>()</w:t>
+      </w:r>
+      <w:r>
+        <w:br/>
+        <w:t xml:space="preserve">    </w:t>
+      </w:r>
+      <w:r>
+        <w:rPr>
+          <w:rStyle w:val="6"/>
+        </w:rPr>
+        <w:t xml:space="preserve"># When the function ends, </w:t>
+      </w:r>
+      <w:proofErr w:type="spellStart"/>
+      <w:r>
+        <w:rPr>
+          <w:rStyle w:val="6"/>
+        </w:rPr>
+        <w:t>myDog</w:t>
+      </w:r>
+      <w:proofErr w:type="spellEnd"/>
+      <w:r>
+        <w:rPr>
+          <w:rStyle w:val="6"/>
+        </w:rPr>
+        <w:t xml:space="preserve"> has no references</w:t>
+      </w:r>
+      <w:r>
+        <w:br/>
+      </w:r>
+      <w:r>
+        <w:rPr>
+          <w:rStyle w:val="6"/>
+        </w:rPr>
+        <w:t># Garbage Collector removes the object automatically</w:t>
+      </w:r>
+    </w:p>
+    <w:p>
+      <w:pPr>
+        <w:numPr>
+          <w:ilvl w:val="0"/>
+          <w:numId w:val="68"/>
+        </w:numPr>
+        <w:spacing w:before="100" w:beforeAutospacing="1" w:after="100" w:afterAutospacing="1" w:line="240" w:lineRule="auto"/>
+      </w:pPr>
+      <w:r>
+        <w:t xml:space="preserve">No need to write destructors like in C++ </w:t>
+      </w:r>
+    </w:p>
+    <w:p>
+      <w:pPr>
+        <w:pStyle w:val="Heading3"/>
+        <w:rPr>
+          <w:color w:val="FF0000"/>
+        </w:rPr>
+      </w:pPr>
+      <w:r>
+        <w:rPr>
+          <w:rStyle w:val="Strong"/>
+          <w:b w:val="0"/>
+          <w:bCs w:val="0"/>
+          <w:color w:val="FF0000"/>
+        </w:rPr>
+        <w:t>Step 3: Key Points for Exam</w:t>
+      </w:r>
+    </w:p>
+    <w:p>
+      <w:pPr>
+        <w:numPr>
+          <w:ilvl w:val="0"/>
+          <w:numId w:val="69"/>
+        </w:numPr>
+        <w:spacing w:before="100" w:beforeAutospacing="1" w:after="100" w:afterAutospacing="1" w:line="240" w:lineRule="auto"/>
+      </w:pPr>
+      <w:r>
+        <w:rPr>
+          <w:rStyle w:val="Strong"/>
+        </w:rPr>
+        <w:t>C++:</w:t>
+      </w:r>
+      <w:r>
+        <w:t xml:space="preserve"> Manual deletion (</w:t>
+      </w:r>
+      <w:r>
+        <w:rPr>
+          <w:rStyle w:val="HTMLCode"/>
+          <w:rFonts w:eastAsiaTheme="minorHAnsi"/>
+        </w:rPr>
+        <w:t>delete</w:t>
+      </w:r>
+      <w:r>
+        <w:t xml:space="preserve">) → destructor called </w:t>
+      </w:r>
+    </w:p>
+    <w:p>
+      <w:pPr>
+        <w:numPr>
+          <w:ilvl w:val="0"/>
+          <w:numId w:val="69"/>
+        </w:numPr>
+        <w:spacing w:before="100" w:beforeAutospacing="1" w:after="100" w:afterAutospacing="1" w:line="240" w:lineRule="auto"/>
+      </w:pPr>
+      <w:r>
+        <w:rPr>
+          <w:rStyle w:val="Strong"/>
+        </w:rPr>
+        <w:t>Java/Python:</w:t>
+      </w:r>
+      <w:r>
+        <w:t xml:space="preserve"> Automatic deletion → garbage collector frees memory </w:t>
+      </w:r>
+    </w:p>
+    <w:p>
+      <w:pPr>
+        <w:numPr>
+          <w:ilvl w:val="0"/>
+          <w:numId w:val="69"/>
+        </w:numPr>
+        <w:spacing w:before="100" w:beforeAutospacing="1" w:after="100" w:afterAutospacing="1" w:line="240" w:lineRule="auto"/>
+        <w:rPr>
+          <w:rStyle w:val="Strong"/>
+          <w:b w:val="0"/>
+          <w:bCs w:val="0"/>
+        </w:rPr>
+      </w:pPr>
+      <w:r>
+        <w:rPr>
+          <w:rStyle w:val="Strong"/>
+        </w:rPr>
+        <w:t>You rarely write destructors in Java/Python</w:t>
+      </w:r>
+    </w:p>
+    <w:p>
+      <w:pPr>
+        <w:spacing w:before="100" w:beforeAutospacing="1" w:after="100" w:afterAutospacing="1" w:line="240" w:lineRule="auto"/>
+        <w:rPr>
+          <w:rStyle w:val="Strong"/>
+        </w:rPr>
+      </w:pPr>
+    </w:p>
+    <w:p>
+      <w:pPr>
+        <w:pStyle w:val="Heading1"/>
+      </w:pPr>
+      <w:r>
+        <w:rPr>
+          <w:rStyle w:val="Strong"/>
+          <w:b/>
+          <w:bCs/>
+        </w:rPr>
+        <w:t>How Methods Know Which Data to Use</w:t>
+      </w:r>
+    </w:p>
+    <w:p>
+      <w:pPr>
+        <w:pStyle w:val="Heading3"/>
+        <w:spacing w:before="0"/>
+      </w:pPr>
+      <w:r>
+        <w:rPr>
+          <w:rStyle w:val="Strong"/>
+          <w:b w:val="0"/>
+          <w:bCs w:val="0"/>
+        </w:rPr>
+        <w:t>Step 1: The Situation</w:t>
+      </w:r>
+    </w:p>
+    <w:p>
+      <w:pPr>
+        <w:pStyle w:val="NormalWeb"/>
+        <w:spacing w:before="0" w:beforeAutospacing="0"/>
+      </w:pPr>
+      <w:r>
+        <w:t>You have:</w:t>
+      </w:r>
+    </w:p>
+    <w:p>
+      <w:pPr>
+        <w:pStyle w:val="HTMLPreformatted"/>
+      </w:pPr>
+      <w:r>
+        <w:rPr>
+          <w:rStyle w:val="e"/>
+        </w:rPr>
+        <w:t>Dog</w:t>
+      </w:r>
+      <w:r>
+        <w:t xml:space="preserve"> </w:t>
+      </w:r>
+      <w:r>
+        <w:rPr>
+          <w:rStyle w:val="e"/>
+        </w:rPr>
+        <w:t>d1</w:t>
+      </w:r>
+      <w:r>
+        <w:t xml:space="preserve"> </w:t>
+      </w:r>
+      <w:r>
+        <w:rPr>
+          <w:rStyle w:val="8"/>
+        </w:rPr>
+        <w:t>=</w:t>
+      </w:r>
+      <w:r>
+        <w:t xml:space="preserve"> </w:t>
+      </w:r>
+      <w:r>
+        <w:rPr>
+          <w:rStyle w:val="8"/>
+        </w:rPr>
+        <w:t>new</w:t>
+      </w:r>
+      <w:r>
+        <w:t xml:space="preserve"> </w:t>
+      </w:r>
+      <w:r>
+        <w:rPr>
+          <w:rStyle w:val="e"/>
+        </w:rPr>
+        <w:t>Dog</w:t>
+      </w:r>
+      <w:r>
+        <w:t>(</w:t>
+      </w:r>
+      <w:r>
+        <w:rPr>
+          <w:rStyle w:val="c"/>
+        </w:rPr>
+        <w:t>"Rex"</w:t>
+      </w:r>
+      <w:r>
+        <w:t>);</w:t>
+      </w:r>
+      <w:r>
+        <w:br/>
+      </w:r>
+      <w:r>
+        <w:rPr>
+          <w:rStyle w:val="e"/>
+        </w:rPr>
+        <w:t>Dog</w:t>
+      </w:r>
+      <w:r>
+        <w:t xml:space="preserve"> </w:t>
+      </w:r>
+      <w:r>
+        <w:rPr>
+          <w:rStyle w:val="e"/>
+        </w:rPr>
+        <w:t>d2</w:t>
+      </w:r>
+      <w:r>
+        <w:t xml:space="preserve"> </w:t>
+      </w:r>
+      <w:r>
+        <w:rPr>
+          <w:rStyle w:val="8"/>
+        </w:rPr>
+        <w:t>=</w:t>
+      </w:r>
+      <w:r>
+        <w:t xml:space="preserve"> </w:t>
+      </w:r>
+      <w:r>
+        <w:rPr>
+          <w:rStyle w:val="8"/>
+        </w:rPr>
+        <w:t>new</w:t>
+      </w:r>
+      <w:r>
+        <w:t xml:space="preserve"> </w:t>
+      </w:r>
+      <w:r>
+        <w:rPr>
+          <w:rStyle w:val="e"/>
+        </w:rPr>
+        <w:t>Dog</w:t>
+      </w:r>
+      <w:r>
+        <w:t>(</w:t>
+      </w:r>
+      <w:r>
+        <w:rPr>
+          <w:rStyle w:val="c"/>
+        </w:rPr>
+        <w:t>"Max"</w:t>
+      </w:r>
+      <w:r>
+        <w:t>);</w:t>
+      </w:r>
+      <w:r>
+        <w:br/>
+      </w:r>
+      <w:r>
+        <w:br/>
+      </w:r>
+      <w:r>
+        <w:rPr>
+          <w:rStyle w:val="e"/>
+        </w:rPr>
+        <w:t>d1</w:t>
+      </w:r>
+      <w:r>
+        <w:rPr>
+          <w:rStyle w:val="8"/>
+        </w:rPr>
+        <w:t>.</w:t>
+      </w:r>
+      <w:r>
+        <w:rPr>
+          <w:rStyle w:val="e"/>
+        </w:rPr>
+        <w:t>bark</w:t>
+      </w:r>
+      <w:r>
+        <w:t xml:space="preserve">();  </w:t>
+      </w:r>
+      <w:r>
+        <w:rPr>
+          <w:rStyle w:val="6"/>
+        </w:rPr>
+        <w:t>// Rex says Woof!</w:t>
+      </w:r>
+      <w:r>
+        <w:br/>
+      </w:r>
+      <w:r>
+        <w:rPr>
+          <w:rStyle w:val="e"/>
+        </w:rPr>
+        <w:t>d2</w:t>
+      </w:r>
+      <w:r>
+        <w:rPr>
+          <w:rStyle w:val="8"/>
+        </w:rPr>
+        <w:t>.</w:t>
+      </w:r>
+      <w:r>
+        <w:rPr>
+          <w:rStyle w:val="e"/>
+        </w:rPr>
+        <w:t>bark</w:t>
+      </w:r>
+      <w:r>
+        <w:t xml:space="preserve">();  </w:t>
+      </w:r>
+      <w:r>
+        <w:rPr>
+          <w:rStyle w:val="6"/>
+        </w:rPr>
+        <w:t>// Max says Woof!</w:t>
+      </w:r>
+    </w:p>
+    <w:p>
+      <w:pPr>
+        <w:numPr>
+          <w:ilvl w:val="0"/>
+          <w:numId w:val="70"/>
+        </w:numPr>
+        <w:spacing w:before="100" w:beforeAutospacing="1" w:after="100" w:afterAutospacing="1" w:line="240" w:lineRule="auto"/>
+      </w:pPr>
+      <w:r>
+        <w:t xml:space="preserve">Notice there is </w:t>
+      </w:r>
+      <w:r>
+        <w:rPr>
+          <w:rStyle w:val="Strong"/>
+        </w:rPr>
+        <w:t xml:space="preserve">only one copy of </w:t>
+      </w:r>
+      <w:proofErr w:type="gramStart"/>
+      <w:r>
+        <w:rPr>
+          <w:rStyle w:val="HTMLCode"/>
+          <w:rFonts w:eastAsiaTheme="minorHAnsi"/>
+          <w:b/>
+          <w:bCs/>
+        </w:rPr>
+        <w:t>bark(</w:t>
+      </w:r>
+      <w:proofErr w:type="gramEnd"/>
+      <w:r>
+        <w:rPr>
+          <w:rStyle w:val="HTMLCode"/>
+          <w:rFonts w:eastAsiaTheme="minorHAnsi"/>
+          <w:b/>
+          <w:bCs/>
+        </w:rPr>
+        <w:t>)</w:t>
+      </w:r>
+      <w:r>
+        <w:rPr>
+          <w:rStyle w:val="Strong"/>
+        </w:rPr>
+        <w:t xml:space="preserve"> code</w:t>
+      </w:r>
+      <w:r>
+        <w:t xml:space="preserve"> in memory. </w:t>
+      </w:r>
+    </w:p>
+    <w:p>
+      <w:pPr>
+        <w:numPr>
+          <w:ilvl w:val="0"/>
+          <w:numId w:val="70"/>
+        </w:numPr>
+        <w:spacing w:before="100" w:beforeAutospacing="1" w:after="100" w:afterAutospacing="1" w:line="240" w:lineRule="auto"/>
+      </w:pPr>
+      <w:r>
+        <w:t xml:space="preserve">But somehow, it uses </w:t>
+      </w:r>
+      <w:r>
+        <w:rPr>
+          <w:rStyle w:val="Strong"/>
+        </w:rPr>
+        <w:t>d1’s name</w:t>
+      </w:r>
+      <w:r>
+        <w:t xml:space="preserve"> in one call and </w:t>
+      </w:r>
+      <w:r>
+        <w:rPr>
+          <w:rStyle w:val="Strong"/>
+        </w:rPr>
+        <w:t>d2’s name</w:t>
+      </w:r>
+      <w:r>
+        <w:t xml:space="preserve"> in another. </w:t>
+      </w:r>
+    </w:p>
+    <w:p>
+      <w:pPr>
+        <w:pStyle w:val="Heading3"/>
+        <w:spacing w:before="0"/>
+        <w:rPr>
+          <w:color w:val="FF0000"/>
+        </w:rPr>
+      </w:pPr>
+      <w:r>
+        <w:rPr>
+          <w:rStyle w:val="Strong"/>
+          <w:b w:val="0"/>
+          <w:bCs w:val="0"/>
+          <w:color w:val="FF0000"/>
+        </w:rPr>
+        <w:t>Step 2: The Trick</w:t>
+      </w:r>
+    </w:p>
+    <w:p>
+      <w:pPr>
+        <w:numPr>
+          <w:ilvl w:val="0"/>
+          <w:numId w:val="71"/>
+        </w:numPr>
+        <w:spacing w:after="100" w:afterAutospacing="1" w:line="240" w:lineRule="auto"/>
+      </w:pPr>
+      <w:r>
+        <w:t xml:space="preserve">Every object keeps its </w:t>
+      </w:r>
+      <w:r>
+        <w:rPr>
+          <w:rStyle w:val="Strong"/>
+        </w:rPr>
+        <w:t>own copy of its data</w:t>
+      </w:r>
+      <w:r>
+        <w:t xml:space="preserve"> (attributes) in memory. </w:t>
+      </w:r>
+    </w:p>
+    <w:p>
+      <w:pPr>
+        <w:numPr>
+          <w:ilvl w:val="1"/>
+          <w:numId w:val="71"/>
+        </w:numPr>
+        <w:spacing w:before="100" w:beforeAutospacing="1" w:after="100" w:afterAutospacing="1" w:line="240" w:lineRule="auto"/>
+      </w:pPr>
+      <w:r>
+        <w:rPr>
+          <w:rStyle w:val="HTMLCode"/>
+          <w:rFonts w:eastAsiaTheme="minorHAnsi"/>
+        </w:rPr>
+        <w:t>d1</w:t>
+      </w:r>
+      <w:r>
+        <w:t xml:space="preserve"> has </w:t>
+      </w:r>
+      <w:r>
+        <w:rPr>
+          <w:rStyle w:val="HTMLCode"/>
+          <w:rFonts w:eastAsiaTheme="minorHAnsi"/>
+        </w:rPr>
+        <w:t>name = "Rex"</w:t>
+      </w:r>
+      <w:r>
+        <w:t xml:space="preserve"> </w:t>
+      </w:r>
+    </w:p>
+    <w:p>
+      <w:pPr>
+        <w:numPr>
+          <w:ilvl w:val="1"/>
+          <w:numId w:val="71"/>
+        </w:numPr>
+        <w:spacing w:before="100" w:beforeAutospacing="1" w:after="100" w:afterAutospacing="1" w:line="240" w:lineRule="auto"/>
+      </w:pPr>
+      <w:r>
+        <w:rPr>
+          <w:rStyle w:val="HTMLCode"/>
+          <w:rFonts w:eastAsiaTheme="minorHAnsi"/>
+        </w:rPr>
+        <w:t>d2</w:t>
+      </w:r>
+      <w:r>
+        <w:t xml:space="preserve"> has </w:t>
+      </w:r>
+      <w:r>
+        <w:rPr>
+          <w:rStyle w:val="HTMLCode"/>
+          <w:rFonts w:eastAsiaTheme="minorHAnsi"/>
+        </w:rPr>
+        <w:t>name = "Max"</w:t>
+      </w:r>
+      <w:r>
+        <w:t xml:space="preserve"> </w:t>
+      </w:r>
+    </w:p>
+    <w:p>
+      <w:pPr>
+        <w:numPr>
+          <w:ilvl w:val="0"/>
+          <w:numId w:val="71"/>
+        </w:numPr>
+        <w:spacing w:before="100" w:beforeAutospacing="1" w:after="100" w:afterAutospacing="1" w:line="240" w:lineRule="auto"/>
+      </w:pPr>
+      <w:r>
+        <w:lastRenderedPageBreak/>
+        <w:t xml:space="preserve">The </w:t>
+      </w:r>
+      <w:r>
+        <w:rPr>
+          <w:rStyle w:val="Strong"/>
+        </w:rPr>
+        <w:t>method</w:t>
+      </w:r>
+      <w:r>
+        <w:t xml:space="preserve"> doesn’t store the data itself. Instead, it knows </w:t>
+      </w:r>
+      <w:r>
+        <w:rPr>
+          <w:rStyle w:val="Strong"/>
+        </w:rPr>
+        <w:t>which object is calling it</w:t>
+      </w:r>
+      <w:r>
+        <w:t xml:space="preserve">. </w:t>
+      </w:r>
+    </w:p>
+    <w:p>
+      <w:pPr>
+        <w:pStyle w:val="Heading3"/>
+        <w:rPr>
+          <w:color w:val="FF0000"/>
+        </w:rPr>
+      </w:pPr>
+      <w:r>
+        <w:rPr>
+          <w:rStyle w:val="Strong"/>
+          <w:b w:val="0"/>
+          <w:bCs w:val="0"/>
+          <w:color w:val="FF0000"/>
+        </w:rPr>
+        <w:t xml:space="preserve">Step 3: The Magic Word: </w:t>
+      </w:r>
+      <w:r>
+        <w:rPr>
+          <w:rStyle w:val="HTMLCode"/>
+          <w:rFonts w:eastAsiaTheme="majorEastAsia"/>
+          <w:color w:val="FF0000"/>
+        </w:rPr>
+        <w:t>this</w:t>
+      </w:r>
+    </w:p>
+    <w:p>
+      <w:pPr>
+        <w:numPr>
+          <w:ilvl w:val="0"/>
+          <w:numId w:val="72"/>
+        </w:numPr>
+        <w:spacing w:before="100" w:beforeAutospacing="1" w:after="100" w:afterAutospacing="1" w:line="240" w:lineRule="auto"/>
+      </w:pPr>
+      <w:r>
+        <w:t xml:space="preserve">In most OOP languages, a special hidden reference exists called </w:t>
+      </w:r>
+      <w:r>
+        <w:rPr>
+          <w:rStyle w:val="HTMLCode"/>
+          <w:rFonts w:eastAsiaTheme="minorHAnsi"/>
+          <w:b/>
+          <w:bCs/>
+        </w:rPr>
+        <w:t>this</w:t>
+      </w:r>
+      <w:r>
+        <w:t xml:space="preserve"> (Python: </w:t>
+      </w:r>
+      <w:r>
+        <w:rPr>
+          <w:rStyle w:val="HTMLCode"/>
+          <w:rFonts w:eastAsiaTheme="minorHAnsi"/>
+        </w:rPr>
+        <w:t>self</w:t>
+      </w:r>
+      <w:r>
+        <w:t xml:space="preserve">). </w:t>
+      </w:r>
+    </w:p>
+    <w:p>
+      <w:pPr>
+        <w:numPr>
+          <w:ilvl w:val="0"/>
+          <w:numId w:val="72"/>
+        </w:numPr>
+        <w:spacing w:before="100" w:beforeAutospacing="1" w:after="100" w:afterAutospacing="1" w:line="240" w:lineRule="auto"/>
+      </w:pPr>
+      <w:r>
+        <w:rPr>
+          <w:rStyle w:val="HTMLCode"/>
+          <w:rFonts w:eastAsiaTheme="minorHAnsi"/>
+        </w:rPr>
+        <w:t>this</w:t>
+      </w:r>
+      <w:r>
+        <w:t xml:space="preserve"> </w:t>
+      </w:r>
+      <w:r>
+        <w:rPr>
+          <w:rStyle w:val="Strong"/>
+        </w:rPr>
+        <w:t>points to the current object</w:t>
+      </w:r>
+      <w:r>
+        <w:t xml:space="preserve"> that called the method. </w:t>
+      </w:r>
+    </w:p>
+    <w:p>
+      <w:pPr>
+        <w:pStyle w:val="HTMLPreformatted"/>
+      </w:pPr>
+      <w:r>
+        <w:rPr>
+          <w:rStyle w:val="8"/>
+        </w:rPr>
+        <w:t>class</w:t>
+      </w:r>
+      <w:r>
+        <w:t xml:space="preserve"> </w:t>
+      </w:r>
+      <w:r>
+        <w:rPr>
+          <w:rStyle w:val="e"/>
+        </w:rPr>
+        <w:t>Dog</w:t>
+      </w:r>
+      <w:r>
+        <w:t xml:space="preserve"> {</w:t>
+      </w:r>
+      <w:r>
+        <w:br/>
+        <w:t xml:space="preserve">    </w:t>
+      </w:r>
+      <w:r>
+        <w:rPr>
+          <w:rStyle w:val="e"/>
+        </w:rPr>
+        <w:t>String</w:t>
+      </w:r>
+      <w:r>
+        <w:t xml:space="preserve"> </w:t>
+      </w:r>
+      <w:r>
+        <w:rPr>
+          <w:rStyle w:val="e"/>
+        </w:rPr>
+        <w:t>name</w:t>
+      </w:r>
+      <w:r>
+        <w:t>;</w:t>
+      </w:r>
+      <w:r>
+        <w:br/>
+        <w:t xml:space="preserve">    </w:t>
+      </w:r>
+      <w:r>
+        <w:rPr>
+          <w:rStyle w:val="8"/>
+        </w:rPr>
+        <w:t>public</w:t>
+      </w:r>
+      <w:r>
+        <w:t xml:space="preserve"> </w:t>
+      </w:r>
+      <w:r>
+        <w:rPr>
+          <w:rStyle w:val="e"/>
+        </w:rPr>
+        <w:t>Dog</w:t>
+      </w:r>
+      <w:r>
+        <w:t>(</w:t>
+      </w:r>
+      <w:r>
+        <w:rPr>
+          <w:rStyle w:val="e"/>
+        </w:rPr>
+        <w:t>String</w:t>
+      </w:r>
+      <w:r>
+        <w:t xml:space="preserve"> </w:t>
+      </w:r>
+      <w:r>
+        <w:rPr>
+          <w:rStyle w:val="e"/>
+        </w:rPr>
+        <w:t>name</w:t>
+      </w:r>
+      <w:r>
+        <w:t>) {</w:t>
+      </w:r>
+      <w:r>
+        <w:br/>
+        <w:t xml:space="preserve">        </w:t>
+      </w:r>
+      <w:r>
+        <w:rPr>
+          <w:rStyle w:val="b"/>
+        </w:rPr>
+        <w:t>this</w:t>
+      </w:r>
+      <w:r>
+        <w:rPr>
+          <w:rStyle w:val="8"/>
+        </w:rPr>
+        <w:t>.</w:t>
+      </w:r>
+      <w:r>
+        <w:rPr>
+          <w:rStyle w:val="e"/>
+        </w:rPr>
+        <w:t>name</w:t>
+      </w:r>
+      <w:r>
+        <w:t xml:space="preserve"> </w:t>
+      </w:r>
+      <w:r>
+        <w:rPr>
+          <w:rStyle w:val="8"/>
+        </w:rPr>
+        <w:t>=</w:t>
+      </w:r>
+      <w:r>
+        <w:t xml:space="preserve"> </w:t>
+      </w:r>
+      <w:r>
+        <w:rPr>
+          <w:rStyle w:val="e"/>
+        </w:rPr>
+        <w:t>name</w:t>
+      </w:r>
+      <w:r>
+        <w:t>;</w:t>
+      </w:r>
+      <w:r>
+        <w:br/>
+        <w:t xml:space="preserve">    }</w:t>
+      </w:r>
+      <w:r>
+        <w:br/>
+      </w:r>
+      <w:r>
+        <w:br/>
+        <w:t xml:space="preserve">    </w:t>
+      </w:r>
+      <w:r>
+        <w:rPr>
+          <w:rStyle w:val="8"/>
+        </w:rPr>
+        <w:t>void</w:t>
+      </w:r>
+      <w:r>
+        <w:t xml:space="preserve"> </w:t>
+      </w:r>
+      <w:r>
+        <w:rPr>
+          <w:rStyle w:val="e"/>
+        </w:rPr>
+        <w:t>bark</w:t>
+      </w:r>
+      <w:r>
+        <w:t>() {</w:t>
+      </w:r>
+      <w:r>
+        <w:br/>
+        <w:t xml:space="preserve">        </w:t>
+      </w:r>
+      <w:proofErr w:type="spellStart"/>
+      <w:r>
+        <w:rPr>
+          <w:rStyle w:val="e"/>
+        </w:rPr>
+        <w:t>System</w:t>
+      </w:r>
+      <w:r>
+        <w:rPr>
+          <w:rStyle w:val="8"/>
+        </w:rPr>
+        <w:t>.</w:t>
+      </w:r>
+      <w:r>
+        <w:rPr>
+          <w:rStyle w:val="e"/>
+        </w:rPr>
+        <w:t>out</w:t>
+      </w:r>
+      <w:r>
+        <w:rPr>
+          <w:rStyle w:val="8"/>
+        </w:rPr>
+        <w:t>.</w:t>
+      </w:r>
+      <w:r>
+        <w:rPr>
+          <w:rStyle w:val="e"/>
+        </w:rPr>
+        <w:t>println</w:t>
+      </w:r>
+      <w:proofErr w:type="spellEnd"/>
+      <w:r>
+        <w:t>(</w:t>
+      </w:r>
+      <w:r>
+        <w:rPr>
+          <w:rStyle w:val="b"/>
+        </w:rPr>
+        <w:t>this</w:t>
+      </w:r>
+      <w:r>
+        <w:rPr>
+          <w:rStyle w:val="8"/>
+        </w:rPr>
+        <w:t>.</w:t>
+      </w:r>
+      <w:r>
+        <w:rPr>
+          <w:rStyle w:val="e"/>
+        </w:rPr>
+        <w:t>name</w:t>
+      </w:r>
+      <w:r>
+        <w:t xml:space="preserve"> </w:t>
+      </w:r>
+      <w:r>
+        <w:rPr>
+          <w:rStyle w:val="8"/>
+        </w:rPr>
+        <w:t>+</w:t>
+      </w:r>
+      <w:r>
+        <w:t xml:space="preserve"> </w:t>
+      </w:r>
+      <w:r>
+        <w:rPr>
+          <w:rStyle w:val="c"/>
+        </w:rPr>
+        <w:t>" says Woof!"</w:t>
+      </w:r>
+      <w:r>
+        <w:t>);</w:t>
+      </w:r>
+      <w:r>
+        <w:br/>
+        <w:t xml:space="preserve">    }</w:t>
+      </w:r>
+      <w:r>
+        <w:br/>
+        <w:t>}</w:t>
+      </w:r>
+    </w:p>
+    <w:p>
+      <w:pPr>
+        <w:pStyle w:val="HTMLPreformatted"/>
+      </w:pPr>
+    </w:p>
+    <w:p>
+      <w:pPr>
+        <w:pStyle w:val="HTMLPreformatted"/>
+      </w:pPr>
+    </w:p>
+    <w:p>
+      <w:pPr>
+        <w:pStyle w:val="Heading2"/>
+        <w:rPr>
+          <w:color w:val="FF0000"/>
+        </w:rPr>
+      </w:pPr>
+      <w:r>
+        <w:rPr>
+          <w:rStyle w:val="Strong"/>
+          <w:bCs w:val="0"/>
+          <w:color w:val="FF0000"/>
+        </w:rPr>
+        <w:t>The Hidden Parameter</w:t>
+      </w:r>
+    </w:p>
+    <w:p>
+      <w:pPr>
+        <w:pStyle w:val="NormalWeb"/>
+      </w:pPr>
+      <w:r>
+        <w:rPr>
+          <w:rStyle w:val="Strong"/>
+        </w:rPr>
+        <w:t>Definition:</w:t>
+      </w:r>
+      <w:r>
+        <w:br/>
+      </w:r>
+      <w:proofErr w:type="spellStart"/>
+      <w:r>
+        <w:rPr>
+          <w:rFonts w:ascii="Nirmala UI" w:hAnsi="Nirmala UI" w:cs="Nirmala UI"/>
+        </w:rPr>
+        <w:t>যখন</w:t>
+      </w:r>
+      <w:proofErr w:type="spellEnd"/>
+      <w:r>
+        <w:t xml:space="preserve"> </w:t>
+      </w:r>
+      <w:proofErr w:type="spellStart"/>
+      <w:r>
+        <w:rPr>
+          <w:rFonts w:ascii="Nirmala UI" w:hAnsi="Nirmala UI" w:cs="Nirmala UI"/>
+        </w:rPr>
+        <w:t>আমরা</w:t>
+      </w:r>
+      <w:proofErr w:type="spellEnd"/>
+      <w:r>
+        <w:t xml:space="preserve"> </w:t>
+      </w:r>
+      <w:proofErr w:type="spellStart"/>
+      <w:r>
+        <w:rPr>
+          <w:rFonts w:ascii="Nirmala UI" w:hAnsi="Nirmala UI" w:cs="Nirmala UI"/>
+        </w:rPr>
+        <w:t>কোনো</w:t>
+      </w:r>
+      <w:proofErr w:type="spellEnd"/>
+      <w:r>
+        <w:t xml:space="preserve"> </w:t>
+      </w:r>
+      <w:proofErr w:type="spellStart"/>
+      <w:r>
+        <w:rPr>
+          <w:rFonts w:ascii="Nirmala UI" w:hAnsi="Nirmala UI" w:cs="Nirmala UI"/>
+        </w:rPr>
+        <w:t>অবজেক্টের</w:t>
+      </w:r>
+      <w:proofErr w:type="spellEnd"/>
+      <w:r>
+        <w:t xml:space="preserve"> </w:t>
+      </w:r>
+      <w:proofErr w:type="spellStart"/>
+      <w:r>
+        <w:rPr>
+          <w:rFonts w:ascii="Nirmala UI" w:hAnsi="Nirmala UI" w:cs="Nirmala UI"/>
+        </w:rPr>
+        <w:t>মেথড</w:t>
+      </w:r>
+      <w:proofErr w:type="spellEnd"/>
+      <w:r>
+        <w:t xml:space="preserve"> </w:t>
+      </w:r>
+      <w:proofErr w:type="spellStart"/>
+      <w:r>
+        <w:rPr>
+          <w:rFonts w:ascii="Nirmala UI" w:hAnsi="Nirmala UI" w:cs="Nirmala UI"/>
+        </w:rPr>
+        <w:t>কল</w:t>
+      </w:r>
+      <w:proofErr w:type="spellEnd"/>
+      <w:r>
+        <w:t xml:space="preserve"> </w:t>
+      </w:r>
+      <w:proofErr w:type="spellStart"/>
+      <w:r>
+        <w:rPr>
+          <w:rFonts w:ascii="Nirmala UI" w:hAnsi="Nirmala UI" w:cs="Nirmala UI"/>
+        </w:rPr>
+        <w:t>করি</w:t>
+      </w:r>
+      <w:proofErr w:type="spellEnd"/>
+      <w:r>
+        <w:t xml:space="preserve">, </w:t>
+      </w:r>
+      <w:proofErr w:type="spellStart"/>
+      <w:r>
+        <w:rPr>
+          <w:rFonts w:ascii="Nirmala UI" w:hAnsi="Nirmala UI" w:cs="Nirmala UI"/>
+        </w:rPr>
+        <w:t>কম্পাইলার</w:t>
+      </w:r>
+      <w:proofErr w:type="spellEnd"/>
+      <w:r>
+        <w:t xml:space="preserve"> </w:t>
+      </w:r>
+      <w:proofErr w:type="spellStart"/>
+      <w:r>
+        <w:rPr>
+          <w:rFonts w:ascii="Nirmala UI" w:hAnsi="Nirmala UI" w:cs="Nirmala UI"/>
+        </w:rPr>
+        <w:t>গোপনভাবে</w:t>
+      </w:r>
+      <w:proofErr w:type="spellEnd"/>
+      <w:r>
+        <w:t xml:space="preserve"> </w:t>
+      </w:r>
+      <w:proofErr w:type="spellStart"/>
+      <w:r>
+        <w:rPr>
+          <w:rFonts w:ascii="Nirmala UI" w:hAnsi="Nirmala UI" w:cs="Nirmala UI"/>
+        </w:rPr>
+        <w:t>সেই</w:t>
+      </w:r>
+      <w:proofErr w:type="spellEnd"/>
+      <w:r>
+        <w:t xml:space="preserve"> </w:t>
+      </w:r>
+      <w:proofErr w:type="spellStart"/>
+      <w:r>
+        <w:rPr>
+          <w:rFonts w:ascii="Nirmala UI" w:hAnsi="Nirmala UI" w:cs="Nirmala UI"/>
+        </w:rPr>
+        <w:t>অবজেক্টের</w:t>
+      </w:r>
+      <w:proofErr w:type="spellEnd"/>
+      <w:r>
+        <w:t xml:space="preserve"> </w:t>
+      </w:r>
+      <w:proofErr w:type="spellStart"/>
+      <w:r>
+        <w:rPr>
+          <w:rStyle w:val="Strong"/>
+          <w:rFonts w:ascii="Nirmala UI" w:hAnsi="Nirmala UI" w:cs="Nirmala UI"/>
+        </w:rPr>
+        <w:t>মেমোরি</w:t>
+      </w:r>
+      <w:proofErr w:type="spellEnd"/>
+      <w:r>
+        <w:rPr>
+          <w:rStyle w:val="Strong"/>
+        </w:rPr>
+        <w:t xml:space="preserve"> </w:t>
+      </w:r>
+      <w:proofErr w:type="spellStart"/>
+      <w:r>
+        <w:rPr>
+          <w:rStyle w:val="Strong"/>
+          <w:rFonts w:ascii="Nirmala UI" w:hAnsi="Nirmala UI" w:cs="Nirmala UI"/>
+        </w:rPr>
+        <w:t>ঠিকানা</w:t>
+      </w:r>
+      <w:proofErr w:type="spellEnd"/>
+      <w:r>
+        <w:rPr>
+          <w:rStyle w:val="Strong"/>
+        </w:rPr>
+        <w:t xml:space="preserve"> </w:t>
+      </w:r>
+      <w:proofErr w:type="spellStart"/>
+      <w:r>
+        <w:rPr>
+          <w:rStyle w:val="Strong"/>
+          <w:rFonts w:ascii="Nirmala UI" w:hAnsi="Nirmala UI" w:cs="Nirmala UI"/>
+        </w:rPr>
+        <w:t>পাঠায়</w:t>
+      </w:r>
+      <w:proofErr w:type="spellEnd"/>
+      <w:r>
+        <w:t xml:space="preserve"> </w:t>
+      </w:r>
+      <w:proofErr w:type="spellStart"/>
+      <w:r>
+        <w:rPr>
+          <w:rFonts w:ascii="Nirmala UI" w:hAnsi="Nirmala UI" w:cs="Nirmala UI"/>
+        </w:rPr>
+        <w:t>মেথডে</w:t>
+      </w:r>
+      <w:proofErr w:type="spellEnd"/>
+      <w:r>
+        <w:rPr>
+          <w:rFonts w:ascii="Nirmala UI" w:hAnsi="Nirmala UI" w:cs="Nirmala UI"/>
+        </w:rPr>
+        <w:t>।</w:t>
+      </w:r>
+      <w:r>
+        <w:t xml:space="preserve"> </w:t>
+      </w:r>
+      <w:proofErr w:type="spellStart"/>
+      <w:r>
+        <w:rPr>
+          <w:rFonts w:ascii="Nirmala UI" w:hAnsi="Nirmala UI" w:cs="Nirmala UI"/>
+        </w:rPr>
+        <w:t>এই</w:t>
+      </w:r>
+      <w:proofErr w:type="spellEnd"/>
+      <w:r>
+        <w:t xml:space="preserve"> </w:t>
+      </w:r>
+      <w:proofErr w:type="spellStart"/>
+      <w:r>
+        <w:rPr>
+          <w:rFonts w:ascii="Nirmala UI" w:hAnsi="Nirmala UI" w:cs="Nirmala UI"/>
+        </w:rPr>
+        <w:t>লুকানো</w:t>
+      </w:r>
+      <w:proofErr w:type="spellEnd"/>
+      <w:r>
+        <w:t xml:space="preserve"> </w:t>
+      </w:r>
+      <w:proofErr w:type="spellStart"/>
+      <w:r>
+        <w:rPr>
+          <w:rFonts w:ascii="Nirmala UI" w:hAnsi="Nirmala UI" w:cs="Nirmala UI"/>
+        </w:rPr>
+        <w:t>প্যারামিটারকে</w:t>
+      </w:r>
+      <w:proofErr w:type="spellEnd"/>
+      <w:r>
+        <w:t xml:space="preserve"> </w:t>
+      </w:r>
+      <w:r>
+        <w:rPr>
+          <w:rStyle w:val="HTMLCode"/>
+          <w:rFonts w:eastAsiaTheme="majorEastAsia"/>
+        </w:rPr>
+        <w:t>this</w:t>
+      </w:r>
+      <w:r>
+        <w:t xml:space="preserve"> (Java/C++) </w:t>
+      </w:r>
+      <w:proofErr w:type="spellStart"/>
+      <w:r>
+        <w:rPr>
+          <w:rFonts w:ascii="Nirmala UI" w:hAnsi="Nirmala UI" w:cs="Nirmala UI"/>
+        </w:rPr>
+        <w:t>বা</w:t>
+      </w:r>
+      <w:proofErr w:type="spellEnd"/>
+      <w:r>
+        <w:t xml:space="preserve"> </w:t>
+      </w:r>
+      <w:r>
+        <w:rPr>
+          <w:rStyle w:val="HTMLCode"/>
+          <w:rFonts w:eastAsiaTheme="majorEastAsia"/>
+        </w:rPr>
+        <w:t>self</w:t>
+      </w:r>
+      <w:r>
+        <w:t xml:space="preserve"> (Python) </w:t>
+      </w:r>
+      <w:proofErr w:type="spellStart"/>
+      <w:r>
+        <w:rPr>
+          <w:rFonts w:ascii="Nirmala UI" w:hAnsi="Nirmala UI" w:cs="Nirmala UI"/>
+        </w:rPr>
+        <w:t>বলা</w:t>
+      </w:r>
+      <w:proofErr w:type="spellEnd"/>
+      <w:r>
+        <w:t xml:space="preserve"> </w:t>
+      </w:r>
+      <w:proofErr w:type="spellStart"/>
+      <w:r>
+        <w:rPr>
+          <w:rFonts w:ascii="Nirmala UI" w:hAnsi="Nirmala UI" w:cs="Nirmala UI"/>
+        </w:rPr>
+        <w:t>হয়</w:t>
+      </w:r>
+      <w:proofErr w:type="spellEnd"/>
+      <w:r>
+        <w:rPr>
+          <w:rFonts w:ascii="Nirmala UI" w:hAnsi="Nirmala UI" w:cs="Nirmala UI"/>
+        </w:rPr>
+        <w:t>।</w:t>
+      </w:r>
+    </w:p>
+    <w:p>
+      <w:pPr>
+        <w:pStyle w:val="NormalWeb"/>
+      </w:pPr>
+      <w:r>
+        <w:rPr>
+          <w:rStyle w:val="Strong"/>
+        </w:rPr>
+        <w:t>Example (Java/Python):</w:t>
+      </w:r>
+    </w:p>
+    <w:p>
+      <w:pPr>
+        <w:pStyle w:val="HTMLPreformatted"/>
+      </w:pPr>
+      <w:r>
+        <w:rPr>
+          <w:rStyle w:val="e"/>
+        </w:rPr>
+        <w:t>Dog</w:t>
+      </w:r>
+      <w:r>
+        <w:t xml:space="preserve"> </w:t>
+      </w:r>
+      <w:r>
+        <w:rPr>
+          <w:rStyle w:val="e"/>
+        </w:rPr>
+        <w:t>d1</w:t>
+      </w:r>
+      <w:r>
+        <w:t xml:space="preserve"> </w:t>
+      </w:r>
+      <w:r>
+        <w:rPr>
+          <w:rStyle w:val="8"/>
+        </w:rPr>
+        <w:t>=</w:t>
+      </w:r>
+      <w:r>
+        <w:t xml:space="preserve"> </w:t>
+      </w:r>
+      <w:r>
+        <w:rPr>
+          <w:rStyle w:val="8"/>
+        </w:rPr>
+        <w:t>new</w:t>
+      </w:r>
+      <w:r>
+        <w:t xml:space="preserve"> </w:t>
+      </w:r>
+      <w:r>
+        <w:rPr>
+          <w:rStyle w:val="e"/>
+        </w:rPr>
+        <w:t>Dog</w:t>
+      </w:r>
+      <w:r>
+        <w:t>(</w:t>
+      </w:r>
+      <w:r>
+        <w:rPr>
+          <w:rStyle w:val="c"/>
+        </w:rPr>
+        <w:t>"Rex"</w:t>
+      </w:r>
+      <w:r>
+        <w:t>);</w:t>
+      </w:r>
+      <w:r>
+        <w:br/>
+      </w:r>
+      <w:r>
+        <w:rPr>
+          <w:rStyle w:val="e"/>
+        </w:rPr>
+        <w:t>d1</w:t>
+      </w:r>
+      <w:r>
+        <w:rPr>
+          <w:rStyle w:val="8"/>
+        </w:rPr>
+        <w:t>.</w:t>
+      </w:r>
+      <w:r>
+        <w:rPr>
+          <w:rStyle w:val="e"/>
+        </w:rPr>
+        <w:t>bark</w:t>
+      </w:r>
+      <w:r>
+        <w:t xml:space="preserve">();      </w:t>
+      </w:r>
+      <w:r>
+        <w:rPr>
+          <w:rStyle w:val="6"/>
+        </w:rPr>
+        <w:t>// What we write</w:t>
+      </w:r>
+      <w:r>
+        <w:br/>
+      </w:r>
+      <w:r>
+        <w:rPr>
+          <w:rStyle w:val="6"/>
+        </w:rPr>
+        <w:t>// Actually executed by compiler:</w:t>
+      </w:r>
+      <w:r>
+        <w:br/>
+      </w:r>
+      <w:proofErr w:type="spellStart"/>
+      <w:r>
+        <w:rPr>
+          <w:rStyle w:val="e"/>
+        </w:rPr>
+        <w:t>Dog_bark</w:t>
+      </w:r>
+      <w:proofErr w:type="spellEnd"/>
+      <w:r>
+        <w:t>(</w:t>
+      </w:r>
+      <w:r>
+        <w:rPr>
+          <w:rStyle w:val="e"/>
+        </w:rPr>
+        <w:t>d1</w:t>
+      </w:r>
+      <w:r>
+        <w:t xml:space="preserve">);   </w:t>
+      </w:r>
+      <w:r>
+        <w:rPr>
+          <w:rStyle w:val="6"/>
+        </w:rPr>
+        <w:t>// Hidden parameter passed</w:t>
+      </w:r>
+    </w:p>
+    <w:p>
+      <w:pPr>
+        <w:pStyle w:val="HTMLPreformatted"/>
+      </w:pPr>
+    </w:p>
+    <w:p>
+      <w:pPr>
+        <w:pStyle w:val="HTMLPreformatted"/>
+      </w:pPr>
+    </w:p>
+    <w:p>
+      <w:pPr>
+        <w:pStyle w:val="HTMLPreformatted"/>
+      </w:pPr>
+    </w:p>
+    <w:p>
+      <w:pPr>
+        <w:pStyle w:val="HTMLPreformatted"/>
+        <w:rPr>
+          <w:b/>
+          <w:color w:val="FF0000"/>
+        </w:rPr>
+      </w:pPr>
+      <w:r>
+        <w:rPr>
+          <w:b/>
+          <w:color w:val="FF0000"/>
+        </w:rPr>
+        <w:t>this (C++/Java) and self (Python)</w:t>
+      </w:r>
+    </w:p>
+    <w:p>
+      <w:pPr>
+        <w:pStyle w:val="HTMLPreformatted"/>
+      </w:pPr>
+      <w:r>
+        <w:t>Inside the method, we have access to this hidden parameter</w:t>
+      </w:r>
+    </w:p>
+    <w:p>
+      <w:pPr>
+        <w:pStyle w:val="HTMLPreformatted"/>
+      </w:pPr>
+      <w:r>
+        <w:rPr>
+          <w:b/>
+        </w:rPr>
+        <w:t>Python</w:t>
+      </w:r>
+      <w:r>
+        <w:t xml:space="preserve"> </w:t>
+      </w:r>
+      <w:r>
+        <w:t>makes</w:t>
+      </w:r>
+      <w:r>
+        <w:t xml:space="preserve"> </w:t>
+      </w:r>
+      <w:r>
+        <w:t xml:space="preserve">this explicit. You MUST write self as the first parameter. </w:t>
+      </w:r>
+      <w:r>
+        <w:rPr>
+          <w:b/>
+        </w:rPr>
+        <w:t>C++/Java</w:t>
+      </w:r>
+      <w:r>
+        <w:t xml:space="preserve"> </w:t>
+      </w:r>
+      <w:r>
+        <w:t>makes</w:t>
+      </w:r>
+      <w:r>
+        <w:t xml:space="preserve"> </w:t>
+      </w:r>
+      <w:r>
+        <w:t>this implicit. The keyword this is always available in the background.</w:t>
+      </w:r>
+    </w:p>
+    <w:p>
+      <w:pPr>
+        <w:pStyle w:val="HTMLPreformatted"/>
+      </w:pPr>
+    </w:p>
+    <w:p>
+      <w:pPr>
+        <w:pStyle w:val="HTMLPreformatted"/>
+        <w:rPr>
+          <w:b/>
+        </w:rPr>
+      </w:pPr>
+      <w:r>
+        <w:rPr>
+          <w:b/>
+        </w:rPr>
+        <w:t>Python</w:t>
+      </w:r>
+    </w:p>
+    <w:p>
+      <w:pPr>
+        <w:pStyle w:val="HTMLPreformatted"/>
+      </w:pPr>
+      <w:proofErr w:type="spellStart"/>
+      <w:r>
+        <w:t>def</w:t>
+      </w:r>
+      <w:proofErr w:type="spellEnd"/>
+      <w:r>
+        <w:t xml:space="preserve"> bark(self): </w:t>
+      </w:r>
+    </w:p>
+    <w:p>
+      <w:pPr>
+        <w:pStyle w:val="HTMLPreformatted"/>
+      </w:pPr>
+      <w:r>
+        <w:tab/>
+      </w:r>
+      <w:r>
+        <w:t xml:space="preserve">print(self.name + " says Woof!") </w:t>
+      </w:r>
+    </w:p>
+    <w:p>
+      <w:pPr>
+        <w:pStyle w:val="HTMLPreformatted"/>
+      </w:pPr>
+      <w:r>
+        <w:tab/>
+      </w:r>
+      <w:r>
+        <w:t># self is d1</w:t>
+      </w:r>
+    </w:p>
+    <w:p>
+      <w:pPr>
+        <w:pStyle w:val="HTMLPreformatted"/>
+      </w:pPr>
+    </w:p>
+    <w:p>
+      <w:pPr>
+        <w:pStyle w:val="HTMLPreformatted"/>
+      </w:pPr>
+      <w:r>
+        <w:rPr>
+          <w:b/>
+        </w:rPr>
+        <w:t>Java</w:t>
+      </w:r>
+      <w:r>
+        <w:br/>
+      </w:r>
+      <w:r>
+        <w:t xml:space="preserve">public void bark() </w:t>
+      </w:r>
+    </w:p>
+    <w:p>
+      <w:pPr>
+        <w:pStyle w:val="HTMLPreformatted"/>
+      </w:pPr>
+      <w:r>
+        <w:t xml:space="preserve">{ </w:t>
+      </w:r>
+    </w:p>
+    <w:p>
+      <w:pPr>
+        <w:pStyle w:val="HTMLPreformatted"/>
+        <w:ind w:left="720"/>
+      </w:pPr>
+      <w:proofErr w:type="spellStart"/>
+      <w:r>
+        <w:t>System.out.println</w:t>
+      </w:r>
+      <w:proofErr w:type="spellEnd"/>
+      <w:r>
+        <w:t>(this.name + " says</w:t>
+      </w:r>
+      <w:r>
+        <w:t xml:space="preserve"> Woof!"); // ’this’ is implied, </w:t>
+      </w:r>
+      <w:r>
+        <w:t xml:space="preserve">but you can write it. </w:t>
+      </w:r>
+    </w:p>
+    <w:p>
+      <w:pPr>
+        <w:pStyle w:val="HTMLPreformatted"/>
+      </w:pPr>
+      <w:r>
+        <w:t>}</w:t>
+      </w:r>
+    </w:p>
+    <w:p>
+      <w:pPr>
+        <w:pStyle w:val="HTMLPreformatted"/>
+        <w:rPr>
+          <w:b/>
+          <w:color w:val="FF0000"/>
+        </w:rPr>
+      </w:pPr>
+      <w:r>
+        <w:rPr>
+          <w:b/>
+          <w:color w:val="FF0000"/>
+        </w:rPr>
+        <w:lastRenderedPageBreak/>
+        <w:t>Using</w:t>
+      </w:r>
+      <w:r>
+        <w:rPr>
+          <w:b/>
+          <w:color w:val="FF0000"/>
+        </w:rPr>
+        <w:t xml:space="preserve"> </w:t>
+      </w:r>
+      <w:r>
+        <w:rPr>
+          <w:b/>
+          <w:color w:val="FF0000"/>
+        </w:rPr>
+        <w:t>this</w:t>
+      </w:r>
+      <w:r>
+        <w:rPr>
+          <w:b/>
+          <w:color w:val="FF0000"/>
+        </w:rPr>
+        <w:t xml:space="preserve"> </w:t>
+      </w:r>
+      <w:r>
+        <w:rPr>
+          <w:b/>
+          <w:color w:val="FF0000"/>
+        </w:rPr>
+        <w:t>to</w:t>
+      </w:r>
+      <w:r>
+        <w:rPr>
+          <w:b/>
+          <w:color w:val="FF0000"/>
+        </w:rPr>
+        <w:t xml:space="preserve"> </w:t>
+      </w:r>
+      <w:r>
+        <w:rPr>
+          <w:b/>
+          <w:color w:val="FF0000"/>
+        </w:rPr>
+        <w:t>resolve</w:t>
+      </w:r>
+      <w:r>
+        <w:rPr>
+          <w:b/>
+          <w:color w:val="FF0000"/>
+        </w:rPr>
+        <w:t xml:space="preserve"> </w:t>
+      </w:r>
+      <w:r>
+        <w:rPr>
+          <w:b/>
+          <w:color w:val="FF0000"/>
+        </w:rPr>
+        <w:t>ambiguity</w:t>
+      </w:r>
+      <w:r>
+        <w:rPr>
+          <w:b/>
+          <w:color w:val="FF0000"/>
+        </w:rPr>
+        <w:t>:</w:t>
+      </w:r>
+    </w:p>
+    <w:p>
+      <w:pPr>
+        <w:pStyle w:val="HTMLPreformatted"/>
+      </w:pPr>
+      <w:r>
+        <w:t>The</w:t>
+      </w:r>
+      <w:r>
+        <w:t xml:space="preserve"> </w:t>
+      </w:r>
+      <w:r>
+        <w:t>most</w:t>
+      </w:r>
+      <w:r>
+        <w:t xml:space="preserve"> </w:t>
+      </w:r>
+      <w:r>
+        <w:t>common</w:t>
+      </w:r>
+      <w:r>
+        <w:t xml:space="preserve"> </w:t>
+      </w:r>
+      <w:r>
+        <w:t>use</w:t>
+      </w:r>
+      <w:r>
+        <w:t xml:space="preserve"> </w:t>
+      </w:r>
+      <w:r>
+        <w:t>of</w:t>
+      </w:r>
+      <w:r>
+        <w:t xml:space="preserve"> </w:t>
+      </w:r>
+      <w:r>
+        <w:t>this</w:t>
+      </w:r>
+      <w:r>
+        <w:t xml:space="preserve"> </w:t>
+      </w:r>
+      <w:r>
+        <w:t>in</w:t>
+      </w:r>
+      <w:r>
+        <w:t xml:space="preserve"> </w:t>
+      </w:r>
+      <w:r>
+        <w:t>Java/C++</w:t>
+      </w:r>
+      <w:r>
+        <w:t xml:space="preserve"> </w:t>
+      </w:r>
+      <w:r>
+        <w:t>is</w:t>
+      </w:r>
+      <w:r>
+        <w:t xml:space="preserve"> </w:t>
+      </w:r>
+      <w:r>
+        <w:t>when</w:t>
+      </w:r>
+      <w:r>
+        <w:t xml:space="preserve"> </w:t>
+      </w:r>
+      <w:r>
+        <w:t>parameter</w:t>
+      </w:r>
+      <w:r>
+        <w:t xml:space="preserve"> </w:t>
+      </w:r>
+      <w:r>
+        <w:t>names</w:t>
+      </w:r>
+      <w:r>
+        <w:t xml:space="preserve"> </w:t>
+      </w:r>
+      <w:r>
+        <w:t>clash</w:t>
+      </w:r>
+      <w:r>
+        <w:t xml:space="preserve"> </w:t>
+      </w:r>
+      <w:r>
+        <w:t>with</w:t>
+      </w:r>
+      <w:r>
+        <w:t xml:space="preserve"> </w:t>
+      </w:r>
+      <w:r>
+        <w:t>attribute names.</w:t>
+      </w:r>
+    </w:p>
+    <w:p>
+      <w:pPr>
+        <w:pStyle w:val="HTMLPreformatted"/>
+      </w:pPr>
+    </w:p>
+    <w:p>
+      <w:pPr>
+        <w:pStyle w:val="HTMLPreformatted"/>
+      </w:pPr>
+      <w:r>
+        <w:t>class Student</w:t>
+      </w:r>
+      <w:bookmarkStart w:id="0" w:name="_GoBack"/>
+      <w:bookmarkEnd w:id="0"/>
+      <w:r>
+        <w:t xml:space="preserve">{ </w:t>
+      </w:r>
+    </w:p>
+    <w:p>
+      <w:pPr>
+        <w:pStyle w:val="HTMLPreformatted"/>
+      </w:pPr>
+      <w:r>
+        <w:t xml:space="preserve">      </w:t>
+      </w:r>
+      <w:r>
+        <w:t xml:space="preserve">private String name; // Attribute </w:t>
+      </w:r>
+      <w:r>
+        <w:br/>
+      </w:r>
+    </w:p>
+    <w:p>
+      <w:pPr>
+        <w:pStyle w:val="HTMLPreformatted"/>
+        <w:ind w:left="720"/>
+      </w:pPr>
+      <w:r>
+        <w:t xml:space="preserve">public </w:t>
+      </w:r>
+      <w:proofErr w:type="gramStart"/>
+      <w:r>
+        <w:t>Student(</w:t>
+      </w:r>
+      <w:proofErr w:type="gramEnd"/>
+      <w:r>
+        <w:t>String name)</w:t>
+      </w:r>
+      <w:r>
+        <w:t>{ // Pa</w:t>
+      </w:r>
+      <w:r>
+        <w:t xml:space="preserve">rameter // name = name; // Bug! </w:t>
+      </w:r>
+      <w:r>
+        <w:t xml:space="preserve">Assigns parameter to itself. </w:t>
+      </w:r>
+      <w:r>
+        <w:br/>
+      </w:r>
+    </w:p>
+    <w:p>
+      <w:pPr>
+        <w:pStyle w:val="HTMLPreformatted"/>
+        <w:ind w:left="720"/>
+      </w:pPr>
+      <w:r>
+        <w:t xml:space="preserve">// Fix: Use ’this’ to point to the Object’s attribute. </w:t>
+      </w:r>
+    </w:p>
+    <w:p>
+      <w:pPr>
+        <w:pStyle w:val="HTMLPreformatted"/>
+        <w:ind w:left="720"/>
+      </w:pPr>
+      <w:r>
+        <w:t xml:space="preserve">this.name = name; </w:t>
+      </w:r>
+    </w:p>
+    <w:p>
+      <w:pPr>
+        <w:pStyle w:val="HTMLPreformatted"/>
+      </w:pPr>
+      <w:r>
+        <w:t xml:space="preserve">   </w:t>
+      </w:r>
+      <w:r>
+        <w:t xml:space="preserve">} </w:t>
+      </w:r>
+    </w:p>
+    <w:p>
+      <w:pPr>
+        <w:pStyle w:val="HTMLPreformatted"/>
+        <w:rPr>
+          <w:b/>
+          <w:color w:val="FF0000"/>
+        </w:rPr>
+      </w:pPr>
+      <w:r>
+        <w:t>}</w:t>
       </w:r>
     </w:p>
     <w:sectPr>
@@ -7745,6 +12828,155 @@
 <file path=word/numbering.xml><?xml version="1.0" encoding="utf-8"?>
 <w:numbering xmlns:wpc="http://schemas.microsoft.com/office/word/2010/wordprocessingCanvas" xmlns:cx="http://schemas.microsoft.com/office/drawing/2014/chartex" xmlns:mc="http://schemas.openxmlformats.org/markup-compatibility/2006" xmlns:o="urn:schemas-microsoft-com:office:office" xmlns:r="http://schemas.openxmlformats.org/officeDocument/2006/relationships" xmlns:m="http://schemas.openxmlformats.org/officeDocument/2006/math" xmlns:v="urn:schemas-microsoft-com:vml" xmlns:wp14="http://schemas.microsoft.com/office/word/2010/wordprocessingDrawing" xmlns:wp="http://schemas.openxmlformats.org/drawingml/2006/wordprocessingDrawing" xmlns:w10="urn:schemas-microsoft-com:office:word" xmlns:w="http://schemas.openxmlformats.org/wordprocessingml/2006/main" xmlns:w14="http://schemas.microsoft.com/office/word/2010/wordml" xmlns:w15="http://schemas.microsoft.com/office/word/2012/wordml" xmlns:w16se="http://schemas.microsoft.com/office/word/2015/wordml/symex" xmlns:wpg="http://schemas.microsoft.com/office/word/2010/wordprocessingGroup" xmlns:wpi="http://schemas.microsoft.com/office/word/2010/wordprocessingInk" xmlns:wne="http://schemas.microsoft.com/office/word/2006/wordml" xmlns:wps="http://schemas.microsoft.com/office/word/2010/wordprocessingShape" mc:Ignorable="w14 w15 w16se wp14">
   <w:abstractNum w:abstractNumId="0" w15:restartNumberingAfterBreak="0">
+    <w:nsid w:val="01733FEC"/>
+    <w:multiLevelType w:val="multilevel"/>
+    <w:tmpl w:val="E160B52A"/>
+    <w:lvl w:ilvl="0">
+      <w:start w:val="1"/>
+      <w:numFmt w:val="bullet"/>
+      <w:lvlText w:val=""/>
+      <w:lvlJc w:val="left"/>
+      <w:pPr>
+        <w:tabs>
+          <w:tab w:val="num" w:pos="720"/>
+        </w:tabs>
+        <w:ind w:left="720" w:hanging="360"/>
+      </w:pPr>
+      <w:rPr>
+        <w:rFonts w:ascii="Symbol" w:hAnsi="Symbol" w:hint="default"/>
+        <w:sz w:val="20"/>
+      </w:rPr>
+    </w:lvl>
+    <w:lvl w:ilvl="1">
+      <w:start w:val="1"/>
+      <w:numFmt w:val="bullet"/>
+      <w:lvlText w:val="o"/>
+      <w:lvlJc w:val="left"/>
+      <w:pPr>
+        <w:tabs>
+          <w:tab w:val="num" w:pos="1440"/>
+        </w:tabs>
+        <w:ind w:left="1440" w:hanging="360"/>
+      </w:pPr>
+      <w:rPr>
+        <w:rFonts w:ascii="Courier New" w:hAnsi="Courier New" w:hint="default"/>
+        <w:sz w:val="20"/>
+      </w:rPr>
+    </w:lvl>
+    <w:lvl w:ilvl="2" w:tentative="1">
+      <w:start w:val="1"/>
+      <w:numFmt w:val="bullet"/>
+      <w:lvlText w:val=""/>
+      <w:lvlJc w:val="left"/>
+      <w:pPr>
+        <w:tabs>
+          <w:tab w:val="num" w:pos="2160"/>
+        </w:tabs>
+        <w:ind w:left="2160" w:hanging="360"/>
+      </w:pPr>
+      <w:rPr>
+        <w:rFonts w:ascii="Wingdings" w:hAnsi="Wingdings" w:hint="default"/>
+        <w:sz w:val="20"/>
+      </w:rPr>
+    </w:lvl>
+    <w:lvl w:ilvl="3" w:tentative="1">
+      <w:start w:val="1"/>
+      <w:numFmt w:val="bullet"/>
+      <w:lvlText w:val=""/>
+      <w:lvlJc w:val="left"/>
+      <w:pPr>
+        <w:tabs>
+          <w:tab w:val="num" w:pos="2880"/>
+        </w:tabs>
+        <w:ind w:left="2880" w:hanging="360"/>
+      </w:pPr>
+      <w:rPr>
+        <w:rFonts w:ascii="Wingdings" w:hAnsi="Wingdings" w:hint="default"/>
+        <w:sz w:val="20"/>
+      </w:rPr>
+    </w:lvl>
+    <w:lvl w:ilvl="4" w:tentative="1">
+      <w:start w:val="1"/>
+      <w:numFmt w:val="bullet"/>
+      <w:lvlText w:val=""/>
+      <w:lvlJc w:val="left"/>
+      <w:pPr>
+        <w:tabs>
+          <w:tab w:val="num" w:pos="3600"/>
+        </w:tabs>
+        <w:ind w:left="3600" w:hanging="360"/>
+      </w:pPr>
+      <w:rPr>
+        <w:rFonts w:ascii="Wingdings" w:hAnsi="Wingdings" w:hint="default"/>
+        <w:sz w:val="20"/>
+      </w:rPr>
+    </w:lvl>
+    <w:lvl w:ilvl="5" w:tentative="1">
+      <w:start w:val="1"/>
+      <w:numFmt w:val="bullet"/>
+      <w:lvlText w:val=""/>
+      <w:lvlJc w:val="left"/>
+      <w:pPr>
+        <w:tabs>
+          <w:tab w:val="num" w:pos="4320"/>
+        </w:tabs>
+        <w:ind w:left="4320" w:hanging="360"/>
+      </w:pPr>
+      <w:rPr>
+        <w:rFonts w:ascii="Wingdings" w:hAnsi="Wingdings" w:hint="default"/>
+        <w:sz w:val="20"/>
+      </w:rPr>
+    </w:lvl>
+    <w:lvl w:ilvl="6" w:tentative="1">
+      <w:start w:val="1"/>
+      <w:numFmt w:val="bullet"/>
+      <w:lvlText w:val=""/>
+      <w:lvlJc w:val="left"/>
+      <w:pPr>
+        <w:tabs>
+          <w:tab w:val="num" w:pos="5040"/>
+        </w:tabs>
+        <w:ind w:left="5040" w:hanging="360"/>
+      </w:pPr>
+      <w:rPr>
+        <w:rFonts w:ascii="Wingdings" w:hAnsi="Wingdings" w:hint="default"/>
+        <w:sz w:val="20"/>
+      </w:rPr>
+    </w:lvl>
+    <w:lvl w:ilvl="7" w:tentative="1">
+      <w:start w:val="1"/>
+      <w:numFmt w:val="bullet"/>
+      <w:lvlText w:val=""/>
+      <w:lvlJc w:val="left"/>
+      <w:pPr>
+        <w:tabs>
+          <w:tab w:val="num" w:pos="5760"/>
+        </w:tabs>
+        <w:ind w:left="5760" w:hanging="360"/>
+      </w:pPr>
+      <w:rPr>
+        <w:rFonts w:ascii="Wingdings" w:hAnsi="Wingdings" w:hint="default"/>
+        <w:sz w:val="20"/>
+      </w:rPr>
+    </w:lvl>
+    <w:lvl w:ilvl="8" w:tentative="1">
+      <w:start w:val="1"/>
+      <w:numFmt w:val="bullet"/>
+      <w:lvlText w:val=""/>
+      <w:lvlJc w:val="left"/>
+      <w:pPr>
+        <w:tabs>
+          <w:tab w:val="num" w:pos="6480"/>
+        </w:tabs>
+        <w:ind w:left="6480" w:hanging="360"/>
+      </w:pPr>
+      <w:rPr>
+        <w:rFonts w:ascii="Wingdings" w:hAnsi="Wingdings" w:hint="default"/>
+        <w:sz w:val="20"/>
+      </w:rPr>
+    </w:lvl>
+  </w:abstractNum>
+  <w:abstractNum w:abstractNumId="1" w15:restartNumberingAfterBreak="0">
     <w:nsid w:val="03144BE9"/>
     <w:multiLevelType w:val="multilevel"/>
     <w:tmpl w:val="F2DEF792"/>
@@ -7893,7 +13125,418 @@
       </w:rPr>
     </w:lvl>
   </w:abstractNum>
-  <w:abstractNum w:abstractNumId="1" w15:restartNumberingAfterBreak="0">
+  <w:abstractNum w:abstractNumId="2" w15:restartNumberingAfterBreak="0">
+    <w:nsid w:val="03E17038"/>
+    <w:multiLevelType w:val="multilevel"/>
+    <w:tmpl w:val="C0EEE6E4"/>
+    <w:lvl w:ilvl="0">
+      <w:start w:val="1"/>
+      <w:numFmt w:val="decimal"/>
+      <w:lvlText w:val="%1."/>
+      <w:lvlJc w:val="left"/>
+      <w:pPr>
+        <w:tabs>
+          <w:tab w:val="num" w:pos="720"/>
+        </w:tabs>
+        <w:ind w:left="720" w:hanging="360"/>
+      </w:pPr>
+    </w:lvl>
+    <w:lvl w:ilvl="1" w:tentative="1">
+      <w:start w:val="1"/>
+      <w:numFmt w:val="decimal"/>
+      <w:lvlText w:val="%2."/>
+      <w:lvlJc w:val="left"/>
+      <w:pPr>
+        <w:tabs>
+          <w:tab w:val="num" w:pos="1440"/>
+        </w:tabs>
+        <w:ind w:left="1440" w:hanging="360"/>
+      </w:pPr>
+    </w:lvl>
+    <w:lvl w:ilvl="2" w:tentative="1">
+      <w:start w:val="1"/>
+      <w:numFmt w:val="decimal"/>
+      <w:lvlText w:val="%3."/>
+      <w:lvlJc w:val="left"/>
+      <w:pPr>
+        <w:tabs>
+          <w:tab w:val="num" w:pos="2160"/>
+        </w:tabs>
+        <w:ind w:left="2160" w:hanging="360"/>
+      </w:pPr>
+    </w:lvl>
+    <w:lvl w:ilvl="3" w:tentative="1">
+      <w:start w:val="1"/>
+      <w:numFmt w:val="decimal"/>
+      <w:lvlText w:val="%4."/>
+      <w:lvlJc w:val="left"/>
+      <w:pPr>
+        <w:tabs>
+          <w:tab w:val="num" w:pos="2880"/>
+        </w:tabs>
+        <w:ind w:left="2880" w:hanging="360"/>
+      </w:pPr>
+    </w:lvl>
+    <w:lvl w:ilvl="4" w:tentative="1">
+      <w:start w:val="1"/>
+      <w:numFmt w:val="decimal"/>
+      <w:lvlText w:val="%5."/>
+      <w:lvlJc w:val="left"/>
+      <w:pPr>
+        <w:tabs>
+          <w:tab w:val="num" w:pos="3600"/>
+        </w:tabs>
+        <w:ind w:left="3600" w:hanging="360"/>
+      </w:pPr>
+    </w:lvl>
+    <w:lvl w:ilvl="5" w:tentative="1">
+      <w:start w:val="1"/>
+      <w:numFmt w:val="decimal"/>
+      <w:lvlText w:val="%6."/>
+      <w:lvlJc w:val="left"/>
+      <w:pPr>
+        <w:tabs>
+          <w:tab w:val="num" w:pos="4320"/>
+        </w:tabs>
+        <w:ind w:left="4320" w:hanging="360"/>
+      </w:pPr>
+    </w:lvl>
+    <w:lvl w:ilvl="6" w:tentative="1">
+      <w:start w:val="1"/>
+      <w:numFmt w:val="decimal"/>
+      <w:lvlText w:val="%7."/>
+      <w:lvlJc w:val="left"/>
+      <w:pPr>
+        <w:tabs>
+          <w:tab w:val="num" w:pos="5040"/>
+        </w:tabs>
+        <w:ind w:left="5040" w:hanging="360"/>
+      </w:pPr>
+    </w:lvl>
+    <w:lvl w:ilvl="7" w:tentative="1">
+      <w:start w:val="1"/>
+      <w:numFmt w:val="decimal"/>
+      <w:lvlText w:val="%8."/>
+      <w:lvlJc w:val="left"/>
+      <w:pPr>
+        <w:tabs>
+          <w:tab w:val="num" w:pos="5760"/>
+        </w:tabs>
+        <w:ind w:left="5760" w:hanging="360"/>
+      </w:pPr>
+    </w:lvl>
+    <w:lvl w:ilvl="8" w:tentative="1">
+      <w:start w:val="1"/>
+      <w:numFmt w:val="decimal"/>
+      <w:lvlText w:val="%9."/>
+      <w:lvlJc w:val="left"/>
+      <w:pPr>
+        <w:tabs>
+          <w:tab w:val="num" w:pos="6480"/>
+        </w:tabs>
+        <w:ind w:left="6480" w:hanging="360"/>
+      </w:pPr>
+    </w:lvl>
+  </w:abstractNum>
+  <w:abstractNum w:abstractNumId="3" w15:restartNumberingAfterBreak="0">
+    <w:nsid w:val="0D0D6DD7"/>
+    <w:multiLevelType w:val="multilevel"/>
+    <w:tmpl w:val="3B8862B2"/>
+    <w:lvl w:ilvl="0">
+      <w:start w:val="1"/>
+      <w:numFmt w:val="bullet"/>
+      <w:lvlText w:val=""/>
+      <w:lvlJc w:val="left"/>
+      <w:pPr>
+        <w:tabs>
+          <w:tab w:val="num" w:pos="720"/>
+        </w:tabs>
+        <w:ind w:left="720" w:hanging="360"/>
+      </w:pPr>
+      <w:rPr>
+        <w:rFonts w:ascii="Symbol" w:hAnsi="Symbol" w:hint="default"/>
+        <w:sz w:val="20"/>
+      </w:rPr>
+    </w:lvl>
+    <w:lvl w:ilvl="1" w:tentative="1">
+      <w:start w:val="1"/>
+      <w:numFmt w:val="bullet"/>
+      <w:lvlText w:val="o"/>
+      <w:lvlJc w:val="left"/>
+      <w:pPr>
+        <w:tabs>
+          <w:tab w:val="num" w:pos="1440"/>
+        </w:tabs>
+        <w:ind w:left="1440" w:hanging="360"/>
+      </w:pPr>
+      <w:rPr>
+        <w:rFonts w:ascii="Courier New" w:hAnsi="Courier New" w:hint="default"/>
+        <w:sz w:val="20"/>
+      </w:rPr>
+    </w:lvl>
+    <w:lvl w:ilvl="2" w:tentative="1">
+      <w:start w:val="1"/>
+      <w:numFmt w:val="bullet"/>
+      <w:lvlText w:val=""/>
+      <w:lvlJc w:val="left"/>
+      <w:pPr>
+        <w:tabs>
+          <w:tab w:val="num" w:pos="2160"/>
+        </w:tabs>
+        <w:ind w:left="2160" w:hanging="360"/>
+      </w:pPr>
+      <w:rPr>
+        <w:rFonts w:ascii="Wingdings" w:hAnsi="Wingdings" w:hint="default"/>
+        <w:sz w:val="20"/>
+      </w:rPr>
+    </w:lvl>
+    <w:lvl w:ilvl="3" w:tentative="1">
+      <w:start w:val="1"/>
+      <w:numFmt w:val="bullet"/>
+      <w:lvlText w:val=""/>
+      <w:lvlJc w:val="left"/>
+      <w:pPr>
+        <w:tabs>
+          <w:tab w:val="num" w:pos="2880"/>
+        </w:tabs>
+        <w:ind w:left="2880" w:hanging="360"/>
+      </w:pPr>
+      <w:rPr>
+        <w:rFonts w:ascii="Wingdings" w:hAnsi="Wingdings" w:hint="default"/>
+        <w:sz w:val="20"/>
+      </w:rPr>
+    </w:lvl>
+    <w:lvl w:ilvl="4" w:tentative="1">
+      <w:start w:val="1"/>
+      <w:numFmt w:val="bullet"/>
+      <w:lvlText w:val=""/>
+      <w:lvlJc w:val="left"/>
+      <w:pPr>
+        <w:tabs>
+          <w:tab w:val="num" w:pos="3600"/>
+        </w:tabs>
+        <w:ind w:left="3600" w:hanging="360"/>
+      </w:pPr>
+      <w:rPr>
+        <w:rFonts w:ascii="Wingdings" w:hAnsi="Wingdings" w:hint="default"/>
+        <w:sz w:val="20"/>
+      </w:rPr>
+    </w:lvl>
+    <w:lvl w:ilvl="5" w:tentative="1">
+      <w:start w:val="1"/>
+      <w:numFmt w:val="bullet"/>
+      <w:lvlText w:val=""/>
+      <w:lvlJc w:val="left"/>
+      <w:pPr>
+        <w:tabs>
+          <w:tab w:val="num" w:pos="4320"/>
+        </w:tabs>
+        <w:ind w:left="4320" w:hanging="360"/>
+      </w:pPr>
+      <w:rPr>
+        <w:rFonts w:ascii="Wingdings" w:hAnsi="Wingdings" w:hint="default"/>
+        <w:sz w:val="20"/>
+      </w:rPr>
+    </w:lvl>
+    <w:lvl w:ilvl="6" w:tentative="1">
+      <w:start w:val="1"/>
+      <w:numFmt w:val="bullet"/>
+      <w:lvlText w:val=""/>
+      <w:lvlJc w:val="left"/>
+      <w:pPr>
+        <w:tabs>
+          <w:tab w:val="num" w:pos="5040"/>
+        </w:tabs>
+        <w:ind w:left="5040" w:hanging="360"/>
+      </w:pPr>
+      <w:rPr>
+        <w:rFonts w:ascii="Wingdings" w:hAnsi="Wingdings" w:hint="default"/>
+        <w:sz w:val="20"/>
+      </w:rPr>
+    </w:lvl>
+    <w:lvl w:ilvl="7" w:tentative="1">
+      <w:start w:val="1"/>
+      <w:numFmt w:val="bullet"/>
+      <w:lvlText w:val=""/>
+      <w:lvlJc w:val="left"/>
+      <w:pPr>
+        <w:tabs>
+          <w:tab w:val="num" w:pos="5760"/>
+        </w:tabs>
+        <w:ind w:left="5760" w:hanging="360"/>
+      </w:pPr>
+      <w:rPr>
+        <w:rFonts w:ascii="Wingdings" w:hAnsi="Wingdings" w:hint="default"/>
+        <w:sz w:val="20"/>
+      </w:rPr>
+    </w:lvl>
+    <w:lvl w:ilvl="8" w:tentative="1">
+      <w:start w:val="1"/>
+      <w:numFmt w:val="bullet"/>
+      <w:lvlText w:val=""/>
+      <w:lvlJc w:val="left"/>
+      <w:pPr>
+        <w:tabs>
+          <w:tab w:val="num" w:pos="6480"/>
+        </w:tabs>
+        <w:ind w:left="6480" w:hanging="360"/>
+      </w:pPr>
+      <w:rPr>
+        <w:rFonts w:ascii="Wingdings" w:hAnsi="Wingdings" w:hint="default"/>
+        <w:sz w:val="20"/>
+      </w:rPr>
+    </w:lvl>
+  </w:abstractNum>
+  <w:abstractNum w:abstractNumId="4" w15:restartNumberingAfterBreak="0">
+    <w:nsid w:val="0E47634B"/>
+    <w:multiLevelType w:val="multilevel"/>
+    <w:tmpl w:val="12FCA352"/>
+    <w:lvl w:ilvl="0">
+      <w:start w:val="1"/>
+      <w:numFmt w:val="bullet"/>
+      <w:lvlText w:val=""/>
+      <w:lvlJc w:val="left"/>
+      <w:pPr>
+        <w:tabs>
+          <w:tab w:val="num" w:pos="720"/>
+        </w:tabs>
+        <w:ind w:left="720" w:hanging="360"/>
+      </w:pPr>
+      <w:rPr>
+        <w:rFonts w:ascii="Symbol" w:hAnsi="Symbol" w:hint="default"/>
+        <w:sz w:val="20"/>
+      </w:rPr>
+    </w:lvl>
+    <w:lvl w:ilvl="1" w:tentative="1">
+      <w:start w:val="1"/>
+      <w:numFmt w:val="bullet"/>
+      <w:lvlText w:val="o"/>
+      <w:lvlJc w:val="left"/>
+      <w:pPr>
+        <w:tabs>
+          <w:tab w:val="num" w:pos="1440"/>
+        </w:tabs>
+        <w:ind w:left="1440" w:hanging="360"/>
+      </w:pPr>
+      <w:rPr>
+        <w:rFonts w:ascii="Courier New" w:hAnsi="Courier New" w:hint="default"/>
+        <w:sz w:val="20"/>
+      </w:rPr>
+    </w:lvl>
+    <w:lvl w:ilvl="2" w:tentative="1">
+      <w:start w:val="1"/>
+      <w:numFmt w:val="bullet"/>
+      <w:lvlText w:val=""/>
+      <w:lvlJc w:val="left"/>
+      <w:pPr>
+        <w:tabs>
+          <w:tab w:val="num" w:pos="2160"/>
+        </w:tabs>
+        <w:ind w:left="2160" w:hanging="360"/>
+      </w:pPr>
+      <w:rPr>
+        <w:rFonts w:ascii="Wingdings" w:hAnsi="Wingdings" w:hint="default"/>
+        <w:sz w:val="20"/>
+      </w:rPr>
+    </w:lvl>
+    <w:lvl w:ilvl="3" w:tentative="1">
+      <w:start w:val="1"/>
+      <w:numFmt w:val="bullet"/>
+      <w:lvlText w:val=""/>
+      <w:lvlJc w:val="left"/>
+      <w:pPr>
+        <w:tabs>
+          <w:tab w:val="num" w:pos="2880"/>
+        </w:tabs>
+        <w:ind w:left="2880" w:hanging="360"/>
+      </w:pPr>
+      <w:rPr>
+        <w:rFonts w:ascii="Wingdings" w:hAnsi="Wingdings" w:hint="default"/>
+        <w:sz w:val="20"/>
+      </w:rPr>
+    </w:lvl>
+    <w:lvl w:ilvl="4" w:tentative="1">
+      <w:start w:val="1"/>
+      <w:numFmt w:val="bullet"/>
+      <w:lvlText w:val=""/>
+      <w:lvlJc w:val="left"/>
+      <w:pPr>
+        <w:tabs>
+          <w:tab w:val="num" w:pos="3600"/>
+        </w:tabs>
+        <w:ind w:left="3600" w:hanging="360"/>
+      </w:pPr>
+      <w:rPr>
+        <w:rFonts w:ascii="Wingdings" w:hAnsi="Wingdings" w:hint="default"/>
+        <w:sz w:val="20"/>
+      </w:rPr>
+    </w:lvl>
+    <w:lvl w:ilvl="5" w:tentative="1">
+      <w:start w:val="1"/>
+      <w:numFmt w:val="bullet"/>
+      <w:lvlText w:val=""/>
+      <w:lvlJc w:val="left"/>
+      <w:pPr>
+        <w:tabs>
+          <w:tab w:val="num" w:pos="4320"/>
+        </w:tabs>
+        <w:ind w:left="4320" w:hanging="360"/>
+      </w:pPr>
+      <w:rPr>
+        <w:rFonts w:ascii="Wingdings" w:hAnsi="Wingdings" w:hint="default"/>
+        <w:sz w:val="20"/>
+      </w:rPr>
+    </w:lvl>
+    <w:lvl w:ilvl="6" w:tentative="1">
+      <w:start w:val="1"/>
+      <w:numFmt w:val="bullet"/>
+      <w:lvlText w:val=""/>
+      <w:lvlJc w:val="left"/>
+      <w:pPr>
+        <w:tabs>
+          <w:tab w:val="num" w:pos="5040"/>
+        </w:tabs>
+        <w:ind w:left="5040" w:hanging="360"/>
+      </w:pPr>
+      <w:rPr>
+        <w:rFonts w:ascii="Wingdings" w:hAnsi="Wingdings" w:hint="default"/>
+        <w:sz w:val="20"/>
+      </w:rPr>
+    </w:lvl>
+    <w:lvl w:ilvl="7" w:tentative="1">
+      <w:start w:val="1"/>
+      <w:numFmt w:val="bullet"/>
+      <w:lvlText w:val=""/>
+      <w:lvlJc w:val="left"/>
+      <w:pPr>
+        <w:tabs>
+          <w:tab w:val="num" w:pos="5760"/>
+        </w:tabs>
+        <w:ind w:left="5760" w:hanging="360"/>
+      </w:pPr>
+      <w:rPr>
+        <w:rFonts w:ascii="Wingdings" w:hAnsi="Wingdings" w:hint="default"/>
+        <w:sz w:val="20"/>
+      </w:rPr>
+    </w:lvl>
+    <w:lvl w:ilvl="8" w:tentative="1">
+      <w:start w:val="1"/>
+      <w:numFmt w:val="bullet"/>
+      <w:lvlText w:val=""/>
+      <w:lvlJc w:val="left"/>
+      <w:pPr>
+        <w:tabs>
+          <w:tab w:val="num" w:pos="6480"/>
+        </w:tabs>
+        <w:ind w:left="6480" w:hanging="360"/>
+      </w:pPr>
+      <w:rPr>
+        <w:rFonts w:ascii="Wingdings" w:hAnsi="Wingdings" w:hint="default"/>
+        <w:sz w:val="20"/>
+      </w:rPr>
+    </w:lvl>
+  </w:abstractNum>
+  <w:abstractNum w:abstractNumId="5" w15:restartNumberingAfterBreak="0">
     <w:nsid w:val="0FF15337"/>
     <w:multiLevelType w:val="multilevel"/>
     <w:tmpl w:val="49C0BB48"/>
@@ -8042,7 +13685,7 @@
       </w:rPr>
     </w:lvl>
   </w:abstractNum>
-  <w:abstractNum w:abstractNumId="2" w15:restartNumberingAfterBreak="0">
+  <w:abstractNum w:abstractNumId="6" w15:restartNumberingAfterBreak="0">
     <w:nsid w:val="153B4016"/>
     <w:multiLevelType w:val="multilevel"/>
     <w:tmpl w:val="8FBED974"/>
@@ -8191,7 +13834,269 @@
       </w:rPr>
     </w:lvl>
   </w:abstractNum>
-  <w:abstractNum w:abstractNumId="3" w15:restartNumberingAfterBreak="0">
+  <w:abstractNum w:abstractNumId="7" w15:restartNumberingAfterBreak="0">
+    <w:nsid w:val="1BC5079C"/>
+    <w:multiLevelType w:val="multilevel"/>
+    <w:tmpl w:val="310ACF5C"/>
+    <w:lvl w:ilvl="0">
+      <w:start w:val="1"/>
+      <w:numFmt w:val="decimal"/>
+      <w:lvlText w:val="%1."/>
+      <w:lvlJc w:val="left"/>
+      <w:pPr>
+        <w:tabs>
+          <w:tab w:val="num" w:pos="720"/>
+        </w:tabs>
+        <w:ind w:left="720" w:hanging="360"/>
+      </w:pPr>
+    </w:lvl>
+    <w:lvl w:ilvl="1" w:tentative="1">
+      <w:start w:val="1"/>
+      <w:numFmt w:val="decimal"/>
+      <w:lvlText w:val="%2."/>
+      <w:lvlJc w:val="left"/>
+      <w:pPr>
+        <w:tabs>
+          <w:tab w:val="num" w:pos="1440"/>
+        </w:tabs>
+        <w:ind w:left="1440" w:hanging="360"/>
+      </w:pPr>
+    </w:lvl>
+    <w:lvl w:ilvl="2" w:tentative="1">
+      <w:start w:val="1"/>
+      <w:numFmt w:val="decimal"/>
+      <w:lvlText w:val="%3."/>
+      <w:lvlJc w:val="left"/>
+      <w:pPr>
+        <w:tabs>
+          <w:tab w:val="num" w:pos="2160"/>
+        </w:tabs>
+        <w:ind w:left="2160" w:hanging="360"/>
+      </w:pPr>
+    </w:lvl>
+    <w:lvl w:ilvl="3" w:tentative="1">
+      <w:start w:val="1"/>
+      <w:numFmt w:val="decimal"/>
+      <w:lvlText w:val="%4."/>
+      <w:lvlJc w:val="left"/>
+      <w:pPr>
+        <w:tabs>
+          <w:tab w:val="num" w:pos="2880"/>
+        </w:tabs>
+        <w:ind w:left="2880" w:hanging="360"/>
+      </w:pPr>
+    </w:lvl>
+    <w:lvl w:ilvl="4" w:tentative="1">
+      <w:start w:val="1"/>
+      <w:numFmt w:val="decimal"/>
+      <w:lvlText w:val="%5."/>
+      <w:lvlJc w:val="left"/>
+      <w:pPr>
+        <w:tabs>
+          <w:tab w:val="num" w:pos="3600"/>
+        </w:tabs>
+        <w:ind w:left="3600" w:hanging="360"/>
+      </w:pPr>
+    </w:lvl>
+    <w:lvl w:ilvl="5" w:tentative="1">
+      <w:start w:val="1"/>
+      <w:numFmt w:val="decimal"/>
+      <w:lvlText w:val="%6."/>
+      <w:lvlJc w:val="left"/>
+      <w:pPr>
+        <w:tabs>
+          <w:tab w:val="num" w:pos="4320"/>
+        </w:tabs>
+        <w:ind w:left="4320" w:hanging="360"/>
+      </w:pPr>
+    </w:lvl>
+    <w:lvl w:ilvl="6" w:tentative="1">
+      <w:start w:val="1"/>
+      <w:numFmt w:val="decimal"/>
+      <w:lvlText w:val="%7."/>
+      <w:lvlJc w:val="left"/>
+      <w:pPr>
+        <w:tabs>
+          <w:tab w:val="num" w:pos="5040"/>
+        </w:tabs>
+        <w:ind w:left="5040" w:hanging="360"/>
+      </w:pPr>
+    </w:lvl>
+    <w:lvl w:ilvl="7" w:tentative="1">
+      <w:start w:val="1"/>
+      <w:numFmt w:val="decimal"/>
+      <w:lvlText w:val="%8."/>
+      <w:lvlJc w:val="left"/>
+      <w:pPr>
+        <w:tabs>
+          <w:tab w:val="num" w:pos="5760"/>
+        </w:tabs>
+        <w:ind w:left="5760" w:hanging="360"/>
+      </w:pPr>
+    </w:lvl>
+    <w:lvl w:ilvl="8" w:tentative="1">
+      <w:start w:val="1"/>
+      <w:numFmt w:val="decimal"/>
+      <w:lvlText w:val="%9."/>
+      <w:lvlJc w:val="left"/>
+      <w:pPr>
+        <w:tabs>
+          <w:tab w:val="num" w:pos="6480"/>
+        </w:tabs>
+        <w:ind w:left="6480" w:hanging="360"/>
+      </w:pPr>
+    </w:lvl>
+  </w:abstractNum>
+  <w:abstractNum w:abstractNumId="8" w15:restartNumberingAfterBreak="0">
+    <w:nsid w:val="1C757D8C"/>
+    <w:multiLevelType w:val="multilevel"/>
+    <w:tmpl w:val="92AEC7F0"/>
+    <w:lvl w:ilvl="0">
+      <w:start w:val="1"/>
+      <w:numFmt w:val="bullet"/>
+      <w:lvlText w:val=""/>
+      <w:lvlJc w:val="left"/>
+      <w:pPr>
+        <w:tabs>
+          <w:tab w:val="num" w:pos="720"/>
+        </w:tabs>
+        <w:ind w:left="720" w:hanging="360"/>
+      </w:pPr>
+      <w:rPr>
+        <w:rFonts w:ascii="Symbol" w:hAnsi="Symbol" w:hint="default"/>
+        <w:sz w:val="20"/>
+      </w:rPr>
+    </w:lvl>
+    <w:lvl w:ilvl="1" w:tentative="1">
+      <w:start w:val="1"/>
+      <w:numFmt w:val="bullet"/>
+      <w:lvlText w:val="o"/>
+      <w:lvlJc w:val="left"/>
+      <w:pPr>
+        <w:tabs>
+          <w:tab w:val="num" w:pos="1440"/>
+        </w:tabs>
+        <w:ind w:left="1440" w:hanging="360"/>
+      </w:pPr>
+      <w:rPr>
+        <w:rFonts w:ascii="Courier New" w:hAnsi="Courier New" w:hint="default"/>
+        <w:sz w:val="20"/>
+      </w:rPr>
+    </w:lvl>
+    <w:lvl w:ilvl="2" w:tentative="1">
+      <w:start w:val="1"/>
+      <w:numFmt w:val="bullet"/>
+      <w:lvlText w:val=""/>
+      <w:lvlJc w:val="left"/>
+      <w:pPr>
+        <w:tabs>
+          <w:tab w:val="num" w:pos="2160"/>
+        </w:tabs>
+        <w:ind w:left="2160" w:hanging="360"/>
+      </w:pPr>
+      <w:rPr>
+        <w:rFonts w:ascii="Wingdings" w:hAnsi="Wingdings" w:hint="default"/>
+        <w:sz w:val="20"/>
+      </w:rPr>
+    </w:lvl>
+    <w:lvl w:ilvl="3" w:tentative="1">
+      <w:start w:val="1"/>
+      <w:numFmt w:val="bullet"/>
+      <w:lvlText w:val=""/>
+      <w:lvlJc w:val="left"/>
+      <w:pPr>
+        <w:tabs>
+          <w:tab w:val="num" w:pos="2880"/>
+        </w:tabs>
+        <w:ind w:left="2880" w:hanging="360"/>
+      </w:pPr>
+      <w:rPr>
+        <w:rFonts w:ascii="Wingdings" w:hAnsi="Wingdings" w:hint="default"/>
+        <w:sz w:val="20"/>
+      </w:rPr>
+    </w:lvl>
+    <w:lvl w:ilvl="4" w:tentative="1">
+      <w:start w:val="1"/>
+      <w:numFmt w:val="bullet"/>
+      <w:lvlText w:val=""/>
+      <w:lvlJc w:val="left"/>
+      <w:pPr>
+        <w:tabs>
+          <w:tab w:val="num" w:pos="3600"/>
+        </w:tabs>
+        <w:ind w:left="3600" w:hanging="360"/>
+      </w:pPr>
+      <w:rPr>
+        <w:rFonts w:ascii="Wingdings" w:hAnsi="Wingdings" w:hint="default"/>
+        <w:sz w:val="20"/>
+      </w:rPr>
+    </w:lvl>
+    <w:lvl w:ilvl="5" w:tentative="1">
+      <w:start w:val="1"/>
+      <w:numFmt w:val="bullet"/>
+      <w:lvlText w:val=""/>
+      <w:lvlJc w:val="left"/>
+      <w:pPr>
+        <w:tabs>
+          <w:tab w:val="num" w:pos="4320"/>
+        </w:tabs>
+        <w:ind w:left="4320" w:hanging="360"/>
+      </w:pPr>
+      <w:rPr>
+        <w:rFonts w:ascii="Wingdings" w:hAnsi="Wingdings" w:hint="default"/>
+        <w:sz w:val="20"/>
+      </w:rPr>
+    </w:lvl>
+    <w:lvl w:ilvl="6" w:tentative="1">
+      <w:start w:val="1"/>
+      <w:numFmt w:val="bullet"/>
+      <w:lvlText w:val=""/>
+      <w:lvlJc w:val="left"/>
+      <w:pPr>
+        <w:tabs>
+          <w:tab w:val="num" w:pos="5040"/>
+        </w:tabs>
+        <w:ind w:left="5040" w:hanging="360"/>
+      </w:pPr>
+      <w:rPr>
+        <w:rFonts w:ascii="Wingdings" w:hAnsi="Wingdings" w:hint="default"/>
+        <w:sz w:val="20"/>
+      </w:rPr>
+    </w:lvl>
+    <w:lvl w:ilvl="7" w:tentative="1">
+      <w:start w:val="1"/>
+      <w:numFmt w:val="bullet"/>
+      <w:lvlText w:val=""/>
+      <w:lvlJc w:val="left"/>
+      <w:pPr>
+        <w:tabs>
+          <w:tab w:val="num" w:pos="5760"/>
+        </w:tabs>
+        <w:ind w:left="5760" w:hanging="360"/>
+      </w:pPr>
+      <w:rPr>
+        <w:rFonts w:ascii="Wingdings" w:hAnsi="Wingdings" w:hint="default"/>
+        <w:sz w:val="20"/>
+      </w:rPr>
+    </w:lvl>
+    <w:lvl w:ilvl="8" w:tentative="1">
+      <w:start w:val="1"/>
+      <w:numFmt w:val="bullet"/>
+      <w:lvlText w:val=""/>
+      <w:lvlJc w:val="left"/>
+      <w:pPr>
+        <w:tabs>
+          <w:tab w:val="num" w:pos="6480"/>
+        </w:tabs>
+        <w:ind w:left="6480" w:hanging="360"/>
+      </w:pPr>
+      <w:rPr>
+        <w:rFonts w:ascii="Wingdings" w:hAnsi="Wingdings" w:hint="default"/>
+        <w:sz w:val="20"/>
+      </w:rPr>
+    </w:lvl>
+  </w:abstractNum>
+  <w:abstractNum w:abstractNumId="9" w15:restartNumberingAfterBreak="0">
     <w:nsid w:val="1C7913A1"/>
     <w:multiLevelType w:val="multilevel"/>
     <w:tmpl w:val="9A08A718"/>
@@ -8304,7 +14209,7 @@
       </w:pPr>
     </w:lvl>
   </w:abstractNum>
-  <w:abstractNum w:abstractNumId="4" w15:restartNumberingAfterBreak="0">
+  <w:abstractNum w:abstractNumId="10" w15:restartNumberingAfterBreak="0">
     <w:nsid w:val="1C856354"/>
     <w:multiLevelType w:val="multilevel"/>
     <w:tmpl w:val="D0BEC01A"/>
@@ -8453,7 +14358,7 @@
       </w:rPr>
     </w:lvl>
   </w:abstractNum>
-  <w:abstractNum w:abstractNumId="5" w15:restartNumberingAfterBreak="0">
+  <w:abstractNum w:abstractNumId="11" w15:restartNumberingAfterBreak="0">
     <w:nsid w:val="1D8D5BE4"/>
     <w:multiLevelType w:val="multilevel"/>
     <w:tmpl w:val="F45C36F2"/>
@@ -8602,7 +14507,7 @@
       </w:rPr>
     </w:lvl>
   </w:abstractNum>
-  <w:abstractNum w:abstractNumId="6" w15:restartNumberingAfterBreak="0">
+  <w:abstractNum w:abstractNumId="12" w15:restartNumberingAfterBreak="0">
     <w:nsid w:val="1D951CC0"/>
     <w:multiLevelType w:val="multilevel"/>
     <w:tmpl w:val="488EFEEE"/>
@@ -8751,7 +14656,7 @@
       </w:rPr>
     </w:lvl>
   </w:abstractNum>
-  <w:abstractNum w:abstractNumId="7" w15:restartNumberingAfterBreak="0">
+  <w:abstractNum w:abstractNumId="13" w15:restartNumberingAfterBreak="0">
     <w:nsid w:val="1FC16F9D"/>
     <w:multiLevelType w:val="multilevel"/>
     <w:tmpl w:val="5FE40830"/>
@@ -8900,7 +14805,7 @@
       </w:rPr>
     </w:lvl>
   </w:abstractNum>
-  <w:abstractNum w:abstractNumId="8" w15:restartNumberingAfterBreak="0">
+  <w:abstractNum w:abstractNumId="14" w15:restartNumberingAfterBreak="0">
     <w:nsid w:val="1FFB1EF7"/>
     <w:multiLevelType w:val="multilevel"/>
     <w:tmpl w:val="4512573C"/>
@@ -9049,7 +14954,156 @@
       </w:rPr>
     </w:lvl>
   </w:abstractNum>
-  <w:abstractNum w:abstractNumId="9" w15:restartNumberingAfterBreak="0">
+  <w:abstractNum w:abstractNumId="15" w15:restartNumberingAfterBreak="0">
+    <w:nsid w:val="236D5175"/>
+    <w:multiLevelType w:val="multilevel"/>
+    <w:tmpl w:val="81284188"/>
+    <w:lvl w:ilvl="0">
+      <w:start w:val="1"/>
+      <w:numFmt w:val="bullet"/>
+      <w:lvlText w:val=""/>
+      <w:lvlJc w:val="left"/>
+      <w:pPr>
+        <w:tabs>
+          <w:tab w:val="num" w:pos="720"/>
+        </w:tabs>
+        <w:ind w:left="720" w:hanging="360"/>
+      </w:pPr>
+      <w:rPr>
+        <w:rFonts w:ascii="Symbol" w:hAnsi="Symbol" w:hint="default"/>
+        <w:sz w:val="20"/>
+      </w:rPr>
+    </w:lvl>
+    <w:lvl w:ilvl="1" w:tentative="1">
+      <w:start w:val="1"/>
+      <w:numFmt w:val="bullet"/>
+      <w:lvlText w:val="o"/>
+      <w:lvlJc w:val="left"/>
+      <w:pPr>
+        <w:tabs>
+          <w:tab w:val="num" w:pos="1440"/>
+        </w:tabs>
+        <w:ind w:left="1440" w:hanging="360"/>
+      </w:pPr>
+      <w:rPr>
+        <w:rFonts w:ascii="Courier New" w:hAnsi="Courier New" w:hint="default"/>
+        <w:sz w:val="20"/>
+      </w:rPr>
+    </w:lvl>
+    <w:lvl w:ilvl="2" w:tentative="1">
+      <w:start w:val="1"/>
+      <w:numFmt w:val="bullet"/>
+      <w:lvlText w:val=""/>
+      <w:lvlJc w:val="left"/>
+      <w:pPr>
+        <w:tabs>
+          <w:tab w:val="num" w:pos="2160"/>
+        </w:tabs>
+        <w:ind w:left="2160" w:hanging="360"/>
+      </w:pPr>
+      <w:rPr>
+        <w:rFonts w:ascii="Wingdings" w:hAnsi="Wingdings" w:hint="default"/>
+        <w:sz w:val="20"/>
+      </w:rPr>
+    </w:lvl>
+    <w:lvl w:ilvl="3" w:tentative="1">
+      <w:start w:val="1"/>
+      <w:numFmt w:val="bullet"/>
+      <w:lvlText w:val=""/>
+      <w:lvlJc w:val="left"/>
+      <w:pPr>
+        <w:tabs>
+          <w:tab w:val="num" w:pos="2880"/>
+        </w:tabs>
+        <w:ind w:left="2880" w:hanging="360"/>
+      </w:pPr>
+      <w:rPr>
+        <w:rFonts w:ascii="Wingdings" w:hAnsi="Wingdings" w:hint="default"/>
+        <w:sz w:val="20"/>
+      </w:rPr>
+    </w:lvl>
+    <w:lvl w:ilvl="4" w:tentative="1">
+      <w:start w:val="1"/>
+      <w:numFmt w:val="bullet"/>
+      <w:lvlText w:val=""/>
+      <w:lvlJc w:val="left"/>
+      <w:pPr>
+        <w:tabs>
+          <w:tab w:val="num" w:pos="3600"/>
+        </w:tabs>
+        <w:ind w:left="3600" w:hanging="360"/>
+      </w:pPr>
+      <w:rPr>
+        <w:rFonts w:ascii="Wingdings" w:hAnsi="Wingdings" w:hint="default"/>
+        <w:sz w:val="20"/>
+      </w:rPr>
+    </w:lvl>
+    <w:lvl w:ilvl="5" w:tentative="1">
+      <w:start w:val="1"/>
+      <w:numFmt w:val="bullet"/>
+      <w:lvlText w:val=""/>
+      <w:lvlJc w:val="left"/>
+      <w:pPr>
+        <w:tabs>
+          <w:tab w:val="num" w:pos="4320"/>
+        </w:tabs>
+        <w:ind w:left="4320" w:hanging="360"/>
+      </w:pPr>
+      <w:rPr>
+        <w:rFonts w:ascii="Wingdings" w:hAnsi="Wingdings" w:hint="default"/>
+        <w:sz w:val="20"/>
+      </w:rPr>
+    </w:lvl>
+    <w:lvl w:ilvl="6" w:tentative="1">
+      <w:start w:val="1"/>
+      <w:numFmt w:val="bullet"/>
+      <w:lvlText w:val=""/>
+      <w:lvlJc w:val="left"/>
+      <w:pPr>
+        <w:tabs>
+          <w:tab w:val="num" w:pos="5040"/>
+        </w:tabs>
+        <w:ind w:left="5040" w:hanging="360"/>
+      </w:pPr>
+      <w:rPr>
+        <w:rFonts w:ascii="Wingdings" w:hAnsi="Wingdings" w:hint="default"/>
+        <w:sz w:val="20"/>
+      </w:rPr>
+    </w:lvl>
+    <w:lvl w:ilvl="7" w:tentative="1">
+      <w:start w:val="1"/>
+      <w:numFmt w:val="bullet"/>
+      <w:lvlText w:val=""/>
+      <w:lvlJc w:val="left"/>
+      <w:pPr>
+        <w:tabs>
+          <w:tab w:val="num" w:pos="5760"/>
+        </w:tabs>
+        <w:ind w:left="5760" w:hanging="360"/>
+      </w:pPr>
+      <w:rPr>
+        <w:rFonts w:ascii="Wingdings" w:hAnsi="Wingdings" w:hint="default"/>
+        <w:sz w:val="20"/>
+      </w:rPr>
+    </w:lvl>
+    <w:lvl w:ilvl="8" w:tentative="1">
+      <w:start w:val="1"/>
+      <w:numFmt w:val="bullet"/>
+      <w:lvlText w:val=""/>
+      <w:lvlJc w:val="left"/>
+      <w:pPr>
+        <w:tabs>
+          <w:tab w:val="num" w:pos="6480"/>
+        </w:tabs>
+        <w:ind w:left="6480" w:hanging="360"/>
+      </w:pPr>
+      <w:rPr>
+        <w:rFonts w:ascii="Wingdings" w:hAnsi="Wingdings" w:hint="default"/>
+        <w:sz w:val="20"/>
+      </w:rPr>
+    </w:lvl>
+  </w:abstractNum>
+  <w:abstractNum w:abstractNumId="16" w15:restartNumberingAfterBreak="0">
     <w:nsid w:val="2659625D"/>
     <w:multiLevelType w:val="multilevel"/>
     <w:tmpl w:val="BFD8510E"/>
@@ -9198,7 +15252,7 @@
       </w:rPr>
     </w:lvl>
   </w:abstractNum>
-  <w:abstractNum w:abstractNumId="10" w15:restartNumberingAfterBreak="0">
+  <w:abstractNum w:abstractNumId="17" w15:restartNumberingAfterBreak="0">
     <w:nsid w:val="26E84D07"/>
     <w:multiLevelType w:val="multilevel"/>
     <w:tmpl w:val="9BCEA504"/>
@@ -9347,7 +15401,156 @@
       </w:rPr>
     </w:lvl>
   </w:abstractNum>
-  <w:abstractNum w:abstractNumId="11" w15:restartNumberingAfterBreak="0">
+  <w:abstractNum w:abstractNumId="18" w15:restartNumberingAfterBreak="0">
+    <w:nsid w:val="2AB763FB"/>
+    <w:multiLevelType w:val="multilevel"/>
+    <w:tmpl w:val="A14ED80A"/>
+    <w:lvl w:ilvl="0">
+      <w:start w:val="1"/>
+      <w:numFmt w:val="bullet"/>
+      <w:lvlText w:val=""/>
+      <w:lvlJc w:val="left"/>
+      <w:pPr>
+        <w:tabs>
+          <w:tab w:val="num" w:pos="720"/>
+        </w:tabs>
+        <w:ind w:left="720" w:hanging="360"/>
+      </w:pPr>
+      <w:rPr>
+        <w:rFonts w:ascii="Symbol" w:hAnsi="Symbol" w:hint="default"/>
+        <w:sz w:val="20"/>
+      </w:rPr>
+    </w:lvl>
+    <w:lvl w:ilvl="1" w:tentative="1">
+      <w:start w:val="1"/>
+      <w:numFmt w:val="bullet"/>
+      <w:lvlText w:val="o"/>
+      <w:lvlJc w:val="left"/>
+      <w:pPr>
+        <w:tabs>
+          <w:tab w:val="num" w:pos="1440"/>
+        </w:tabs>
+        <w:ind w:left="1440" w:hanging="360"/>
+      </w:pPr>
+      <w:rPr>
+        <w:rFonts w:ascii="Courier New" w:hAnsi="Courier New" w:hint="default"/>
+        <w:sz w:val="20"/>
+      </w:rPr>
+    </w:lvl>
+    <w:lvl w:ilvl="2" w:tentative="1">
+      <w:start w:val="1"/>
+      <w:numFmt w:val="bullet"/>
+      <w:lvlText w:val=""/>
+      <w:lvlJc w:val="left"/>
+      <w:pPr>
+        <w:tabs>
+          <w:tab w:val="num" w:pos="2160"/>
+        </w:tabs>
+        <w:ind w:left="2160" w:hanging="360"/>
+      </w:pPr>
+      <w:rPr>
+        <w:rFonts w:ascii="Wingdings" w:hAnsi="Wingdings" w:hint="default"/>
+        <w:sz w:val="20"/>
+      </w:rPr>
+    </w:lvl>
+    <w:lvl w:ilvl="3" w:tentative="1">
+      <w:start w:val="1"/>
+      <w:numFmt w:val="bullet"/>
+      <w:lvlText w:val=""/>
+      <w:lvlJc w:val="left"/>
+      <w:pPr>
+        <w:tabs>
+          <w:tab w:val="num" w:pos="2880"/>
+        </w:tabs>
+        <w:ind w:left="2880" w:hanging="360"/>
+      </w:pPr>
+      <w:rPr>
+        <w:rFonts w:ascii="Wingdings" w:hAnsi="Wingdings" w:hint="default"/>
+        <w:sz w:val="20"/>
+      </w:rPr>
+    </w:lvl>
+    <w:lvl w:ilvl="4" w:tentative="1">
+      <w:start w:val="1"/>
+      <w:numFmt w:val="bullet"/>
+      <w:lvlText w:val=""/>
+      <w:lvlJc w:val="left"/>
+      <w:pPr>
+        <w:tabs>
+          <w:tab w:val="num" w:pos="3600"/>
+        </w:tabs>
+        <w:ind w:left="3600" w:hanging="360"/>
+      </w:pPr>
+      <w:rPr>
+        <w:rFonts w:ascii="Wingdings" w:hAnsi="Wingdings" w:hint="default"/>
+        <w:sz w:val="20"/>
+      </w:rPr>
+    </w:lvl>
+    <w:lvl w:ilvl="5" w:tentative="1">
+      <w:start w:val="1"/>
+      <w:numFmt w:val="bullet"/>
+      <w:lvlText w:val=""/>
+      <w:lvlJc w:val="left"/>
+      <w:pPr>
+        <w:tabs>
+          <w:tab w:val="num" w:pos="4320"/>
+        </w:tabs>
+        <w:ind w:left="4320" w:hanging="360"/>
+      </w:pPr>
+      <w:rPr>
+        <w:rFonts w:ascii="Wingdings" w:hAnsi="Wingdings" w:hint="default"/>
+        <w:sz w:val="20"/>
+      </w:rPr>
+    </w:lvl>
+    <w:lvl w:ilvl="6" w:tentative="1">
+      <w:start w:val="1"/>
+      <w:numFmt w:val="bullet"/>
+      <w:lvlText w:val=""/>
+      <w:lvlJc w:val="left"/>
+      <w:pPr>
+        <w:tabs>
+          <w:tab w:val="num" w:pos="5040"/>
+        </w:tabs>
+        <w:ind w:left="5040" w:hanging="360"/>
+      </w:pPr>
+      <w:rPr>
+        <w:rFonts w:ascii="Wingdings" w:hAnsi="Wingdings" w:hint="default"/>
+        <w:sz w:val="20"/>
+      </w:rPr>
+    </w:lvl>
+    <w:lvl w:ilvl="7" w:tentative="1">
+      <w:start w:val="1"/>
+      <w:numFmt w:val="bullet"/>
+      <w:lvlText w:val=""/>
+      <w:lvlJc w:val="left"/>
+      <w:pPr>
+        <w:tabs>
+          <w:tab w:val="num" w:pos="5760"/>
+        </w:tabs>
+        <w:ind w:left="5760" w:hanging="360"/>
+      </w:pPr>
+      <w:rPr>
+        <w:rFonts w:ascii="Wingdings" w:hAnsi="Wingdings" w:hint="default"/>
+        <w:sz w:val="20"/>
+      </w:rPr>
+    </w:lvl>
+    <w:lvl w:ilvl="8" w:tentative="1">
+      <w:start w:val="1"/>
+      <w:numFmt w:val="bullet"/>
+      <w:lvlText w:val=""/>
+      <w:lvlJc w:val="left"/>
+      <w:pPr>
+        <w:tabs>
+          <w:tab w:val="num" w:pos="6480"/>
+        </w:tabs>
+        <w:ind w:left="6480" w:hanging="360"/>
+      </w:pPr>
+      <w:rPr>
+        <w:rFonts w:ascii="Wingdings" w:hAnsi="Wingdings" w:hint="default"/>
+        <w:sz w:val="20"/>
+      </w:rPr>
+    </w:lvl>
+  </w:abstractNum>
+  <w:abstractNum w:abstractNumId="19" w15:restartNumberingAfterBreak="0">
     <w:nsid w:val="2D3F772B"/>
     <w:multiLevelType w:val="multilevel"/>
     <w:tmpl w:val="0D18BCAA"/>
@@ -9496,7 +15699,7 @@
       </w:rPr>
     </w:lvl>
   </w:abstractNum>
-  <w:abstractNum w:abstractNumId="12" w15:restartNumberingAfterBreak="0">
+  <w:abstractNum w:abstractNumId="20" w15:restartNumberingAfterBreak="0">
     <w:nsid w:val="2D972B78"/>
     <w:multiLevelType w:val="multilevel"/>
     <w:tmpl w:val="8F36ADB2"/>
@@ -9645,7 +15848,156 @@
       </w:rPr>
     </w:lvl>
   </w:abstractNum>
-  <w:abstractNum w:abstractNumId="13" w15:restartNumberingAfterBreak="0">
+  <w:abstractNum w:abstractNumId="21" w15:restartNumberingAfterBreak="0">
+    <w:nsid w:val="33016819"/>
+    <w:multiLevelType w:val="multilevel"/>
+    <w:tmpl w:val="A78C1BBE"/>
+    <w:lvl w:ilvl="0">
+      <w:start w:val="1"/>
+      <w:numFmt w:val="bullet"/>
+      <w:lvlText w:val=""/>
+      <w:lvlJc w:val="left"/>
+      <w:pPr>
+        <w:tabs>
+          <w:tab w:val="num" w:pos="720"/>
+        </w:tabs>
+        <w:ind w:left="720" w:hanging="360"/>
+      </w:pPr>
+      <w:rPr>
+        <w:rFonts w:ascii="Symbol" w:hAnsi="Symbol" w:hint="default"/>
+        <w:sz w:val="20"/>
+      </w:rPr>
+    </w:lvl>
+    <w:lvl w:ilvl="1" w:tentative="1">
+      <w:start w:val="1"/>
+      <w:numFmt w:val="bullet"/>
+      <w:lvlText w:val="o"/>
+      <w:lvlJc w:val="left"/>
+      <w:pPr>
+        <w:tabs>
+          <w:tab w:val="num" w:pos="1440"/>
+        </w:tabs>
+        <w:ind w:left="1440" w:hanging="360"/>
+      </w:pPr>
+      <w:rPr>
+        <w:rFonts w:ascii="Courier New" w:hAnsi="Courier New" w:hint="default"/>
+        <w:sz w:val="20"/>
+      </w:rPr>
+    </w:lvl>
+    <w:lvl w:ilvl="2" w:tentative="1">
+      <w:start w:val="1"/>
+      <w:numFmt w:val="bullet"/>
+      <w:lvlText w:val=""/>
+      <w:lvlJc w:val="left"/>
+      <w:pPr>
+        <w:tabs>
+          <w:tab w:val="num" w:pos="2160"/>
+        </w:tabs>
+        <w:ind w:left="2160" w:hanging="360"/>
+      </w:pPr>
+      <w:rPr>
+        <w:rFonts w:ascii="Wingdings" w:hAnsi="Wingdings" w:hint="default"/>
+        <w:sz w:val="20"/>
+      </w:rPr>
+    </w:lvl>
+    <w:lvl w:ilvl="3" w:tentative="1">
+      <w:start w:val="1"/>
+      <w:numFmt w:val="bullet"/>
+      <w:lvlText w:val=""/>
+      <w:lvlJc w:val="left"/>
+      <w:pPr>
+        <w:tabs>
+          <w:tab w:val="num" w:pos="2880"/>
+        </w:tabs>
+        <w:ind w:left="2880" w:hanging="360"/>
+      </w:pPr>
+      <w:rPr>
+        <w:rFonts w:ascii="Wingdings" w:hAnsi="Wingdings" w:hint="default"/>
+        <w:sz w:val="20"/>
+      </w:rPr>
+    </w:lvl>
+    <w:lvl w:ilvl="4" w:tentative="1">
+      <w:start w:val="1"/>
+      <w:numFmt w:val="bullet"/>
+      <w:lvlText w:val=""/>
+      <w:lvlJc w:val="left"/>
+      <w:pPr>
+        <w:tabs>
+          <w:tab w:val="num" w:pos="3600"/>
+        </w:tabs>
+        <w:ind w:left="3600" w:hanging="360"/>
+      </w:pPr>
+      <w:rPr>
+        <w:rFonts w:ascii="Wingdings" w:hAnsi="Wingdings" w:hint="default"/>
+        <w:sz w:val="20"/>
+      </w:rPr>
+    </w:lvl>
+    <w:lvl w:ilvl="5" w:tentative="1">
+      <w:start w:val="1"/>
+      <w:numFmt w:val="bullet"/>
+      <w:lvlText w:val=""/>
+      <w:lvlJc w:val="left"/>
+      <w:pPr>
+        <w:tabs>
+          <w:tab w:val="num" w:pos="4320"/>
+        </w:tabs>
+        <w:ind w:left="4320" w:hanging="360"/>
+      </w:pPr>
+      <w:rPr>
+        <w:rFonts w:ascii="Wingdings" w:hAnsi="Wingdings" w:hint="default"/>
+        <w:sz w:val="20"/>
+      </w:rPr>
+    </w:lvl>
+    <w:lvl w:ilvl="6" w:tentative="1">
+      <w:start w:val="1"/>
+      <w:numFmt w:val="bullet"/>
+      <w:lvlText w:val=""/>
+      <w:lvlJc w:val="left"/>
+      <w:pPr>
+        <w:tabs>
+          <w:tab w:val="num" w:pos="5040"/>
+        </w:tabs>
+        <w:ind w:left="5040" w:hanging="360"/>
+      </w:pPr>
+      <w:rPr>
+        <w:rFonts w:ascii="Wingdings" w:hAnsi="Wingdings" w:hint="default"/>
+        <w:sz w:val="20"/>
+      </w:rPr>
+    </w:lvl>
+    <w:lvl w:ilvl="7" w:tentative="1">
+      <w:start w:val="1"/>
+      <w:numFmt w:val="bullet"/>
+      <w:lvlText w:val=""/>
+      <w:lvlJc w:val="left"/>
+      <w:pPr>
+        <w:tabs>
+          <w:tab w:val="num" w:pos="5760"/>
+        </w:tabs>
+        <w:ind w:left="5760" w:hanging="360"/>
+      </w:pPr>
+      <w:rPr>
+        <w:rFonts w:ascii="Wingdings" w:hAnsi="Wingdings" w:hint="default"/>
+        <w:sz w:val="20"/>
+      </w:rPr>
+    </w:lvl>
+    <w:lvl w:ilvl="8" w:tentative="1">
+      <w:start w:val="1"/>
+      <w:numFmt w:val="bullet"/>
+      <w:lvlText w:val=""/>
+      <w:lvlJc w:val="left"/>
+      <w:pPr>
+        <w:tabs>
+          <w:tab w:val="num" w:pos="6480"/>
+        </w:tabs>
+        <w:ind w:left="6480" w:hanging="360"/>
+      </w:pPr>
+      <w:rPr>
+        <w:rFonts w:ascii="Wingdings" w:hAnsi="Wingdings" w:hint="default"/>
+        <w:sz w:val="20"/>
+      </w:rPr>
+    </w:lvl>
+  </w:abstractNum>
+  <w:abstractNum w:abstractNumId="22" w15:restartNumberingAfterBreak="0">
     <w:nsid w:val="34C53056"/>
     <w:multiLevelType w:val="multilevel"/>
     <w:tmpl w:val="FFC61D0E"/>
@@ -9794,7 +16146,454 @@
       </w:rPr>
     </w:lvl>
   </w:abstractNum>
-  <w:abstractNum w:abstractNumId="14" w15:restartNumberingAfterBreak="0">
+  <w:abstractNum w:abstractNumId="23" w15:restartNumberingAfterBreak="0">
+    <w:nsid w:val="36C4358D"/>
+    <w:multiLevelType w:val="multilevel"/>
+    <w:tmpl w:val="67023754"/>
+    <w:lvl w:ilvl="0">
+      <w:start w:val="1"/>
+      <w:numFmt w:val="bullet"/>
+      <w:lvlText w:val=""/>
+      <w:lvlJc w:val="left"/>
+      <w:pPr>
+        <w:tabs>
+          <w:tab w:val="num" w:pos="720"/>
+        </w:tabs>
+        <w:ind w:left="720" w:hanging="360"/>
+      </w:pPr>
+      <w:rPr>
+        <w:rFonts w:ascii="Symbol" w:hAnsi="Symbol" w:hint="default"/>
+        <w:sz w:val="20"/>
+      </w:rPr>
+    </w:lvl>
+    <w:lvl w:ilvl="1" w:tentative="1">
+      <w:start w:val="1"/>
+      <w:numFmt w:val="bullet"/>
+      <w:lvlText w:val="o"/>
+      <w:lvlJc w:val="left"/>
+      <w:pPr>
+        <w:tabs>
+          <w:tab w:val="num" w:pos="1440"/>
+        </w:tabs>
+        <w:ind w:left="1440" w:hanging="360"/>
+      </w:pPr>
+      <w:rPr>
+        <w:rFonts w:ascii="Courier New" w:hAnsi="Courier New" w:hint="default"/>
+        <w:sz w:val="20"/>
+      </w:rPr>
+    </w:lvl>
+    <w:lvl w:ilvl="2" w:tentative="1">
+      <w:start w:val="1"/>
+      <w:numFmt w:val="bullet"/>
+      <w:lvlText w:val=""/>
+      <w:lvlJc w:val="left"/>
+      <w:pPr>
+        <w:tabs>
+          <w:tab w:val="num" w:pos="2160"/>
+        </w:tabs>
+        <w:ind w:left="2160" w:hanging="360"/>
+      </w:pPr>
+      <w:rPr>
+        <w:rFonts w:ascii="Wingdings" w:hAnsi="Wingdings" w:hint="default"/>
+        <w:sz w:val="20"/>
+      </w:rPr>
+    </w:lvl>
+    <w:lvl w:ilvl="3" w:tentative="1">
+      <w:start w:val="1"/>
+      <w:numFmt w:val="bullet"/>
+      <w:lvlText w:val=""/>
+      <w:lvlJc w:val="left"/>
+      <w:pPr>
+        <w:tabs>
+          <w:tab w:val="num" w:pos="2880"/>
+        </w:tabs>
+        <w:ind w:left="2880" w:hanging="360"/>
+      </w:pPr>
+      <w:rPr>
+        <w:rFonts w:ascii="Wingdings" w:hAnsi="Wingdings" w:hint="default"/>
+        <w:sz w:val="20"/>
+      </w:rPr>
+    </w:lvl>
+    <w:lvl w:ilvl="4" w:tentative="1">
+      <w:start w:val="1"/>
+      <w:numFmt w:val="bullet"/>
+      <w:lvlText w:val=""/>
+      <w:lvlJc w:val="left"/>
+      <w:pPr>
+        <w:tabs>
+          <w:tab w:val="num" w:pos="3600"/>
+        </w:tabs>
+        <w:ind w:left="3600" w:hanging="360"/>
+      </w:pPr>
+      <w:rPr>
+        <w:rFonts w:ascii="Wingdings" w:hAnsi="Wingdings" w:hint="default"/>
+        <w:sz w:val="20"/>
+      </w:rPr>
+    </w:lvl>
+    <w:lvl w:ilvl="5" w:tentative="1">
+      <w:start w:val="1"/>
+      <w:numFmt w:val="bullet"/>
+      <w:lvlText w:val=""/>
+      <w:lvlJc w:val="left"/>
+      <w:pPr>
+        <w:tabs>
+          <w:tab w:val="num" w:pos="4320"/>
+        </w:tabs>
+        <w:ind w:left="4320" w:hanging="360"/>
+      </w:pPr>
+      <w:rPr>
+        <w:rFonts w:ascii="Wingdings" w:hAnsi="Wingdings" w:hint="default"/>
+        <w:sz w:val="20"/>
+      </w:rPr>
+    </w:lvl>
+    <w:lvl w:ilvl="6" w:tentative="1">
+      <w:start w:val="1"/>
+      <w:numFmt w:val="bullet"/>
+      <w:lvlText w:val=""/>
+      <w:lvlJc w:val="left"/>
+      <w:pPr>
+        <w:tabs>
+          <w:tab w:val="num" w:pos="5040"/>
+        </w:tabs>
+        <w:ind w:left="5040" w:hanging="360"/>
+      </w:pPr>
+      <w:rPr>
+        <w:rFonts w:ascii="Wingdings" w:hAnsi="Wingdings" w:hint="default"/>
+        <w:sz w:val="20"/>
+      </w:rPr>
+    </w:lvl>
+    <w:lvl w:ilvl="7" w:tentative="1">
+      <w:start w:val="1"/>
+      <w:numFmt w:val="bullet"/>
+      <w:lvlText w:val=""/>
+      <w:lvlJc w:val="left"/>
+      <w:pPr>
+        <w:tabs>
+          <w:tab w:val="num" w:pos="5760"/>
+        </w:tabs>
+        <w:ind w:left="5760" w:hanging="360"/>
+      </w:pPr>
+      <w:rPr>
+        <w:rFonts w:ascii="Wingdings" w:hAnsi="Wingdings" w:hint="default"/>
+        <w:sz w:val="20"/>
+      </w:rPr>
+    </w:lvl>
+    <w:lvl w:ilvl="8" w:tentative="1">
+      <w:start w:val="1"/>
+      <w:numFmt w:val="bullet"/>
+      <w:lvlText w:val=""/>
+      <w:lvlJc w:val="left"/>
+      <w:pPr>
+        <w:tabs>
+          <w:tab w:val="num" w:pos="6480"/>
+        </w:tabs>
+        <w:ind w:left="6480" w:hanging="360"/>
+      </w:pPr>
+      <w:rPr>
+        <w:rFonts w:ascii="Wingdings" w:hAnsi="Wingdings" w:hint="default"/>
+        <w:sz w:val="20"/>
+      </w:rPr>
+    </w:lvl>
+  </w:abstractNum>
+  <w:abstractNum w:abstractNumId="24" w15:restartNumberingAfterBreak="0">
+    <w:nsid w:val="36DC61C9"/>
+    <w:multiLevelType w:val="multilevel"/>
+    <w:tmpl w:val="632C16FE"/>
+    <w:lvl w:ilvl="0">
+      <w:start w:val="1"/>
+      <w:numFmt w:val="bullet"/>
+      <w:lvlText w:val=""/>
+      <w:lvlJc w:val="left"/>
+      <w:pPr>
+        <w:tabs>
+          <w:tab w:val="num" w:pos="720"/>
+        </w:tabs>
+        <w:ind w:left="720" w:hanging="360"/>
+      </w:pPr>
+      <w:rPr>
+        <w:rFonts w:ascii="Symbol" w:hAnsi="Symbol" w:hint="default"/>
+        <w:sz w:val="20"/>
+      </w:rPr>
+    </w:lvl>
+    <w:lvl w:ilvl="1" w:tentative="1">
+      <w:start w:val="1"/>
+      <w:numFmt w:val="bullet"/>
+      <w:lvlText w:val="o"/>
+      <w:lvlJc w:val="left"/>
+      <w:pPr>
+        <w:tabs>
+          <w:tab w:val="num" w:pos="1440"/>
+        </w:tabs>
+        <w:ind w:left="1440" w:hanging="360"/>
+      </w:pPr>
+      <w:rPr>
+        <w:rFonts w:ascii="Courier New" w:hAnsi="Courier New" w:hint="default"/>
+        <w:sz w:val="20"/>
+      </w:rPr>
+    </w:lvl>
+    <w:lvl w:ilvl="2" w:tentative="1">
+      <w:start w:val="1"/>
+      <w:numFmt w:val="bullet"/>
+      <w:lvlText w:val=""/>
+      <w:lvlJc w:val="left"/>
+      <w:pPr>
+        <w:tabs>
+          <w:tab w:val="num" w:pos="2160"/>
+        </w:tabs>
+        <w:ind w:left="2160" w:hanging="360"/>
+      </w:pPr>
+      <w:rPr>
+        <w:rFonts w:ascii="Wingdings" w:hAnsi="Wingdings" w:hint="default"/>
+        <w:sz w:val="20"/>
+      </w:rPr>
+    </w:lvl>
+    <w:lvl w:ilvl="3" w:tentative="1">
+      <w:start w:val="1"/>
+      <w:numFmt w:val="bullet"/>
+      <w:lvlText w:val=""/>
+      <w:lvlJc w:val="left"/>
+      <w:pPr>
+        <w:tabs>
+          <w:tab w:val="num" w:pos="2880"/>
+        </w:tabs>
+        <w:ind w:left="2880" w:hanging="360"/>
+      </w:pPr>
+      <w:rPr>
+        <w:rFonts w:ascii="Wingdings" w:hAnsi="Wingdings" w:hint="default"/>
+        <w:sz w:val="20"/>
+      </w:rPr>
+    </w:lvl>
+    <w:lvl w:ilvl="4" w:tentative="1">
+      <w:start w:val="1"/>
+      <w:numFmt w:val="bullet"/>
+      <w:lvlText w:val=""/>
+      <w:lvlJc w:val="left"/>
+      <w:pPr>
+        <w:tabs>
+          <w:tab w:val="num" w:pos="3600"/>
+        </w:tabs>
+        <w:ind w:left="3600" w:hanging="360"/>
+      </w:pPr>
+      <w:rPr>
+        <w:rFonts w:ascii="Wingdings" w:hAnsi="Wingdings" w:hint="default"/>
+        <w:sz w:val="20"/>
+      </w:rPr>
+    </w:lvl>
+    <w:lvl w:ilvl="5" w:tentative="1">
+      <w:start w:val="1"/>
+      <w:numFmt w:val="bullet"/>
+      <w:lvlText w:val=""/>
+      <w:lvlJc w:val="left"/>
+      <w:pPr>
+        <w:tabs>
+          <w:tab w:val="num" w:pos="4320"/>
+        </w:tabs>
+        <w:ind w:left="4320" w:hanging="360"/>
+      </w:pPr>
+      <w:rPr>
+        <w:rFonts w:ascii="Wingdings" w:hAnsi="Wingdings" w:hint="default"/>
+        <w:sz w:val="20"/>
+      </w:rPr>
+    </w:lvl>
+    <w:lvl w:ilvl="6" w:tentative="1">
+      <w:start w:val="1"/>
+      <w:numFmt w:val="bullet"/>
+      <w:lvlText w:val=""/>
+      <w:lvlJc w:val="left"/>
+      <w:pPr>
+        <w:tabs>
+          <w:tab w:val="num" w:pos="5040"/>
+        </w:tabs>
+        <w:ind w:left="5040" w:hanging="360"/>
+      </w:pPr>
+      <w:rPr>
+        <w:rFonts w:ascii="Wingdings" w:hAnsi="Wingdings" w:hint="default"/>
+        <w:sz w:val="20"/>
+      </w:rPr>
+    </w:lvl>
+    <w:lvl w:ilvl="7" w:tentative="1">
+      <w:start w:val="1"/>
+      <w:numFmt w:val="bullet"/>
+      <w:lvlText w:val=""/>
+      <w:lvlJc w:val="left"/>
+      <w:pPr>
+        <w:tabs>
+          <w:tab w:val="num" w:pos="5760"/>
+        </w:tabs>
+        <w:ind w:left="5760" w:hanging="360"/>
+      </w:pPr>
+      <w:rPr>
+        <w:rFonts w:ascii="Wingdings" w:hAnsi="Wingdings" w:hint="default"/>
+        <w:sz w:val="20"/>
+      </w:rPr>
+    </w:lvl>
+    <w:lvl w:ilvl="8" w:tentative="1">
+      <w:start w:val="1"/>
+      <w:numFmt w:val="bullet"/>
+      <w:lvlText w:val=""/>
+      <w:lvlJc w:val="left"/>
+      <w:pPr>
+        <w:tabs>
+          <w:tab w:val="num" w:pos="6480"/>
+        </w:tabs>
+        <w:ind w:left="6480" w:hanging="360"/>
+      </w:pPr>
+      <w:rPr>
+        <w:rFonts w:ascii="Wingdings" w:hAnsi="Wingdings" w:hint="default"/>
+        <w:sz w:val="20"/>
+      </w:rPr>
+    </w:lvl>
+  </w:abstractNum>
+  <w:abstractNum w:abstractNumId="25" w15:restartNumberingAfterBreak="0">
+    <w:nsid w:val="36ED5910"/>
+    <w:multiLevelType w:val="multilevel"/>
+    <w:tmpl w:val="058AEF24"/>
+    <w:lvl w:ilvl="0">
+      <w:start w:val="1"/>
+      <w:numFmt w:val="bullet"/>
+      <w:lvlText w:val=""/>
+      <w:lvlJc w:val="left"/>
+      <w:pPr>
+        <w:tabs>
+          <w:tab w:val="num" w:pos="720"/>
+        </w:tabs>
+        <w:ind w:left="720" w:hanging="360"/>
+      </w:pPr>
+      <w:rPr>
+        <w:rFonts w:ascii="Symbol" w:hAnsi="Symbol" w:hint="default"/>
+        <w:sz w:val="20"/>
+      </w:rPr>
+    </w:lvl>
+    <w:lvl w:ilvl="1" w:tentative="1">
+      <w:start w:val="1"/>
+      <w:numFmt w:val="bullet"/>
+      <w:lvlText w:val="o"/>
+      <w:lvlJc w:val="left"/>
+      <w:pPr>
+        <w:tabs>
+          <w:tab w:val="num" w:pos="1440"/>
+        </w:tabs>
+        <w:ind w:left="1440" w:hanging="360"/>
+      </w:pPr>
+      <w:rPr>
+        <w:rFonts w:ascii="Courier New" w:hAnsi="Courier New" w:hint="default"/>
+        <w:sz w:val="20"/>
+      </w:rPr>
+    </w:lvl>
+    <w:lvl w:ilvl="2" w:tentative="1">
+      <w:start w:val="1"/>
+      <w:numFmt w:val="bullet"/>
+      <w:lvlText w:val=""/>
+      <w:lvlJc w:val="left"/>
+      <w:pPr>
+        <w:tabs>
+          <w:tab w:val="num" w:pos="2160"/>
+        </w:tabs>
+        <w:ind w:left="2160" w:hanging="360"/>
+      </w:pPr>
+      <w:rPr>
+        <w:rFonts w:ascii="Wingdings" w:hAnsi="Wingdings" w:hint="default"/>
+        <w:sz w:val="20"/>
+      </w:rPr>
+    </w:lvl>
+    <w:lvl w:ilvl="3" w:tentative="1">
+      <w:start w:val="1"/>
+      <w:numFmt w:val="bullet"/>
+      <w:lvlText w:val=""/>
+      <w:lvlJc w:val="left"/>
+      <w:pPr>
+        <w:tabs>
+          <w:tab w:val="num" w:pos="2880"/>
+        </w:tabs>
+        <w:ind w:left="2880" w:hanging="360"/>
+      </w:pPr>
+      <w:rPr>
+        <w:rFonts w:ascii="Wingdings" w:hAnsi="Wingdings" w:hint="default"/>
+        <w:sz w:val="20"/>
+      </w:rPr>
+    </w:lvl>
+    <w:lvl w:ilvl="4" w:tentative="1">
+      <w:start w:val="1"/>
+      <w:numFmt w:val="bullet"/>
+      <w:lvlText w:val=""/>
+      <w:lvlJc w:val="left"/>
+      <w:pPr>
+        <w:tabs>
+          <w:tab w:val="num" w:pos="3600"/>
+        </w:tabs>
+        <w:ind w:left="3600" w:hanging="360"/>
+      </w:pPr>
+      <w:rPr>
+        <w:rFonts w:ascii="Wingdings" w:hAnsi="Wingdings" w:hint="default"/>
+        <w:sz w:val="20"/>
+      </w:rPr>
+    </w:lvl>
+    <w:lvl w:ilvl="5" w:tentative="1">
+      <w:start w:val="1"/>
+      <w:numFmt w:val="bullet"/>
+      <w:lvlText w:val=""/>
+      <w:lvlJc w:val="left"/>
+      <w:pPr>
+        <w:tabs>
+          <w:tab w:val="num" w:pos="4320"/>
+        </w:tabs>
+        <w:ind w:left="4320" w:hanging="360"/>
+      </w:pPr>
+      <w:rPr>
+        <w:rFonts w:ascii="Wingdings" w:hAnsi="Wingdings" w:hint="default"/>
+        <w:sz w:val="20"/>
+      </w:rPr>
+    </w:lvl>
+    <w:lvl w:ilvl="6" w:tentative="1">
+      <w:start w:val="1"/>
+      <w:numFmt w:val="bullet"/>
+      <w:lvlText w:val=""/>
+      <w:lvlJc w:val="left"/>
+      <w:pPr>
+        <w:tabs>
+          <w:tab w:val="num" w:pos="5040"/>
+        </w:tabs>
+        <w:ind w:left="5040" w:hanging="360"/>
+      </w:pPr>
+      <w:rPr>
+        <w:rFonts w:ascii="Wingdings" w:hAnsi="Wingdings" w:hint="default"/>
+        <w:sz w:val="20"/>
+      </w:rPr>
+    </w:lvl>
+    <w:lvl w:ilvl="7" w:tentative="1">
+      <w:start w:val="1"/>
+      <w:numFmt w:val="bullet"/>
+      <w:lvlText w:val=""/>
+      <w:lvlJc w:val="left"/>
+      <w:pPr>
+        <w:tabs>
+          <w:tab w:val="num" w:pos="5760"/>
+        </w:tabs>
+        <w:ind w:left="5760" w:hanging="360"/>
+      </w:pPr>
+      <w:rPr>
+        <w:rFonts w:ascii="Wingdings" w:hAnsi="Wingdings" w:hint="default"/>
+        <w:sz w:val="20"/>
+      </w:rPr>
+    </w:lvl>
+    <w:lvl w:ilvl="8" w:tentative="1">
+      <w:start w:val="1"/>
+      <w:numFmt w:val="bullet"/>
+      <w:lvlText w:val=""/>
+      <w:lvlJc w:val="left"/>
+      <w:pPr>
+        <w:tabs>
+          <w:tab w:val="num" w:pos="6480"/>
+        </w:tabs>
+        <w:ind w:left="6480" w:hanging="360"/>
+      </w:pPr>
+      <w:rPr>
+        <w:rFonts w:ascii="Wingdings" w:hAnsi="Wingdings" w:hint="default"/>
+        <w:sz w:val="20"/>
+      </w:rPr>
+    </w:lvl>
+  </w:abstractNum>
+  <w:abstractNum w:abstractNumId="26" w15:restartNumberingAfterBreak="0">
     <w:nsid w:val="38723BAF"/>
     <w:multiLevelType w:val="multilevel"/>
     <w:tmpl w:val="F3CC5F68"/>
@@ -9943,7 +16742,156 @@
       </w:rPr>
     </w:lvl>
   </w:abstractNum>
-  <w:abstractNum w:abstractNumId="15" w15:restartNumberingAfterBreak="0">
+  <w:abstractNum w:abstractNumId="27" w15:restartNumberingAfterBreak="0">
+    <w:nsid w:val="399A0E2B"/>
+    <w:multiLevelType w:val="multilevel"/>
+    <w:tmpl w:val="99B09DBA"/>
+    <w:lvl w:ilvl="0">
+      <w:start w:val="1"/>
+      <w:numFmt w:val="bullet"/>
+      <w:lvlText w:val=""/>
+      <w:lvlJc w:val="left"/>
+      <w:pPr>
+        <w:tabs>
+          <w:tab w:val="num" w:pos="720"/>
+        </w:tabs>
+        <w:ind w:left="720" w:hanging="360"/>
+      </w:pPr>
+      <w:rPr>
+        <w:rFonts w:ascii="Symbol" w:hAnsi="Symbol" w:hint="default"/>
+        <w:sz w:val="20"/>
+      </w:rPr>
+    </w:lvl>
+    <w:lvl w:ilvl="1" w:tentative="1">
+      <w:start w:val="1"/>
+      <w:numFmt w:val="bullet"/>
+      <w:lvlText w:val="o"/>
+      <w:lvlJc w:val="left"/>
+      <w:pPr>
+        <w:tabs>
+          <w:tab w:val="num" w:pos="1440"/>
+        </w:tabs>
+        <w:ind w:left="1440" w:hanging="360"/>
+      </w:pPr>
+      <w:rPr>
+        <w:rFonts w:ascii="Courier New" w:hAnsi="Courier New" w:hint="default"/>
+        <w:sz w:val="20"/>
+      </w:rPr>
+    </w:lvl>
+    <w:lvl w:ilvl="2" w:tentative="1">
+      <w:start w:val="1"/>
+      <w:numFmt w:val="bullet"/>
+      <w:lvlText w:val=""/>
+      <w:lvlJc w:val="left"/>
+      <w:pPr>
+        <w:tabs>
+          <w:tab w:val="num" w:pos="2160"/>
+        </w:tabs>
+        <w:ind w:left="2160" w:hanging="360"/>
+      </w:pPr>
+      <w:rPr>
+        <w:rFonts w:ascii="Wingdings" w:hAnsi="Wingdings" w:hint="default"/>
+        <w:sz w:val="20"/>
+      </w:rPr>
+    </w:lvl>
+    <w:lvl w:ilvl="3" w:tentative="1">
+      <w:start w:val="1"/>
+      <w:numFmt w:val="bullet"/>
+      <w:lvlText w:val=""/>
+      <w:lvlJc w:val="left"/>
+      <w:pPr>
+        <w:tabs>
+          <w:tab w:val="num" w:pos="2880"/>
+        </w:tabs>
+        <w:ind w:left="2880" w:hanging="360"/>
+      </w:pPr>
+      <w:rPr>
+        <w:rFonts w:ascii="Wingdings" w:hAnsi="Wingdings" w:hint="default"/>
+        <w:sz w:val="20"/>
+      </w:rPr>
+    </w:lvl>
+    <w:lvl w:ilvl="4" w:tentative="1">
+      <w:start w:val="1"/>
+      <w:numFmt w:val="bullet"/>
+      <w:lvlText w:val=""/>
+      <w:lvlJc w:val="left"/>
+      <w:pPr>
+        <w:tabs>
+          <w:tab w:val="num" w:pos="3600"/>
+        </w:tabs>
+        <w:ind w:left="3600" w:hanging="360"/>
+      </w:pPr>
+      <w:rPr>
+        <w:rFonts w:ascii="Wingdings" w:hAnsi="Wingdings" w:hint="default"/>
+        <w:sz w:val="20"/>
+      </w:rPr>
+    </w:lvl>
+    <w:lvl w:ilvl="5" w:tentative="1">
+      <w:start w:val="1"/>
+      <w:numFmt w:val="bullet"/>
+      <w:lvlText w:val=""/>
+      <w:lvlJc w:val="left"/>
+      <w:pPr>
+        <w:tabs>
+          <w:tab w:val="num" w:pos="4320"/>
+        </w:tabs>
+        <w:ind w:left="4320" w:hanging="360"/>
+      </w:pPr>
+      <w:rPr>
+        <w:rFonts w:ascii="Wingdings" w:hAnsi="Wingdings" w:hint="default"/>
+        <w:sz w:val="20"/>
+      </w:rPr>
+    </w:lvl>
+    <w:lvl w:ilvl="6" w:tentative="1">
+      <w:start w:val="1"/>
+      <w:numFmt w:val="bullet"/>
+      <w:lvlText w:val=""/>
+      <w:lvlJc w:val="left"/>
+      <w:pPr>
+        <w:tabs>
+          <w:tab w:val="num" w:pos="5040"/>
+        </w:tabs>
+        <w:ind w:left="5040" w:hanging="360"/>
+      </w:pPr>
+      <w:rPr>
+        <w:rFonts w:ascii="Wingdings" w:hAnsi="Wingdings" w:hint="default"/>
+        <w:sz w:val="20"/>
+      </w:rPr>
+    </w:lvl>
+    <w:lvl w:ilvl="7" w:tentative="1">
+      <w:start w:val="1"/>
+      <w:numFmt w:val="bullet"/>
+      <w:lvlText w:val=""/>
+      <w:lvlJc w:val="left"/>
+      <w:pPr>
+        <w:tabs>
+          <w:tab w:val="num" w:pos="5760"/>
+        </w:tabs>
+        <w:ind w:left="5760" w:hanging="360"/>
+      </w:pPr>
+      <w:rPr>
+        <w:rFonts w:ascii="Wingdings" w:hAnsi="Wingdings" w:hint="default"/>
+        <w:sz w:val="20"/>
+      </w:rPr>
+    </w:lvl>
+    <w:lvl w:ilvl="8" w:tentative="1">
+      <w:start w:val="1"/>
+      <w:numFmt w:val="bullet"/>
+      <w:lvlText w:val=""/>
+      <w:lvlJc w:val="left"/>
+      <w:pPr>
+        <w:tabs>
+          <w:tab w:val="num" w:pos="6480"/>
+        </w:tabs>
+        <w:ind w:left="6480" w:hanging="360"/>
+      </w:pPr>
+      <w:rPr>
+        <w:rFonts w:ascii="Wingdings" w:hAnsi="Wingdings" w:hint="default"/>
+        <w:sz w:val="20"/>
+      </w:rPr>
+    </w:lvl>
+  </w:abstractNum>
+  <w:abstractNum w:abstractNumId="28" w15:restartNumberingAfterBreak="0">
     <w:nsid w:val="3A4659AC"/>
     <w:multiLevelType w:val="multilevel"/>
     <w:tmpl w:val="DC3ECB8E"/>
@@ -10092,7 +17040,7 @@
       </w:rPr>
     </w:lvl>
   </w:abstractNum>
-  <w:abstractNum w:abstractNumId="16" w15:restartNumberingAfterBreak="0">
+  <w:abstractNum w:abstractNumId="29" w15:restartNumberingAfterBreak="0">
     <w:nsid w:val="3AF33148"/>
     <w:multiLevelType w:val="multilevel"/>
     <w:tmpl w:val="9BF6CA0E"/>
@@ -10241,7 +17189,7 @@
       </w:rPr>
     </w:lvl>
   </w:abstractNum>
-  <w:abstractNum w:abstractNumId="17" w15:restartNumberingAfterBreak="0">
+  <w:abstractNum w:abstractNumId="30" w15:restartNumberingAfterBreak="0">
     <w:nsid w:val="3B57294E"/>
     <w:multiLevelType w:val="multilevel"/>
     <w:tmpl w:val="8AAED144"/>
@@ -10390,7 +17338,454 @@
       </w:rPr>
     </w:lvl>
   </w:abstractNum>
-  <w:abstractNum w:abstractNumId="18" w15:restartNumberingAfterBreak="0">
+  <w:abstractNum w:abstractNumId="31" w15:restartNumberingAfterBreak="0">
+    <w:nsid w:val="3BA86481"/>
+    <w:multiLevelType w:val="multilevel"/>
+    <w:tmpl w:val="D5A6E99A"/>
+    <w:lvl w:ilvl="0">
+      <w:start w:val="1"/>
+      <w:numFmt w:val="bullet"/>
+      <w:lvlText w:val=""/>
+      <w:lvlJc w:val="left"/>
+      <w:pPr>
+        <w:tabs>
+          <w:tab w:val="num" w:pos="720"/>
+        </w:tabs>
+        <w:ind w:left="720" w:hanging="360"/>
+      </w:pPr>
+      <w:rPr>
+        <w:rFonts w:ascii="Symbol" w:hAnsi="Symbol" w:hint="default"/>
+        <w:sz w:val="20"/>
+      </w:rPr>
+    </w:lvl>
+    <w:lvl w:ilvl="1" w:tentative="1">
+      <w:start w:val="1"/>
+      <w:numFmt w:val="bullet"/>
+      <w:lvlText w:val="o"/>
+      <w:lvlJc w:val="left"/>
+      <w:pPr>
+        <w:tabs>
+          <w:tab w:val="num" w:pos="1440"/>
+        </w:tabs>
+        <w:ind w:left="1440" w:hanging="360"/>
+      </w:pPr>
+      <w:rPr>
+        <w:rFonts w:ascii="Courier New" w:hAnsi="Courier New" w:hint="default"/>
+        <w:sz w:val="20"/>
+      </w:rPr>
+    </w:lvl>
+    <w:lvl w:ilvl="2" w:tentative="1">
+      <w:start w:val="1"/>
+      <w:numFmt w:val="bullet"/>
+      <w:lvlText w:val=""/>
+      <w:lvlJc w:val="left"/>
+      <w:pPr>
+        <w:tabs>
+          <w:tab w:val="num" w:pos="2160"/>
+        </w:tabs>
+        <w:ind w:left="2160" w:hanging="360"/>
+      </w:pPr>
+      <w:rPr>
+        <w:rFonts w:ascii="Wingdings" w:hAnsi="Wingdings" w:hint="default"/>
+        <w:sz w:val="20"/>
+      </w:rPr>
+    </w:lvl>
+    <w:lvl w:ilvl="3" w:tentative="1">
+      <w:start w:val="1"/>
+      <w:numFmt w:val="bullet"/>
+      <w:lvlText w:val=""/>
+      <w:lvlJc w:val="left"/>
+      <w:pPr>
+        <w:tabs>
+          <w:tab w:val="num" w:pos="2880"/>
+        </w:tabs>
+        <w:ind w:left="2880" w:hanging="360"/>
+      </w:pPr>
+      <w:rPr>
+        <w:rFonts w:ascii="Wingdings" w:hAnsi="Wingdings" w:hint="default"/>
+        <w:sz w:val="20"/>
+      </w:rPr>
+    </w:lvl>
+    <w:lvl w:ilvl="4" w:tentative="1">
+      <w:start w:val="1"/>
+      <w:numFmt w:val="bullet"/>
+      <w:lvlText w:val=""/>
+      <w:lvlJc w:val="left"/>
+      <w:pPr>
+        <w:tabs>
+          <w:tab w:val="num" w:pos="3600"/>
+        </w:tabs>
+        <w:ind w:left="3600" w:hanging="360"/>
+      </w:pPr>
+      <w:rPr>
+        <w:rFonts w:ascii="Wingdings" w:hAnsi="Wingdings" w:hint="default"/>
+        <w:sz w:val="20"/>
+      </w:rPr>
+    </w:lvl>
+    <w:lvl w:ilvl="5" w:tentative="1">
+      <w:start w:val="1"/>
+      <w:numFmt w:val="bullet"/>
+      <w:lvlText w:val=""/>
+      <w:lvlJc w:val="left"/>
+      <w:pPr>
+        <w:tabs>
+          <w:tab w:val="num" w:pos="4320"/>
+        </w:tabs>
+        <w:ind w:left="4320" w:hanging="360"/>
+      </w:pPr>
+      <w:rPr>
+        <w:rFonts w:ascii="Wingdings" w:hAnsi="Wingdings" w:hint="default"/>
+        <w:sz w:val="20"/>
+      </w:rPr>
+    </w:lvl>
+    <w:lvl w:ilvl="6" w:tentative="1">
+      <w:start w:val="1"/>
+      <w:numFmt w:val="bullet"/>
+      <w:lvlText w:val=""/>
+      <w:lvlJc w:val="left"/>
+      <w:pPr>
+        <w:tabs>
+          <w:tab w:val="num" w:pos="5040"/>
+        </w:tabs>
+        <w:ind w:left="5040" w:hanging="360"/>
+      </w:pPr>
+      <w:rPr>
+        <w:rFonts w:ascii="Wingdings" w:hAnsi="Wingdings" w:hint="default"/>
+        <w:sz w:val="20"/>
+      </w:rPr>
+    </w:lvl>
+    <w:lvl w:ilvl="7" w:tentative="1">
+      <w:start w:val="1"/>
+      <w:numFmt w:val="bullet"/>
+      <w:lvlText w:val=""/>
+      <w:lvlJc w:val="left"/>
+      <w:pPr>
+        <w:tabs>
+          <w:tab w:val="num" w:pos="5760"/>
+        </w:tabs>
+        <w:ind w:left="5760" w:hanging="360"/>
+      </w:pPr>
+      <w:rPr>
+        <w:rFonts w:ascii="Wingdings" w:hAnsi="Wingdings" w:hint="default"/>
+        <w:sz w:val="20"/>
+      </w:rPr>
+    </w:lvl>
+    <w:lvl w:ilvl="8" w:tentative="1">
+      <w:start w:val="1"/>
+      <w:numFmt w:val="bullet"/>
+      <w:lvlText w:val=""/>
+      <w:lvlJc w:val="left"/>
+      <w:pPr>
+        <w:tabs>
+          <w:tab w:val="num" w:pos="6480"/>
+        </w:tabs>
+        <w:ind w:left="6480" w:hanging="360"/>
+      </w:pPr>
+      <w:rPr>
+        <w:rFonts w:ascii="Wingdings" w:hAnsi="Wingdings" w:hint="default"/>
+        <w:sz w:val="20"/>
+      </w:rPr>
+    </w:lvl>
+  </w:abstractNum>
+  <w:abstractNum w:abstractNumId="32" w15:restartNumberingAfterBreak="0">
+    <w:nsid w:val="3C7D4599"/>
+    <w:multiLevelType w:val="multilevel"/>
+    <w:tmpl w:val="6936C4E8"/>
+    <w:lvl w:ilvl="0">
+      <w:start w:val="1"/>
+      <w:numFmt w:val="bullet"/>
+      <w:lvlText w:val=""/>
+      <w:lvlJc w:val="left"/>
+      <w:pPr>
+        <w:tabs>
+          <w:tab w:val="num" w:pos="720"/>
+        </w:tabs>
+        <w:ind w:left="720" w:hanging="360"/>
+      </w:pPr>
+      <w:rPr>
+        <w:rFonts w:ascii="Symbol" w:hAnsi="Symbol" w:hint="default"/>
+        <w:sz w:val="20"/>
+      </w:rPr>
+    </w:lvl>
+    <w:lvl w:ilvl="1" w:tentative="1">
+      <w:start w:val="1"/>
+      <w:numFmt w:val="bullet"/>
+      <w:lvlText w:val="o"/>
+      <w:lvlJc w:val="left"/>
+      <w:pPr>
+        <w:tabs>
+          <w:tab w:val="num" w:pos="1440"/>
+        </w:tabs>
+        <w:ind w:left="1440" w:hanging="360"/>
+      </w:pPr>
+      <w:rPr>
+        <w:rFonts w:ascii="Courier New" w:hAnsi="Courier New" w:hint="default"/>
+        <w:sz w:val="20"/>
+      </w:rPr>
+    </w:lvl>
+    <w:lvl w:ilvl="2" w:tentative="1">
+      <w:start w:val="1"/>
+      <w:numFmt w:val="bullet"/>
+      <w:lvlText w:val=""/>
+      <w:lvlJc w:val="left"/>
+      <w:pPr>
+        <w:tabs>
+          <w:tab w:val="num" w:pos="2160"/>
+        </w:tabs>
+        <w:ind w:left="2160" w:hanging="360"/>
+      </w:pPr>
+      <w:rPr>
+        <w:rFonts w:ascii="Wingdings" w:hAnsi="Wingdings" w:hint="default"/>
+        <w:sz w:val="20"/>
+      </w:rPr>
+    </w:lvl>
+    <w:lvl w:ilvl="3" w:tentative="1">
+      <w:start w:val="1"/>
+      <w:numFmt w:val="bullet"/>
+      <w:lvlText w:val=""/>
+      <w:lvlJc w:val="left"/>
+      <w:pPr>
+        <w:tabs>
+          <w:tab w:val="num" w:pos="2880"/>
+        </w:tabs>
+        <w:ind w:left="2880" w:hanging="360"/>
+      </w:pPr>
+      <w:rPr>
+        <w:rFonts w:ascii="Wingdings" w:hAnsi="Wingdings" w:hint="default"/>
+        <w:sz w:val="20"/>
+      </w:rPr>
+    </w:lvl>
+    <w:lvl w:ilvl="4" w:tentative="1">
+      <w:start w:val="1"/>
+      <w:numFmt w:val="bullet"/>
+      <w:lvlText w:val=""/>
+      <w:lvlJc w:val="left"/>
+      <w:pPr>
+        <w:tabs>
+          <w:tab w:val="num" w:pos="3600"/>
+        </w:tabs>
+        <w:ind w:left="3600" w:hanging="360"/>
+      </w:pPr>
+      <w:rPr>
+        <w:rFonts w:ascii="Wingdings" w:hAnsi="Wingdings" w:hint="default"/>
+        <w:sz w:val="20"/>
+      </w:rPr>
+    </w:lvl>
+    <w:lvl w:ilvl="5" w:tentative="1">
+      <w:start w:val="1"/>
+      <w:numFmt w:val="bullet"/>
+      <w:lvlText w:val=""/>
+      <w:lvlJc w:val="left"/>
+      <w:pPr>
+        <w:tabs>
+          <w:tab w:val="num" w:pos="4320"/>
+        </w:tabs>
+        <w:ind w:left="4320" w:hanging="360"/>
+      </w:pPr>
+      <w:rPr>
+        <w:rFonts w:ascii="Wingdings" w:hAnsi="Wingdings" w:hint="default"/>
+        <w:sz w:val="20"/>
+      </w:rPr>
+    </w:lvl>
+    <w:lvl w:ilvl="6" w:tentative="1">
+      <w:start w:val="1"/>
+      <w:numFmt w:val="bullet"/>
+      <w:lvlText w:val=""/>
+      <w:lvlJc w:val="left"/>
+      <w:pPr>
+        <w:tabs>
+          <w:tab w:val="num" w:pos="5040"/>
+        </w:tabs>
+        <w:ind w:left="5040" w:hanging="360"/>
+      </w:pPr>
+      <w:rPr>
+        <w:rFonts w:ascii="Wingdings" w:hAnsi="Wingdings" w:hint="default"/>
+        <w:sz w:val="20"/>
+      </w:rPr>
+    </w:lvl>
+    <w:lvl w:ilvl="7" w:tentative="1">
+      <w:start w:val="1"/>
+      <w:numFmt w:val="bullet"/>
+      <w:lvlText w:val=""/>
+      <w:lvlJc w:val="left"/>
+      <w:pPr>
+        <w:tabs>
+          <w:tab w:val="num" w:pos="5760"/>
+        </w:tabs>
+        <w:ind w:left="5760" w:hanging="360"/>
+      </w:pPr>
+      <w:rPr>
+        <w:rFonts w:ascii="Wingdings" w:hAnsi="Wingdings" w:hint="default"/>
+        <w:sz w:val="20"/>
+      </w:rPr>
+    </w:lvl>
+    <w:lvl w:ilvl="8" w:tentative="1">
+      <w:start w:val="1"/>
+      <w:numFmt w:val="bullet"/>
+      <w:lvlText w:val=""/>
+      <w:lvlJc w:val="left"/>
+      <w:pPr>
+        <w:tabs>
+          <w:tab w:val="num" w:pos="6480"/>
+        </w:tabs>
+        <w:ind w:left="6480" w:hanging="360"/>
+      </w:pPr>
+      <w:rPr>
+        <w:rFonts w:ascii="Wingdings" w:hAnsi="Wingdings" w:hint="default"/>
+        <w:sz w:val="20"/>
+      </w:rPr>
+    </w:lvl>
+  </w:abstractNum>
+  <w:abstractNum w:abstractNumId="33" w15:restartNumberingAfterBreak="0">
+    <w:nsid w:val="3E840E32"/>
+    <w:multiLevelType w:val="multilevel"/>
+    <w:tmpl w:val="7A4AC800"/>
+    <w:lvl w:ilvl="0">
+      <w:start w:val="1"/>
+      <w:numFmt w:val="bullet"/>
+      <w:lvlText w:val=""/>
+      <w:lvlJc w:val="left"/>
+      <w:pPr>
+        <w:tabs>
+          <w:tab w:val="num" w:pos="720"/>
+        </w:tabs>
+        <w:ind w:left="720" w:hanging="360"/>
+      </w:pPr>
+      <w:rPr>
+        <w:rFonts w:ascii="Symbol" w:hAnsi="Symbol" w:hint="default"/>
+        <w:sz w:val="20"/>
+      </w:rPr>
+    </w:lvl>
+    <w:lvl w:ilvl="1" w:tentative="1">
+      <w:start w:val="1"/>
+      <w:numFmt w:val="bullet"/>
+      <w:lvlText w:val="o"/>
+      <w:lvlJc w:val="left"/>
+      <w:pPr>
+        <w:tabs>
+          <w:tab w:val="num" w:pos="1440"/>
+        </w:tabs>
+        <w:ind w:left="1440" w:hanging="360"/>
+      </w:pPr>
+      <w:rPr>
+        <w:rFonts w:ascii="Courier New" w:hAnsi="Courier New" w:hint="default"/>
+        <w:sz w:val="20"/>
+      </w:rPr>
+    </w:lvl>
+    <w:lvl w:ilvl="2" w:tentative="1">
+      <w:start w:val="1"/>
+      <w:numFmt w:val="bullet"/>
+      <w:lvlText w:val=""/>
+      <w:lvlJc w:val="left"/>
+      <w:pPr>
+        <w:tabs>
+          <w:tab w:val="num" w:pos="2160"/>
+        </w:tabs>
+        <w:ind w:left="2160" w:hanging="360"/>
+      </w:pPr>
+      <w:rPr>
+        <w:rFonts w:ascii="Wingdings" w:hAnsi="Wingdings" w:hint="default"/>
+        <w:sz w:val="20"/>
+      </w:rPr>
+    </w:lvl>
+    <w:lvl w:ilvl="3" w:tentative="1">
+      <w:start w:val="1"/>
+      <w:numFmt w:val="bullet"/>
+      <w:lvlText w:val=""/>
+      <w:lvlJc w:val="left"/>
+      <w:pPr>
+        <w:tabs>
+          <w:tab w:val="num" w:pos="2880"/>
+        </w:tabs>
+        <w:ind w:left="2880" w:hanging="360"/>
+      </w:pPr>
+      <w:rPr>
+        <w:rFonts w:ascii="Wingdings" w:hAnsi="Wingdings" w:hint="default"/>
+        <w:sz w:val="20"/>
+      </w:rPr>
+    </w:lvl>
+    <w:lvl w:ilvl="4" w:tentative="1">
+      <w:start w:val="1"/>
+      <w:numFmt w:val="bullet"/>
+      <w:lvlText w:val=""/>
+      <w:lvlJc w:val="left"/>
+      <w:pPr>
+        <w:tabs>
+          <w:tab w:val="num" w:pos="3600"/>
+        </w:tabs>
+        <w:ind w:left="3600" w:hanging="360"/>
+      </w:pPr>
+      <w:rPr>
+        <w:rFonts w:ascii="Wingdings" w:hAnsi="Wingdings" w:hint="default"/>
+        <w:sz w:val="20"/>
+      </w:rPr>
+    </w:lvl>
+    <w:lvl w:ilvl="5" w:tentative="1">
+      <w:start w:val="1"/>
+      <w:numFmt w:val="bullet"/>
+      <w:lvlText w:val=""/>
+      <w:lvlJc w:val="left"/>
+      <w:pPr>
+        <w:tabs>
+          <w:tab w:val="num" w:pos="4320"/>
+        </w:tabs>
+        <w:ind w:left="4320" w:hanging="360"/>
+      </w:pPr>
+      <w:rPr>
+        <w:rFonts w:ascii="Wingdings" w:hAnsi="Wingdings" w:hint="default"/>
+        <w:sz w:val="20"/>
+      </w:rPr>
+    </w:lvl>
+    <w:lvl w:ilvl="6" w:tentative="1">
+      <w:start w:val="1"/>
+      <w:numFmt w:val="bullet"/>
+      <w:lvlText w:val=""/>
+      <w:lvlJc w:val="left"/>
+      <w:pPr>
+        <w:tabs>
+          <w:tab w:val="num" w:pos="5040"/>
+        </w:tabs>
+        <w:ind w:left="5040" w:hanging="360"/>
+      </w:pPr>
+      <w:rPr>
+        <w:rFonts w:ascii="Wingdings" w:hAnsi="Wingdings" w:hint="default"/>
+        <w:sz w:val="20"/>
+      </w:rPr>
+    </w:lvl>
+    <w:lvl w:ilvl="7" w:tentative="1">
+      <w:start w:val="1"/>
+      <w:numFmt w:val="bullet"/>
+      <w:lvlText w:val=""/>
+      <w:lvlJc w:val="left"/>
+      <w:pPr>
+        <w:tabs>
+          <w:tab w:val="num" w:pos="5760"/>
+        </w:tabs>
+        <w:ind w:left="5760" w:hanging="360"/>
+      </w:pPr>
+      <w:rPr>
+        <w:rFonts w:ascii="Wingdings" w:hAnsi="Wingdings" w:hint="default"/>
+        <w:sz w:val="20"/>
+      </w:rPr>
+    </w:lvl>
+    <w:lvl w:ilvl="8" w:tentative="1">
+      <w:start w:val="1"/>
+      <w:numFmt w:val="bullet"/>
+      <w:lvlText w:val=""/>
+      <w:lvlJc w:val="left"/>
+      <w:pPr>
+        <w:tabs>
+          <w:tab w:val="num" w:pos="6480"/>
+        </w:tabs>
+        <w:ind w:left="6480" w:hanging="360"/>
+      </w:pPr>
+      <w:rPr>
+        <w:rFonts w:ascii="Wingdings" w:hAnsi="Wingdings" w:hint="default"/>
+        <w:sz w:val="20"/>
+      </w:rPr>
+    </w:lvl>
+  </w:abstractNum>
+  <w:abstractNum w:abstractNumId="34" w15:restartNumberingAfterBreak="0">
     <w:nsid w:val="44180ECD"/>
     <w:multiLevelType w:val="multilevel"/>
     <w:tmpl w:val="0A829DBC"/>
@@ -10539,7 +17934,418 @@
       </w:rPr>
     </w:lvl>
   </w:abstractNum>
-  <w:abstractNum w:abstractNumId="19" w15:restartNumberingAfterBreak="0">
+  <w:abstractNum w:abstractNumId="35" w15:restartNumberingAfterBreak="0">
+    <w:nsid w:val="48A3508E"/>
+    <w:multiLevelType w:val="multilevel"/>
+    <w:tmpl w:val="2EE8FD68"/>
+    <w:lvl w:ilvl="0">
+      <w:start w:val="1"/>
+      <w:numFmt w:val="decimal"/>
+      <w:lvlText w:val="%1."/>
+      <w:lvlJc w:val="left"/>
+      <w:pPr>
+        <w:tabs>
+          <w:tab w:val="num" w:pos="720"/>
+        </w:tabs>
+        <w:ind w:left="720" w:hanging="360"/>
+      </w:pPr>
+    </w:lvl>
+    <w:lvl w:ilvl="1" w:tentative="1">
+      <w:start w:val="1"/>
+      <w:numFmt w:val="decimal"/>
+      <w:lvlText w:val="%2."/>
+      <w:lvlJc w:val="left"/>
+      <w:pPr>
+        <w:tabs>
+          <w:tab w:val="num" w:pos="1440"/>
+        </w:tabs>
+        <w:ind w:left="1440" w:hanging="360"/>
+      </w:pPr>
+    </w:lvl>
+    <w:lvl w:ilvl="2" w:tentative="1">
+      <w:start w:val="1"/>
+      <w:numFmt w:val="decimal"/>
+      <w:lvlText w:val="%3."/>
+      <w:lvlJc w:val="left"/>
+      <w:pPr>
+        <w:tabs>
+          <w:tab w:val="num" w:pos="2160"/>
+        </w:tabs>
+        <w:ind w:left="2160" w:hanging="360"/>
+      </w:pPr>
+    </w:lvl>
+    <w:lvl w:ilvl="3" w:tentative="1">
+      <w:start w:val="1"/>
+      <w:numFmt w:val="decimal"/>
+      <w:lvlText w:val="%4."/>
+      <w:lvlJc w:val="left"/>
+      <w:pPr>
+        <w:tabs>
+          <w:tab w:val="num" w:pos="2880"/>
+        </w:tabs>
+        <w:ind w:left="2880" w:hanging="360"/>
+      </w:pPr>
+    </w:lvl>
+    <w:lvl w:ilvl="4" w:tentative="1">
+      <w:start w:val="1"/>
+      <w:numFmt w:val="decimal"/>
+      <w:lvlText w:val="%5."/>
+      <w:lvlJc w:val="left"/>
+      <w:pPr>
+        <w:tabs>
+          <w:tab w:val="num" w:pos="3600"/>
+        </w:tabs>
+        <w:ind w:left="3600" w:hanging="360"/>
+      </w:pPr>
+    </w:lvl>
+    <w:lvl w:ilvl="5" w:tentative="1">
+      <w:start w:val="1"/>
+      <w:numFmt w:val="decimal"/>
+      <w:lvlText w:val="%6."/>
+      <w:lvlJc w:val="left"/>
+      <w:pPr>
+        <w:tabs>
+          <w:tab w:val="num" w:pos="4320"/>
+        </w:tabs>
+        <w:ind w:left="4320" w:hanging="360"/>
+      </w:pPr>
+    </w:lvl>
+    <w:lvl w:ilvl="6" w:tentative="1">
+      <w:start w:val="1"/>
+      <w:numFmt w:val="decimal"/>
+      <w:lvlText w:val="%7."/>
+      <w:lvlJc w:val="left"/>
+      <w:pPr>
+        <w:tabs>
+          <w:tab w:val="num" w:pos="5040"/>
+        </w:tabs>
+        <w:ind w:left="5040" w:hanging="360"/>
+      </w:pPr>
+    </w:lvl>
+    <w:lvl w:ilvl="7" w:tentative="1">
+      <w:start w:val="1"/>
+      <w:numFmt w:val="decimal"/>
+      <w:lvlText w:val="%8."/>
+      <w:lvlJc w:val="left"/>
+      <w:pPr>
+        <w:tabs>
+          <w:tab w:val="num" w:pos="5760"/>
+        </w:tabs>
+        <w:ind w:left="5760" w:hanging="360"/>
+      </w:pPr>
+    </w:lvl>
+    <w:lvl w:ilvl="8" w:tentative="1">
+      <w:start w:val="1"/>
+      <w:numFmt w:val="decimal"/>
+      <w:lvlText w:val="%9."/>
+      <w:lvlJc w:val="left"/>
+      <w:pPr>
+        <w:tabs>
+          <w:tab w:val="num" w:pos="6480"/>
+        </w:tabs>
+        <w:ind w:left="6480" w:hanging="360"/>
+      </w:pPr>
+    </w:lvl>
+  </w:abstractNum>
+  <w:abstractNum w:abstractNumId="36" w15:restartNumberingAfterBreak="0">
+    <w:nsid w:val="4AA55101"/>
+    <w:multiLevelType w:val="multilevel"/>
+    <w:tmpl w:val="C64CEE4E"/>
+    <w:lvl w:ilvl="0">
+      <w:start w:val="1"/>
+      <w:numFmt w:val="bullet"/>
+      <w:lvlText w:val=""/>
+      <w:lvlJc w:val="left"/>
+      <w:pPr>
+        <w:tabs>
+          <w:tab w:val="num" w:pos="720"/>
+        </w:tabs>
+        <w:ind w:left="720" w:hanging="360"/>
+      </w:pPr>
+      <w:rPr>
+        <w:rFonts w:ascii="Symbol" w:hAnsi="Symbol" w:hint="default"/>
+        <w:sz w:val="20"/>
+      </w:rPr>
+    </w:lvl>
+    <w:lvl w:ilvl="1" w:tentative="1">
+      <w:start w:val="1"/>
+      <w:numFmt w:val="bullet"/>
+      <w:lvlText w:val="o"/>
+      <w:lvlJc w:val="left"/>
+      <w:pPr>
+        <w:tabs>
+          <w:tab w:val="num" w:pos="1440"/>
+        </w:tabs>
+        <w:ind w:left="1440" w:hanging="360"/>
+      </w:pPr>
+      <w:rPr>
+        <w:rFonts w:ascii="Courier New" w:hAnsi="Courier New" w:hint="default"/>
+        <w:sz w:val="20"/>
+      </w:rPr>
+    </w:lvl>
+    <w:lvl w:ilvl="2" w:tentative="1">
+      <w:start w:val="1"/>
+      <w:numFmt w:val="bullet"/>
+      <w:lvlText w:val=""/>
+      <w:lvlJc w:val="left"/>
+      <w:pPr>
+        <w:tabs>
+          <w:tab w:val="num" w:pos="2160"/>
+        </w:tabs>
+        <w:ind w:left="2160" w:hanging="360"/>
+      </w:pPr>
+      <w:rPr>
+        <w:rFonts w:ascii="Wingdings" w:hAnsi="Wingdings" w:hint="default"/>
+        <w:sz w:val="20"/>
+      </w:rPr>
+    </w:lvl>
+    <w:lvl w:ilvl="3" w:tentative="1">
+      <w:start w:val="1"/>
+      <w:numFmt w:val="bullet"/>
+      <w:lvlText w:val=""/>
+      <w:lvlJc w:val="left"/>
+      <w:pPr>
+        <w:tabs>
+          <w:tab w:val="num" w:pos="2880"/>
+        </w:tabs>
+        <w:ind w:left="2880" w:hanging="360"/>
+      </w:pPr>
+      <w:rPr>
+        <w:rFonts w:ascii="Wingdings" w:hAnsi="Wingdings" w:hint="default"/>
+        <w:sz w:val="20"/>
+      </w:rPr>
+    </w:lvl>
+    <w:lvl w:ilvl="4" w:tentative="1">
+      <w:start w:val="1"/>
+      <w:numFmt w:val="bullet"/>
+      <w:lvlText w:val=""/>
+      <w:lvlJc w:val="left"/>
+      <w:pPr>
+        <w:tabs>
+          <w:tab w:val="num" w:pos="3600"/>
+        </w:tabs>
+        <w:ind w:left="3600" w:hanging="360"/>
+      </w:pPr>
+      <w:rPr>
+        <w:rFonts w:ascii="Wingdings" w:hAnsi="Wingdings" w:hint="default"/>
+        <w:sz w:val="20"/>
+      </w:rPr>
+    </w:lvl>
+    <w:lvl w:ilvl="5" w:tentative="1">
+      <w:start w:val="1"/>
+      <w:numFmt w:val="bullet"/>
+      <w:lvlText w:val=""/>
+      <w:lvlJc w:val="left"/>
+      <w:pPr>
+        <w:tabs>
+          <w:tab w:val="num" w:pos="4320"/>
+        </w:tabs>
+        <w:ind w:left="4320" w:hanging="360"/>
+      </w:pPr>
+      <w:rPr>
+        <w:rFonts w:ascii="Wingdings" w:hAnsi="Wingdings" w:hint="default"/>
+        <w:sz w:val="20"/>
+      </w:rPr>
+    </w:lvl>
+    <w:lvl w:ilvl="6" w:tentative="1">
+      <w:start w:val="1"/>
+      <w:numFmt w:val="bullet"/>
+      <w:lvlText w:val=""/>
+      <w:lvlJc w:val="left"/>
+      <w:pPr>
+        <w:tabs>
+          <w:tab w:val="num" w:pos="5040"/>
+        </w:tabs>
+        <w:ind w:left="5040" w:hanging="360"/>
+      </w:pPr>
+      <w:rPr>
+        <w:rFonts w:ascii="Wingdings" w:hAnsi="Wingdings" w:hint="default"/>
+        <w:sz w:val="20"/>
+      </w:rPr>
+    </w:lvl>
+    <w:lvl w:ilvl="7" w:tentative="1">
+      <w:start w:val="1"/>
+      <w:numFmt w:val="bullet"/>
+      <w:lvlText w:val=""/>
+      <w:lvlJc w:val="left"/>
+      <w:pPr>
+        <w:tabs>
+          <w:tab w:val="num" w:pos="5760"/>
+        </w:tabs>
+        <w:ind w:left="5760" w:hanging="360"/>
+      </w:pPr>
+      <w:rPr>
+        <w:rFonts w:ascii="Wingdings" w:hAnsi="Wingdings" w:hint="default"/>
+        <w:sz w:val="20"/>
+      </w:rPr>
+    </w:lvl>
+    <w:lvl w:ilvl="8" w:tentative="1">
+      <w:start w:val="1"/>
+      <w:numFmt w:val="bullet"/>
+      <w:lvlText w:val=""/>
+      <w:lvlJc w:val="left"/>
+      <w:pPr>
+        <w:tabs>
+          <w:tab w:val="num" w:pos="6480"/>
+        </w:tabs>
+        <w:ind w:left="6480" w:hanging="360"/>
+      </w:pPr>
+      <w:rPr>
+        <w:rFonts w:ascii="Wingdings" w:hAnsi="Wingdings" w:hint="default"/>
+        <w:sz w:val="20"/>
+      </w:rPr>
+    </w:lvl>
+  </w:abstractNum>
+  <w:abstractNum w:abstractNumId="37" w15:restartNumberingAfterBreak="0">
+    <w:nsid w:val="4C8E37D6"/>
+    <w:multiLevelType w:val="multilevel"/>
+    <w:tmpl w:val="7D06EC2C"/>
+    <w:lvl w:ilvl="0">
+      <w:start w:val="1"/>
+      <w:numFmt w:val="bullet"/>
+      <w:lvlText w:val=""/>
+      <w:lvlJc w:val="left"/>
+      <w:pPr>
+        <w:tabs>
+          <w:tab w:val="num" w:pos="720"/>
+        </w:tabs>
+        <w:ind w:left="720" w:hanging="360"/>
+      </w:pPr>
+      <w:rPr>
+        <w:rFonts w:ascii="Symbol" w:hAnsi="Symbol" w:hint="default"/>
+        <w:sz w:val="20"/>
+      </w:rPr>
+    </w:lvl>
+    <w:lvl w:ilvl="1" w:tentative="1">
+      <w:start w:val="1"/>
+      <w:numFmt w:val="bullet"/>
+      <w:lvlText w:val="o"/>
+      <w:lvlJc w:val="left"/>
+      <w:pPr>
+        <w:tabs>
+          <w:tab w:val="num" w:pos="1440"/>
+        </w:tabs>
+        <w:ind w:left="1440" w:hanging="360"/>
+      </w:pPr>
+      <w:rPr>
+        <w:rFonts w:ascii="Courier New" w:hAnsi="Courier New" w:hint="default"/>
+        <w:sz w:val="20"/>
+      </w:rPr>
+    </w:lvl>
+    <w:lvl w:ilvl="2" w:tentative="1">
+      <w:start w:val="1"/>
+      <w:numFmt w:val="bullet"/>
+      <w:lvlText w:val=""/>
+      <w:lvlJc w:val="left"/>
+      <w:pPr>
+        <w:tabs>
+          <w:tab w:val="num" w:pos="2160"/>
+        </w:tabs>
+        <w:ind w:left="2160" w:hanging="360"/>
+      </w:pPr>
+      <w:rPr>
+        <w:rFonts w:ascii="Wingdings" w:hAnsi="Wingdings" w:hint="default"/>
+        <w:sz w:val="20"/>
+      </w:rPr>
+    </w:lvl>
+    <w:lvl w:ilvl="3" w:tentative="1">
+      <w:start w:val="1"/>
+      <w:numFmt w:val="bullet"/>
+      <w:lvlText w:val=""/>
+      <w:lvlJc w:val="left"/>
+      <w:pPr>
+        <w:tabs>
+          <w:tab w:val="num" w:pos="2880"/>
+        </w:tabs>
+        <w:ind w:left="2880" w:hanging="360"/>
+      </w:pPr>
+      <w:rPr>
+        <w:rFonts w:ascii="Wingdings" w:hAnsi="Wingdings" w:hint="default"/>
+        <w:sz w:val="20"/>
+      </w:rPr>
+    </w:lvl>
+    <w:lvl w:ilvl="4" w:tentative="1">
+      <w:start w:val="1"/>
+      <w:numFmt w:val="bullet"/>
+      <w:lvlText w:val=""/>
+      <w:lvlJc w:val="left"/>
+      <w:pPr>
+        <w:tabs>
+          <w:tab w:val="num" w:pos="3600"/>
+        </w:tabs>
+        <w:ind w:left="3600" w:hanging="360"/>
+      </w:pPr>
+      <w:rPr>
+        <w:rFonts w:ascii="Wingdings" w:hAnsi="Wingdings" w:hint="default"/>
+        <w:sz w:val="20"/>
+      </w:rPr>
+    </w:lvl>
+    <w:lvl w:ilvl="5" w:tentative="1">
+      <w:start w:val="1"/>
+      <w:numFmt w:val="bullet"/>
+      <w:lvlText w:val=""/>
+      <w:lvlJc w:val="left"/>
+      <w:pPr>
+        <w:tabs>
+          <w:tab w:val="num" w:pos="4320"/>
+        </w:tabs>
+        <w:ind w:left="4320" w:hanging="360"/>
+      </w:pPr>
+      <w:rPr>
+        <w:rFonts w:ascii="Wingdings" w:hAnsi="Wingdings" w:hint="default"/>
+        <w:sz w:val="20"/>
+      </w:rPr>
+    </w:lvl>
+    <w:lvl w:ilvl="6" w:tentative="1">
+      <w:start w:val="1"/>
+      <w:numFmt w:val="bullet"/>
+      <w:lvlText w:val=""/>
+      <w:lvlJc w:val="left"/>
+      <w:pPr>
+        <w:tabs>
+          <w:tab w:val="num" w:pos="5040"/>
+        </w:tabs>
+        <w:ind w:left="5040" w:hanging="360"/>
+      </w:pPr>
+      <w:rPr>
+        <w:rFonts w:ascii="Wingdings" w:hAnsi="Wingdings" w:hint="default"/>
+        <w:sz w:val="20"/>
+      </w:rPr>
+    </w:lvl>
+    <w:lvl w:ilvl="7" w:tentative="1">
+      <w:start w:val="1"/>
+      <w:numFmt w:val="bullet"/>
+      <w:lvlText w:val=""/>
+      <w:lvlJc w:val="left"/>
+      <w:pPr>
+        <w:tabs>
+          <w:tab w:val="num" w:pos="5760"/>
+        </w:tabs>
+        <w:ind w:left="5760" w:hanging="360"/>
+      </w:pPr>
+      <w:rPr>
+        <w:rFonts w:ascii="Wingdings" w:hAnsi="Wingdings" w:hint="default"/>
+        <w:sz w:val="20"/>
+      </w:rPr>
+    </w:lvl>
+    <w:lvl w:ilvl="8" w:tentative="1">
+      <w:start w:val="1"/>
+      <w:numFmt w:val="bullet"/>
+      <w:lvlText w:val=""/>
+      <w:lvlJc w:val="left"/>
+      <w:pPr>
+        <w:tabs>
+          <w:tab w:val="num" w:pos="6480"/>
+        </w:tabs>
+        <w:ind w:left="6480" w:hanging="360"/>
+      </w:pPr>
+      <w:rPr>
+        <w:rFonts w:ascii="Wingdings" w:hAnsi="Wingdings" w:hint="default"/>
+        <w:sz w:val="20"/>
+      </w:rPr>
+    </w:lvl>
+  </w:abstractNum>
+  <w:abstractNum w:abstractNumId="38" w15:restartNumberingAfterBreak="0">
     <w:nsid w:val="51CF39DC"/>
     <w:multiLevelType w:val="multilevel"/>
     <w:tmpl w:val="D33649BA"/>
@@ -10688,7 +18494,7 @@
       </w:rPr>
     </w:lvl>
   </w:abstractNum>
-  <w:abstractNum w:abstractNumId="20" w15:restartNumberingAfterBreak="0">
+  <w:abstractNum w:abstractNumId="39" w15:restartNumberingAfterBreak="0">
     <w:nsid w:val="52BA7726"/>
     <w:multiLevelType w:val="multilevel"/>
     <w:tmpl w:val="A18017FA"/>
@@ -10837,7 +18643,7 @@
       </w:rPr>
     </w:lvl>
   </w:abstractNum>
-  <w:abstractNum w:abstractNumId="21" w15:restartNumberingAfterBreak="0">
+  <w:abstractNum w:abstractNumId="40" w15:restartNumberingAfterBreak="0">
     <w:nsid w:val="5926505E"/>
     <w:multiLevelType w:val="multilevel"/>
     <w:tmpl w:val="C3C4E65C"/>
@@ -10986,7 +18792,156 @@
       </w:rPr>
     </w:lvl>
   </w:abstractNum>
-  <w:abstractNum w:abstractNumId="22" w15:restartNumberingAfterBreak="0">
+  <w:abstractNum w:abstractNumId="41" w15:restartNumberingAfterBreak="0">
+    <w:nsid w:val="59625706"/>
+    <w:multiLevelType w:val="multilevel"/>
+    <w:tmpl w:val="9ECED724"/>
+    <w:lvl w:ilvl="0">
+      <w:start w:val="1"/>
+      <w:numFmt w:val="bullet"/>
+      <w:lvlText w:val=""/>
+      <w:lvlJc w:val="left"/>
+      <w:pPr>
+        <w:tabs>
+          <w:tab w:val="num" w:pos="720"/>
+        </w:tabs>
+        <w:ind w:left="720" w:hanging="360"/>
+      </w:pPr>
+      <w:rPr>
+        <w:rFonts w:ascii="Symbol" w:hAnsi="Symbol" w:hint="default"/>
+        <w:sz w:val="20"/>
+      </w:rPr>
+    </w:lvl>
+    <w:lvl w:ilvl="1" w:tentative="1">
+      <w:start w:val="1"/>
+      <w:numFmt w:val="bullet"/>
+      <w:lvlText w:val="o"/>
+      <w:lvlJc w:val="left"/>
+      <w:pPr>
+        <w:tabs>
+          <w:tab w:val="num" w:pos="1440"/>
+        </w:tabs>
+        <w:ind w:left="1440" w:hanging="360"/>
+      </w:pPr>
+      <w:rPr>
+        <w:rFonts w:ascii="Courier New" w:hAnsi="Courier New" w:hint="default"/>
+        <w:sz w:val="20"/>
+      </w:rPr>
+    </w:lvl>
+    <w:lvl w:ilvl="2" w:tentative="1">
+      <w:start w:val="1"/>
+      <w:numFmt w:val="bullet"/>
+      <w:lvlText w:val=""/>
+      <w:lvlJc w:val="left"/>
+      <w:pPr>
+        <w:tabs>
+          <w:tab w:val="num" w:pos="2160"/>
+        </w:tabs>
+        <w:ind w:left="2160" w:hanging="360"/>
+      </w:pPr>
+      <w:rPr>
+        <w:rFonts w:ascii="Wingdings" w:hAnsi="Wingdings" w:hint="default"/>
+        <w:sz w:val="20"/>
+      </w:rPr>
+    </w:lvl>
+    <w:lvl w:ilvl="3" w:tentative="1">
+      <w:start w:val="1"/>
+      <w:numFmt w:val="bullet"/>
+      <w:lvlText w:val=""/>
+      <w:lvlJc w:val="left"/>
+      <w:pPr>
+        <w:tabs>
+          <w:tab w:val="num" w:pos="2880"/>
+        </w:tabs>
+        <w:ind w:left="2880" w:hanging="360"/>
+      </w:pPr>
+      <w:rPr>
+        <w:rFonts w:ascii="Wingdings" w:hAnsi="Wingdings" w:hint="default"/>
+        <w:sz w:val="20"/>
+      </w:rPr>
+    </w:lvl>
+    <w:lvl w:ilvl="4" w:tentative="1">
+      <w:start w:val="1"/>
+      <w:numFmt w:val="bullet"/>
+      <w:lvlText w:val=""/>
+      <w:lvlJc w:val="left"/>
+      <w:pPr>
+        <w:tabs>
+          <w:tab w:val="num" w:pos="3600"/>
+        </w:tabs>
+        <w:ind w:left="3600" w:hanging="360"/>
+      </w:pPr>
+      <w:rPr>
+        <w:rFonts w:ascii="Wingdings" w:hAnsi="Wingdings" w:hint="default"/>
+        <w:sz w:val="20"/>
+      </w:rPr>
+    </w:lvl>
+    <w:lvl w:ilvl="5" w:tentative="1">
+      <w:start w:val="1"/>
+      <w:numFmt w:val="bullet"/>
+      <w:lvlText w:val=""/>
+      <w:lvlJc w:val="left"/>
+      <w:pPr>
+        <w:tabs>
+          <w:tab w:val="num" w:pos="4320"/>
+        </w:tabs>
+        <w:ind w:left="4320" w:hanging="360"/>
+      </w:pPr>
+      <w:rPr>
+        <w:rFonts w:ascii="Wingdings" w:hAnsi="Wingdings" w:hint="default"/>
+        <w:sz w:val="20"/>
+      </w:rPr>
+    </w:lvl>
+    <w:lvl w:ilvl="6" w:tentative="1">
+      <w:start w:val="1"/>
+      <w:numFmt w:val="bullet"/>
+      <w:lvlText w:val=""/>
+      <w:lvlJc w:val="left"/>
+      <w:pPr>
+        <w:tabs>
+          <w:tab w:val="num" w:pos="5040"/>
+        </w:tabs>
+        <w:ind w:left="5040" w:hanging="360"/>
+      </w:pPr>
+      <w:rPr>
+        <w:rFonts w:ascii="Wingdings" w:hAnsi="Wingdings" w:hint="default"/>
+        <w:sz w:val="20"/>
+      </w:rPr>
+    </w:lvl>
+    <w:lvl w:ilvl="7" w:tentative="1">
+      <w:start w:val="1"/>
+      <w:numFmt w:val="bullet"/>
+      <w:lvlText w:val=""/>
+      <w:lvlJc w:val="left"/>
+      <w:pPr>
+        <w:tabs>
+          <w:tab w:val="num" w:pos="5760"/>
+        </w:tabs>
+        <w:ind w:left="5760" w:hanging="360"/>
+      </w:pPr>
+      <w:rPr>
+        <w:rFonts w:ascii="Wingdings" w:hAnsi="Wingdings" w:hint="default"/>
+        <w:sz w:val="20"/>
+      </w:rPr>
+    </w:lvl>
+    <w:lvl w:ilvl="8" w:tentative="1">
+      <w:start w:val="1"/>
+      <w:numFmt w:val="bullet"/>
+      <w:lvlText w:val=""/>
+      <w:lvlJc w:val="left"/>
+      <w:pPr>
+        <w:tabs>
+          <w:tab w:val="num" w:pos="6480"/>
+        </w:tabs>
+        <w:ind w:left="6480" w:hanging="360"/>
+      </w:pPr>
+      <w:rPr>
+        <w:rFonts w:ascii="Wingdings" w:hAnsi="Wingdings" w:hint="default"/>
+        <w:sz w:val="20"/>
+      </w:rPr>
+    </w:lvl>
+  </w:abstractNum>
+  <w:abstractNum w:abstractNumId="42" w15:restartNumberingAfterBreak="0">
     <w:nsid w:val="5A552F26"/>
     <w:multiLevelType w:val="multilevel"/>
     <w:tmpl w:val="259C1438"/>
@@ -11135,7 +19090,7 @@
       </w:rPr>
     </w:lvl>
   </w:abstractNum>
-  <w:abstractNum w:abstractNumId="23" w15:restartNumberingAfterBreak="0">
+  <w:abstractNum w:abstractNumId="43" w15:restartNumberingAfterBreak="0">
     <w:nsid w:val="5AF8295C"/>
     <w:multiLevelType w:val="multilevel"/>
     <w:tmpl w:val="F7C01106"/>
@@ -11284,7 +19239,7 @@
       </w:rPr>
     </w:lvl>
   </w:abstractNum>
-  <w:abstractNum w:abstractNumId="24" w15:restartNumberingAfterBreak="0">
+  <w:abstractNum w:abstractNumId="44" w15:restartNumberingAfterBreak="0">
     <w:nsid w:val="5B2320C9"/>
     <w:multiLevelType w:val="multilevel"/>
     <w:tmpl w:val="E6AE5BCE"/>
@@ -11433,7 +19388,7 @@
       </w:rPr>
     </w:lvl>
   </w:abstractNum>
-  <w:abstractNum w:abstractNumId="25" w15:restartNumberingAfterBreak="0">
+  <w:abstractNum w:abstractNumId="45" w15:restartNumberingAfterBreak="0">
     <w:nsid w:val="5BAD4A67"/>
     <w:multiLevelType w:val="multilevel"/>
     <w:tmpl w:val="42AAC590"/>
@@ -11582,7 +19537,156 @@
       </w:rPr>
     </w:lvl>
   </w:abstractNum>
-  <w:abstractNum w:abstractNumId="26" w15:restartNumberingAfterBreak="0">
+  <w:abstractNum w:abstractNumId="46" w15:restartNumberingAfterBreak="0">
+    <w:nsid w:val="5E2E546B"/>
+    <w:multiLevelType w:val="multilevel"/>
+    <w:tmpl w:val="B900E4A0"/>
+    <w:lvl w:ilvl="0">
+      <w:start w:val="1"/>
+      <w:numFmt w:val="bullet"/>
+      <w:lvlText w:val=""/>
+      <w:lvlJc w:val="left"/>
+      <w:pPr>
+        <w:tabs>
+          <w:tab w:val="num" w:pos="720"/>
+        </w:tabs>
+        <w:ind w:left="720" w:hanging="360"/>
+      </w:pPr>
+      <w:rPr>
+        <w:rFonts w:ascii="Symbol" w:hAnsi="Symbol" w:hint="default"/>
+        <w:sz w:val="20"/>
+      </w:rPr>
+    </w:lvl>
+    <w:lvl w:ilvl="1" w:tentative="1">
+      <w:start w:val="1"/>
+      <w:numFmt w:val="bullet"/>
+      <w:lvlText w:val="o"/>
+      <w:lvlJc w:val="left"/>
+      <w:pPr>
+        <w:tabs>
+          <w:tab w:val="num" w:pos="1440"/>
+        </w:tabs>
+        <w:ind w:left="1440" w:hanging="360"/>
+      </w:pPr>
+      <w:rPr>
+        <w:rFonts w:ascii="Courier New" w:hAnsi="Courier New" w:hint="default"/>
+        <w:sz w:val="20"/>
+      </w:rPr>
+    </w:lvl>
+    <w:lvl w:ilvl="2" w:tentative="1">
+      <w:start w:val="1"/>
+      <w:numFmt w:val="bullet"/>
+      <w:lvlText w:val=""/>
+      <w:lvlJc w:val="left"/>
+      <w:pPr>
+        <w:tabs>
+          <w:tab w:val="num" w:pos="2160"/>
+        </w:tabs>
+        <w:ind w:left="2160" w:hanging="360"/>
+      </w:pPr>
+      <w:rPr>
+        <w:rFonts w:ascii="Wingdings" w:hAnsi="Wingdings" w:hint="default"/>
+        <w:sz w:val="20"/>
+      </w:rPr>
+    </w:lvl>
+    <w:lvl w:ilvl="3" w:tentative="1">
+      <w:start w:val="1"/>
+      <w:numFmt w:val="bullet"/>
+      <w:lvlText w:val=""/>
+      <w:lvlJc w:val="left"/>
+      <w:pPr>
+        <w:tabs>
+          <w:tab w:val="num" w:pos="2880"/>
+        </w:tabs>
+        <w:ind w:left="2880" w:hanging="360"/>
+      </w:pPr>
+      <w:rPr>
+        <w:rFonts w:ascii="Wingdings" w:hAnsi="Wingdings" w:hint="default"/>
+        <w:sz w:val="20"/>
+      </w:rPr>
+    </w:lvl>
+    <w:lvl w:ilvl="4" w:tentative="1">
+      <w:start w:val="1"/>
+      <w:numFmt w:val="bullet"/>
+      <w:lvlText w:val=""/>
+      <w:lvlJc w:val="left"/>
+      <w:pPr>
+        <w:tabs>
+          <w:tab w:val="num" w:pos="3600"/>
+        </w:tabs>
+        <w:ind w:left="3600" w:hanging="360"/>
+      </w:pPr>
+      <w:rPr>
+        <w:rFonts w:ascii="Wingdings" w:hAnsi="Wingdings" w:hint="default"/>
+        <w:sz w:val="20"/>
+      </w:rPr>
+    </w:lvl>
+    <w:lvl w:ilvl="5" w:tentative="1">
+      <w:start w:val="1"/>
+      <w:numFmt w:val="bullet"/>
+      <w:lvlText w:val=""/>
+      <w:lvlJc w:val="left"/>
+      <w:pPr>
+        <w:tabs>
+          <w:tab w:val="num" w:pos="4320"/>
+        </w:tabs>
+        <w:ind w:left="4320" w:hanging="360"/>
+      </w:pPr>
+      <w:rPr>
+        <w:rFonts w:ascii="Wingdings" w:hAnsi="Wingdings" w:hint="default"/>
+        <w:sz w:val="20"/>
+      </w:rPr>
+    </w:lvl>
+    <w:lvl w:ilvl="6" w:tentative="1">
+      <w:start w:val="1"/>
+      <w:numFmt w:val="bullet"/>
+      <w:lvlText w:val=""/>
+      <w:lvlJc w:val="left"/>
+      <w:pPr>
+        <w:tabs>
+          <w:tab w:val="num" w:pos="5040"/>
+        </w:tabs>
+        <w:ind w:left="5040" w:hanging="360"/>
+      </w:pPr>
+      <w:rPr>
+        <w:rFonts w:ascii="Wingdings" w:hAnsi="Wingdings" w:hint="default"/>
+        <w:sz w:val="20"/>
+      </w:rPr>
+    </w:lvl>
+    <w:lvl w:ilvl="7" w:tentative="1">
+      <w:start w:val="1"/>
+      <w:numFmt w:val="bullet"/>
+      <w:lvlText w:val=""/>
+      <w:lvlJc w:val="left"/>
+      <w:pPr>
+        <w:tabs>
+          <w:tab w:val="num" w:pos="5760"/>
+        </w:tabs>
+        <w:ind w:left="5760" w:hanging="360"/>
+      </w:pPr>
+      <w:rPr>
+        <w:rFonts w:ascii="Wingdings" w:hAnsi="Wingdings" w:hint="default"/>
+        <w:sz w:val="20"/>
+      </w:rPr>
+    </w:lvl>
+    <w:lvl w:ilvl="8" w:tentative="1">
+      <w:start w:val="1"/>
+      <w:numFmt w:val="bullet"/>
+      <w:lvlText w:val=""/>
+      <w:lvlJc w:val="left"/>
+      <w:pPr>
+        <w:tabs>
+          <w:tab w:val="num" w:pos="6480"/>
+        </w:tabs>
+        <w:ind w:left="6480" w:hanging="360"/>
+      </w:pPr>
+      <w:rPr>
+        <w:rFonts w:ascii="Wingdings" w:hAnsi="Wingdings" w:hint="default"/>
+        <w:sz w:val="20"/>
+      </w:rPr>
+    </w:lvl>
+  </w:abstractNum>
+  <w:abstractNum w:abstractNumId="47" w15:restartNumberingAfterBreak="0">
     <w:nsid w:val="5FBB4F7E"/>
     <w:multiLevelType w:val="multilevel"/>
     <w:tmpl w:val="A8229AD2"/>
@@ -11731,7 +19835,305 @@
       </w:rPr>
     </w:lvl>
   </w:abstractNum>
-  <w:abstractNum w:abstractNumId="27" w15:restartNumberingAfterBreak="0">
+  <w:abstractNum w:abstractNumId="48" w15:restartNumberingAfterBreak="0">
+    <w:nsid w:val="5FD7773B"/>
+    <w:multiLevelType w:val="multilevel"/>
+    <w:tmpl w:val="DB502002"/>
+    <w:lvl w:ilvl="0">
+      <w:start w:val="1"/>
+      <w:numFmt w:val="bullet"/>
+      <w:lvlText w:val=""/>
+      <w:lvlJc w:val="left"/>
+      <w:pPr>
+        <w:tabs>
+          <w:tab w:val="num" w:pos="720"/>
+        </w:tabs>
+        <w:ind w:left="720" w:hanging="360"/>
+      </w:pPr>
+      <w:rPr>
+        <w:rFonts w:ascii="Symbol" w:hAnsi="Symbol" w:hint="default"/>
+        <w:sz w:val="20"/>
+      </w:rPr>
+    </w:lvl>
+    <w:lvl w:ilvl="1" w:tentative="1">
+      <w:start w:val="1"/>
+      <w:numFmt w:val="bullet"/>
+      <w:lvlText w:val="o"/>
+      <w:lvlJc w:val="left"/>
+      <w:pPr>
+        <w:tabs>
+          <w:tab w:val="num" w:pos="1440"/>
+        </w:tabs>
+        <w:ind w:left="1440" w:hanging="360"/>
+      </w:pPr>
+      <w:rPr>
+        <w:rFonts w:ascii="Courier New" w:hAnsi="Courier New" w:hint="default"/>
+        <w:sz w:val="20"/>
+      </w:rPr>
+    </w:lvl>
+    <w:lvl w:ilvl="2" w:tentative="1">
+      <w:start w:val="1"/>
+      <w:numFmt w:val="bullet"/>
+      <w:lvlText w:val=""/>
+      <w:lvlJc w:val="left"/>
+      <w:pPr>
+        <w:tabs>
+          <w:tab w:val="num" w:pos="2160"/>
+        </w:tabs>
+        <w:ind w:left="2160" w:hanging="360"/>
+      </w:pPr>
+      <w:rPr>
+        <w:rFonts w:ascii="Wingdings" w:hAnsi="Wingdings" w:hint="default"/>
+        <w:sz w:val="20"/>
+      </w:rPr>
+    </w:lvl>
+    <w:lvl w:ilvl="3" w:tentative="1">
+      <w:start w:val="1"/>
+      <w:numFmt w:val="bullet"/>
+      <w:lvlText w:val=""/>
+      <w:lvlJc w:val="left"/>
+      <w:pPr>
+        <w:tabs>
+          <w:tab w:val="num" w:pos="2880"/>
+        </w:tabs>
+        <w:ind w:left="2880" w:hanging="360"/>
+      </w:pPr>
+      <w:rPr>
+        <w:rFonts w:ascii="Wingdings" w:hAnsi="Wingdings" w:hint="default"/>
+        <w:sz w:val="20"/>
+      </w:rPr>
+    </w:lvl>
+    <w:lvl w:ilvl="4" w:tentative="1">
+      <w:start w:val="1"/>
+      <w:numFmt w:val="bullet"/>
+      <w:lvlText w:val=""/>
+      <w:lvlJc w:val="left"/>
+      <w:pPr>
+        <w:tabs>
+          <w:tab w:val="num" w:pos="3600"/>
+        </w:tabs>
+        <w:ind w:left="3600" w:hanging="360"/>
+      </w:pPr>
+      <w:rPr>
+        <w:rFonts w:ascii="Wingdings" w:hAnsi="Wingdings" w:hint="default"/>
+        <w:sz w:val="20"/>
+      </w:rPr>
+    </w:lvl>
+    <w:lvl w:ilvl="5" w:tentative="1">
+      <w:start w:val="1"/>
+      <w:numFmt w:val="bullet"/>
+      <w:lvlText w:val=""/>
+      <w:lvlJc w:val="left"/>
+      <w:pPr>
+        <w:tabs>
+          <w:tab w:val="num" w:pos="4320"/>
+        </w:tabs>
+        <w:ind w:left="4320" w:hanging="360"/>
+      </w:pPr>
+      <w:rPr>
+        <w:rFonts w:ascii="Wingdings" w:hAnsi="Wingdings" w:hint="default"/>
+        <w:sz w:val="20"/>
+      </w:rPr>
+    </w:lvl>
+    <w:lvl w:ilvl="6" w:tentative="1">
+      <w:start w:val="1"/>
+      <w:numFmt w:val="bullet"/>
+      <w:lvlText w:val=""/>
+      <w:lvlJc w:val="left"/>
+      <w:pPr>
+        <w:tabs>
+          <w:tab w:val="num" w:pos="5040"/>
+        </w:tabs>
+        <w:ind w:left="5040" w:hanging="360"/>
+      </w:pPr>
+      <w:rPr>
+        <w:rFonts w:ascii="Wingdings" w:hAnsi="Wingdings" w:hint="default"/>
+        <w:sz w:val="20"/>
+      </w:rPr>
+    </w:lvl>
+    <w:lvl w:ilvl="7" w:tentative="1">
+      <w:start w:val="1"/>
+      <w:numFmt w:val="bullet"/>
+      <w:lvlText w:val=""/>
+      <w:lvlJc w:val="left"/>
+      <w:pPr>
+        <w:tabs>
+          <w:tab w:val="num" w:pos="5760"/>
+        </w:tabs>
+        <w:ind w:left="5760" w:hanging="360"/>
+      </w:pPr>
+      <w:rPr>
+        <w:rFonts w:ascii="Wingdings" w:hAnsi="Wingdings" w:hint="default"/>
+        <w:sz w:val="20"/>
+      </w:rPr>
+    </w:lvl>
+    <w:lvl w:ilvl="8" w:tentative="1">
+      <w:start w:val="1"/>
+      <w:numFmt w:val="bullet"/>
+      <w:lvlText w:val=""/>
+      <w:lvlJc w:val="left"/>
+      <w:pPr>
+        <w:tabs>
+          <w:tab w:val="num" w:pos="6480"/>
+        </w:tabs>
+        <w:ind w:left="6480" w:hanging="360"/>
+      </w:pPr>
+      <w:rPr>
+        <w:rFonts w:ascii="Wingdings" w:hAnsi="Wingdings" w:hint="default"/>
+        <w:sz w:val="20"/>
+      </w:rPr>
+    </w:lvl>
+  </w:abstractNum>
+  <w:abstractNum w:abstractNumId="49" w15:restartNumberingAfterBreak="0">
+    <w:nsid w:val="602A6E09"/>
+    <w:multiLevelType w:val="multilevel"/>
+    <w:tmpl w:val="487E83B6"/>
+    <w:lvl w:ilvl="0">
+      <w:start w:val="1"/>
+      <w:numFmt w:val="bullet"/>
+      <w:lvlText w:val=""/>
+      <w:lvlJc w:val="left"/>
+      <w:pPr>
+        <w:tabs>
+          <w:tab w:val="num" w:pos="720"/>
+        </w:tabs>
+        <w:ind w:left="720" w:hanging="360"/>
+      </w:pPr>
+      <w:rPr>
+        <w:rFonts w:ascii="Symbol" w:hAnsi="Symbol" w:hint="default"/>
+        <w:sz w:val="20"/>
+      </w:rPr>
+    </w:lvl>
+    <w:lvl w:ilvl="1" w:tentative="1">
+      <w:start w:val="1"/>
+      <w:numFmt w:val="bullet"/>
+      <w:lvlText w:val="o"/>
+      <w:lvlJc w:val="left"/>
+      <w:pPr>
+        <w:tabs>
+          <w:tab w:val="num" w:pos="1440"/>
+        </w:tabs>
+        <w:ind w:left="1440" w:hanging="360"/>
+      </w:pPr>
+      <w:rPr>
+        <w:rFonts w:ascii="Courier New" w:hAnsi="Courier New" w:hint="default"/>
+        <w:sz w:val="20"/>
+      </w:rPr>
+    </w:lvl>
+    <w:lvl w:ilvl="2" w:tentative="1">
+      <w:start w:val="1"/>
+      <w:numFmt w:val="bullet"/>
+      <w:lvlText w:val=""/>
+      <w:lvlJc w:val="left"/>
+      <w:pPr>
+        <w:tabs>
+          <w:tab w:val="num" w:pos="2160"/>
+        </w:tabs>
+        <w:ind w:left="2160" w:hanging="360"/>
+      </w:pPr>
+      <w:rPr>
+        <w:rFonts w:ascii="Wingdings" w:hAnsi="Wingdings" w:hint="default"/>
+        <w:sz w:val="20"/>
+      </w:rPr>
+    </w:lvl>
+    <w:lvl w:ilvl="3" w:tentative="1">
+      <w:start w:val="1"/>
+      <w:numFmt w:val="bullet"/>
+      <w:lvlText w:val=""/>
+      <w:lvlJc w:val="left"/>
+      <w:pPr>
+        <w:tabs>
+          <w:tab w:val="num" w:pos="2880"/>
+        </w:tabs>
+        <w:ind w:left="2880" w:hanging="360"/>
+      </w:pPr>
+      <w:rPr>
+        <w:rFonts w:ascii="Wingdings" w:hAnsi="Wingdings" w:hint="default"/>
+        <w:sz w:val="20"/>
+      </w:rPr>
+    </w:lvl>
+    <w:lvl w:ilvl="4" w:tentative="1">
+      <w:start w:val="1"/>
+      <w:numFmt w:val="bullet"/>
+      <w:lvlText w:val=""/>
+      <w:lvlJc w:val="left"/>
+      <w:pPr>
+        <w:tabs>
+          <w:tab w:val="num" w:pos="3600"/>
+        </w:tabs>
+        <w:ind w:left="3600" w:hanging="360"/>
+      </w:pPr>
+      <w:rPr>
+        <w:rFonts w:ascii="Wingdings" w:hAnsi="Wingdings" w:hint="default"/>
+        <w:sz w:val="20"/>
+      </w:rPr>
+    </w:lvl>
+    <w:lvl w:ilvl="5" w:tentative="1">
+      <w:start w:val="1"/>
+      <w:numFmt w:val="bullet"/>
+      <w:lvlText w:val=""/>
+      <w:lvlJc w:val="left"/>
+      <w:pPr>
+        <w:tabs>
+          <w:tab w:val="num" w:pos="4320"/>
+        </w:tabs>
+        <w:ind w:left="4320" w:hanging="360"/>
+      </w:pPr>
+      <w:rPr>
+        <w:rFonts w:ascii="Wingdings" w:hAnsi="Wingdings" w:hint="default"/>
+        <w:sz w:val="20"/>
+      </w:rPr>
+    </w:lvl>
+    <w:lvl w:ilvl="6" w:tentative="1">
+      <w:start w:val="1"/>
+      <w:numFmt w:val="bullet"/>
+      <w:lvlText w:val=""/>
+      <w:lvlJc w:val="left"/>
+      <w:pPr>
+        <w:tabs>
+          <w:tab w:val="num" w:pos="5040"/>
+        </w:tabs>
+        <w:ind w:left="5040" w:hanging="360"/>
+      </w:pPr>
+      <w:rPr>
+        <w:rFonts w:ascii="Wingdings" w:hAnsi="Wingdings" w:hint="default"/>
+        <w:sz w:val="20"/>
+      </w:rPr>
+    </w:lvl>
+    <w:lvl w:ilvl="7" w:tentative="1">
+      <w:start w:val="1"/>
+      <w:numFmt w:val="bullet"/>
+      <w:lvlText w:val=""/>
+      <w:lvlJc w:val="left"/>
+      <w:pPr>
+        <w:tabs>
+          <w:tab w:val="num" w:pos="5760"/>
+        </w:tabs>
+        <w:ind w:left="5760" w:hanging="360"/>
+      </w:pPr>
+      <w:rPr>
+        <w:rFonts w:ascii="Wingdings" w:hAnsi="Wingdings" w:hint="default"/>
+        <w:sz w:val="20"/>
+      </w:rPr>
+    </w:lvl>
+    <w:lvl w:ilvl="8" w:tentative="1">
+      <w:start w:val="1"/>
+      <w:numFmt w:val="bullet"/>
+      <w:lvlText w:val=""/>
+      <w:lvlJc w:val="left"/>
+      <w:pPr>
+        <w:tabs>
+          <w:tab w:val="num" w:pos="6480"/>
+        </w:tabs>
+        <w:ind w:left="6480" w:hanging="360"/>
+      </w:pPr>
+      <w:rPr>
+        <w:rFonts w:ascii="Wingdings" w:hAnsi="Wingdings" w:hint="default"/>
+        <w:sz w:val="20"/>
+      </w:rPr>
+    </w:lvl>
+  </w:abstractNum>
+  <w:abstractNum w:abstractNumId="50" w15:restartNumberingAfterBreak="0">
     <w:nsid w:val="64B24981"/>
     <w:multiLevelType w:val="multilevel"/>
     <w:tmpl w:val="4DECC5EA"/>
@@ -11880,7 +20282,7 @@
       </w:rPr>
     </w:lvl>
   </w:abstractNum>
-  <w:abstractNum w:abstractNumId="28" w15:restartNumberingAfterBreak="0">
+  <w:abstractNum w:abstractNumId="51" w15:restartNumberingAfterBreak="0">
     <w:nsid w:val="654254F2"/>
     <w:multiLevelType w:val="multilevel"/>
     <w:tmpl w:val="0B0C0566"/>
@@ -12029,7 +20431,305 @@
       </w:rPr>
     </w:lvl>
   </w:abstractNum>
-  <w:abstractNum w:abstractNumId="29" w15:restartNumberingAfterBreak="0">
+  <w:abstractNum w:abstractNumId="52" w15:restartNumberingAfterBreak="0">
+    <w:nsid w:val="661E5F86"/>
+    <w:multiLevelType w:val="multilevel"/>
+    <w:tmpl w:val="E4C603C8"/>
+    <w:lvl w:ilvl="0">
+      <w:start w:val="1"/>
+      <w:numFmt w:val="bullet"/>
+      <w:lvlText w:val=""/>
+      <w:lvlJc w:val="left"/>
+      <w:pPr>
+        <w:tabs>
+          <w:tab w:val="num" w:pos="720"/>
+        </w:tabs>
+        <w:ind w:left="720" w:hanging="360"/>
+      </w:pPr>
+      <w:rPr>
+        <w:rFonts w:ascii="Symbol" w:hAnsi="Symbol" w:hint="default"/>
+        <w:sz w:val="20"/>
+      </w:rPr>
+    </w:lvl>
+    <w:lvl w:ilvl="1" w:tentative="1">
+      <w:start w:val="1"/>
+      <w:numFmt w:val="bullet"/>
+      <w:lvlText w:val="o"/>
+      <w:lvlJc w:val="left"/>
+      <w:pPr>
+        <w:tabs>
+          <w:tab w:val="num" w:pos="1440"/>
+        </w:tabs>
+        <w:ind w:left="1440" w:hanging="360"/>
+      </w:pPr>
+      <w:rPr>
+        <w:rFonts w:ascii="Courier New" w:hAnsi="Courier New" w:hint="default"/>
+        <w:sz w:val="20"/>
+      </w:rPr>
+    </w:lvl>
+    <w:lvl w:ilvl="2" w:tentative="1">
+      <w:start w:val="1"/>
+      <w:numFmt w:val="bullet"/>
+      <w:lvlText w:val=""/>
+      <w:lvlJc w:val="left"/>
+      <w:pPr>
+        <w:tabs>
+          <w:tab w:val="num" w:pos="2160"/>
+        </w:tabs>
+        <w:ind w:left="2160" w:hanging="360"/>
+      </w:pPr>
+      <w:rPr>
+        <w:rFonts w:ascii="Wingdings" w:hAnsi="Wingdings" w:hint="default"/>
+        <w:sz w:val="20"/>
+      </w:rPr>
+    </w:lvl>
+    <w:lvl w:ilvl="3" w:tentative="1">
+      <w:start w:val="1"/>
+      <w:numFmt w:val="bullet"/>
+      <w:lvlText w:val=""/>
+      <w:lvlJc w:val="left"/>
+      <w:pPr>
+        <w:tabs>
+          <w:tab w:val="num" w:pos="2880"/>
+        </w:tabs>
+        <w:ind w:left="2880" w:hanging="360"/>
+      </w:pPr>
+      <w:rPr>
+        <w:rFonts w:ascii="Wingdings" w:hAnsi="Wingdings" w:hint="default"/>
+        <w:sz w:val="20"/>
+      </w:rPr>
+    </w:lvl>
+    <w:lvl w:ilvl="4" w:tentative="1">
+      <w:start w:val="1"/>
+      <w:numFmt w:val="bullet"/>
+      <w:lvlText w:val=""/>
+      <w:lvlJc w:val="left"/>
+      <w:pPr>
+        <w:tabs>
+          <w:tab w:val="num" w:pos="3600"/>
+        </w:tabs>
+        <w:ind w:left="3600" w:hanging="360"/>
+      </w:pPr>
+      <w:rPr>
+        <w:rFonts w:ascii="Wingdings" w:hAnsi="Wingdings" w:hint="default"/>
+        <w:sz w:val="20"/>
+      </w:rPr>
+    </w:lvl>
+    <w:lvl w:ilvl="5" w:tentative="1">
+      <w:start w:val="1"/>
+      <w:numFmt w:val="bullet"/>
+      <w:lvlText w:val=""/>
+      <w:lvlJc w:val="left"/>
+      <w:pPr>
+        <w:tabs>
+          <w:tab w:val="num" w:pos="4320"/>
+        </w:tabs>
+        <w:ind w:left="4320" w:hanging="360"/>
+      </w:pPr>
+      <w:rPr>
+        <w:rFonts w:ascii="Wingdings" w:hAnsi="Wingdings" w:hint="default"/>
+        <w:sz w:val="20"/>
+      </w:rPr>
+    </w:lvl>
+    <w:lvl w:ilvl="6" w:tentative="1">
+      <w:start w:val="1"/>
+      <w:numFmt w:val="bullet"/>
+      <w:lvlText w:val=""/>
+      <w:lvlJc w:val="left"/>
+      <w:pPr>
+        <w:tabs>
+          <w:tab w:val="num" w:pos="5040"/>
+        </w:tabs>
+        <w:ind w:left="5040" w:hanging="360"/>
+      </w:pPr>
+      <w:rPr>
+        <w:rFonts w:ascii="Wingdings" w:hAnsi="Wingdings" w:hint="default"/>
+        <w:sz w:val="20"/>
+      </w:rPr>
+    </w:lvl>
+    <w:lvl w:ilvl="7" w:tentative="1">
+      <w:start w:val="1"/>
+      <w:numFmt w:val="bullet"/>
+      <w:lvlText w:val=""/>
+      <w:lvlJc w:val="left"/>
+      <w:pPr>
+        <w:tabs>
+          <w:tab w:val="num" w:pos="5760"/>
+        </w:tabs>
+        <w:ind w:left="5760" w:hanging="360"/>
+      </w:pPr>
+      <w:rPr>
+        <w:rFonts w:ascii="Wingdings" w:hAnsi="Wingdings" w:hint="default"/>
+        <w:sz w:val="20"/>
+      </w:rPr>
+    </w:lvl>
+    <w:lvl w:ilvl="8" w:tentative="1">
+      <w:start w:val="1"/>
+      <w:numFmt w:val="bullet"/>
+      <w:lvlText w:val=""/>
+      <w:lvlJc w:val="left"/>
+      <w:pPr>
+        <w:tabs>
+          <w:tab w:val="num" w:pos="6480"/>
+        </w:tabs>
+        <w:ind w:left="6480" w:hanging="360"/>
+      </w:pPr>
+      <w:rPr>
+        <w:rFonts w:ascii="Wingdings" w:hAnsi="Wingdings" w:hint="default"/>
+        <w:sz w:val="20"/>
+      </w:rPr>
+    </w:lvl>
+  </w:abstractNum>
+  <w:abstractNum w:abstractNumId="53" w15:restartNumberingAfterBreak="0">
+    <w:nsid w:val="67493A39"/>
+    <w:multiLevelType w:val="multilevel"/>
+    <w:tmpl w:val="C034FD32"/>
+    <w:lvl w:ilvl="0">
+      <w:start w:val="1"/>
+      <w:numFmt w:val="bullet"/>
+      <w:lvlText w:val=""/>
+      <w:lvlJc w:val="left"/>
+      <w:pPr>
+        <w:tabs>
+          <w:tab w:val="num" w:pos="720"/>
+        </w:tabs>
+        <w:ind w:left="720" w:hanging="360"/>
+      </w:pPr>
+      <w:rPr>
+        <w:rFonts w:ascii="Symbol" w:hAnsi="Symbol" w:hint="default"/>
+        <w:sz w:val="20"/>
+      </w:rPr>
+    </w:lvl>
+    <w:lvl w:ilvl="1">
+      <w:start w:val="1"/>
+      <w:numFmt w:val="bullet"/>
+      <w:lvlText w:val="o"/>
+      <w:lvlJc w:val="left"/>
+      <w:pPr>
+        <w:tabs>
+          <w:tab w:val="num" w:pos="1440"/>
+        </w:tabs>
+        <w:ind w:left="1440" w:hanging="360"/>
+      </w:pPr>
+      <w:rPr>
+        <w:rFonts w:ascii="Courier New" w:hAnsi="Courier New" w:hint="default"/>
+        <w:sz w:val="20"/>
+      </w:rPr>
+    </w:lvl>
+    <w:lvl w:ilvl="2" w:tentative="1">
+      <w:start w:val="1"/>
+      <w:numFmt w:val="bullet"/>
+      <w:lvlText w:val=""/>
+      <w:lvlJc w:val="left"/>
+      <w:pPr>
+        <w:tabs>
+          <w:tab w:val="num" w:pos="2160"/>
+        </w:tabs>
+        <w:ind w:left="2160" w:hanging="360"/>
+      </w:pPr>
+      <w:rPr>
+        <w:rFonts w:ascii="Wingdings" w:hAnsi="Wingdings" w:hint="default"/>
+        <w:sz w:val="20"/>
+      </w:rPr>
+    </w:lvl>
+    <w:lvl w:ilvl="3" w:tentative="1">
+      <w:start w:val="1"/>
+      <w:numFmt w:val="bullet"/>
+      <w:lvlText w:val=""/>
+      <w:lvlJc w:val="left"/>
+      <w:pPr>
+        <w:tabs>
+          <w:tab w:val="num" w:pos="2880"/>
+        </w:tabs>
+        <w:ind w:left="2880" w:hanging="360"/>
+      </w:pPr>
+      <w:rPr>
+        <w:rFonts w:ascii="Wingdings" w:hAnsi="Wingdings" w:hint="default"/>
+        <w:sz w:val="20"/>
+      </w:rPr>
+    </w:lvl>
+    <w:lvl w:ilvl="4" w:tentative="1">
+      <w:start w:val="1"/>
+      <w:numFmt w:val="bullet"/>
+      <w:lvlText w:val=""/>
+      <w:lvlJc w:val="left"/>
+      <w:pPr>
+        <w:tabs>
+          <w:tab w:val="num" w:pos="3600"/>
+        </w:tabs>
+        <w:ind w:left="3600" w:hanging="360"/>
+      </w:pPr>
+      <w:rPr>
+        <w:rFonts w:ascii="Wingdings" w:hAnsi="Wingdings" w:hint="default"/>
+        <w:sz w:val="20"/>
+      </w:rPr>
+    </w:lvl>
+    <w:lvl w:ilvl="5" w:tentative="1">
+      <w:start w:val="1"/>
+      <w:numFmt w:val="bullet"/>
+      <w:lvlText w:val=""/>
+      <w:lvlJc w:val="left"/>
+      <w:pPr>
+        <w:tabs>
+          <w:tab w:val="num" w:pos="4320"/>
+        </w:tabs>
+        <w:ind w:left="4320" w:hanging="360"/>
+      </w:pPr>
+      <w:rPr>
+        <w:rFonts w:ascii="Wingdings" w:hAnsi="Wingdings" w:hint="default"/>
+        <w:sz w:val="20"/>
+      </w:rPr>
+    </w:lvl>
+    <w:lvl w:ilvl="6" w:tentative="1">
+      <w:start w:val="1"/>
+      <w:numFmt w:val="bullet"/>
+      <w:lvlText w:val=""/>
+      <w:lvlJc w:val="left"/>
+      <w:pPr>
+        <w:tabs>
+          <w:tab w:val="num" w:pos="5040"/>
+        </w:tabs>
+        <w:ind w:left="5040" w:hanging="360"/>
+      </w:pPr>
+      <w:rPr>
+        <w:rFonts w:ascii="Wingdings" w:hAnsi="Wingdings" w:hint="default"/>
+        <w:sz w:val="20"/>
+      </w:rPr>
+    </w:lvl>
+    <w:lvl w:ilvl="7" w:tentative="1">
+      <w:start w:val="1"/>
+      <w:numFmt w:val="bullet"/>
+      <w:lvlText w:val=""/>
+      <w:lvlJc w:val="left"/>
+      <w:pPr>
+        <w:tabs>
+          <w:tab w:val="num" w:pos="5760"/>
+        </w:tabs>
+        <w:ind w:left="5760" w:hanging="360"/>
+      </w:pPr>
+      <w:rPr>
+        <w:rFonts w:ascii="Wingdings" w:hAnsi="Wingdings" w:hint="default"/>
+        <w:sz w:val="20"/>
+      </w:rPr>
+    </w:lvl>
+    <w:lvl w:ilvl="8" w:tentative="1">
+      <w:start w:val="1"/>
+      <w:numFmt w:val="bullet"/>
+      <w:lvlText w:val=""/>
+      <w:lvlJc w:val="left"/>
+      <w:pPr>
+        <w:tabs>
+          <w:tab w:val="num" w:pos="6480"/>
+        </w:tabs>
+        <w:ind w:left="6480" w:hanging="360"/>
+      </w:pPr>
+      <w:rPr>
+        <w:rFonts w:ascii="Wingdings" w:hAnsi="Wingdings" w:hint="default"/>
+        <w:sz w:val="20"/>
+      </w:rPr>
+    </w:lvl>
+  </w:abstractNum>
+  <w:abstractNum w:abstractNumId="54" w15:restartNumberingAfterBreak="0">
     <w:nsid w:val="67532FAC"/>
     <w:multiLevelType w:val="multilevel"/>
     <w:tmpl w:val="0B24CA60"/>
@@ -12178,7 +20878,7 @@
       </w:rPr>
     </w:lvl>
   </w:abstractNum>
-  <w:abstractNum w:abstractNumId="30" w15:restartNumberingAfterBreak="0">
+  <w:abstractNum w:abstractNumId="55" w15:restartNumberingAfterBreak="0">
     <w:nsid w:val="6A191526"/>
     <w:multiLevelType w:val="multilevel"/>
     <w:tmpl w:val="EDA4659E"/>
@@ -12327,7 +21027,7 @@
       </w:rPr>
     </w:lvl>
   </w:abstractNum>
-  <w:abstractNum w:abstractNumId="31" w15:restartNumberingAfterBreak="0">
+  <w:abstractNum w:abstractNumId="56" w15:restartNumberingAfterBreak="0">
     <w:nsid w:val="6A5A5D4A"/>
     <w:multiLevelType w:val="multilevel"/>
     <w:tmpl w:val="57BA0EC2"/>
@@ -12476,7 +21176,7 @@
       </w:rPr>
     </w:lvl>
   </w:abstractNum>
-  <w:abstractNum w:abstractNumId="32" w15:restartNumberingAfterBreak="0">
+  <w:abstractNum w:abstractNumId="57" w15:restartNumberingAfterBreak="0">
     <w:nsid w:val="6E352FFE"/>
     <w:multiLevelType w:val="multilevel"/>
     <w:tmpl w:val="9DF2C5F8"/>
@@ -12625,7 +21325,7 @@
       </w:rPr>
     </w:lvl>
   </w:abstractNum>
-  <w:abstractNum w:abstractNumId="33" w15:restartNumberingAfterBreak="0">
+  <w:abstractNum w:abstractNumId="58" w15:restartNumberingAfterBreak="0">
     <w:nsid w:val="6F1F3FE9"/>
     <w:multiLevelType w:val="multilevel"/>
     <w:tmpl w:val="2F34227C"/>
@@ -12774,7 +21474,156 @@
       </w:rPr>
     </w:lvl>
   </w:abstractNum>
-  <w:abstractNum w:abstractNumId="34" w15:restartNumberingAfterBreak="0">
+  <w:abstractNum w:abstractNumId="59" w15:restartNumberingAfterBreak="0">
+    <w:nsid w:val="70E71D20"/>
+    <w:multiLevelType w:val="multilevel"/>
+    <w:tmpl w:val="20F01234"/>
+    <w:lvl w:ilvl="0">
+      <w:start w:val="1"/>
+      <w:numFmt w:val="bullet"/>
+      <w:lvlText w:val=""/>
+      <w:lvlJc w:val="left"/>
+      <w:pPr>
+        <w:tabs>
+          <w:tab w:val="num" w:pos="720"/>
+        </w:tabs>
+        <w:ind w:left="720" w:hanging="360"/>
+      </w:pPr>
+      <w:rPr>
+        <w:rFonts w:ascii="Symbol" w:hAnsi="Symbol" w:hint="default"/>
+        <w:sz w:val="20"/>
+      </w:rPr>
+    </w:lvl>
+    <w:lvl w:ilvl="1" w:tentative="1">
+      <w:start w:val="1"/>
+      <w:numFmt w:val="bullet"/>
+      <w:lvlText w:val="o"/>
+      <w:lvlJc w:val="left"/>
+      <w:pPr>
+        <w:tabs>
+          <w:tab w:val="num" w:pos="1440"/>
+        </w:tabs>
+        <w:ind w:left="1440" w:hanging="360"/>
+      </w:pPr>
+      <w:rPr>
+        <w:rFonts w:ascii="Courier New" w:hAnsi="Courier New" w:hint="default"/>
+        <w:sz w:val="20"/>
+      </w:rPr>
+    </w:lvl>
+    <w:lvl w:ilvl="2" w:tentative="1">
+      <w:start w:val="1"/>
+      <w:numFmt w:val="bullet"/>
+      <w:lvlText w:val=""/>
+      <w:lvlJc w:val="left"/>
+      <w:pPr>
+        <w:tabs>
+          <w:tab w:val="num" w:pos="2160"/>
+        </w:tabs>
+        <w:ind w:left="2160" w:hanging="360"/>
+      </w:pPr>
+      <w:rPr>
+        <w:rFonts w:ascii="Wingdings" w:hAnsi="Wingdings" w:hint="default"/>
+        <w:sz w:val="20"/>
+      </w:rPr>
+    </w:lvl>
+    <w:lvl w:ilvl="3" w:tentative="1">
+      <w:start w:val="1"/>
+      <w:numFmt w:val="bullet"/>
+      <w:lvlText w:val=""/>
+      <w:lvlJc w:val="left"/>
+      <w:pPr>
+        <w:tabs>
+          <w:tab w:val="num" w:pos="2880"/>
+        </w:tabs>
+        <w:ind w:left="2880" w:hanging="360"/>
+      </w:pPr>
+      <w:rPr>
+        <w:rFonts w:ascii="Wingdings" w:hAnsi="Wingdings" w:hint="default"/>
+        <w:sz w:val="20"/>
+      </w:rPr>
+    </w:lvl>
+    <w:lvl w:ilvl="4" w:tentative="1">
+      <w:start w:val="1"/>
+      <w:numFmt w:val="bullet"/>
+      <w:lvlText w:val=""/>
+      <w:lvlJc w:val="left"/>
+      <w:pPr>
+        <w:tabs>
+          <w:tab w:val="num" w:pos="3600"/>
+        </w:tabs>
+        <w:ind w:left="3600" w:hanging="360"/>
+      </w:pPr>
+      <w:rPr>
+        <w:rFonts w:ascii="Wingdings" w:hAnsi="Wingdings" w:hint="default"/>
+        <w:sz w:val="20"/>
+      </w:rPr>
+    </w:lvl>
+    <w:lvl w:ilvl="5" w:tentative="1">
+      <w:start w:val="1"/>
+      <w:numFmt w:val="bullet"/>
+      <w:lvlText w:val=""/>
+      <w:lvlJc w:val="left"/>
+      <w:pPr>
+        <w:tabs>
+          <w:tab w:val="num" w:pos="4320"/>
+        </w:tabs>
+        <w:ind w:left="4320" w:hanging="360"/>
+      </w:pPr>
+      <w:rPr>
+        <w:rFonts w:ascii="Wingdings" w:hAnsi="Wingdings" w:hint="default"/>
+        <w:sz w:val="20"/>
+      </w:rPr>
+    </w:lvl>
+    <w:lvl w:ilvl="6" w:tentative="1">
+      <w:start w:val="1"/>
+      <w:numFmt w:val="bullet"/>
+      <w:lvlText w:val=""/>
+      <w:lvlJc w:val="left"/>
+      <w:pPr>
+        <w:tabs>
+          <w:tab w:val="num" w:pos="5040"/>
+        </w:tabs>
+        <w:ind w:left="5040" w:hanging="360"/>
+      </w:pPr>
+      <w:rPr>
+        <w:rFonts w:ascii="Wingdings" w:hAnsi="Wingdings" w:hint="default"/>
+        <w:sz w:val="20"/>
+      </w:rPr>
+    </w:lvl>
+    <w:lvl w:ilvl="7" w:tentative="1">
+      <w:start w:val="1"/>
+      <w:numFmt w:val="bullet"/>
+      <w:lvlText w:val=""/>
+      <w:lvlJc w:val="left"/>
+      <w:pPr>
+        <w:tabs>
+          <w:tab w:val="num" w:pos="5760"/>
+        </w:tabs>
+        <w:ind w:left="5760" w:hanging="360"/>
+      </w:pPr>
+      <w:rPr>
+        <w:rFonts w:ascii="Wingdings" w:hAnsi="Wingdings" w:hint="default"/>
+        <w:sz w:val="20"/>
+      </w:rPr>
+    </w:lvl>
+    <w:lvl w:ilvl="8" w:tentative="1">
+      <w:start w:val="1"/>
+      <w:numFmt w:val="bullet"/>
+      <w:lvlText w:val=""/>
+      <w:lvlJc w:val="left"/>
+      <w:pPr>
+        <w:tabs>
+          <w:tab w:val="num" w:pos="6480"/>
+        </w:tabs>
+        <w:ind w:left="6480" w:hanging="360"/>
+      </w:pPr>
+      <w:rPr>
+        <w:rFonts w:ascii="Wingdings" w:hAnsi="Wingdings" w:hint="default"/>
+        <w:sz w:val="20"/>
+      </w:rPr>
+    </w:lvl>
+  </w:abstractNum>
+  <w:abstractNum w:abstractNumId="60" w15:restartNumberingAfterBreak="0">
     <w:nsid w:val="724D3D08"/>
     <w:multiLevelType w:val="multilevel"/>
     <w:tmpl w:val="18D8694E"/>
@@ -12923,7 +21772,156 @@
       </w:rPr>
     </w:lvl>
   </w:abstractNum>
-  <w:abstractNum w:abstractNumId="35" w15:restartNumberingAfterBreak="0">
+  <w:abstractNum w:abstractNumId="61" w15:restartNumberingAfterBreak="0">
+    <w:nsid w:val="738A37CE"/>
+    <w:multiLevelType w:val="multilevel"/>
+    <w:tmpl w:val="3E70C322"/>
+    <w:lvl w:ilvl="0">
+      <w:start w:val="1"/>
+      <w:numFmt w:val="bullet"/>
+      <w:lvlText w:val=""/>
+      <w:lvlJc w:val="left"/>
+      <w:pPr>
+        <w:tabs>
+          <w:tab w:val="num" w:pos="720"/>
+        </w:tabs>
+        <w:ind w:left="720" w:hanging="360"/>
+      </w:pPr>
+      <w:rPr>
+        <w:rFonts w:ascii="Symbol" w:hAnsi="Symbol" w:hint="default"/>
+        <w:sz w:val="20"/>
+      </w:rPr>
+    </w:lvl>
+    <w:lvl w:ilvl="1">
+      <w:start w:val="1"/>
+      <w:numFmt w:val="bullet"/>
+      <w:lvlText w:val="o"/>
+      <w:lvlJc w:val="left"/>
+      <w:pPr>
+        <w:tabs>
+          <w:tab w:val="num" w:pos="1440"/>
+        </w:tabs>
+        <w:ind w:left="1440" w:hanging="360"/>
+      </w:pPr>
+      <w:rPr>
+        <w:rFonts w:ascii="Courier New" w:hAnsi="Courier New" w:hint="default"/>
+        <w:sz w:val="20"/>
+      </w:rPr>
+    </w:lvl>
+    <w:lvl w:ilvl="2" w:tentative="1">
+      <w:start w:val="1"/>
+      <w:numFmt w:val="bullet"/>
+      <w:lvlText w:val=""/>
+      <w:lvlJc w:val="left"/>
+      <w:pPr>
+        <w:tabs>
+          <w:tab w:val="num" w:pos="2160"/>
+        </w:tabs>
+        <w:ind w:left="2160" w:hanging="360"/>
+      </w:pPr>
+      <w:rPr>
+        <w:rFonts w:ascii="Wingdings" w:hAnsi="Wingdings" w:hint="default"/>
+        <w:sz w:val="20"/>
+      </w:rPr>
+    </w:lvl>
+    <w:lvl w:ilvl="3" w:tentative="1">
+      <w:start w:val="1"/>
+      <w:numFmt w:val="bullet"/>
+      <w:lvlText w:val=""/>
+      <w:lvlJc w:val="left"/>
+      <w:pPr>
+        <w:tabs>
+          <w:tab w:val="num" w:pos="2880"/>
+        </w:tabs>
+        <w:ind w:left="2880" w:hanging="360"/>
+      </w:pPr>
+      <w:rPr>
+        <w:rFonts w:ascii="Wingdings" w:hAnsi="Wingdings" w:hint="default"/>
+        <w:sz w:val="20"/>
+      </w:rPr>
+    </w:lvl>
+    <w:lvl w:ilvl="4" w:tentative="1">
+      <w:start w:val="1"/>
+      <w:numFmt w:val="bullet"/>
+      <w:lvlText w:val=""/>
+      <w:lvlJc w:val="left"/>
+      <w:pPr>
+        <w:tabs>
+          <w:tab w:val="num" w:pos="3600"/>
+        </w:tabs>
+        <w:ind w:left="3600" w:hanging="360"/>
+      </w:pPr>
+      <w:rPr>
+        <w:rFonts w:ascii="Wingdings" w:hAnsi="Wingdings" w:hint="default"/>
+        <w:sz w:val="20"/>
+      </w:rPr>
+    </w:lvl>
+    <w:lvl w:ilvl="5" w:tentative="1">
+      <w:start w:val="1"/>
+      <w:numFmt w:val="bullet"/>
+      <w:lvlText w:val=""/>
+      <w:lvlJc w:val="left"/>
+      <w:pPr>
+        <w:tabs>
+          <w:tab w:val="num" w:pos="4320"/>
+        </w:tabs>
+        <w:ind w:left="4320" w:hanging="360"/>
+      </w:pPr>
+      <w:rPr>
+        <w:rFonts w:ascii="Wingdings" w:hAnsi="Wingdings" w:hint="default"/>
+        <w:sz w:val="20"/>
+      </w:rPr>
+    </w:lvl>
+    <w:lvl w:ilvl="6" w:tentative="1">
+      <w:start w:val="1"/>
+      <w:numFmt w:val="bullet"/>
+      <w:lvlText w:val=""/>
+      <w:lvlJc w:val="left"/>
+      <w:pPr>
+        <w:tabs>
+          <w:tab w:val="num" w:pos="5040"/>
+        </w:tabs>
+        <w:ind w:left="5040" w:hanging="360"/>
+      </w:pPr>
+      <w:rPr>
+        <w:rFonts w:ascii="Wingdings" w:hAnsi="Wingdings" w:hint="default"/>
+        <w:sz w:val="20"/>
+      </w:rPr>
+    </w:lvl>
+    <w:lvl w:ilvl="7" w:tentative="1">
+      <w:start w:val="1"/>
+      <w:numFmt w:val="bullet"/>
+      <w:lvlText w:val=""/>
+      <w:lvlJc w:val="left"/>
+      <w:pPr>
+        <w:tabs>
+          <w:tab w:val="num" w:pos="5760"/>
+        </w:tabs>
+        <w:ind w:left="5760" w:hanging="360"/>
+      </w:pPr>
+      <w:rPr>
+        <w:rFonts w:ascii="Wingdings" w:hAnsi="Wingdings" w:hint="default"/>
+        <w:sz w:val="20"/>
+      </w:rPr>
+    </w:lvl>
+    <w:lvl w:ilvl="8" w:tentative="1">
+      <w:start w:val="1"/>
+      <w:numFmt w:val="bullet"/>
+      <w:lvlText w:val=""/>
+      <w:lvlJc w:val="left"/>
+      <w:pPr>
+        <w:tabs>
+          <w:tab w:val="num" w:pos="6480"/>
+        </w:tabs>
+        <w:ind w:left="6480" w:hanging="360"/>
+      </w:pPr>
+      <w:rPr>
+        <w:rFonts w:ascii="Wingdings" w:hAnsi="Wingdings" w:hint="default"/>
+        <w:sz w:val="20"/>
+      </w:rPr>
+    </w:lvl>
+  </w:abstractNum>
+  <w:abstractNum w:abstractNumId="62" w15:restartNumberingAfterBreak="0">
     <w:nsid w:val="74930385"/>
     <w:multiLevelType w:val="multilevel"/>
     <w:tmpl w:val="50983EE6"/>
@@ -13072,7 +22070,7 @@
       </w:rPr>
     </w:lvl>
   </w:abstractNum>
-  <w:abstractNum w:abstractNumId="36" w15:restartNumberingAfterBreak="0">
+  <w:abstractNum w:abstractNumId="63" w15:restartNumberingAfterBreak="0">
     <w:nsid w:val="74C74DFA"/>
     <w:multiLevelType w:val="multilevel"/>
     <w:tmpl w:val="49BACE0A"/>
@@ -13221,7 +22219,7 @@
       </w:rPr>
     </w:lvl>
   </w:abstractNum>
-  <w:abstractNum w:abstractNumId="37" w15:restartNumberingAfterBreak="0">
+  <w:abstractNum w:abstractNumId="64" w15:restartNumberingAfterBreak="0">
     <w:nsid w:val="74EA74CF"/>
     <w:multiLevelType w:val="multilevel"/>
     <w:tmpl w:val="D1A64AAC"/>
@@ -13370,7 +22368,7 @@
       </w:rPr>
     </w:lvl>
   </w:abstractNum>
-  <w:abstractNum w:abstractNumId="38" w15:restartNumberingAfterBreak="0">
+  <w:abstractNum w:abstractNumId="65" w15:restartNumberingAfterBreak="0">
     <w:nsid w:val="74EB2DC5"/>
     <w:multiLevelType w:val="multilevel"/>
     <w:tmpl w:val="14EC0FA8"/>
@@ -13519,7 +22517,7 @@
       </w:rPr>
     </w:lvl>
   </w:abstractNum>
-  <w:abstractNum w:abstractNumId="39" w15:restartNumberingAfterBreak="0">
+  <w:abstractNum w:abstractNumId="66" w15:restartNumberingAfterBreak="0">
     <w:nsid w:val="76F615D4"/>
     <w:multiLevelType w:val="multilevel"/>
     <w:tmpl w:val="234EB34A"/>
@@ -13668,7 +22666,7 @@
       </w:rPr>
     </w:lvl>
   </w:abstractNum>
-  <w:abstractNum w:abstractNumId="40" w15:restartNumberingAfterBreak="0">
+  <w:abstractNum w:abstractNumId="67" w15:restartNumberingAfterBreak="0">
     <w:nsid w:val="78EB3294"/>
     <w:multiLevelType w:val="multilevel"/>
     <w:tmpl w:val="3DC634D4"/>
@@ -13817,7 +22815,7 @@
       </w:rPr>
     </w:lvl>
   </w:abstractNum>
-  <w:abstractNum w:abstractNumId="41" w15:restartNumberingAfterBreak="0">
+  <w:abstractNum w:abstractNumId="68" w15:restartNumberingAfterBreak="0">
     <w:nsid w:val="7BBA52A2"/>
     <w:multiLevelType w:val="multilevel"/>
     <w:tmpl w:val="A44C90E4"/>
@@ -13966,7 +22964,7 @@
       </w:rPr>
     </w:lvl>
   </w:abstractNum>
-  <w:abstractNum w:abstractNumId="42" w15:restartNumberingAfterBreak="0">
+  <w:abstractNum w:abstractNumId="69" w15:restartNumberingAfterBreak="0">
     <w:nsid w:val="7CC744E4"/>
     <w:multiLevelType w:val="multilevel"/>
     <w:tmpl w:val="52B8E77E"/>
@@ -14115,7 +23113,7 @@
       </w:rPr>
     </w:lvl>
   </w:abstractNum>
-  <w:abstractNum w:abstractNumId="43" w15:restartNumberingAfterBreak="0">
+  <w:abstractNum w:abstractNumId="70" w15:restartNumberingAfterBreak="0">
     <w:nsid w:val="7DE62D24"/>
     <w:multiLevelType w:val="multilevel"/>
     <w:tmpl w:val="EF1456E4"/>
@@ -14264,7 +23262,7 @@
       </w:rPr>
     </w:lvl>
   </w:abstractNum>
-  <w:abstractNum w:abstractNumId="44" w15:restartNumberingAfterBreak="0">
+  <w:abstractNum w:abstractNumId="71" w15:restartNumberingAfterBreak="0">
     <w:nsid w:val="7EED1E27"/>
     <w:multiLevelType w:val="multilevel"/>
     <w:tmpl w:val="D40452C0"/>
@@ -14414,141 +23412,222 @@
     </w:lvl>
   </w:abstractNum>
   <w:num w:numId="1">
+    <w:abstractNumId w:val="47"/>
+  </w:num>
+  <w:num w:numId="2">
+    <w:abstractNumId w:val="22"/>
+  </w:num>
+  <w:num w:numId="3">
+    <w:abstractNumId w:val="69"/>
+  </w:num>
+  <w:num w:numId="4">
+    <w:abstractNumId w:val="34"/>
+  </w:num>
+  <w:num w:numId="5">
+    <w:abstractNumId w:val="57"/>
+  </w:num>
+  <w:num w:numId="6">
     <w:abstractNumId w:val="26"/>
   </w:num>
-  <w:num w:numId="2">
+  <w:num w:numId="7">
+    <w:abstractNumId w:val="38"/>
+  </w:num>
+  <w:num w:numId="8">
+    <w:abstractNumId w:val="58"/>
+  </w:num>
+  <w:num w:numId="9">
+    <w:abstractNumId w:val="28"/>
+  </w:num>
+  <w:num w:numId="10">
+    <w:abstractNumId w:val="42"/>
+  </w:num>
+  <w:num w:numId="11">
+    <w:abstractNumId w:val="70"/>
+  </w:num>
+  <w:num w:numId="12">
+    <w:abstractNumId w:val="63"/>
+  </w:num>
+  <w:num w:numId="13">
+    <w:abstractNumId w:val="66"/>
+  </w:num>
+  <w:num w:numId="14">
+    <w:abstractNumId w:val="51"/>
+  </w:num>
+  <w:num w:numId="15">
+    <w:abstractNumId w:val="20"/>
+  </w:num>
+  <w:num w:numId="16">
+    <w:abstractNumId w:val="11"/>
+  </w:num>
+  <w:num w:numId="17">
+    <w:abstractNumId w:val="30"/>
+  </w:num>
+  <w:num w:numId="18">
+    <w:abstractNumId w:val="62"/>
+  </w:num>
+  <w:num w:numId="19">
+    <w:abstractNumId w:val="65"/>
+  </w:num>
+  <w:num w:numId="20">
+    <w:abstractNumId w:val="45"/>
+  </w:num>
+  <w:num w:numId="21">
+    <w:abstractNumId w:val="39"/>
+  </w:num>
+  <w:num w:numId="22">
     <w:abstractNumId w:val="13"/>
   </w:num>
-  <w:num w:numId="3">
-    <w:abstractNumId w:val="42"/>
+  <w:num w:numId="23">
+    <w:abstractNumId w:val="19"/>
   </w:num>
-  <w:num w:numId="4">
+  <w:num w:numId="24">
+    <w:abstractNumId w:val="16"/>
+  </w:num>
+  <w:num w:numId="25">
+    <w:abstractNumId w:val="56"/>
+  </w:num>
+  <w:num w:numId="26">
+    <w:abstractNumId w:val="29"/>
+  </w:num>
+  <w:num w:numId="27">
+    <w:abstractNumId w:val="6"/>
+  </w:num>
+  <w:num w:numId="28">
+    <w:abstractNumId w:val="67"/>
+  </w:num>
+  <w:num w:numId="29">
+    <w:abstractNumId w:val="68"/>
+  </w:num>
+  <w:num w:numId="30">
+    <w:abstractNumId w:val="43"/>
+  </w:num>
+  <w:num w:numId="31">
+    <w:abstractNumId w:val="50"/>
+  </w:num>
+  <w:num w:numId="32">
+    <w:abstractNumId w:val="10"/>
+  </w:num>
+  <w:num w:numId="33">
+    <w:abstractNumId w:val="14"/>
+  </w:num>
+  <w:num w:numId="34">
+    <w:abstractNumId w:val="64"/>
+  </w:num>
+  <w:num w:numId="35">
+    <w:abstractNumId w:val="1"/>
+  </w:num>
+  <w:num w:numId="36">
+    <w:abstractNumId w:val="17"/>
+  </w:num>
+  <w:num w:numId="37">
+    <w:abstractNumId w:val="60"/>
+  </w:num>
+  <w:num w:numId="38">
+    <w:abstractNumId w:val="12"/>
+  </w:num>
+  <w:num w:numId="39">
+    <w:abstractNumId w:val="44"/>
+  </w:num>
+  <w:num w:numId="40">
+    <w:abstractNumId w:val="40"/>
+  </w:num>
+  <w:num w:numId="41">
+    <w:abstractNumId w:val="71"/>
+  </w:num>
+  <w:num w:numId="42">
+    <w:abstractNumId w:val="5"/>
+  </w:num>
+  <w:num w:numId="43">
+    <w:abstractNumId w:val="9"/>
+  </w:num>
+  <w:num w:numId="44">
+    <w:abstractNumId w:val="55"/>
+  </w:num>
+  <w:num w:numId="45">
+    <w:abstractNumId w:val="54"/>
+  </w:num>
+  <w:num w:numId="46">
+    <w:abstractNumId w:val="21"/>
+  </w:num>
+  <w:num w:numId="47">
+    <w:abstractNumId w:val="48"/>
+  </w:num>
+  <w:num w:numId="48">
+    <w:abstractNumId w:val="24"/>
+  </w:num>
+  <w:num w:numId="49">
+    <w:abstractNumId w:val="27"/>
+  </w:num>
+  <w:num w:numId="50">
+    <w:abstractNumId w:val="25"/>
+  </w:num>
+  <w:num w:numId="51">
+    <w:abstractNumId w:val="2"/>
+  </w:num>
+  <w:num w:numId="52">
+    <w:abstractNumId w:val="49"/>
+  </w:num>
+  <w:num w:numId="53">
+    <w:abstractNumId w:val="23"/>
+  </w:num>
+  <w:num w:numId="54">
+    <w:abstractNumId w:val="59"/>
+  </w:num>
+  <w:num w:numId="55">
+    <w:abstractNumId w:val="35"/>
+  </w:num>
+  <w:num w:numId="56">
+    <w:abstractNumId w:val="61"/>
+  </w:num>
+  <w:num w:numId="57">
     <w:abstractNumId w:val="18"/>
   </w:num>
-  <w:num w:numId="5">
+  <w:num w:numId="58">
+    <w:abstractNumId w:val="36"/>
+  </w:num>
+  <w:num w:numId="59">
+    <w:abstractNumId w:val="4"/>
+  </w:num>
+  <w:num w:numId="60">
+    <w:abstractNumId w:val="3"/>
+  </w:num>
+  <w:num w:numId="61">
+    <w:abstractNumId w:val="15"/>
+  </w:num>
+  <w:num w:numId="62">
+    <w:abstractNumId w:val="52"/>
+  </w:num>
+  <w:num w:numId="63">
     <w:abstractNumId w:val="32"/>
   </w:num>
-  <w:num w:numId="6">
-    <w:abstractNumId w:val="14"/>
+  <w:num w:numId="64">
+    <w:abstractNumId w:val="37"/>
   </w:num>
-  <w:num w:numId="7">
-    <w:abstractNumId w:val="19"/>
+  <w:num w:numId="65">
+    <w:abstractNumId w:val="31"/>
   </w:num>
-  <w:num w:numId="8">
+  <w:num w:numId="66">
+    <w:abstractNumId w:val="8"/>
+  </w:num>
+  <w:num w:numId="67">
+    <w:abstractNumId w:val="53"/>
+  </w:num>
+  <w:num w:numId="68">
     <w:abstractNumId w:val="33"/>
   </w:num>
-  <w:num w:numId="9">
-    <w:abstractNumId w:val="15"/>
-  </w:num>
-  <w:num w:numId="10">
-    <w:abstractNumId w:val="22"/>
-  </w:num>
-  <w:num w:numId="11">
-    <w:abstractNumId w:val="43"/>
-  </w:num>
-  <w:num w:numId="12">
-    <w:abstractNumId w:val="36"/>
-  </w:num>
-  <w:num w:numId="13">
-    <w:abstractNumId w:val="39"/>
-  </w:num>
-  <w:num w:numId="14">
-    <w:abstractNumId w:val="28"/>
-  </w:num>
-  <w:num w:numId="15">
-    <w:abstractNumId w:val="12"/>
-  </w:num>
-  <w:num w:numId="16">
-    <w:abstractNumId w:val="5"/>
-  </w:num>
-  <w:num w:numId="17">
-    <w:abstractNumId w:val="17"/>
-  </w:num>
-  <w:num w:numId="18">
-    <w:abstractNumId w:val="35"/>
-  </w:num>
-  <w:num w:numId="19">
-    <w:abstractNumId w:val="38"/>
-  </w:num>
-  <w:num w:numId="20">
-    <w:abstractNumId w:val="25"/>
-  </w:num>
-  <w:num w:numId="21">
-    <w:abstractNumId w:val="20"/>
-  </w:num>
-  <w:num w:numId="22">
+  <w:num w:numId="69">
     <w:abstractNumId w:val="7"/>
   </w:num>
-  <w:num w:numId="23">
-    <w:abstractNumId w:val="11"/>
-  </w:num>
-  <w:num w:numId="24">
-    <w:abstractNumId w:val="9"/>
-  </w:num>
-  <w:num w:numId="25">
-    <w:abstractNumId w:val="31"/>
-  </w:num>
-  <w:num w:numId="26">
-    <w:abstractNumId w:val="16"/>
-  </w:num>
-  <w:num w:numId="27">
-    <w:abstractNumId w:val="2"/>
-  </w:num>
-  <w:num w:numId="28">
-    <w:abstractNumId w:val="40"/>
-  </w:num>
-  <w:num w:numId="29">
+  <w:num w:numId="70">
     <w:abstractNumId w:val="41"/>
   </w:num>
-  <w:num w:numId="30">
-    <w:abstractNumId w:val="23"/>
-  </w:num>
-  <w:num w:numId="31">
-    <w:abstractNumId w:val="27"/>
-  </w:num>
-  <w:num w:numId="32">
-    <w:abstractNumId w:val="4"/>
-  </w:num>
-  <w:num w:numId="33">
-    <w:abstractNumId w:val="8"/>
-  </w:num>
-  <w:num w:numId="34">
-    <w:abstractNumId w:val="37"/>
-  </w:num>
-  <w:num w:numId="35">
+  <w:num w:numId="71">
     <w:abstractNumId w:val="0"/>
   </w:num>
-  <w:num w:numId="36">
-    <w:abstractNumId w:val="10"/>
+  <w:num w:numId="72">
+    <w:abstractNumId w:val="46"/>
   </w:num>
-  <w:num w:numId="37">
-    <w:abstractNumId w:val="34"/>
-  </w:num>
-  <w:num w:numId="38">
-    <w:abstractNumId w:val="6"/>
-  </w:num>
-  <w:num w:numId="39">
-    <w:abstractNumId w:val="24"/>
-  </w:num>
-  <w:num w:numId="40">
-    <w:abstractNumId w:val="21"/>
-  </w:num>
-  <w:num w:numId="41">
-    <w:abstractNumId w:val="44"/>
-  </w:num>
-  <w:num w:numId="42">
-    <w:abstractNumId w:val="1"/>
-  </w:num>
-  <w:num w:numId="43">
-    <w:abstractNumId w:val="3"/>
-  </w:num>
-  <w:num w:numId="44">
-    <w:abstractNumId w:val="30"/>
-  </w:num>
-  <w:num w:numId="45">
-    <w:abstractNumId w:val="29"/>
-  </w:num>
-  <w:numIdMacAtCleanup w:val="45"/>
+  <w:numIdMacAtCleanup w:val="72"/>
 </w:numbering>
 </file>
 
@@ -15011,6 +24090,29 @@
       <w:szCs w:val="24"/>
     </w:rPr>
   </w:style>
+  <w:style w:type="paragraph" w:styleId="Heading4">
+    <w:name w:val="heading 4"/>
+    <w:basedOn w:val="Normal"/>
+    <w:next w:val="Normal"/>
+    <w:link w:val="Heading4Char"/>
+    <w:uiPriority w:val="9"/>
+    <w:semiHidden/>
+    <w:unhideWhenUsed/>
+    <w:qFormat/>
+    <w:rsid w:val="003F1036"/>
+    <w:pPr>
+      <w:keepNext/>
+      <w:keepLines/>
+      <w:spacing w:before="40" w:after="0"/>
+      <w:outlineLvl w:val="3"/>
+    </w:pPr>
+    <w:rPr>
+      <w:rFonts w:asciiTheme="majorHAnsi" w:eastAsiaTheme="majorEastAsia" w:hAnsiTheme="majorHAnsi" w:cstheme="majorBidi"/>
+      <w:i/>
+      <w:iCs/>
+      <w:color w:val="2E74B5" w:themeColor="accent1" w:themeShade="BF"/>
+    </w:rPr>
+  </w:style>
   <w:style w:type="character" w:default="1" w:styleId="DefaultParagraphFont">
     <w:name w:val="Default Paragraph Font"/>
     <w:uiPriority w:val="1"/>
@@ -15185,6 +24287,40 @@
       <w:i/>
       <w:iCs/>
     </w:rPr>
+  </w:style>
+  <w:style w:type="character" w:customStyle="1" w:styleId="d">
+    <w:name w:val="ͼd"/>
+    <w:basedOn w:val="DefaultParagraphFont"/>
+    <w:rsid w:val="003854DE"/>
+  </w:style>
+  <w:style w:type="character" w:customStyle="1" w:styleId="b">
+    <w:name w:val="ͼb"/>
+    <w:basedOn w:val="DefaultParagraphFont"/>
+    <w:rsid w:val="003854DE"/>
+  </w:style>
+  <w:style w:type="character" w:customStyle="1" w:styleId="6">
+    <w:name w:val="ͼ6"/>
+    <w:basedOn w:val="DefaultParagraphFont"/>
+    <w:rsid w:val="003854DE"/>
+  </w:style>
+  <w:style w:type="character" w:customStyle="1" w:styleId="Heading4Char">
+    <w:name w:val="Heading 4 Char"/>
+    <w:basedOn w:val="DefaultParagraphFont"/>
+    <w:link w:val="Heading4"/>
+    <w:uiPriority w:val="9"/>
+    <w:semiHidden/>
+    <w:rsid w:val="003F1036"/>
+    <w:rPr>
+      <w:rFonts w:asciiTheme="majorHAnsi" w:eastAsiaTheme="majorEastAsia" w:hAnsiTheme="majorHAnsi" w:cstheme="majorBidi"/>
+      <w:i/>
+      <w:iCs/>
+      <w:color w:val="2E74B5" w:themeColor="accent1" w:themeShade="BF"/>
+    </w:rPr>
+  </w:style>
+  <w:style w:type="character" w:customStyle="1" w:styleId="c">
+    <w:name w:val="ͼc"/>
+    <w:basedOn w:val="DefaultParagraphFont"/>
+    <w:rsid w:val="00576D26"/>
   </w:style>
 </w:styles>
 </file>

--- a/Programming Language/8.docx
+++ b/Programming Language/8.docx
@@ -1130,7 +1130,26 @@
           <w:sz w:val="28"/>
           <w:szCs w:val="28"/>
         </w:rPr>
-        <w:t>blueprint or template</w:t>
+        <w:t xml:space="preserve">blueprint </w:t>
+      </w:r>
+      <w:r>
+        <w:rPr>
+          <w:rFonts w:ascii="Times New Roman" w:eastAsia="Times New Roman" w:hAnsi="Times New Roman" w:cs="Times New Roman"/>
+          <w:b/>
+          <w:bCs/>
+          <w:sz w:val="28"/>
+          <w:szCs w:val="28"/>
+        </w:rPr>
+        <w:t xml:space="preserve">of an object </w:t>
+      </w:r>
+      <w:r>
+        <w:rPr>
+          <w:rFonts w:ascii="Times New Roman" w:eastAsia="Times New Roman" w:hAnsi="Times New Roman" w:cs="Times New Roman"/>
+          <w:bCs/>
+          <w:sz w:val="28"/>
+          <w:szCs w:val="28"/>
+        </w:rPr>
+        <w:t xml:space="preserve">that are </w:t>
       </w:r>
       <w:r>
         <w:rPr>
@@ -1138,8 +1157,42 @@
           <w:sz w:val="28"/>
           <w:szCs w:val="28"/>
         </w:rPr>
-        <w:t xml:space="preserve"> used to create objects.</w:t>
-      </w:r>
+        <w:t>used to create</w:t>
+      </w:r>
+      <w:r>
+        <w:rPr>
+          <w:rFonts w:ascii="Times New Roman" w:eastAsia="Times New Roman" w:hAnsi="Times New Roman" w:cs="Times New Roman"/>
+          <w:sz w:val="28"/>
+          <w:szCs w:val="28"/>
+        </w:rPr>
+        <w:t xml:space="preserve"> an</w:t>
+      </w:r>
+      <w:r>
+        <w:rPr>
+          <w:rFonts w:ascii="Times New Roman" w:eastAsia="Times New Roman" w:hAnsi="Times New Roman" w:cs="Times New Roman"/>
+          <w:sz w:val="28"/>
+          <w:szCs w:val="28"/>
+        </w:rPr>
+        <w:t xml:space="preserve"> objects.</w:t>
+      </w:r>
+      <w:r>
+        <w:rPr>
+          <w:rFonts w:ascii="Times New Roman" w:eastAsia="Times New Roman" w:hAnsi="Times New Roman" w:cs="Times New Roman"/>
+          <w:sz w:val="28"/>
+          <w:szCs w:val="28"/>
+        </w:rPr>
+        <w:t xml:space="preserve"> </w:t>
+      </w:r>
+      <w:r>
+        <w:rPr>
+          <w:rFonts w:ascii="Times New Roman" w:hAnsi="Times New Roman" w:cs="Times New Roman"/>
+          <w:sz w:val="28"/>
+          <w:szCs w:val="28"/>
+        </w:rPr>
+        <w:t>It does not exist physically in memory as data</w:t>
+      </w:r>
+      <w:bookmarkStart w:id="0" w:name="_GoBack"/>
+      <w:bookmarkEnd w:id="0"/>
     </w:p>
     <w:p>
       <w:pPr>
@@ -8668,7 +8721,7 @@
       <w:r>
         <w:lastRenderedPageBreak/>
         <w:pict>
-          <v:rect id="_x0000_i1038" style="width:0;height:1.5pt" o:hralign="center" o:hrstd="t" o:hr="t" fillcolor="#a0a0a0" stroked="f"/>
+          <v:rect id="_x0000_i1030" style="width:0;height:1.5pt" o:hralign="center" o:hrstd="t" o:hr="t" fillcolor="#a0a0a0" stroked="f"/>
         </w:pict>
       </w:r>
     </w:p>
@@ -12399,16 +12452,7 @@
         <w:t>Python</w:t>
       </w:r>
       <w:r>
-        <w:t xml:space="preserve"> </w:t>
-      </w:r>
-      <w:r>
-        <w:t>makes</w:t>
-      </w:r>
-      <w:r>
-        <w:t xml:space="preserve"> </w:t>
-      </w:r>
-      <w:r>
-        <w:t xml:space="preserve">this explicit. You MUST write self as the first parameter. </w:t>
+        <w:t xml:space="preserve"> makes this explicit. You MUST write self as the first parameter. </w:t>
       </w:r>
       <w:r>
         <w:rPr>
@@ -12417,16 +12461,7 @@
         <w:t>C++/Java</w:t>
       </w:r>
       <w:r>
-        <w:t xml:space="preserve"> </w:t>
-      </w:r>
-      <w:r>
-        <w:t>makes</w:t>
-      </w:r>
-      <w:r>
-        <w:t xml:space="preserve"> </w:t>
-      </w:r>
-      <w:r>
-        <w:t>this implicit. The keyword this is always available in the background.</w:t>
+        <w:t xml:space="preserve"> makes this implicit. The keyword this is always available in the background.</w:t>
       </w:r>
     </w:p>
     <w:p>
@@ -12467,8 +12502,6 @@
       </w:pPr>
       <w:r>
         <w:tab/>
-      </w:r>
-      <w:r>
         <w:t xml:space="preserve">print(self.name + " says Woof!") </w:t>
       </w:r>
     </w:p>
@@ -12478,8 +12511,6 @@
       </w:pPr>
       <w:r>
         <w:tab/>
-      </w:r>
-      <w:r>
         <w:t># self is d1</w:t>
       </w:r>
     </w:p>
@@ -12500,8 +12531,6 @@
       </w:r>
       <w:r>
         <w:br/>
-      </w:r>
-      <w:r>
         <w:t xml:space="preserve">public void bark() </w:t>
       </w:r>
     </w:p>
@@ -12524,13 +12553,7 @@
       </w:r>
       <w:proofErr w:type="spellEnd"/>
       <w:r>
-        <w:t>(this.name + " says</w:t>
-      </w:r>
-      <w:r>
-        <w:t xml:space="preserve"> Woof!"); // ’this’ is implied, </w:t>
-      </w:r>
-      <w:r>
-        <w:t xml:space="preserve">but you can write it. </w:t>
+        <w:t xml:space="preserve">(this.name + " says Woof!"); // ’this’ is implied, but you can write it. </w:t>
       </w:r>
     </w:p>
     <w:p>
@@ -12555,69 +12578,13 @@
           <w:color w:val="FF0000"/>
         </w:rPr>
         <w:lastRenderedPageBreak/>
-        <w:t>Using</w:t>
+        <w:t>Using this to resolve ambiguity</w:t>
       </w:r>
       <w:r>
         <w:rPr>
           <w:b/>
           <w:color w:val="FF0000"/>
         </w:rPr>
-        <w:t xml:space="preserve"> </w:t>
-      </w:r>
-      <w:r>
-        <w:rPr>
-          <w:b/>
-          <w:color w:val="FF0000"/>
-        </w:rPr>
-        <w:t>this</w:t>
-      </w:r>
-      <w:r>
-        <w:rPr>
-          <w:b/>
-          <w:color w:val="FF0000"/>
-        </w:rPr>
-        <w:t xml:space="preserve"> </w:t>
-      </w:r>
-      <w:r>
-        <w:rPr>
-          <w:b/>
-          <w:color w:val="FF0000"/>
-        </w:rPr>
-        <w:t>to</w:t>
-      </w:r>
-      <w:r>
-        <w:rPr>
-          <w:b/>
-          <w:color w:val="FF0000"/>
-        </w:rPr>
-        <w:t xml:space="preserve"> </w:t>
-      </w:r>
-      <w:r>
-        <w:rPr>
-          <w:b/>
-          <w:color w:val="FF0000"/>
-        </w:rPr>
-        <w:t>resolve</w:t>
-      </w:r>
-      <w:r>
-        <w:rPr>
-          <w:b/>
-          <w:color w:val="FF0000"/>
-        </w:rPr>
-        <w:t xml:space="preserve"> </w:t>
-      </w:r>
-      <w:r>
-        <w:rPr>
-          <w:b/>
-          <w:color w:val="FF0000"/>
-        </w:rPr>
-        <w:t>ambiguity</w:t>
-      </w:r>
-      <w:r>
-        <w:rPr>
-          <w:b/>
-          <w:color w:val="FF0000"/>
-        </w:rPr>
         <w:t>:</w:t>
       </w:r>
     </w:p>
@@ -12626,91 +12593,7 @@
         <w:pStyle w:val="HTMLPreformatted"/>
       </w:pPr>
       <w:r>
-        <w:t>The</w:t>
-      </w:r>
-      <w:r>
-        <w:t xml:space="preserve"> </w:t>
-      </w:r>
-      <w:r>
-        <w:t>most</w:t>
-      </w:r>
-      <w:r>
-        <w:t xml:space="preserve"> </w:t>
-      </w:r>
-      <w:r>
-        <w:t>common</w:t>
-      </w:r>
-      <w:r>
-        <w:t xml:space="preserve"> </w:t>
-      </w:r>
-      <w:r>
-        <w:t>use</w:t>
-      </w:r>
-      <w:r>
-        <w:t xml:space="preserve"> </w:t>
-      </w:r>
-      <w:r>
-        <w:t>of</w:t>
-      </w:r>
-      <w:r>
-        <w:t xml:space="preserve"> </w:t>
-      </w:r>
-      <w:r>
-        <w:t>this</w:t>
-      </w:r>
-      <w:r>
-        <w:t xml:space="preserve"> </w:t>
-      </w:r>
-      <w:r>
-        <w:t>in</w:t>
-      </w:r>
-      <w:r>
-        <w:t xml:space="preserve"> </w:t>
-      </w:r>
-      <w:r>
-        <w:t>Java/C++</w:t>
-      </w:r>
-      <w:r>
-        <w:t xml:space="preserve"> </w:t>
-      </w:r>
-      <w:r>
-        <w:t>is</w:t>
-      </w:r>
-      <w:r>
-        <w:t xml:space="preserve"> </w:t>
-      </w:r>
-      <w:r>
-        <w:t>when</w:t>
-      </w:r>
-      <w:r>
-        <w:t xml:space="preserve"> </w:t>
-      </w:r>
-      <w:r>
-        <w:t>parameter</w:t>
-      </w:r>
-      <w:r>
-        <w:t xml:space="preserve"> </w:t>
-      </w:r>
-      <w:r>
-        <w:t>names</w:t>
-      </w:r>
-      <w:r>
-        <w:t xml:space="preserve"> </w:t>
-      </w:r>
-      <w:r>
-        <w:t>clash</w:t>
-      </w:r>
-      <w:r>
-        <w:t xml:space="preserve"> </w:t>
-      </w:r>
-      <w:r>
-        <w:t>with</w:t>
-      </w:r>
-      <w:r>
-        <w:t xml:space="preserve"> </w:t>
-      </w:r>
-      <w:r>
-        <w:t>attribute names.</w:t>
+        <w:t>The most common use of this in Java/C++ is when parameter names clash with attribute names.</w:t>
       </w:r>
     </w:p>
     <w:p>
@@ -12725,8 +12608,6 @@
       <w:r>
         <w:t>class Student</w:t>
       </w:r>
-      <w:bookmarkStart w:id="0" w:name="_GoBack"/>
-      <w:bookmarkEnd w:id="0"/>
       <w:r>
         <w:t xml:space="preserve">{ </w:t>
       </w:r>
@@ -12736,10 +12617,7 @@
         <w:pStyle w:val="HTMLPreformatted"/>
       </w:pPr>
       <w:r>
-        <w:t xml:space="preserve">      </w:t>
-      </w:r>
-      <w:r>
-        <w:t xml:space="preserve">private String name; // Attribute </w:t>
+        <w:t xml:space="preserve">      private String name; // Attribute </w:t>
       </w:r>
       <w:r>
         <w:br/>
@@ -12759,10 +12637,7 @@
       </w:r>
       <w:proofErr w:type="gramEnd"/>
       <w:r>
-        <w:t>String name)</w:t>
-      </w:r>
-      <w:r>
-        <w:t>{ // Pa</w:t>
+        <w:t>String name){ // Pa</w:t>
       </w:r>
       <w:r>
         <w:t xml:space="preserve">rameter // name = name; // Bug! </w:t>
@@ -12797,10 +12672,7 @@
         <w:pStyle w:val="HTMLPreformatted"/>
       </w:pPr>
       <w:r>
-        <w:t xml:space="preserve">   </w:t>
-      </w:r>
-      <w:r>
-        <w:t xml:space="preserve">} </w:t>
+        <w:t xml:space="preserve">   } </w:t>
       </w:r>
     </w:p>
     <w:p>

--- a/Programming Language/8.docx
+++ b/Programming Language/8.docx
@@ -1191,8 +1191,6 @@
         </w:rPr>
         <w:t>It does not exist physically in memory as data</w:t>
       </w:r>
-      <w:bookmarkStart w:id="0" w:name="_GoBack"/>
-      <w:bookmarkEnd w:id="0"/>
     </w:p>
     <w:p>
       <w:pPr>
@@ -1267,32 +1265,6 @@
       </w:pPr>
       <w:r>
         <w:rPr>
-          <w:rFonts w:ascii="Segoe UI Symbol" w:eastAsia="Times New Roman" w:hAnsi="Segoe UI Symbol" w:cs="Segoe UI Symbol"/>
-          <w:sz w:val="28"/>
-          <w:szCs w:val="28"/>
-        </w:rPr>
-        <w:t>👉</w:t>
-      </w:r>
-      <w:r>
-        <w:rPr>
-          <w:rFonts w:ascii="Times New Roman" w:eastAsia="Times New Roman" w:hAnsi="Times New Roman" w:cs="Times New Roman"/>
-          <w:sz w:val="28"/>
-          <w:szCs w:val="28"/>
-        </w:rPr>
-        <w:t xml:space="preserve"> A class does not take memory by itself.</w:t>
-      </w:r>
-    </w:p>
-    <w:p>
-      <w:pPr>
-        <w:spacing w:before="100" w:beforeAutospacing="1" w:after="100" w:afterAutospacing="1" w:line="240" w:lineRule="auto"/>
-        <w:rPr>
-          <w:rFonts w:ascii="Times New Roman" w:eastAsia="Times New Roman" w:hAnsi="Times New Roman" w:cs="Times New Roman"/>
-          <w:sz w:val="28"/>
-          <w:szCs w:val="28"/>
-        </w:rPr>
-      </w:pPr>
-      <w:r>
-        <w:rPr>
           <w:rFonts w:ascii="Times New Roman" w:eastAsia="Times New Roman" w:hAnsi="Times New Roman" w:cs="Times New Roman"/>
           <w:sz w:val="28"/>
           <w:szCs w:val="28"/>
@@ -1316,7 +1288,6 @@
           <w:sz w:val="28"/>
           <w:szCs w:val="28"/>
         </w:rPr>
-        <w:lastRenderedPageBreak/>
         <w:drawing>
           <wp:inline distT="0" distB="0" distL="0" distR="0">
             <wp:extent cx="6035040" cy="2194560"/>
@@ -1369,6 +1340,7 @@
           <w:szCs w:val="28"/>
         </w:rPr>
       </w:pPr>
+      <w:bookmarkStart w:id="0" w:name="_GoBack"/>
       <w:r>
         <w:rPr>
           <w:rFonts w:ascii="Times New Roman" w:eastAsia="Times New Roman" w:hAnsi="Times New Roman" w:cs="Times New Roman"/>
@@ -1376,10 +1348,11 @@
           <w:sz w:val="28"/>
           <w:szCs w:val="28"/>
         </w:rPr>
+        <w:lastRenderedPageBreak/>
         <w:drawing>
           <wp:inline distT="0" distB="0" distL="0" distR="0">
-            <wp:extent cx="5943600" cy="1623060"/>
-            <wp:effectExtent l="0" t="0" r="0" b="0"/>
+            <wp:extent cx="6210300" cy="1933575"/>
+            <wp:effectExtent l="0" t="0" r="0" b="9525"/>
             <wp:docPr id="2" name="Picture 2"/>
             <wp:cNvGraphicFramePr>
               <a:graphicFrameLocks xmlns:a="http://schemas.openxmlformats.org/drawingml/2006/main" noChangeAspect="1"/>
@@ -1406,7 +1379,7 @@
                   <pic:spPr>
                     <a:xfrm>
                       <a:off x="0" y="0"/>
-                      <a:ext cx="5943600" cy="1623060"/>
+                      <a:ext cx="6210300" cy="1933575"/>
                     </a:xfrm>
                     <a:prstGeom prst="rect">
                       <a:avLst/>
@@ -1418,6 +1391,7 @@
           </wp:inline>
         </w:drawing>
       </w:r>
+      <w:bookmarkEnd w:id="0"/>
     </w:p>
     <w:p>
       <w:pPr>
@@ -1915,7 +1889,6 @@
                 <w:sz w:val="28"/>
                 <w:szCs w:val="28"/>
               </w:rPr>
-              <w:lastRenderedPageBreak/>
               <w:t>Defines structure</w:t>
             </w:r>
           </w:p>
@@ -2051,6 +2024,7 @@
         <w:spacing w:before="100" w:beforeAutospacing="1" w:after="100" w:afterAutospacing="1" w:line="240" w:lineRule="auto"/>
       </w:pPr>
       <w:r>
+        <w:lastRenderedPageBreak/>
         <w:t xml:space="preserve">It represents the </w:t>
       </w:r>
       <w:r>
@@ -2396,7 +2370,6 @@
         <w:rPr>
           <w:rFonts w:ascii="Calibri Light" w:hAnsi="Calibri Light" w:cs="Calibri Light"/>
         </w:rPr>
-        <w:lastRenderedPageBreak/>
         <w:t>🧠</w:t>
       </w:r>
       <w:r>
@@ -2506,6 +2479,7 @@
         <w:rPr>
           <w:rFonts w:ascii="Segoe UI Symbol" w:hAnsi="Segoe UI Symbol" w:cs="Segoe UI Symbol"/>
         </w:rPr>
+        <w:lastRenderedPageBreak/>
         <w:t>🏗</w:t>
       </w:r>
       <w:r>
@@ -2811,7 +2785,6 @@
           <w:color w:val="FF0000"/>
           <w:highlight w:val="yellow"/>
         </w:rPr>
-        <w:lastRenderedPageBreak/>
         <w:t>Stacks</w:t>
       </w:r>
       <w:r>
@@ -2881,6 +2854,7 @@
         <w:pStyle w:val="NormalWeb"/>
       </w:pPr>
       <w:r>
+        <w:lastRenderedPageBreak/>
         <w:t xml:space="preserve">Memory in a computer program is mainly divided into two parts: </w:t>
       </w:r>
       <w:r>
@@ -3284,7 +3258,6 @@
         </w:numPr>
       </w:pPr>
       <w:r>
-        <w:lastRenderedPageBreak/>
         <w:t xml:space="preserve">Memory is allocated manually (or by using </w:t>
       </w:r>
       <w:r>
@@ -3393,6 +3366,7 @@
         <w:rPr>
           <w:rStyle w:val="HTMLCode"/>
         </w:rPr>
+        <w:lastRenderedPageBreak/>
         <w:t xml:space="preserve">Student s = new </w:t>
       </w:r>
       <w:proofErr w:type="gramStart"/>
@@ -3903,7 +3877,6 @@
         <w:br/>
       </w:r>
       <w:r>
-        <w:lastRenderedPageBreak/>
         <w:t xml:space="preserve">In the statement </w:t>
       </w:r>
       <w:r>
@@ -4271,6 +4244,7 @@
           <w:sz w:val="24"/>
           <w:szCs w:val="24"/>
         </w:rPr>
+        <w:lastRenderedPageBreak/>
         <w:br/>
       </w:r>
       <w:r>
@@ -4743,7 +4717,6 @@
           <w:color w:val="FF0000"/>
           <w:highlight w:val="yellow"/>
         </w:rPr>
-        <w:lastRenderedPageBreak/>
         <w:t>What happens if we copy a reference?</w:t>
       </w:r>
     </w:p>
@@ -4797,6 +4770,7 @@
           <w:b w:val="0"/>
           <w:bCs w:val="0"/>
         </w:rPr>
+        <w:lastRenderedPageBreak/>
         <w:t>The Danger of Aliasing</w:t>
       </w:r>
     </w:p>
@@ -5306,7 +5280,6 @@
         </w:numPr>
       </w:pPr>
       <w:r>
-        <w:lastRenderedPageBreak/>
         <w:t>The same object is updated</w:t>
       </w:r>
     </w:p>
@@ -5372,6 +5345,7 @@
         <w:rPr>
           <w:rFonts w:ascii="Segoe UI Symbol" w:hAnsi="Segoe UI Symbol" w:cs="Segoe UI Symbol"/>
         </w:rPr>
+        <w:lastRenderedPageBreak/>
         <w:t>👉</w:t>
       </w:r>
       <w:r>
@@ -5823,7 +5797,6 @@
         <w:spacing w:before="100" w:beforeAutospacing="1" w:after="100" w:afterAutospacing="1" w:line="240" w:lineRule="auto"/>
       </w:pPr>
       <w:r>
-        <w:lastRenderedPageBreak/>
         <w:t xml:space="preserve">No Heap allocation is involved here </w:t>
       </w:r>
     </w:p>
@@ -5912,6 +5885,7 @@
         <w:spacing w:before="100" w:beforeAutospacing="1" w:after="100" w:afterAutospacing="1" w:line="240" w:lineRule="auto"/>
       </w:pPr>
       <w:r>
+        <w:lastRenderedPageBreak/>
         <w:t xml:space="preserve">C++ performs a </w:t>
       </w:r>
       <w:r>
@@ -6317,7 +6291,6 @@
           <w:color w:val="FF0000"/>
           <w:highlight w:val="yellow"/>
         </w:rPr>
-        <w:lastRenderedPageBreak/>
         <w:t>Access Modifiers</w:t>
       </w:r>
       <w:r>
@@ -6380,6 +6353,7 @@
           <w:b/>
           <w:color w:val="FF0000"/>
         </w:rPr>
+        <w:lastRenderedPageBreak/>
         <w:t>Why do we use Access Modifiers?</w:t>
       </w:r>
     </w:p>
@@ -6759,7 +6733,6 @@
           <w:color w:val="FF0000"/>
           <w:highlight w:val="yellow"/>
         </w:rPr>
-        <w:lastRenderedPageBreak/>
         <w:t>Getters and Setters</w:t>
       </w:r>
       <w:r>
@@ -6820,6 +6793,7 @@
         <w:rPr>
           <w:rFonts w:ascii="Segoe UI Symbol" w:hAnsi="Segoe UI Symbol" w:cs="Segoe UI Symbol"/>
         </w:rPr>
+        <w:lastRenderedPageBreak/>
         <w:t>🔐</w:t>
       </w:r>
       <w:r>
@@ -7161,7 +7135,6 @@
         <w:rPr>
           <w:rStyle w:val="HTMLCode"/>
         </w:rPr>
-        <w:lastRenderedPageBreak/>
         <w:t xml:space="preserve">    // Getter → Read balance</w:t>
       </w:r>
     </w:p>
@@ -7318,6 +7291,7 @@
         <w:rPr>
           <w:rStyle w:val="HTMLCode"/>
         </w:rPr>
+        <w:lastRenderedPageBreak/>
         <w:t xml:space="preserve">        }</w:t>
       </w:r>
     </w:p>
@@ -7615,7 +7589,6 @@
         <w:pStyle w:val="Heading3"/>
       </w:pPr>
       <w:r>
-        <w:lastRenderedPageBreak/>
         <w:t>How it works:</w:t>
       </w:r>
     </w:p>
@@ -7689,6 +7662,7 @@
         <w:rPr>
           <w:rFonts w:ascii="Segoe UI Symbol" w:hAnsi="Segoe UI Symbol" w:cs="Segoe UI Symbol"/>
         </w:rPr>
+        <w:lastRenderedPageBreak/>
         <w:t>💡</w:t>
       </w:r>
       <w:r>
@@ -8024,7 +7998,6 @@
         <w:rPr>
           <w:rStyle w:val="Strong"/>
         </w:rPr>
-        <w:lastRenderedPageBreak/>
         <w:t>Rule:</w:t>
       </w:r>
     </w:p>
@@ -8170,6 +8143,9 @@
       </w:r>
       <w:r>
         <w:br/>
+      </w:r>
+      <w:r>
+        <w:lastRenderedPageBreak/>
         <w:t xml:space="preserve">    </w:t>
       </w:r>
       <w:proofErr w:type="spellStart"/>
@@ -8719,7 +8695,6 @@
     </w:p>
     <w:p>
       <w:r>
-        <w:lastRenderedPageBreak/>
         <w:pict>
           <v:rect id="_x0000_i1030" style="width:0;height:1.5pt" o:hralign="center" o:hrstd="t" o:hr="t" fillcolor="#a0a0a0" stroked="f"/>
         </w:pict>
@@ -8786,6 +8761,7 @@
         <w:rPr>
           <w:rStyle w:val="Strong"/>
         </w:rPr>
+        <w:lastRenderedPageBreak/>
         <w:t>Return type:</w:t>
       </w:r>
       <w:r>
@@ -9418,7 +9394,6 @@
           <w:b/>
           <w:bCs/>
         </w:rPr>
-        <w:lastRenderedPageBreak/>
         <w:t>Default Constructors</w:t>
       </w:r>
     </w:p>
@@ -9524,6 +9499,7 @@
           <w:rStyle w:val="HTMLCode"/>
           <w:rFonts w:eastAsiaTheme="majorEastAsia"/>
         </w:rPr>
+        <w:lastRenderedPageBreak/>
         <w:t>0</w:t>
       </w:r>
       <w:r>
@@ -10098,9 +10074,6 @@
       </w:r>
       <w:r>
         <w:br/>
-      </w:r>
-      <w:r>
-        <w:lastRenderedPageBreak/>
         <w:t>}</w:t>
       </w:r>
       <w:r>
@@ -10237,6 +10210,7 @@
         <w:pStyle w:val="NormalWeb"/>
       </w:pPr>
       <w:r>
+        <w:lastRenderedPageBreak/>
         <w:t>Example:</w:t>
       </w:r>
     </w:p>
@@ -10817,7 +10791,6 @@
         <w:rPr>
           <w:rStyle w:val="8"/>
         </w:rPr>
-        <w:lastRenderedPageBreak/>
         <w:t>delete</w:t>
       </w:r>
       <w:r>
@@ -10943,6 +10916,7 @@
         <w:spacing w:before="100" w:beforeAutospacing="1" w:after="100" w:afterAutospacing="1" w:line="240" w:lineRule="auto"/>
       </w:pPr>
       <w:r>
+        <w:lastRenderedPageBreak/>
         <w:t xml:space="preserve">The </w:t>
       </w:r>
       <w:r>
@@ -11603,7 +11577,6 @@
         <w:spacing w:before="100" w:beforeAutospacing="1" w:after="100" w:afterAutospacing="1" w:line="240" w:lineRule="auto"/>
       </w:pPr>
       <w:r>
-        <w:lastRenderedPageBreak/>
         <w:t xml:space="preserve">The </w:t>
       </w:r>
       <w:r>
@@ -11720,6 +11693,7 @@
         <w:rPr>
           <w:rStyle w:val="8"/>
         </w:rPr>
+        <w:lastRenderedPageBreak/>
         <w:t>class</w:t>
       </w:r>
       <w:r>
@@ -12577,7 +12551,6 @@
           <w:b/>
           <w:color w:val="FF0000"/>
         </w:rPr>
-        <w:lastRenderedPageBreak/>
         <w:t>Using this to resolve ambiguity</w:t>
       </w:r>
       <w:r>
@@ -12629,6 +12602,7 @@
         <w:ind w:left="720"/>
       </w:pPr>
       <w:r>
+        <w:lastRenderedPageBreak/>
         <w:t xml:space="preserve">public </w:t>
       </w:r>
       <w:proofErr w:type="gramStart"/>

--- a/Programming Language/8.docx
+++ b/Programming Language/8.docx
@@ -1340,7 +1340,6 @@
           <w:szCs w:val="28"/>
         </w:rPr>
       </w:pPr>
-      <w:bookmarkStart w:id="0" w:name="_GoBack"/>
       <w:r>
         <w:rPr>
           <w:rFonts w:ascii="Times New Roman" w:eastAsia="Times New Roman" w:hAnsi="Times New Roman" w:cs="Times New Roman"/>
@@ -1391,7 +1390,6 @@
           </wp:inline>
         </w:drawing>
       </w:r>
-      <w:bookmarkEnd w:id="0"/>
     </w:p>
     <w:p>
       <w:pPr>
@@ -3862,7 +3860,13 @@
         <w:t>address of a Dog object located in Heap memory</w:t>
       </w:r>
       <w:r>
-        <w:t>. The actual object data is stored in the Heap, and all operations on the object are performed through the reference variable.</w:t>
+        <w:t>. The actual obj</w:t>
+      </w:r>
+      <w:r>
+        <w:t xml:space="preserve">ect data is stored in the Heap </w:t>
+      </w:r>
+      <w:r>
+        <w:t>and all operations on the object are performed through the reference variable.</w:t>
       </w:r>
       <w:r>
         <w:rPr>
@@ -6784,6 +6788,212 @@
       <w:r>
         <w:t xml:space="preserve"> to safely access and modify those private variables.</w:t>
       </w:r>
+      <w:r>
+        <w:br/>
+      </w:r>
+    </w:p>
+    <w:p>
+      <w:pPr>
+        <w:pStyle w:val="NormalWeb"/>
+      </w:pPr>
+      <w:r>
+        <w:lastRenderedPageBreak/>
+        <w:t>class Student {</w:t>
+      </w:r>
+      <w:r>
+        <w:br/>
+      </w:r>
+      <w:r>
+        <w:t xml:space="preserve">    private String name;  // private variable</w:t>
+      </w:r>
+      <w:r>
+        <w:br/>
+      </w:r>
+      <w:r>
+        <w:br/>
+      </w:r>
+      <w:r>
+        <w:t xml:space="preserve">    // Setter method (value set </w:t>
+      </w:r>
+      <w:proofErr w:type="spellStart"/>
+      <w:r>
+        <w:rPr>
+          <w:rFonts w:ascii="Nirmala UI" w:hAnsi="Nirmala UI" w:cs="Nirmala UI"/>
+        </w:rPr>
+        <w:t>করার</w:t>
+      </w:r>
+      <w:proofErr w:type="spellEnd"/>
+      <w:r>
+        <w:t xml:space="preserve"> </w:t>
+      </w:r>
+      <w:proofErr w:type="spellStart"/>
+      <w:r>
+        <w:rPr>
+          <w:rFonts w:ascii="Nirmala UI" w:hAnsi="Nirmala UI" w:cs="Nirmala UI"/>
+        </w:rPr>
+        <w:t>জন্য</w:t>
+      </w:r>
+      <w:proofErr w:type="spellEnd"/>
+      <w:r>
+        <w:t>)</w:t>
+      </w:r>
+      <w:r>
+        <w:br/>
+      </w:r>
+      <w:r>
+        <w:t xml:space="preserve">    public void </w:t>
+      </w:r>
+      <w:proofErr w:type="spellStart"/>
+      <w:r>
+        <w:t>setName</w:t>
+      </w:r>
+      <w:proofErr w:type="spellEnd"/>
+      <w:r>
+        <w:t>(String name) {</w:t>
+      </w:r>
+      <w:r>
+        <w:br/>
+      </w:r>
+      <w:r>
+        <w:t xml:space="preserve">        this.name = name;</w:t>
+      </w:r>
+      <w:r>
+        <w:br/>
+      </w:r>
+      <w:r>
+        <w:t xml:space="preserve">    }</w:t>
+      </w:r>
+    </w:p>
+    <w:p>
+      <w:pPr>
+        <w:pStyle w:val="NormalWeb"/>
+      </w:pPr>
+      <w:r>
+        <w:t xml:space="preserve">    // Getter method (value </w:t>
+      </w:r>
+      <w:proofErr w:type="spellStart"/>
+      <w:r>
+        <w:rPr>
+          <w:rFonts w:ascii="Nirmala UI" w:hAnsi="Nirmala UI" w:cs="Nirmala UI"/>
+        </w:rPr>
+        <w:t>পাওয়ার</w:t>
+      </w:r>
+      <w:proofErr w:type="spellEnd"/>
+      <w:r>
+        <w:t xml:space="preserve"> </w:t>
+      </w:r>
+      <w:proofErr w:type="spellStart"/>
+      <w:r>
+        <w:rPr>
+          <w:rFonts w:ascii="Nirmala UI" w:hAnsi="Nirmala UI" w:cs="Nirmala UI"/>
+        </w:rPr>
+        <w:t>জন্য</w:t>
+      </w:r>
+      <w:proofErr w:type="spellEnd"/>
+      <w:r>
+        <w:t>)</w:t>
+      </w:r>
+      <w:r>
+        <w:br/>
+      </w:r>
+      <w:r>
+        <w:t xml:space="preserve">    public String </w:t>
+      </w:r>
+      <w:proofErr w:type="spellStart"/>
+      <w:r>
+        <w:t>getName</w:t>
+      </w:r>
+      <w:proofErr w:type="spellEnd"/>
+      <w:r>
+        <w:t>() {</w:t>
+      </w:r>
+      <w:r>
+        <w:br/>
+      </w:r>
+      <w:r>
+        <w:t xml:space="preserve">        return name;</w:t>
+      </w:r>
+      <w:r>
+        <w:br/>
+      </w:r>
+      <w:r>
+        <w:t xml:space="preserve">    }</w:t>
+      </w:r>
+      <w:r>
+        <w:br/>
+      </w:r>
+      <w:r>
+        <w:t>}</w:t>
+      </w:r>
+    </w:p>
+    <w:p>
+      <w:pPr>
+        <w:pStyle w:val="NormalWeb"/>
+      </w:pPr>
+    </w:p>
+    <w:p>
+      <w:pPr>
+        <w:pStyle w:val="NormalWeb"/>
+      </w:pPr>
+      <w:r>
+        <w:t>public class Main {</w:t>
+      </w:r>
+      <w:r>
+        <w:br/>
+      </w:r>
+      <w:r>
+        <w:t xml:space="preserve">    public static void main(String[] </w:t>
+      </w:r>
+      <w:proofErr w:type="spellStart"/>
+      <w:r>
+        <w:t>args</w:t>
+      </w:r>
+      <w:proofErr w:type="spellEnd"/>
+      <w:r>
+        <w:t>) {</w:t>
+      </w:r>
+      <w:r>
+        <w:br/>
+      </w:r>
+      <w:r>
+        <w:t xml:space="preserve">        Student s1 = new Student();</w:t>
+      </w:r>
+      <w:r>
+        <w:br/>
+      </w:r>
+      <w:r>
+        <w:t xml:space="preserve">        s1.setName("Rahim");</w:t>
+      </w:r>
+      <w:r>
+        <w:br/>
+      </w:r>
+      <w:r>
+        <w:t xml:space="preserve">        </w:t>
+      </w:r>
+      <w:proofErr w:type="spellStart"/>
+      <w:r>
+        <w:t>System.out.println</w:t>
+      </w:r>
+      <w:proofErr w:type="spellEnd"/>
+      <w:r>
+        <w:t>(s1.getName());</w:t>
+      </w:r>
+    </w:p>
+    <w:p>
+      <w:pPr>
+        <w:pStyle w:val="NormalWeb"/>
+      </w:pPr>
+      <w:r>
+        <w:t xml:space="preserve">    }</w:t>
+      </w:r>
+    </w:p>
+    <w:p>
+      <w:pPr>
+        <w:pStyle w:val="NormalWeb"/>
+      </w:pPr>
+      <w:r>
+        <w:t>}</w:t>
+      </w:r>
     </w:p>
     <w:p>
       <w:pPr>
@@ -6793,7 +7003,6 @@
         <w:rPr>
           <w:rFonts w:ascii="Segoe UI Symbol" w:hAnsi="Segoe UI Symbol" w:cs="Segoe UI Symbol"/>
         </w:rPr>
-        <w:lastRenderedPageBreak/>
         <w:t>🔐</w:t>
       </w:r>
       <w:r>
@@ -6972,6 +7181,7 @@
         <w:rPr>
           <w:rFonts w:ascii="Segoe UI Symbol" w:hAnsi="Segoe UI Symbol" w:cs="Segoe UI Symbol"/>
         </w:rPr>
+        <w:lastRenderedPageBreak/>
         <w:t>📌</w:t>
       </w:r>
       <w:r>
@@ -7291,7 +7501,6 @@
         <w:rPr>
           <w:rStyle w:val="HTMLCode"/>
         </w:rPr>
-        <w:lastRenderedPageBreak/>
         <w:t xml:space="preserve">        }</w:t>
       </w:r>
     </w:p>
@@ -7464,6 +7673,7 @@
         <w:spacing w:before="100" w:beforeAutospacing="1" w:after="100" w:afterAutospacing="1" w:line="240" w:lineRule="auto"/>
       </w:pPr>
       <w:r>
+        <w:lastRenderedPageBreak/>
         <w:t xml:space="preserve">No rules are enforced </w:t>
       </w:r>
     </w:p>
@@ -7662,7 +7872,6 @@
         <w:rPr>
           <w:rFonts w:ascii="Segoe UI Symbol" w:hAnsi="Segoe UI Symbol" w:cs="Segoe UI Symbol"/>
         </w:rPr>
-        <w:lastRenderedPageBreak/>
         <w:t>💡</w:t>
       </w:r>
       <w:r>
@@ -7789,6 +7998,7 @@
           <w:bCs w:val="0"/>
           <w:color w:val="FF0000"/>
         </w:rPr>
+        <w:lastRenderedPageBreak/>
         <w:t>Step 1: What is Encapsulation?</w:t>
       </w:r>
     </w:p>
@@ -8143,9 +8353,6 @@
       </w:r>
       <w:r>
         <w:br/>
-      </w:r>
-      <w:r>
-        <w:lastRenderedPageBreak/>
         <w:t xml:space="preserve">    </w:t>
       </w:r>
       <w:proofErr w:type="spellStart"/>
@@ -8533,6 +8740,7 @@
         <w:rPr>
           <w:rStyle w:val="Strong"/>
         </w:rPr>
+        <w:lastRenderedPageBreak/>
         <w:t>Two things happen:</w:t>
       </w:r>
     </w:p>
@@ -8761,7 +8969,6 @@
         <w:rPr>
           <w:rStyle w:val="Strong"/>
         </w:rPr>
-        <w:lastRenderedPageBreak/>
         <w:t>Return type:</w:t>
       </w:r>
       <w:r>
@@ -9116,6 +9323,7 @@
         <w:rPr>
           <w:rStyle w:val="Strong"/>
         </w:rPr>
+        <w:lastRenderedPageBreak/>
         <w:t>Example:</w:t>
       </w:r>
     </w:p>
@@ -9499,7 +9707,6 @@
           <w:rStyle w:val="HTMLCode"/>
           <w:rFonts w:eastAsiaTheme="majorEastAsia"/>
         </w:rPr>
-        <w:lastRenderedPageBreak/>
         <w:t>0</w:t>
       </w:r>
       <w:r>
@@ -9815,6 +10022,7 @@
         <w:rPr>
           <w:rStyle w:val="8"/>
         </w:rPr>
+        <w:lastRenderedPageBreak/>
         <w:t>public</w:t>
       </w:r>
       <w:r>
@@ -10210,7 +10418,6 @@
         <w:pStyle w:val="NormalWeb"/>
       </w:pPr>
       <w:r>
-        <w:lastRenderedPageBreak/>
         <w:t>Example:</w:t>
       </w:r>
     </w:p>
@@ -10554,6 +10761,7 @@
           <w:b/>
           <w:bCs/>
         </w:rPr>
+        <w:lastRenderedPageBreak/>
         <w:t>The Death of an Object (Destructors)</w:t>
       </w:r>
     </w:p>
@@ -10916,7 +11124,6 @@
         <w:spacing w:before="100" w:beforeAutospacing="1" w:after="100" w:afterAutospacing="1" w:line="240" w:lineRule="auto"/>
       </w:pPr>
       <w:r>
-        <w:lastRenderedPageBreak/>
         <w:t xml:space="preserve">The </w:t>
       </w:r>
       <w:r>
@@ -10986,88 +11193,538 @@
     <w:p>
       <w:pPr>
         <w:pStyle w:val="HTMLPreformatted"/>
-      </w:pPr>
+        <w:rPr>
+          <w:rStyle w:val="8"/>
+          <w:sz w:val="24"/>
+          <w:szCs w:val="24"/>
+        </w:rPr>
+      </w:pPr>
+      <w:r>
+        <w:rPr>
+          <w:rStyle w:val="8"/>
+          <w:sz w:val="24"/>
+          <w:szCs w:val="24"/>
+        </w:rPr>
+        <w:t>class Person:</w:t>
+      </w:r>
+    </w:p>
+    <w:p>
+      <w:pPr>
+        <w:pStyle w:val="HTMLPreformatted"/>
+        <w:rPr>
+          <w:rStyle w:val="8"/>
+          <w:sz w:val="24"/>
+          <w:szCs w:val="24"/>
+        </w:rPr>
+      </w:pPr>
+      <w:r>
+        <w:rPr>
+          <w:rStyle w:val="8"/>
+          <w:sz w:val="24"/>
+          <w:szCs w:val="24"/>
+        </w:rPr>
+        <w:t xml:space="preserve">    </w:t>
+      </w:r>
       <w:proofErr w:type="spellStart"/>
       <w:r>
         <w:rPr>
           <w:rStyle w:val="8"/>
+          <w:sz w:val="24"/>
+          <w:szCs w:val="24"/>
         </w:rPr>
         <w:t>def</w:t>
       </w:r>
       <w:proofErr w:type="spellEnd"/>
       <w:r>
+        <w:rPr>
+          <w:rStyle w:val="8"/>
+          <w:sz w:val="24"/>
+          <w:szCs w:val="24"/>
+        </w:rPr>
+        <w:t xml:space="preserve"> __</w:t>
+      </w:r>
+      <w:proofErr w:type="spellStart"/>
+      <w:r>
+        <w:rPr>
+          <w:rStyle w:val="8"/>
+          <w:sz w:val="24"/>
+          <w:szCs w:val="24"/>
+        </w:rPr>
+        <w:t>init</w:t>
+      </w:r>
+      <w:proofErr w:type="spellEnd"/>
+      <w:r>
+        <w:rPr>
+          <w:rStyle w:val="8"/>
+          <w:sz w:val="24"/>
+          <w:szCs w:val="24"/>
+        </w:rPr>
+        <w:t>_</w:t>
+      </w:r>
+      <w:proofErr w:type="gramStart"/>
+      <w:r>
+        <w:rPr>
+          <w:rStyle w:val="8"/>
+          <w:sz w:val="24"/>
+          <w:szCs w:val="24"/>
+        </w:rPr>
+        <w:t>_(</w:t>
+      </w:r>
+      <w:proofErr w:type="gramEnd"/>
+      <w:r>
+        <w:rPr>
+          <w:rStyle w:val="8"/>
+          <w:sz w:val="24"/>
+          <w:szCs w:val="24"/>
+        </w:rPr>
+        <w:t>self, name):</w:t>
+      </w:r>
+    </w:p>
+    <w:p>
+      <w:pPr>
+        <w:pStyle w:val="HTMLPreformatted"/>
+        <w:rPr>
+          <w:rStyle w:val="8"/>
+          <w:sz w:val="24"/>
+          <w:szCs w:val="24"/>
+        </w:rPr>
+      </w:pPr>
+      <w:r>
+        <w:rPr>
+          <w:rStyle w:val="8"/>
+          <w:sz w:val="24"/>
+          <w:szCs w:val="24"/>
+        </w:rPr>
+        <w:t xml:space="preserve">        </w:t>
+      </w:r>
+      <w:proofErr w:type="spellStart"/>
+      <w:proofErr w:type="gramStart"/>
+      <w:r>
+        <w:rPr>
+          <w:rStyle w:val="8"/>
+          <w:sz w:val="24"/>
+          <w:szCs w:val="24"/>
+        </w:rPr>
+        <w:t>self._</w:t>
+      </w:r>
+      <w:proofErr w:type="gramEnd"/>
+      <w:r>
+        <w:rPr>
+          <w:rStyle w:val="8"/>
+          <w:sz w:val="24"/>
+          <w:szCs w:val="24"/>
+        </w:rPr>
+        <w:t>_name</w:t>
+      </w:r>
+      <w:proofErr w:type="spellEnd"/>
+      <w:r>
+        <w:rPr>
+          <w:rStyle w:val="8"/>
+          <w:sz w:val="24"/>
+          <w:szCs w:val="24"/>
+        </w:rPr>
+        <w:t xml:space="preserve"> = name   # private variable</w:t>
+      </w:r>
+    </w:p>
+    <w:p>
+      <w:pPr>
+        <w:pStyle w:val="HTMLPreformatted"/>
+        <w:rPr>
+          <w:rStyle w:val="8"/>
+          <w:sz w:val="24"/>
+          <w:szCs w:val="24"/>
+        </w:rPr>
+      </w:pPr>
+    </w:p>
+    <w:p>
+      <w:pPr>
+        <w:pStyle w:val="HTMLPreformatted"/>
+        <w:rPr>
+          <w:rStyle w:val="8"/>
+          <w:sz w:val="24"/>
+          <w:szCs w:val="24"/>
+        </w:rPr>
+      </w:pPr>
+      <w:r>
+        <w:rPr>
+          <w:rStyle w:val="8"/>
+          <w:sz w:val="24"/>
+          <w:szCs w:val="24"/>
+        </w:rPr>
+        <w:t xml:space="preserve">    </w:t>
+      </w:r>
+      <w:proofErr w:type="spellStart"/>
+      <w:r>
+        <w:rPr>
+          <w:rStyle w:val="8"/>
+          <w:sz w:val="24"/>
+          <w:szCs w:val="24"/>
+        </w:rPr>
+        <w:t>def</w:t>
+      </w:r>
+      <w:proofErr w:type="spellEnd"/>
+      <w:r>
+        <w:rPr>
+          <w:rStyle w:val="8"/>
+          <w:sz w:val="24"/>
+          <w:szCs w:val="24"/>
+        </w:rPr>
         <w:t xml:space="preserve"> </w:t>
       </w:r>
       <w:proofErr w:type="spellStart"/>
       <w:r>
         <w:rPr>
-          <w:rStyle w:val="e"/>
-        </w:rPr>
-        <w:t>create_dog</w:t>
+          <w:rStyle w:val="8"/>
+          <w:sz w:val="24"/>
+          <w:szCs w:val="24"/>
+        </w:rPr>
+        <w:t>set_</w:t>
+      </w:r>
+      <w:proofErr w:type="gramStart"/>
+      <w:r>
+        <w:rPr>
+          <w:rStyle w:val="8"/>
+          <w:sz w:val="24"/>
+          <w:szCs w:val="24"/>
+        </w:rPr>
+        <w:t>name</w:t>
       </w:r>
       <w:proofErr w:type="spellEnd"/>
       <w:r>
-        <w:t>():</w:t>
-      </w:r>
-      <w:r>
+        <w:rPr>
+          <w:rStyle w:val="8"/>
+          <w:sz w:val="24"/>
+          <w:szCs w:val="24"/>
+        </w:rPr>
+        <w:t>(</w:t>
+      </w:r>
+      <w:proofErr w:type="gramEnd"/>
+      <w:r>
+        <w:rPr>
+          <w:rStyle w:val="8"/>
+          <w:sz w:val="24"/>
+          <w:szCs w:val="24"/>
+        </w:rPr>
+        <w:t>self, name):</w:t>
+      </w:r>
+    </w:p>
+    <w:p>
+      <w:pPr>
+        <w:pStyle w:val="HTMLPreformatted"/>
+        <w:rPr>
+          <w:rStyle w:val="8"/>
+          <w:sz w:val="24"/>
+          <w:szCs w:val="24"/>
+        </w:rPr>
+      </w:pPr>
+      <w:r>
+        <w:rPr>
+          <w:rStyle w:val="8"/>
+          <w:sz w:val="24"/>
+          <w:szCs w:val="24"/>
+        </w:rPr>
+        <w:t xml:space="preserve">        if </w:t>
+      </w:r>
+      <w:proofErr w:type="spellStart"/>
+      <w:proofErr w:type="gramStart"/>
+      <w:r>
+        <w:rPr>
+          <w:rStyle w:val="8"/>
+          <w:sz w:val="24"/>
+          <w:szCs w:val="24"/>
+        </w:rPr>
+        <w:t>isinstance</w:t>
+      </w:r>
+      <w:proofErr w:type="spellEnd"/>
+      <w:r>
+        <w:rPr>
+          <w:rStyle w:val="8"/>
+          <w:sz w:val="24"/>
+          <w:szCs w:val="24"/>
+        </w:rPr>
+        <w:t>(</w:t>
+      </w:r>
+      <w:proofErr w:type="gramEnd"/>
+      <w:r>
+        <w:rPr>
+          <w:rStyle w:val="8"/>
+          <w:sz w:val="24"/>
+          <w:szCs w:val="24"/>
+        </w:rPr>
+        <w:t xml:space="preserve">name, </w:t>
+      </w:r>
+      <w:proofErr w:type="spellStart"/>
+      <w:r>
+        <w:rPr>
+          <w:rStyle w:val="8"/>
+          <w:sz w:val="24"/>
+          <w:szCs w:val="24"/>
+        </w:rPr>
+        <w:t>str</w:t>
+      </w:r>
+      <w:proofErr w:type="spellEnd"/>
+      <w:r>
+        <w:rPr>
+          <w:rStyle w:val="8"/>
+          <w:sz w:val="24"/>
+          <w:szCs w:val="24"/>
+        </w:rPr>
+        <w:t xml:space="preserve">) and </w:t>
+      </w:r>
+      <w:proofErr w:type="spellStart"/>
+      <w:r>
+        <w:rPr>
+          <w:rStyle w:val="8"/>
+          <w:sz w:val="24"/>
+          <w:szCs w:val="24"/>
+        </w:rPr>
+        <w:t>name.strip</w:t>
+      </w:r>
+      <w:proofErr w:type="spellEnd"/>
+      <w:r>
+        <w:rPr>
+          <w:rStyle w:val="8"/>
+          <w:sz w:val="24"/>
+          <w:szCs w:val="24"/>
+        </w:rPr>
+        <w:t>() != "":</w:t>
+      </w:r>
+    </w:p>
+    <w:p>
+      <w:pPr>
+        <w:pStyle w:val="HTMLPreformatted"/>
+        <w:rPr>
+          <w:rStyle w:val="8"/>
+          <w:sz w:val="24"/>
+          <w:szCs w:val="24"/>
+        </w:rPr>
+      </w:pPr>
+      <w:r>
+        <w:rPr>
+          <w:rStyle w:val="8"/>
+          <w:sz w:val="24"/>
+          <w:szCs w:val="24"/>
+        </w:rPr>
+        <w:t xml:space="preserve">            </w:t>
+      </w:r>
+      <w:proofErr w:type="spellStart"/>
+      <w:proofErr w:type="gramStart"/>
+      <w:r>
+        <w:rPr>
+          <w:rStyle w:val="8"/>
+          <w:sz w:val="24"/>
+          <w:szCs w:val="24"/>
+        </w:rPr>
+        <w:t>self._</w:t>
+      </w:r>
+      <w:proofErr w:type="gramEnd"/>
+      <w:r>
+        <w:rPr>
+          <w:rStyle w:val="8"/>
+          <w:sz w:val="24"/>
+          <w:szCs w:val="24"/>
+        </w:rPr>
+        <w:t>_name</w:t>
+      </w:r>
+      <w:proofErr w:type="spellEnd"/>
+      <w:r>
+        <w:rPr>
+          <w:rStyle w:val="8"/>
+          <w:sz w:val="24"/>
+          <w:szCs w:val="24"/>
+        </w:rPr>
+        <w:t xml:space="preserve"> = name</w:t>
+      </w:r>
+    </w:p>
+    <w:p>
+      <w:pPr>
+        <w:pStyle w:val="HTMLPreformatted"/>
+        <w:rPr>
+          <w:rStyle w:val="8"/>
+          <w:sz w:val="24"/>
+          <w:szCs w:val="24"/>
+        </w:rPr>
+      </w:pPr>
+      <w:r>
+        <w:rPr>
+          <w:rStyle w:val="8"/>
+          <w:sz w:val="24"/>
+          <w:szCs w:val="24"/>
+        </w:rPr>
+        <w:t xml:space="preserve">        else:</w:t>
+      </w:r>
+    </w:p>
+    <w:p>
+      <w:pPr>
+        <w:pStyle w:val="HTMLPreformatted"/>
+        <w:rPr>
+          <w:rStyle w:val="8"/>
+          <w:sz w:val="24"/>
+          <w:szCs w:val="24"/>
+        </w:rPr>
+      </w:pPr>
+      <w:r>
+        <w:rPr>
+          <w:rStyle w:val="8"/>
+          <w:sz w:val="24"/>
+          <w:szCs w:val="24"/>
+        </w:rPr>
+        <w:t xml:space="preserve">            </w:t>
+      </w:r>
+      <w:proofErr w:type="gramStart"/>
+      <w:r>
+        <w:rPr>
+          <w:rStyle w:val="8"/>
+          <w:sz w:val="24"/>
+          <w:szCs w:val="24"/>
+        </w:rPr>
+        <w:t>print(</w:t>
+      </w:r>
+      <w:proofErr w:type="gramEnd"/>
+      <w:r>
+        <w:rPr>
+          <w:rStyle w:val="8"/>
+          <w:sz w:val="24"/>
+          <w:szCs w:val="24"/>
+        </w:rPr>
+        <w:t>"Invalid name!")</w:t>
+      </w:r>
+    </w:p>
+    <w:p>
+      <w:pPr>
+        <w:pStyle w:val="HTMLPreformatted"/>
+        <w:rPr>
+          <w:rStyle w:val="8"/>
+          <w:sz w:val="24"/>
+          <w:szCs w:val="24"/>
+        </w:rPr>
+      </w:pPr>
+    </w:p>
+    <w:p>
+      <w:pPr>
+        <w:pStyle w:val="HTMLPreformatted"/>
+        <w:rPr>
+          <w:rStyle w:val="8"/>
+          <w:sz w:val="24"/>
+          <w:szCs w:val="24"/>
+        </w:rPr>
+      </w:pPr>
+      <w:r>
+        <w:rPr>
+          <w:rStyle w:val="8"/>
+          <w:sz w:val="24"/>
+          <w:szCs w:val="24"/>
+        </w:rPr>
+        <w:t xml:space="preserve">    </w:t>
+      </w:r>
+      <w:proofErr w:type="spellStart"/>
+      <w:r>
+        <w:rPr>
+          <w:rStyle w:val="8"/>
+          <w:sz w:val="24"/>
+          <w:szCs w:val="24"/>
+        </w:rPr>
+        <w:t>def</w:t>
+      </w:r>
+      <w:proofErr w:type="spellEnd"/>
+      <w:r>
+        <w:rPr>
+          <w:rStyle w:val="8"/>
+          <w:sz w:val="24"/>
+          <w:szCs w:val="24"/>
+        </w:rPr>
+        <w:t xml:space="preserve"> </w:t>
+      </w:r>
+      <w:proofErr w:type="spellStart"/>
+      <w:r>
+        <w:rPr>
+          <w:rStyle w:val="8"/>
+          <w:sz w:val="24"/>
+          <w:szCs w:val="24"/>
+        </w:rPr>
+        <w:t>get_name</w:t>
+      </w:r>
+      <w:proofErr w:type="spellEnd"/>
+      <w:r>
+        <w:rPr>
+          <w:rStyle w:val="8"/>
+          <w:sz w:val="24"/>
+          <w:szCs w:val="24"/>
+        </w:rPr>
+        <w:t>(self):</w:t>
+      </w:r>
+    </w:p>
+    <w:p>
+      <w:pPr>
+        <w:pStyle w:val="HTMLPreformatted"/>
+      </w:pPr>
+      <w:r>
+        <w:rPr>
+          <w:rStyle w:val="8"/>
+          <w:sz w:val="24"/>
+          <w:szCs w:val="24"/>
+        </w:rPr>
+        <w:t xml:space="preserve">        return </w:t>
+      </w:r>
+      <w:proofErr w:type="spellStart"/>
+      <w:r>
+        <w:rPr>
+          <w:rStyle w:val="8"/>
+          <w:sz w:val="24"/>
+          <w:szCs w:val="24"/>
+        </w:rPr>
+        <w:t>self.__name</w:t>
+      </w:r>
+      <w:proofErr w:type="spellEnd"/>
+      <w:r>
+        <w:rPr>
+          <w:rStyle w:val="8"/>
+          <w:sz w:val="24"/>
+          <w:szCs w:val="24"/>
+        </w:rPr>
         <w:br/>
+      </w:r>
+      <w:r>
+        <w:rPr>
+          <w:rStyle w:val="8"/>
+        </w:rPr>
+        <w:br/>
+      </w:r>
+      <w:r>
+        <w:br/>
+      </w:r>
+      <w:r>
+        <w:lastRenderedPageBreak/>
         <w:t xml:space="preserve">    </w:t>
       </w:r>
+      <w:r>
+        <w:rPr>
+          <w:rStyle w:val="6"/>
+        </w:rPr>
+        <w:t xml:space="preserve"># When the function ends, </w:t>
+      </w:r>
       <w:proofErr w:type="spellStart"/>
       <w:r>
         <w:rPr>
-          <w:rStyle w:val="e"/>
+          <w:rStyle w:val="6"/>
         </w:rPr>
         <w:t>myDog</w:t>
       </w:r>
       <w:proofErr w:type="spellEnd"/>
       <w:r>
-        <w:t xml:space="preserve"> </w:t>
-      </w:r>
-      <w:r>
-        <w:rPr>
-          <w:rStyle w:val="8"/>
-        </w:rPr>
-        <w:t>=</w:t>
-      </w:r>
-      <w:r>
-        <w:t xml:space="preserve"> </w:t>
-      </w:r>
-      <w:r>
-        <w:rPr>
-          <w:rStyle w:val="e"/>
-        </w:rPr>
-        <w:t>Dog</w:t>
-      </w:r>
-      <w:r>
-        <w:t>()</w:t>
+        <w:rPr>
+          <w:rStyle w:val="6"/>
+        </w:rPr>
+        <w:t xml:space="preserve"> has no references</w:t>
       </w:r>
       <w:r>
         <w:br/>
+      </w:r>
+      <w:r>
+        <w:rPr>
+          <w:rStyle w:val="6"/>
+        </w:rPr>
         <w:t xml:space="preserve">    </w:t>
-      </w:r>
-      <w:r>
-        <w:rPr>
-          <w:rStyle w:val="6"/>
-        </w:rPr>
-        <w:t xml:space="preserve"># When the function ends, </w:t>
-      </w:r>
-      <w:proofErr w:type="spellStart"/>
-      <w:r>
-        <w:rPr>
-          <w:rStyle w:val="6"/>
-        </w:rPr>
-        <w:t>myDog</w:t>
-      </w:r>
-      <w:proofErr w:type="spellEnd"/>
-      <w:r>
-        <w:rPr>
-          <w:rStyle w:val="6"/>
-        </w:rPr>
-        <w:t xml:space="preserve"> has no references</w:t>
-      </w:r>
-      <w:r>
-        <w:br/>
       </w:r>
       <w:r>
         <w:rPr>
@@ -11693,7 +12350,6 @@
         <w:rPr>
           <w:rStyle w:val="8"/>
         </w:rPr>
-        <w:lastRenderedPageBreak/>
         <w:t>class</w:t>
       </w:r>
       <w:r>
@@ -12602,7 +13258,6 @@
         <w:ind w:left="720"/>
       </w:pPr>
       <w:r>
-        <w:lastRenderedPageBreak/>
         <w:t xml:space="preserve">public </w:t>
       </w:r>
       <w:proofErr w:type="gramStart"/>
@@ -12660,6 +13315,298 @@
       <w:r>
         <w:t>}</w:t>
       </w:r>
+      <w:r>
+        <w:br/>
+      </w:r>
+      <w:r>
+        <w:br/>
+      </w:r>
+      <w:r>
+        <w:br/>
+      </w:r>
+      <w:r>
+        <w:rPr>
+          <w:b/>
+          <w:color w:val="FF0000"/>
+          <w:sz w:val="32"/>
+          <w:szCs w:val="32"/>
+        </w:rPr>
+        <w:t>Defining the Rules (Invariants)</w:t>
+      </w:r>
+      <w:r>
+        <w:t>:</w:t>
+      </w:r>
+      <w:r>
+        <w:br/>
+      </w:r>
+      <w:r>
+        <w:rPr>
+          <w:sz w:val="28"/>
+          <w:szCs w:val="28"/>
+        </w:rPr>
+        <w:t xml:space="preserve"> Before coding, define the rules your Class must </w:t>
+      </w:r>
+      <w:r>
+        <w:rPr>
+          <w:sz w:val="28"/>
+          <w:szCs w:val="28"/>
+        </w:rPr>
+        <w:lastRenderedPageBreak/>
+        <w:t xml:space="preserve">protect: </w:t>
+      </w:r>
+      <w:r>
+        <w:rPr>
+          <w:sz w:val="28"/>
+          <w:szCs w:val="28"/>
+        </w:rPr>
+        <w:br/>
+      </w:r>
+      <w:r>
+        <w:rPr>
+          <w:sz w:val="28"/>
+          <w:szCs w:val="28"/>
+        </w:rPr>
+        <w:t xml:space="preserve">Rule1: </w:t>
+      </w:r>
+      <w:proofErr w:type="spellStart"/>
+      <w:r>
+        <w:rPr>
+          <w:sz w:val="28"/>
+          <w:szCs w:val="28"/>
+        </w:rPr>
+        <w:t>Awallet</w:t>
+      </w:r>
+      <w:proofErr w:type="spellEnd"/>
+      <w:r>
+        <w:rPr>
+          <w:sz w:val="28"/>
+          <w:szCs w:val="28"/>
+        </w:rPr>
+        <w:t xml:space="preserve"> cannot have a negative balance. </w:t>
+      </w:r>
+      <w:r>
+        <w:rPr>
+          <w:sz w:val="28"/>
+          <w:szCs w:val="28"/>
+        </w:rPr>
+        <w:br/>
+      </w:r>
+      <w:r>
+        <w:rPr>
+          <w:sz w:val="28"/>
+          <w:szCs w:val="28"/>
+        </w:rPr>
+        <w:t xml:space="preserve">Rule2: </w:t>
+      </w:r>
+      <w:proofErr w:type="spellStart"/>
+      <w:r>
+        <w:rPr>
+          <w:sz w:val="28"/>
+          <w:szCs w:val="28"/>
+        </w:rPr>
+        <w:t>Youcannot</w:t>
+      </w:r>
+      <w:proofErr w:type="spellEnd"/>
+      <w:r>
+        <w:rPr>
+          <w:sz w:val="28"/>
+          <w:szCs w:val="28"/>
+        </w:rPr>
+        <w:t xml:space="preserve"> send more money than you have. </w:t>
+      </w:r>
+      <w:r>
+        <w:rPr>
+          <w:sz w:val="28"/>
+          <w:szCs w:val="28"/>
+        </w:rPr>
+        <w:br/>
+      </w:r>
+      <w:r>
+        <w:rPr>
+          <w:sz w:val="28"/>
+          <w:szCs w:val="28"/>
+        </w:rPr>
+        <w:t xml:space="preserve">Rule3: </w:t>
+      </w:r>
+      <w:proofErr w:type="spellStart"/>
+      <w:r>
+        <w:rPr>
+          <w:sz w:val="28"/>
+          <w:szCs w:val="28"/>
+        </w:rPr>
+        <w:t>Theowner’s</w:t>
+      </w:r>
+      <w:proofErr w:type="spellEnd"/>
+      <w:r>
+        <w:rPr>
+          <w:sz w:val="28"/>
+          <w:szCs w:val="28"/>
+        </w:rPr>
+        <w:t xml:space="preserve"> name is set at birth (constructor) and cannot be changed later. </w:t>
+      </w:r>
+      <w:r>
+        <w:rPr>
+          <w:sz w:val="28"/>
+          <w:szCs w:val="28"/>
+        </w:rPr>
+        <w:br/>
+      </w:r>
+      <w:r>
+        <w:rPr>
+          <w:sz w:val="28"/>
+          <w:szCs w:val="28"/>
+        </w:rPr>
+        <w:br/>
+      </w:r>
+      <w:r>
+        <w:rPr>
+          <w:sz w:val="28"/>
+          <w:szCs w:val="28"/>
+        </w:rPr>
+        <w:t>These rules dictate our Encapsulation strategy. ‘</w:t>
+      </w:r>
+      <w:proofErr w:type="gramStart"/>
+      <w:r>
+        <w:rPr>
+          <w:sz w:val="28"/>
+          <w:szCs w:val="28"/>
+        </w:rPr>
+        <w:t>balance‘ must</w:t>
+      </w:r>
+      <w:proofErr w:type="gramEnd"/>
+      <w:r>
+        <w:rPr>
+          <w:sz w:val="28"/>
+          <w:szCs w:val="28"/>
+        </w:rPr>
+        <w:t xml:space="preserve"> be private. ‘owner‘ must have no setter method.</w:t>
+      </w:r>
+      <w:r>
+        <w:rPr>
+          <w:sz w:val="28"/>
+          <w:szCs w:val="28"/>
+        </w:rPr>
+        <w:br/>
+      </w:r>
+      <w:r>
+        <w:rPr>
+          <w:sz w:val="28"/>
+          <w:szCs w:val="28"/>
+        </w:rPr>
+        <w:br/>
+      </w:r>
+      <w:r>
+        <w:rPr>
+          <w:sz w:val="28"/>
+          <w:szCs w:val="28"/>
+        </w:rPr>
+        <w:br/>
+      </w:r>
+      <w:r>
+        <w:rPr>
+          <w:sz w:val="28"/>
+          <w:szCs w:val="28"/>
+        </w:rPr>
+        <w:br/>
+      </w:r>
+      <w:proofErr w:type="spellStart"/>
+      <w:r>
+        <w:rPr>
+          <w:sz w:val="28"/>
+          <w:szCs w:val="28"/>
+        </w:rPr>
+        <w:t>baki</w:t>
+      </w:r>
+      <w:proofErr w:type="spellEnd"/>
+      <w:r>
+        <w:rPr>
+          <w:sz w:val="28"/>
+          <w:szCs w:val="28"/>
+        </w:rPr>
+        <w:t xml:space="preserve"> problem </w:t>
+      </w:r>
+      <w:proofErr w:type="spellStart"/>
+      <w:r>
+        <w:rPr>
+          <w:sz w:val="28"/>
+          <w:szCs w:val="28"/>
+        </w:rPr>
+        <w:t>er</w:t>
+      </w:r>
+      <w:proofErr w:type="spellEnd"/>
+      <w:r>
+        <w:rPr>
+          <w:sz w:val="28"/>
+          <w:szCs w:val="28"/>
+        </w:rPr>
+        <w:t xml:space="preserve"> solution </w:t>
+      </w:r>
+      <w:proofErr w:type="spellStart"/>
+      <w:r>
+        <w:rPr>
+          <w:sz w:val="28"/>
+          <w:szCs w:val="28"/>
+        </w:rPr>
+        <w:t>gulo</w:t>
+      </w:r>
+      <w:proofErr w:type="spellEnd"/>
+      <w:r>
+        <w:rPr>
+          <w:sz w:val="28"/>
+          <w:szCs w:val="28"/>
+        </w:rPr>
+        <w:t xml:space="preserve"> </w:t>
+      </w:r>
+      <w:proofErr w:type="spellStart"/>
+      <w:r>
+        <w:rPr>
+          <w:sz w:val="28"/>
+          <w:szCs w:val="28"/>
+        </w:rPr>
+        <w:t>shhet</w:t>
+      </w:r>
+      <w:proofErr w:type="spellEnd"/>
+      <w:r>
+        <w:rPr>
+          <w:sz w:val="28"/>
+          <w:szCs w:val="28"/>
+        </w:rPr>
+        <w:t xml:space="preserve"> </w:t>
+      </w:r>
+      <w:proofErr w:type="spellStart"/>
+      <w:r>
+        <w:rPr>
+          <w:sz w:val="28"/>
+          <w:szCs w:val="28"/>
+        </w:rPr>
+        <w:t>theke</w:t>
+      </w:r>
+      <w:proofErr w:type="spellEnd"/>
+      <w:r>
+        <w:rPr>
+          <w:sz w:val="28"/>
+          <w:szCs w:val="28"/>
+        </w:rPr>
+        <w:t xml:space="preserve"> </w:t>
+      </w:r>
+      <w:proofErr w:type="spellStart"/>
+      <w:r>
+        <w:rPr>
+          <w:sz w:val="28"/>
+          <w:szCs w:val="28"/>
+        </w:rPr>
+        <w:t>dekhe</w:t>
+      </w:r>
+      <w:proofErr w:type="spellEnd"/>
+      <w:r>
+        <w:rPr>
+          <w:sz w:val="28"/>
+          <w:szCs w:val="28"/>
+        </w:rPr>
+        <w:t xml:space="preserve"> nebo.</w:t>
+      </w:r>
+      <w:bookmarkStart w:id="0" w:name="_GoBack"/>
+      <w:bookmarkEnd w:id="0"/>
     </w:p>
     <w:sectPr>
       <w:pgSz w:w="12240" w:h="15840"/>

--- a/Programming Language/8.docx
+++ b/Programming Language/8.docx
@@ -15,6 +15,17 @@
           <w:szCs w:val="48"/>
         </w:rPr>
       </w:pPr>
+      <w:r>
+        <w:rPr>
+          <w:rFonts w:ascii="Segoe UI Symbol" w:eastAsia="Times New Roman" w:hAnsi="Segoe UI Symbol" w:cs="Segoe UI Symbol"/>
+          <w:b/>
+          <w:bCs/>
+          <w:kern w:val="36"/>
+          <w:sz w:val="48"/>
+          <w:szCs w:val="48"/>
+        </w:rPr>
+        <w:t xml:space="preserve"> </w:t>
+      </w:r>
       <w:r>
         <w:rPr>
           <w:rFonts w:ascii="Segoe UI Symbol" w:eastAsia="Times New Roman" w:hAnsi="Segoe UI Symbol" w:cs="Segoe UI Symbol"/>
@@ -6940,8 +6951,6 @@
       </w:r>
       <w:r>
         <w:br/>
-      </w:r>
-      <w:r>
         <w:t xml:space="preserve">    public static void main(String[] </w:t>
       </w:r>
       <w:proofErr w:type="spellStart"/>
@@ -6954,20 +6963,14 @@
       </w:r>
       <w:r>
         <w:br/>
-      </w:r>
-      <w:r>
         <w:t xml:space="preserve">        Student s1 = new Student();</w:t>
       </w:r>
       <w:r>
         <w:br/>
-      </w:r>
-      <w:r>
         <w:t xml:space="preserve">        s1.setName("Rahim");</w:t>
       </w:r>
       <w:r>
         <w:br/>
-      </w:r>
-      <w:r>
         <w:t xml:space="preserve">        </w:t>
       </w:r>
       <w:proofErr w:type="spellStart"/>
@@ -8349,6 +8352,11 @@
         <w:t xml:space="preserve"> </w:t>
       </w:r>
       <w:r>
+        <w:t>0</w:t>
+      </w:r>
+      <w:bookmarkStart w:id="0" w:name="_GoBack"/>
+      <w:bookmarkEnd w:id="0"/>
+      <w:r>
         <w:br/>
       </w:r>
       <w:r>
@@ -10856,20 +10864,1075 @@
     </w:p>
     <w:p>
       <w:pPr>
+        <w:pStyle w:val="Heading1"/>
+        <w:shd w:val="clear" w:color="auto" w:fill="FFFFFF"/>
+        <w:spacing w:before="0" w:beforeAutospacing="0" w:after="120" w:afterAutospacing="0"/>
+        <w:rPr>
+          <w:rFonts w:ascii="Segoe UI" w:hAnsi="Segoe UI" w:cs="Segoe UI"/>
+          <w:color w:val="0D0D0D"/>
+          <w:sz w:val="36"/>
+          <w:szCs w:val="36"/>
+        </w:rPr>
+      </w:pPr>
+      <w:r>
+        <w:rPr>
+          <w:rStyle w:val="Strong"/>
+          <w:color w:val="FF0000"/>
+        </w:rPr>
+        <w:t>Step 2: How different languages handle it</w:t>
+      </w:r>
+      <w:r>
+        <w:rPr>
+          <w:rStyle w:val="Strong"/>
+          <w:b/>
+          <w:bCs/>
+          <w:color w:val="FF0000"/>
+        </w:rPr>
+        <w:br/>
+      </w:r>
+      <w:r>
+        <w:rPr>
+          <w:rStyle w:val="Strong"/>
+          <w:b/>
+          <w:bCs/>
+          <w:color w:val="FF0000"/>
+        </w:rPr>
+        <w:br/>
+      </w:r>
+      <w:r>
+        <w:rPr>
+          <w:rFonts w:ascii="Segoe UI Symbol" w:hAnsi="Segoe UI Symbol" w:cs="Segoe UI Symbol"/>
+          <w:color w:val="0D0D0D"/>
+          <w:sz w:val="36"/>
+          <w:szCs w:val="36"/>
+        </w:rPr>
+        <w:t>✅</w:t>
+      </w:r>
+      <w:r>
+        <w:rPr>
+          <w:rFonts w:ascii="Segoe UI" w:hAnsi="Segoe UI" w:cs="Segoe UI"/>
+          <w:color w:val="0D0D0D"/>
+          <w:sz w:val="36"/>
+          <w:szCs w:val="36"/>
+        </w:rPr>
+        <w:t xml:space="preserve"> </w:t>
+      </w:r>
+      <w:r>
+        <w:rPr>
+          <w:rFonts w:ascii="Segoe UI Symbol" w:hAnsi="Segoe UI Symbol" w:cs="Segoe UI Symbol"/>
+          <w:color w:val="0D0D0D"/>
+          <w:sz w:val="36"/>
+          <w:szCs w:val="36"/>
+        </w:rPr>
+        <w:t>🔹</w:t>
+      </w:r>
+      <w:r>
+        <w:rPr>
+          <w:rFonts w:ascii="Segoe UI" w:hAnsi="Segoe UI" w:cs="Segoe UI"/>
+          <w:color w:val="0D0D0D"/>
+          <w:sz w:val="36"/>
+          <w:szCs w:val="36"/>
+        </w:rPr>
+        <w:t xml:space="preserve"> English Version (Short Exam Answer)</w:t>
+      </w:r>
+    </w:p>
+    <w:p>
+      <w:pPr>
+        <w:pStyle w:val="NormalWeb"/>
+        <w:shd w:val="clear" w:color="auto" w:fill="FFFFFF"/>
+        <w:spacing w:before="0" w:after="0"/>
+        <w:rPr>
+          <w:rFonts w:ascii="Segoe UI" w:hAnsi="Segoe UI" w:cs="Segoe UI"/>
+          <w:color w:val="0D0D0D"/>
+        </w:rPr>
+      </w:pPr>
+      <w:r>
+        <w:rPr>
+          <w:rStyle w:val="Strong"/>
+          <w:rFonts w:ascii="Segoe UI" w:eastAsiaTheme="majorEastAsia" w:hAnsi="Segoe UI" w:cs="Segoe UI"/>
+          <w:color w:val="0D0D0D"/>
+        </w:rPr>
+        <w:t>Garbage Collection</w:t>
+      </w:r>
+      <w:r>
+        <w:rPr>
+          <w:rFonts w:ascii="Segoe UI" w:hAnsi="Segoe UI" w:cs="Segoe UI"/>
+          <w:color w:val="0D0D0D"/>
+        </w:rPr>
+        <w:t> is an automatic memory management process that removes unused or unreachable objects from the heap memory.</w:t>
+      </w:r>
+    </w:p>
+    <w:p>
+      <w:pPr>
+        <w:pStyle w:val="NormalWeb"/>
+        <w:shd w:val="clear" w:color="auto" w:fill="FFFFFF"/>
+        <w:spacing w:before="0" w:after="0"/>
+        <w:rPr>
+          <w:rFonts w:ascii="Segoe UI" w:hAnsi="Segoe UI" w:cs="Segoe UI"/>
+          <w:color w:val="0D0D0D"/>
+        </w:rPr>
+      </w:pPr>
+      <w:r>
+        <w:rPr>
+          <w:rFonts w:ascii="Segoe UI" w:hAnsi="Segoe UI" w:cs="Segoe UI"/>
+          <w:color w:val="0D0D0D"/>
+        </w:rPr>
+        <w:t>In languages like </w:t>
+      </w:r>
+      <w:r>
+        <w:rPr>
+          <w:rStyle w:val="Strong"/>
+          <w:rFonts w:ascii="Segoe UI" w:eastAsiaTheme="majorEastAsia" w:hAnsi="Segoe UI" w:cs="Segoe UI"/>
+          <w:color w:val="0D0D0D"/>
+        </w:rPr>
+        <w:t>Java and Python</w:t>
+      </w:r>
+      <w:r>
+        <w:rPr>
+          <w:rFonts w:ascii="Segoe UI" w:hAnsi="Segoe UI" w:cs="Segoe UI"/>
+          <w:color w:val="0D0D0D"/>
+        </w:rPr>
+        <w:t>, objects are stored in heap memory and accessed through references. When an object no longer has any reference, it becomes unreachable, and the garbage collector automatically deletes it to free memory.</w:t>
+      </w:r>
+    </w:p>
+    <w:p>
+      <w:pPr>
+        <w:pStyle w:val="NormalWeb"/>
+        <w:shd w:val="clear" w:color="auto" w:fill="FFFFFF"/>
+        <w:spacing w:before="0" w:after="0"/>
+        <w:rPr>
+          <w:rFonts w:ascii="Segoe UI" w:hAnsi="Segoe UI" w:cs="Segoe UI"/>
+          <w:color w:val="0D0D0D"/>
+        </w:rPr>
+      </w:pPr>
+      <w:r>
+        <w:rPr>
+          <w:rFonts w:ascii="Segoe UI" w:hAnsi="Segoe UI" w:cs="Segoe UI"/>
+          <w:color w:val="0D0D0D"/>
+        </w:rPr>
+        <w:t>In contrast, </w:t>
+      </w:r>
+      <w:r>
+        <w:rPr>
+          <w:rStyle w:val="Strong"/>
+          <w:rFonts w:ascii="Segoe UI" w:eastAsiaTheme="majorEastAsia" w:hAnsi="Segoe UI" w:cs="Segoe UI"/>
+          <w:color w:val="0D0D0D"/>
+        </w:rPr>
+        <w:t>C++</w:t>
+      </w:r>
+      <w:r>
+        <w:rPr>
+          <w:rFonts w:ascii="Segoe UI" w:hAnsi="Segoe UI" w:cs="Segoe UI"/>
+          <w:color w:val="0D0D0D"/>
+        </w:rPr>
+        <w:t> does not support automatic garbage collection. The programmer must manually deallocate memory using </w:t>
+      </w:r>
+      <w:r>
+        <w:rPr>
+          <w:rStyle w:val="HTMLCode"/>
+          <w:rFonts w:eastAsiaTheme="majorEastAsia"/>
+          <w:color w:val="0D0D0D"/>
+          <w:sz w:val="21"/>
+          <w:szCs w:val="21"/>
+          <w:shd w:val="clear" w:color="auto" w:fill="ECECEC"/>
+        </w:rPr>
+        <w:t>delete</w:t>
+      </w:r>
+      <w:r>
+        <w:rPr>
+          <w:rFonts w:ascii="Segoe UI" w:hAnsi="Segoe UI" w:cs="Segoe UI"/>
+          <w:color w:val="0D0D0D"/>
+        </w:rPr>
+        <w:t>, otherwise memory leaks may occur.</w:t>
+      </w:r>
+    </w:p>
+    <w:p>
+      <w:pPr>
+        <w:spacing w:before="720" w:after="720"/>
+        <w:rPr>
+          <w:rFonts w:ascii="Times New Roman" w:hAnsi="Times New Roman" w:cs="Times New Roman"/>
+        </w:rPr>
+      </w:pPr>
+      <w:r>
+        <w:pict>
+          <v:rect id="_x0000_i1031" style="width:0;height:0" o:hralign="center" o:hrstd="t" o:hr="t" fillcolor="#a0a0a0" stroked="f"/>
+        </w:pict>
+      </w:r>
+    </w:p>
+    <w:p>
+      <w:pPr>
+        <w:pStyle w:val="Heading1"/>
+        <w:shd w:val="clear" w:color="auto" w:fill="FFFFFF"/>
+        <w:spacing w:before="0" w:beforeAutospacing="0" w:after="120" w:afterAutospacing="0"/>
+        <w:rPr>
+          <w:rFonts w:ascii="Segoe UI" w:hAnsi="Segoe UI" w:cs="Segoe UI"/>
+          <w:color w:val="0D0D0D"/>
+          <w:sz w:val="36"/>
+          <w:szCs w:val="36"/>
+        </w:rPr>
+      </w:pPr>
+      <w:r>
+        <w:rPr>
+          <w:rFonts w:ascii="Segoe UI Symbol" w:hAnsi="Segoe UI Symbol" w:cs="Segoe UI Symbol"/>
+          <w:color w:val="0D0D0D"/>
+          <w:sz w:val="36"/>
+          <w:szCs w:val="36"/>
+        </w:rPr>
+        <w:t>✅</w:t>
+      </w:r>
+      <w:r>
+        <w:rPr>
+          <w:rFonts w:ascii="Segoe UI" w:hAnsi="Segoe UI" w:cs="Segoe UI"/>
+          <w:color w:val="0D0D0D"/>
+          <w:sz w:val="36"/>
+          <w:szCs w:val="36"/>
+        </w:rPr>
+        <w:t xml:space="preserve"> </w:t>
+      </w:r>
+      <w:r>
+        <w:rPr>
+          <w:rFonts w:ascii="Segoe UI Symbol" w:hAnsi="Segoe UI Symbol" w:cs="Segoe UI Symbol"/>
+          <w:color w:val="0D0D0D"/>
+          <w:sz w:val="36"/>
+          <w:szCs w:val="36"/>
+        </w:rPr>
+        <w:t>🔹</w:t>
+      </w:r>
+      <w:r>
+        <w:rPr>
+          <w:rFonts w:ascii="Segoe UI" w:hAnsi="Segoe UI" w:cs="Segoe UI"/>
+          <w:color w:val="0D0D0D"/>
+          <w:sz w:val="36"/>
+          <w:szCs w:val="36"/>
+        </w:rPr>
+        <w:t xml:space="preserve"> Bangla Version (Short Exam Answer)</w:t>
+      </w:r>
+    </w:p>
+    <w:p>
+      <w:pPr>
+        <w:pStyle w:val="NormalWeb"/>
+        <w:shd w:val="clear" w:color="auto" w:fill="FFFFFF"/>
+        <w:spacing w:before="0" w:after="0"/>
+        <w:rPr>
+          <w:rFonts w:ascii="Segoe UI" w:hAnsi="Segoe UI" w:cs="Segoe UI"/>
+          <w:color w:val="0D0D0D"/>
+        </w:rPr>
+      </w:pPr>
+      <w:r>
+        <w:rPr>
+          <w:rStyle w:val="Strong"/>
+          <w:rFonts w:ascii="Segoe UI" w:eastAsiaTheme="majorEastAsia" w:hAnsi="Segoe UI" w:cs="Segoe UI"/>
+          <w:color w:val="0D0D0D"/>
+        </w:rPr>
+        <w:t>Garbage Collection</w:t>
+      </w:r>
+      <w:r>
+        <w:rPr>
+          <w:rFonts w:ascii="Segoe UI" w:hAnsi="Segoe UI" w:cs="Segoe UI"/>
+          <w:color w:val="0D0D0D"/>
+        </w:rPr>
+        <w:t> </w:t>
+      </w:r>
+      <w:proofErr w:type="spellStart"/>
+      <w:r>
+        <w:rPr>
+          <w:rFonts w:ascii="Nirmala UI" w:hAnsi="Nirmala UI" w:cs="Nirmala UI"/>
+          <w:color w:val="0D0D0D"/>
+        </w:rPr>
+        <w:t>হলো</w:t>
+      </w:r>
+      <w:proofErr w:type="spellEnd"/>
+      <w:r>
+        <w:rPr>
+          <w:rFonts w:ascii="Segoe UI" w:hAnsi="Segoe UI" w:cs="Segoe UI"/>
+          <w:color w:val="0D0D0D"/>
+        </w:rPr>
+        <w:t xml:space="preserve"> </w:t>
+      </w:r>
+      <w:proofErr w:type="spellStart"/>
+      <w:r>
+        <w:rPr>
+          <w:rFonts w:ascii="Nirmala UI" w:hAnsi="Nirmala UI" w:cs="Nirmala UI"/>
+          <w:color w:val="0D0D0D"/>
+        </w:rPr>
+        <w:t>একটি</w:t>
+      </w:r>
+      <w:proofErr w:type="spellEnd"/>
+      <w:r>
+        <w:rPr>
+          <w:rFonts w:ascii="Segoe UI" w:hAnsi="Segoe UI" w:cs="Segoe UI"/>
+          <w:color w:val="0D0D0D"/>
+        </w:rPr>
+        <w:t xml:space="preserve"> automatic memory management process, </w:t>
+      </w:r>
+      <w:proofErr w:type="spellStart"/>
+      <w:r>
+        <w:rPr>
+          <w:rFonts w:ascii="Nirmala UI" w:hAnsi="Nirmala UI" w:cs="Nirmala UI"/>
+          <w:color w:val="0D0D0D"/>
+        </w:rPr>
+        <w:t>যেখানে</w:t>
+      </w:r>
+      <w:proofErr w:type="spellEnd"/>
+      <w:r>
+        <w:rPr>
+          <w:rFonts w:ascii="Segoe UI" w:hAnsi="Segoe UI" w:cs="Segoe UI"/>
+          <w:color w:val="0D0D0D"/>
+        </w:rPr>
+        <w:t xml:space="preserve"> unused </w:t>
+      </w:r>
+      <w:proofErr w:type="spellStart"/>
+      <w:r>
+        <w:rPr>
+          <w:rFonts w:ascii="Nirmala UI" w:hAnsi="Nirmala UI" w:cs="Nirmala UI"/>
+          <w:color w:val="0D0D0D"/>
+        </w:rPr>
+        <w:t>বা</w:t>
+      </w:r>
+      <w:proofErr w:type="spellEnd"/>
+      <w:r>
+        <w:rPr>
+          <w:rFonts w:ascii="Segoe UI" w:hAnsi="Segoe UI" w:cs="Segoe UI"/>
+          <w:color w:val="0D0D0D"/>
+        </w:rPr>
+        <w:t xml:space="preserve"> unreachable object </w:t>
+      </w:r>
+      <w:proofErr w:type="spellStart"/>
+      <w:r>
+        <w:rPr>
+          <w:rFonts w:ascii="Nirmala UI" w:hAnsi="Nirmala UI" w:cs="Nirmala UI"/>
+          <w:color w:val="0D0D0D"/>
+        </w:rPr>
+        <w:t>গুলোকে</w:t>
+      </w:r>
+      <w:proofErr w:type="spellEnd"/>
+      <w:r>
+        <w:rPr>
+          <w:rFonts w:ascii="Segoe UI" w:hAnsi="Segoe UI" w:cs="Segoe UI"/>
+          <w:color w:val="0D0D0D"/>
+        </w:rPr>
+        <w:t xml:space="preserve"> heap memory </w:t>
+      </w:r>
+      <w:proofErr w:type="spellStart"/>
+      <w:r>
+        <w:rPr>
+          <w:rFonts w:ascii="Nirmala UI" w:hAnsi="Nirmala UI" w:cs="Nirmala UI"/>
+          <w:color w:val="0D0D0D"/>
+        </w:rPr>
+        <w:t>থেকে</w:t>
+      </w:r>
+      <w:proofErr w:type="spellEnd"/>
+      <w:r>
+        <w:rPr>
+          <w:rFonts w:ascii="Segoe UI" w:hAnsi="Segoe UI" w:cs="Segoe UI"/>
+          <w:color w:val="0D0D0D"/>
+        </w:rPr>
+        <w:t xml:space="preserve"> </w:t>
+      </w:r>
+      <w:proofErr w:type="spellStart"/>
+      <w:r>
+        <w:rPr>
+          <w:rFonts w:ascii="Nirmala UI" w:hAnsi="Nirmala UI" w:cs="Nirmala UI"/>
+          <w:color w:val="0D0D0D"/>
+        </w:rPr>
+        <w:t>সরিয়ে</w:t>
+      </w:r>
+      <w:proofErr w:type="spellEnd"/>
+      <w:r>
+        <w:rPr>
+          <w:rFonts w:ascii="Segoe UI" w:hAnsi="Segoe UI" w:cs="Segoe UI"/>
+          <w:color w:val="0D0D0D"/>
+        </w:rPr>
+        <w:t xml:space="preserve"> </w:t>
+      </w:r>
+      <w:proofErr w:type="spellStart"/>
+      <w:r>
+        <w:rPr>
+          <w:rFonts w:ascii="Nirmala UI" w:hAnsi="Nirmala UI" w:cs="Nirmala UI"/>
+          <w:color w:val="0D0D0D"/>
+        </w:rPr>
+        <w:t>ফেলা</w:t>
+      </w:r>
+      <w:proofErr w:type="spellEnd"/>
+      <w:r>
+        <w:rPr>
+          <w:rFonts w:ascii="Segoe UI" w:hAnsi="Segoe UI" w:cs="Segoe UI"/>
+          <w:color w:val="0D0D0D"/>
+        </w:rPr>
+        <w:t xml:space="preserve"> </w:t>
+      </w:r>
+      <w:proofErr w:type="spellStart"/>
+      <w:r>
+        <w:rPr>
+          <w:rFonts w:ascii="Nirmala UI" w:hAnsi="Nirmala UI" w:cs="Nirmala UI"/>
+          <w:color w:val="0D0D0D"/>
+        </w:rPr>
+        <w:t>হয়</w:t>
+      </w:r>
+      <w:proofErr w:type="spellEnd"/>
+      <w:r>
+        <w:rPr>
+          <w:rFonts w:ascii="Nirmala UI" w:hAnsi="Nirmala UI" w:cs="Nirmala UI"/>
+          <w:color w:val="0D0D0D"/>
+        </w:rPr>
+        <w:t>।</w:t>
+      </w:r>
+    </w:p>
+    <w:p>
+      <w:pPr>
+        <w:pStyle w:val="NormalWeb"/>
+        <w:shd w:val="clear" w:color="auto" w:fill="FFFFFF"/>
+        <w:rPr>
+          <w:rFonts w:ascii="Segoe UI" w:hAnsi="Segoe UI" w:cs="Segoe UI"/>
+          <w:color w:val="0D0D0D"/>
+        </w:rPr>
+      </w:pPr>
+      <w:r>
+        <w:rPr>
+          <w:rFonts w:ascii="Segoe UI" w:hAnsi="Segoe UI" w:cs="Segoe UI"/>
+          <w:color w:val="0D0D0D"/>
+        </w:rPr>
+        <w:t xml:space="preserve">Java </w:t>
+      </w:r>
+      <w:proofErr w:type="spellStart"/>
+      <w:r>
+        <w:rPr>
+          <w:rFonts w:ascii="Nirmala UI" w:hAnsi="Nirmala UI" w:cs="Nirmala UI"/>
+          <w:color w:val="0D0D0D"/>
+        </w:rPr>
+        <w:t>এবং</w:t>
+      </w:r>
+      <w:proofErr w:type="spellEnd"/>
+      <w:r>
+        <w:rPr>
+          <w:rFonts w:ascii="Segoe UI" w:hAnsi="Segoe UI" w:cs="Segoe UI"/>
+          <w:color w:val="0D0D0D"/>
+        </w:rPr>
+        <w:t xml:space="preserve"> Python </w:t>
+      </w:r>
+      <w:r>
+        <w:rPr>
+          <w:rFonts w:ascii="Nirmala UI" w:hAnsi="Nirmala UI" w:cs="Nirmala UI"/>
+          <w:color w:val="0D0D0D"/>
+        </w:rPr>
+        <w:t>এ</w:t>
+      </w:r>
+      <w:r>
+        <w:rPr>
+          <w:rFonts w:ascii="Segoe UI" w:hAnsi="Segoe UI" w:cs="Segoe UI"/>
+          <w:color w:val="0D0D0D"/>
+        </w:rPr>
+        <w:t xml:space="preserve"> object </w:t>
+      </w:r>
+      <w:proofErr w:type="spellStart"/>
+      <w:r>
+        <w:rPr>
+          <w:rFonts w:ascii="Nirmala UI" w:hAnsi="Nirmala UI" w:cs="Nirmala UI"/>
+          <w:color w:val="0D0D0D"/>
+        </w:rPr>
+        <w:t>গুলো</w:t>
+      </w:r>
+      <w:proofErr w:type="spellEnd"/>
+      <w:r>
+        <w:rPr>
+          <w:rFonts w:ascii="Segoe UI" w:hAnsi="Segoe UI" w:cs="Segoe UI"/>
+          <w:color w:val="0D0D0D"/>
+        </w:rPr>
+        <w:t xml:space="preserve"> heap memory </w:t>
+      </w:r>
+      <w:proofErr w:type="spellStart"/>
+      <w:r>
+        <w:rPr>
+          <w:rFonts w:ascii="Nirmala UI" w:hAnsi="Nirmala UI" w:cs="Nirmala UI"/>
+          <w:color w:val="0D0D0D"/>
+        </w:rPr>
+        <w:t>তে</w:t>
+      </w:r>
+      <w:proofErr w:type="spellEnd"/>
+      <w:r>
+        <w:rPr>
+          <w:rFonts w:ascii="Segoe UI" w:hAnsi="Segoe UI" w:cs="Segoe UI"/>
+          <w:color w:val="0D0D0D"/>
+        </w:rPr>
+        <w:t xml:space="preserve"> </w:t>
+      </w:r>
+      <w:proofErr w:type="spellStart"/>
+      <w:r>
+        <w:rPr>
+          <w:rFonts w:ascii="Nirmala UI" w:hAnsi="Nirmala UI" w:cs="Nirmala UI"/>
+          <w:color w:val="0D0D0D"/>
+        </w:rPr>
+        <w:t>থাকে</w:t>
+      </w:r>
+      <w:proofErr w:type="spellEnd"/>
+      <w:r>
+        <w:rPr>
+          <w:rFonts w:ascii="Segoe UI" w:hAnsi="Segoe UI" w:cs="Segoe UI"/>
+          <w:color w:val="0D0D0D"/>
+        </w:rPr>
+        <w:t xml:space="preserve"> </w:t>
+      </w:r>
+      <w:proofErr w:type="spellStart"/>
+      <w:r>
+        <w:rPr>
+          <w:rFonts w:ascii="Nirmala UI" w:hAnsi="Nirmala UI" w:cs="Nirmala UI"/>
+          <w:color w:val="0D0D0D"/>
+        </w:rPr>
+        <w:t>এবং</w:t>
+      </w:r>
+      <w:proofErr w:type="spellEnd"/>
+      <w:r>
+        <w:rPr>
+          <w:rFonts w:ascii="Segoe UI" w:hAnsi="Segoe UI" w:cs="Segoe UI"/>
+          <w:color w:val="0D0D0D"/>
+        </w:rPr>
+        <w:t xml:space="preserve"> reference </w:t>
+      </w:r>
+      <w:proofErr w:type="spellStart"/>
+      <w:r>
+        <w:rPr>
+          <w:rFonts w:ascii="Nirmala UI" w:hAnsi="Nirmala UI" w:cs="Nirmala UI"/>
+          <w:color w:val="0D0D0D"/>
+        </w:rPr>
+        <w:t>এর</w:t>
+      </w:r>
+      <w:proofErr w:type="spellEnd"/>
+      <w:r>
+        <w:rPr>
+          <w:rFonts w:ascii="Segoe UI" w:hAnsi="Segoe UI" w:cs="Segoe UI"/>
+          <w:color w:val="0D0D0D"/>
+        </w:rPr>
+        <w:t xml:space="preserve"> </w:t>
+      </w:r>
+      <w:proofErr w:type="spellStart"/>
+      <w:r>
+        <w:rPr>
+          <w:rFonts w:ascii="Nirmala UI" w:hAnsi="Nirmala UI" w:cs="Nirmala UI"/>
+          <w:color w:val="0D0D0D"/>
+        </w:rPr>
+        <w:t>মাধ্যমে</w:t>
+      </w:r>
+      <w:proofErr w:type="spellEnd"/>
+      <w:r>
+        <w:rPr>
+          <w:rFonts w:ascii="Segoe UI" w:hAnsi="Segoe UI" w:cs="Segoe UI"/>
+          <w:color w:val="0D0D0D"/>
+        </w:rPr>
+        <w:t xml:space="preserve"> access </w:t>
+      </w:r>
+      <w:proofErr w:type="spellStart"/>
+      <w:r>
+        <w:rPr>
+          <w:rFonts w:ascii="Nirmala UI" w:hAnsi="Nirmala UI" w:cs="Nirmala UI"/>
+          <w:color w:val="0D0D0D"/>
+        </w:rPr>
+        <w:t>করা</w:t>
+      </w:r>
+      <w:proofErr w:type="spellEnd"/>
+      <w:r>
+        <w:rPr>
+          <w:rFonts w:ascii="Segoe UI" w:hAnsi="Segoe UI" w:cs="Segoe UI"/>
+          <w:color w:val="0D0D0D"/>
+        </w:rPr>
+        <w:t xml:space="preserve"> </w:t>
+      </w:r>
+      <w:proofErr w:type="spellStart"/>
+      <w:r>
+        <w:rPr>
+          <w:rFonts w:ascii="Nirmala UI" w:hAnsi="Nirmala UI" w:cs="Nirmala UI"/>
+          <w:color w:val="0D0D0D"/>
+        </w:rPr>
+        <w:t>হয়</w:t>
+      </w:r>
+      <w:proofErr w:type="spellEnd"/>
+      <w:r>
+        <w:rPr>
+          <w:rFonts w:ascii="Nirmala UI" w:hAnsi="Nirmala UI" w:cs="Nirmala UI"/>
+          <w:color w:val="0D0D0D"/>
+        </w:rPr>
+        <w:t>।</w:t>
+      </w:r>
+      <w:r>
+        <w:rPr>
+          <w:rFonts w:ascii="Segoe UI" w:hAnsi="Segoe UI" w:cs="Segoe UI"/>
+          <w:color w:val="0D0D0D"/>
+        </w:rPr>
+        <w:t xml:space="preserve"> </w:t>
+      </w:r>
+      <w:proofErr w:type="spellStart"/>
+      <w:r>
+        <w:rPr>
+          <w:rFonts w:ascii="Nirmala UI" w:hAnsi="Nirmala UI" w:cs="Nirmala UI"/>
+          <w:color w:val="0D0D0D"/>
+        </w:rPr>
+        <w:t>যখন</w:t>
+      </w:r>
+      <w:proofErr w:type="spellEnd"/>
+      <w:r>
+        <w:rPr>
+          <w:rFonts w:ascii="Segoe UI" w:hAnsi="Segoe UI" w:cs="Segoe UI"/>
+          <w:color w:val="0D0D0D"/>
+        </w:rPr>
+        <w:t xml:space="preserve"> </w:t>
+      </w:r>
+      <w:proofErr w:type="spellStart"/>
+      <w:r>
+        <w:rPr>
+          <w:rFonts w:ascii="Nirmala UI" w:hAnsi="Nirmala UI" w:cs="Nirmala UI"/>
+          <w:color w:val="0D0D0D"/>
+        </w:rPr>
+        <w:t>কোনো</w:t>
+      </w:r>
+      <w:proofErr w:type="spellEnd"/>
+      <w:r>
+        <w:rPr>
+          <w:rFonts w:ascii="Segoe UI" w:hAnsi="Segoe UI" w:cs="Segoe UI"/>
+          <w:color w:val="0D0D0D"/>
+        </w:rPr>
+        <w:t xml:space="preserve"> object </w:t>
+      </w:r>
+      <w:proofErr w:type="spellStart"/>
+      <w:r>
+        <w:rPr>
+          <w:rFonts w:ascii="Nirmala UI" w:hAnsi="Nirmala UI" w:cs="Nirmala UI"/>
+          <w:color w:val="0D0D0D"/>
+        </w:rPr>
+        <w:t>এর</w:t>
+      </w:r>
+      <w:proofErr w:type="spellEnd"/>
+      <w:r>
+        <w:rPr>
+          <w:rFonts w:ascii="Segoe UI" w:hAnsi="Segoe UI" w:cs="Segoe UI"/>
+          <w:color w:val="0D0D0D"/>
+        </w:rPr>
+        <w:t xml:space="preserve"> </w:t>
+      </w:r>
+      <w:proofErr w:type="spellStart"/>
+      <w:r>
+        <w:rPr>
+          <w:rFonts w:ascii="Nirmala UI" w:hAnsi="Nirmala UI" w:cs="Nirmala UI"/>
+          <w:color w:val="0D0D0D"/>
+        </w:rPr>
+        <w:t>আর</w:t>
+      </w:r>
+      <w:proofErr w:type="spellEnd"/>
+      <w:r>
+        <w:rPr>
+          <w:rFonts w:ascii="Segoe UI" w:hAnsi="Segoe UI" w:cs="Segoe UI"/>
+          <w:color w:val="0D0D0D"/>
+        </w:rPr>
+        <w:t xml:space="preserve"> </w:t>
+      </w:r>
+      <w:proofErr w:type="spellStart"/>
+      <w:r>
+        <w:rPr>
+          <w:rFonts w:ascii="Nirmala UI" w:hAnsi="Nirmala UI" w:cs="Nirmala UI"/>
+          <w:color w:val="0D0D0D"/>
+        </w:rPr>
+        <w:t>কোনো</w:t>
+      </w:r>
+      <w:proofErr w:type="spellEnd"/>
+      <w:r>
+        <w:rPr>
+          <w:rFonts w:ascii="Segoe UI" w:hAnsi="Segoe UI" w:cs="Segoe UI"/>
+          <w:color w:val="0D0D0D"/>
+        </w:rPr>
+        <w:t xml:space="preserve"> reference </w:t>
+      </w:r>
+      <w:proofErr w:type="spellStart"/>
+      <w:r>
+        <w:rPr>
+          <w:rFonts w:ascii="Nirmala UI" w:hAnsi="Nirmala UI" w:cs="Nirmala UI"/>
+          <w:color w:val="0D0D0D"/>
+        </w:rPr>
+        <w:t>থাকে</w:t>
+      </w:r>
+      <w:proofErr w:type="spellEnd"/>
+      <w:r>
+        <w:rPr>
+          <w:rFonts w:ascii="Segoe UI" w:hAnsi="Segoe UI" w:cs="Segoe UI"/>
+          <w:color w:val="0D0D0D"/>
+        </w:rPr>
+        <w:t xml:space="preserve"> </w:t>
+      </w:r>
+      <w:proofErr w:type="spellStart"/>
+      <w:r>
+        <w:rPr>
+          <w:rFonts w:ascii="Nirmala UI" w:hAnsi="Nirmala UI" w:cs="Nirmala UI"/>
+          <w:color w:val="0D0D0D"/>
+        </w:rPr>
+        <w:t>না</w:t>
+      </w:r>
+      <w:proofErr w:type="spellEnd"/>
+      <w:r>
+        <w:rPr>
+          <w:rFonts w:ascii="Segoe UI" w:hAnsi="Segoe UI" w:cs="Segoe UI"/>
+          <w:color w:val="0D0D0D"/>
+        </w:rPr>
+        <w:t xml:space="preserve">, </w:t>
+      </w:r>
+      <w:proofErr w:type="spellStart"/>
+      <w:r>
+        <w:rPr>
+          <w:rFonts w:ascii="Nirmala UI" w:hAnsi="Nirmala UI" w:cs="Nirmala UI"/>
+          <w:color w:val="0D0D0D"/>
+        </w:rPr>
+        <w:t>তখন</w:t>
+      </w:r>
+      <w:proofErr w:type="spellEnd"/>
+      <w:r>
+        <w:rPr>
+          <w:rFonts w:ascii="Segoe UI" w:hAnsi="Segoe UI" w:cs="Segoe UI"/>
+          <w:color w:val="0D0D0D"/>
+        </w:rPr>
+        <w:t xml:space="preserve"> </w:t>
+      </w:r>
+      <w:proofErr w:type="spellStart"/>
+      <w:r>
+        <w:rPr>
+          <w:rFonts w:ascii="Nirmala UI" w:hAnsi="Nirmala UI" w:cs="Nirmala UI"/>
+          <w:color w:val="0D0D0D"/>
+        </w:rPr>
+        <w:t>সেটি</w:t>
+      </w:r>
+      <w:proofErr w:type="spellEnd"/>
+      <w:r>
+        <w:rPr>
+          <w:rFonts w:ascii="Segoe UI" w:hAnsi="Segoe UI" w:cs="Segoe UI"/>
+          <w:color w:val="0D0D0D"/>
+        </w:rPr>
+        <w:t xml:space="preserve"> unreachable </w:t>
+      </w:r>
+      <w:proofErr w:type="spellStart"/>
+      <w:r>
+        <w:rPr>
+          <w:rFonts w:ascii="Nirmala UI" w:hAnsi="Nirmala UI" w:cs="Nirmala UI"/>
+          <w:color w:val="0D0D0D"/>
+        </w:rPr>
+        <w:t>হয়ে</w:t>
+      </w:r>
+      <w:proofErr w:type="spellEnd"/>
+      <w:r>
+        <w:rPr>
+          <w:rFonts w:ascii="Segoe UI" w:hAnsi="Segoe UI" w:cs="Segoe UI"/>
+          <w:color w:val="0D0D0D"/>
+        </w:rPr>
+        <w:t xml:space="preserve"> </w:t>
+      </w:r>
+      <w:proofErr w:type="spellStart"/>
+      <w:r>
+        <w:rPr>
+          <w:rFonts w:ascii="Nirmala UI" w:hAnsi="Nirmala UI" w:cs="Nirmala UI"/>
+          <w:color w:val="0D0D0D"/>
+        </w:rPr>
+        <w:t>যায়</w:t>
+      </w:r>
+      <w:proofErr w:type="spellEnd"/>
+      <w:r>
+        <w:rPr>
+          <w:rFonts w:ascii="Segoe UI" w:hAnsi="Segoe UI" w:cs="Segoe UI"/>
+          <w:color w:val="0D0D0D"/>
+        </w:rPr>
+        <w:t xml:space="preserve"> </w:t>
+      </w:r>
+      <w:proofErr w:type="spellStart"/>
+      <w:r>
+        <w:rPr>
+          <w:rFonts w:ascii="Nirmala UI" w:hAnsi="Nirmala UI" w:cs="Nirmala UI"/>
+          <w:color w:val="0D0D0D"/>
+        </w:rPr>
+        <w:t>এবং</w:t>
+      </w:r>
+      <w:proofErr w:type="spellEnd"/>
+      <w:r>
+        <w:rPr>
+          <w:rFonts w:ascii="Segoe UI" w:hAnsi="Segoe UI" w:cs="Segoe UI"/>
+          <w:color w:val="0D0D0D"/>
+        </w:rPr>
+        <w:t xml:space="preserve"> garbage collector </w:t>
+      </w:r>
+      <w:proofErr w:type="spellStart"/>
+      <w:r>
+        <w:rPr>
+          <w:rFonts w:ascii="Nirmala UI" w:hAnsi="Nirmala UI" w:cs="Nirmala UI"/>
+          <w:color w:val="0D0D0D"/>
+        </w:rPr>
+        <w:t>সেটিকে</w:t>
+      </w:r>
+      <w:proofErr w:type="spellEnd"/>
+      <w:r>
+        <w:rPr>
+          <w:rFonts w:ascii="Segoe UI" w:hAnsi="Segoe UI" w:cs="Segoe UI"/>
+          <w:color w:val="0D0D0D"/>
+        </w:rPr>
+        <w:t xml:space="preserve"> automatically delete </w:t>
+      </w:r>
+      <w:proofErr w:type="spellStart"/>
+      <w:r>
+        <w:rPr>
+          <w:rFonts w:ascii="Nirmala UI" w:hAnsi="Nirmala UI" w:cs="Nirmala UI"/>
+          <w:color w:val="0D0D0D"/>
+        </w:rPr>
+        <w:t>করে</w:t>
+      </w:r>
+      <w:proofErr w:type="spellEnd"/>
+      <w:r>
+        <w:rPr>
+          <w:rFonts w:ascii="Segoe UI" w:hAnsi="Segoe UI" w:cs="Segoe UI"/>
+          <w:color w:val="0D0D0D"/>
+        </w:rPr>
+        <w:t xml:space="preserve"> memory free </w:t>
+      </w:r>
+      <w:proofErr w:type="spellStart"/>
+      <w:r>
+        <w:rPr>
+          <w:rFonts w:ascii="Nirmala UI" w:hAnsi="Nirmala UI" w:cs="Nirmala UI"/>
+          <w:color w:val="0D0D0D"/>
+        </w:rPr>
+        <w:t>করে</w:t>
+      </w:r>
+      <w:proofErr w:type="spellEnd"/>
+      <w:r>
+        <w:rPr>
+          <w:rFonts w:ascii="Nirmala UI" w:hAnsi="Nirmala UI" w:cs="Nirmala UI"/>
+          <w:color w:val="0D0D0D"/>
+        </w:rPr>
+        <w:t>।</w:t>
+      </w:r>
+    </w:p>
+    <w:p>
+      <w:pPr>
+        <w:pStyle w:val="NormalWeb"/>
+        <w:shd w:val="clear" w:color="auto" w:fill="FFFFFF"/>
+        <w:spacing w:before="0" w:after="0"/>
+        <w:rPr>
+          <w:rFonts w:ascii="Segoe UI" w:hAnsi="Segoe UI" w:cs="Segoe UI"/>
+          <w:color w:val="0D0D0D"/>
+        </w:rPr>
+      </w:pPr>
+      <w:proofErr w:type="spellStart"/>
+      <w:r>
+        <w:rPr>
+          <w:rFonts w:ascii="Nirmala UI" w:hAnsi="Nirmala UI" w:cs="Nirmala UI"/>
+          <w:color w:val="0D0D0D"/>
+        </w:rPr>
+        <w:t>অন্যদিকে</w:t>
+      </w:r>
+      <w:proofErr w:type="spellEnd"/>
+      <w:r>
+        <w:rPr>
+          <w:rFonts w:ascii="Segoe UI" w:hAnsi="Segoe UI" w:cs="Segoe UI"/>
+          <w:color w:val="0D0D0D"/>
+        </w:rPr>
+        <w:t xml:space="preserve">, C++ </w:t>
+      </w:r>
+      <w:r>
+        <w:rPr>
+          <w:rFonts w:ascii="Nirmala UI" w:hAnsi="Nirmala UI" w:cs="Nirmala UI"/>
+          <w:color w:val="0D0D0D"/>
+        </w:rPr>
+        <w:t>এ</w:t>
+      </w:r>
+      <w:r>
+        <w:rPr>
+          <w:rFonts w:ascii="Segoe UI" w:hAnsi="Segoe UI" w:cs="Segoe UI"/>
+          <w:color w:val="0D0D0D"/>
+        </w:rPr>
+        <w:t xml:space="preserve"> automatic garbage collection </w:t>
+      </w:r>
+      <w:proofErr w:type="spellStart"/>
+      <w:r>
+        <w:rPr>
+          <w:rFonts w:ascii="Nirmala UI" w:hAnsi="Nirmala UI" w:cs="Nirmala UI"/>
+          <w:color w:val="0D0D0D"/>
+        </w:rPr>
+        <w:t>নেই</w:t>
+      </w:r>
+      <w:proofErr w:type="spellEnd"/>
+      <w:r>
+        <w:rPr>
+          <w:rFonts w:ascii="Nirmala UI" w:hAnsi="Nirmala UI" w:cs="Nirmala UI"/>
+          <w:color w:val="0D0D0D"/>
+        </w:rPr>
+        <w:t>।</w:t>
+      </w:r>
+      <w:r>
+        <w:rPr>
+          <w:rFonts w:ascii="Segoe UI" w:hAnsi="Segoe UI" w:cs="Segoe UI"/>
+          <w:color w:val="0D0D0D"/>
+        </w:rPr>
+        <w:t xml:space="preserve"> Programmer </w:t>
+      </w:r>
+      <w:proofErr w:type="spellStart"/>
+      <w:r>
+        <w:rPr>
+          <w:rFonts w:ascii="Nirmala UI" w:hAnsi="Nirmala UI" w:cs="Nirmala UI"/>
+          <w:color w:val="0D0D0D"/>
+        </w:rPr>
+        <w:t>কে</w:t>
+      </w:r>
+      <w:proofErr w:type="spellEnd"/>
+      <w:r>
+        <w:rPr>
+          <w:rFonts w:ascii="Segoe UI" w:hAnsi="Segoe UI" w:cs="Segoe UI"/>
+          <w:color w:val="0D0D0D"/>
+        </w:rPr>
+        <w:t xml:space="preserve"> manually </w:t>
+      </w:r>
+      <w:r>
+        <w:rPr>
+          <w:rStyle w:val="HTMLCode"/>
+          <w:rFonts w:eastAsiaTheme="majorEastAsia"/>
+          <w:color w:val="0D0D0D"/>
+          <w:sz w:val="21"/>
+          <w:szCs w:val="21"/>
+          <w:shd w:val="clear" w:color="auto" w:fill="ECECEC"/>
+        </w:rPr>
+        <w:t>delete</w:t>
+      </w:r>
+      <w:r>
+        <w:rPr>
+          <w:rFonts w:ascii="Segoe UI" w:hAnsi="Segoe UI" w:cs="Segoe UI"/>
+          <w:color w:val="0D0D0D"/>
+        </w:rPr>
+        <w:t> </w:t>
+      </w:r>
+      <w:proofErr w:type="spellStart"/>
+      <w:r>
+        <w:rPr>
+          <w:rFonts w:ascii="Nirmala UI" w:hAnsi="Nirmala UI" w:cs="Nirmala UI"/>
+          <w:color w:val="0D0D0D"/>
+        </w:rPr>
+        <w:t>ব্যবহার</w:t>
+      </w:r>
+      <w:proofErr w:type="spellEnd"/>
+      <w:r>
+        <w:rPr>
+          <w:rFonts w:ascii="Segoe UI" w:hAnsi="Segoe UI" w:cs="Segoe UI"/>
+          <w:color w:val="0D0D0D"/>
+        </w:rPr>
+        <w:t xml:space="preserve"> </w:t>
+      </w:r>
+      <w:proofErr w:type="spellStart"/>
+      <w:r>
+        <w:rPr>
+          <w:rFonts w:ascii="Nirmala UI" w:hAnsi="Nirmala UI" w:cs="Nirmala UI"/>
+          <w:color w:val="0D0D0D"/>
+        </w:rPr>
+        <w:t>করে</w:t>
+      </w:r>
+      <w:proofErr w:type="spellEnd"/>
+      <w:r>
+        <w:rPr>
+          <w:rFonts w:ascii="Segoe UI" w:hAnsi="Segoe UI" w:cs="Segoe UI"/>
+          <w:color w:val="0D0D0D"/>
+        </w:rPr>
+        <w:t xml:space="preserve"> memory free </w:t>
+      </w:r>
+      <w:proofErr w:type="spellStart"/>
+      <w:r>
+        <w:rPr>
+          <w:rFonts w:ascii="Nirmala UI" w:hAnsi="Nirmala UI" w:cs="Nirmala UI"/>
+          <w:color w:val="0D0D0D"/>
+        </w:rPr>
+        <w:t>করতে</w:t>
+      </w:r>
+      <w:proofErr w:type="spellEnd"/>
+      <w:r>
+        <w:rPr>
+          <w:rFonts w:ascii="Segoe UI" w:hAnsi="Segoe UI" w:cs="Segoe UI"/>
+          <w:color w:val="0D0D0D"/>
+        </w:rPr>
+        <w:t xml:space="preserve"> </w:t>
+      </w:r>
+      <w:proofErr w:type="spellStart"/>
+      <w:r>
+        <w:rPr>
+          <w:rFonts w:ascii="Nirmala UI" w:hAnsi="Nirmala UI" w:cs="Nirmala UI"/>
+          <w:color w:val="0D0D0D"/>
+        </w:rPr>
+        <w:t>হয়</w:t>
+      </w:r>
+      <w:proofErr w:type="spellEnd"/>
+      <w:r>
+        <w:rPr>
+          <w:rFonts w:ascii="Segoe UI" w:hAnsi="Segoe UI" w:cs="Segoe UI"/>
+          <w:color w:val="0D0D0D"/>
+        </w:rPr>
+        <w:t xml:space="preserve">, </w:t>
+      </w:r>
+      <w:proofErr w:type="spellStart"/>
+      <w:r>
+        <w:rPr>
+          <w:rFonts w:ascii="Nirmala UI" w:hAnsi="Nirmala UI" w:cs="Nirmala UI"/>
+          <w:color w:val="0D0D0D"/>
+        </w:rPr>
+        <w:t>না</w:t>
+      </w:r>
+      <w:proofErr w:type="spellEnd"/>
+      <w:r>
+        <w:rPr>
+          <w:rFonts w:ascii="Segoe UI" w:hAnsi="Segoe UI" w:cs="Segoe UI"/>
+          <w:color w:val="0D0D0D"/>
+        </w:rPr>
+        <w:t xml:space="preserve"> </w:t>
+      </w:r>
+      <w:proofErr w:type="spellStart"/>
+      <w:r>
+        <w:rPr>
+          <w:rFonts w:ascii="Nirmala UI" w:hAnsi="Nirmala UI" w:cs="Nirmala UI"/>
+          <w:color w:val="0D0D0D"/>
+        </w:rPr>
+        <w:t>হলে</w:t>
+      </w:r>
+      <w:proofErr w:type="spellEnd"/>
+      <w:r>
+        <w:rPr>
+          <w:rFonts w:ascii="Segoe UI" w:hAnsi="Segoe UI" w:cs="Segoe UI"/>
+          <w:color w:val="0D0D0D"/>
+        </w:rPr>
+        <w:t xml:space="preserve"> memory leak </w:t>
+      </w:r>
+      <w:proofErr w:type="spellStart"/>
+      <w:r>
+        <w:rPr>
+          <w:rFonts w:ascii="Nirmala UI" w:hAnsi="Nirmala UI" w:cs="Nirmala UI"/>
+          <w:color w:val="0D0D0D"/>
+        </w:rPr>
+        <w:t>হতে</w:t>
+      </w:r>
+      <w:proofErr w:type="spellEnd"/>
+      <w:r>
+        <w:rPr>
+          <w:rFonts w:ascii="Segoe UI" w:hAnsi="Segoe UI" w:cs="Segoe UI"/>
+          <w:color w:val="0D0D0D"/>
+        </w:rPr>
+        <w:t xml:space="preserve"> </w:t>
+      </w:r>
+      <w:proofErr w:type="spellStart"/>
+      <w:r>
+        <w:rPr>
+          <w:rFonts w:ascii="Nirmala UI" w:hAnsi="Nirmala UI" w:cs="Nirmala UI"/>
+          <w:color w:val="0D0D0D"/>
+        </w:rPr>
+        <w:t>পারে</w:t>
+      </w:r>
+      <w:proofErr w:type="spellEnd"/>
+      <w:r>
+        <w:rPr>
+          <w:rFonts w:ascii="Nirmala UI" w:hAnsi="Nirmala UI" w:cs="Nirmala UI"/>
+          <w:color w:val="0D0D0D"/>
+        </w:rPr>
+        <w:t>।</w:t>
+      </w:r>
+    </w:p>
+    <w:p>
+      <w:pPr>
         <w:pStyle w:val="Heading3"/>
         <w:rPr>
           <w:color w:val="FF0000"/>
         </w:rPr>
       </w:pPr>
-      <w:r>
-        <w:rPr>
-          <w:rStyle w:val="Strong"/>
-          <w:b w:val="0"/>
-          <w:bCs w:val="0"/>
-          <w:color w:val="FF0000"/>
-        </w:rPr>
-        <w:t>Step 2: How different languages handle it</w:t>
-      </w:r>
     </w:p>
     <w:p>
       <w:pPr>
@@ -11692,9 +12755,6 @@
       </w:r>
       <w:r>
         <w:br/>
-      </w:r>
-      <w:r>
-        <w:lastRenderedPageBreak/>
         <w:t xml:space="preserve">    </w:t>
       </w:r>
       <w:r>
@@ -12913,6 +13973,7 @@
         <w:rPr>
           <w:rStyle w:val="e"/>
         </w:rPr>
+        <w:lastRenderedPageBreak/>
         <w:t>Dog</w:t>
       </w:r>
       <w:r>
@@ -13344,105 +14405,104 @@
           <w:sz w:val="28"/>
           <w:szCs w:val="28"/>
         </w:rPr>
-        <w:t xml:space="preserve"> Before coding, define the rules your Class must </w:t>
+        <w:t xml:space="preserve"> Before coding, define the rules your Class must protect: </w:t>
       </w:r>
       <w:r>
         <w:rPr>
           <w:sz w:val="28"/>
           <w:szCs w:val="28"/>
         </w:rPr>
-        <w:lastRenderedPageBreak/>
-        <w:t xml:space="preserve">protect: </w:t>
+        <w:br/>
       </w:r>
       <w:r>
         <w:rPr>
           <w:sz w:val="28"/>
           <w:szCs w:val="28"/>
         </w:rPr>
-        <w:br/>
-      </w:r>
+        <w:t xml:space="preserve">Rule1: </w:t>
+      </w:r>
+      <w:proofErr w:type="spellStart"/>
       <w:r>
         <w:rPr>
           <w:sz w:val="28"/>
           <w:szCs w:val="28"/>
         </w:rPr>
-        <w:t xml:space="preserve">Rule1: </w:t>
-      </w:r>
-      <w:proofErr w:type="spellStart"/>
+        <w:t>Awallet</w:t>
+      </w:r>
+      <w:proofErr w:type="spellEnd"/>
       <w:r>
         <w:rPr>
           <w:sz w:val="28"/>
           <w:szCs w:val="28"/>
         </w:rPr>
-        <w:t>Awallet</w:t>
-      </w:r>
-      <w:proofErr w:type="spellEnd"/>
+        <w:t xml:space="preserve"> cannot have a negative balance. </w:t>
+      </w:r>
       <w:r>
         <w:rPr>
           <w:sz w:val="28"/>
           <w:szCs w:val="28"/>
         </w:rPr>
-        <w:t xml:space="preserve"> cannot have a negative balance. </w:t>
+        <w:br/>
       </w:r>
       <w:r>
         <w:rPr>
           <w:sz w:val="28"/>
           <w:szCs w:val="28"/>
         </w:rPr>
-        <w:br/>
-      </w:r>
+        <w:t xml:space="preserve">Rule2: </w:t>
+      </w:r>
+      <w:proofErr w:type="spellStart"/>
       <w:r>
         <w:rPr>
           <w:sz w:val="28"/>
           <w:szCs w:val="28"/>
         </w:rPr>
-        <w:t xml:space="preserve">Rule2: </w:t>
-      </w:r>
-      <w:proofErr w:type="spellStart"/>
+        <w:t>Youcannot</w:t>
+      </w:r>
+      <w:proofErr w:type="spellEnd"/>
       <w:r>
         <w:rPr>
           <w:sz w:val="28"/>
           <w:szCs w:val="28"/>
         </w:rPr>
-        <w:t>Youcannot</w:t>
-      </w:r>
-      <w:proofErr w:type="spellEnd"/>
+        <w:t xml:space="preserve"> send more money than you have. </w:t>
+      </w:r>
       <w:r>
         <w:rPr>
           <w:sz w:val="28"/>
           <w:szCs w:val="28"/>
         </w:rPr>
-        <w:t xml:space="preserve"> send more money than you have. </w:t>
+        <w:br/>
       </w:r>
       <w:r>
         <w:rPr>
           <w:sz w:val="28"/>
           <w:szCs w:val="28"/>
         </w:rPr>
-        <w:br/>
-      </w:r>
+        <w:t xml:space="preserve">Rule3: </w:t>
+      </w:r>
+      <w:proofErr w:type="spellStart"/>
       <w:r>
         <w:rPr>
           <w:sz w:val="28"/>
           <w:szCs w:val="28"/>
         </w:rPr>
-        <w:t xml:space="preserve">Rule3: </w:t>
-      </w:r>
-      <w:proofErr w:type="spellStart"/>
+        <w:t>Theowner’s</w:t>
+      </w:r>
+      <w:proofErr w:type="spellEnd"/>
       <w:r>
         <w:rPr>
           <w:sz w:val="28"/>
           <w:szCs w:val="28"/>
         </w:rPr>
-        <w:t>Theowner’s</w:t>
-      </w:r>
-      <w:proofErr w:type="spellEnd"/>
+        <w:t xml:space="preserve"> name is set at birth (constructor) and cannot be changed later. </w:t>
+      </w:r>
       <w:r>
         <w:rPr>
           <w:sz w:val="28"/>
           <w:szCs w:val="28"/>
         </w:rPr>
-        <w:t xml:space="preserve"> name is set at birth (constructor) and cannot be changed later. </w:t>
+        <w:br/>
       </w:r>
       <w:r>
         <w:rPr>
@@ -13456,30 +14516,30 @@
           <w:sz w:val="28"/>
           <w:szCs w:val="28"/>
         </w:rPr>
-        <w:br/>
-      </w:r>
+        <w:t>These rules dictate our Encapsulation strategy. ‘</w:t>
+      </w:r>
+      <w:proofErr w:type="gramStart"/>
       <w:r>
         <w:rPr>
           <w:sz w:val="28"/>
           <w:szCs w:val="28"/>
         </w:rPr>
-        <w:t>These rules dictate our Encapsulation strategy. ‘</w:t>
-      </w:r>
-      <w:proofErr w:type="gramStart"/>
+        <w:t>balance‘ must</w:t>
+      </w:r>
+      <w:proofErr w:type="gramEnd"/>
       <w:r>
         <w:rPr>
           <w:sz w:val="28"/>
           <w:szCs w:val="28"/>
         </w:rPr>
-        <w:t>balance‘ must</w:t>
-      </w:r>
-      <w:proofErr w:type="gramEnd"/>
+        <w:t xml:space="preserve"> be private. ‘owner‘ must have no setter method.</w:t>
+      </w:r>
       <w:r>
         <w:rPr>
           <w:sz w:val="28"/>
           <w:szCs w:val="28"/>
         </w:rPr>
-        <w:t xml:space="preserve"> be private. ‘owner‘ must have no setter method.</w:t>
+        <w:br/>
       </w:r>
       <w:r>
         <w:rPr>
@@ -13493,6 +14553,7 @@
           <w:sz w:val="28"/>
           <w:szCs w:val="28"/>
         </w:rPr>
+        <w:lastRenderedPageBreak/>
         <w:br/>
       </w:r>
       <w:r>
@@ -13502,111 +14563,102 @@
         </w:rPr>
         <w:br/>
       </w:r>
+      <w:proofErr w:type="spellStart"/>
       <w:r>
         <w:rPr>
           <w:sz w:val="28"/>
           <w:szCs w:val="28"/>
         </w:rPr>
-        <w:br/>
-      </w:r>
-      <w:proofErr w:type="spellStart"/>
+        <w:t>baki</w:t>
+      </w:r>
+      <w:proofErr w:type="spellEnd"/>
       <w:r>
         <w:rPr>
           <w:sz w:val="28"/>
           <w:szCs w:val="28"/>
         </w:rPr>
-        <w:t>baki</w:t>
-      </w:r>
-      <w:proofErr w:type="spellEnd"/>
+        <w:t xml:space="preserve"> problem </w:t>
+      </w:r>
+      <w:proofErr w:type="spellStart"/>
       <w:r>
         <w:rPr>
           <w:sz w:val="28"/>
           <w:szCs w:val="28"/>
         </w:rPr>
-        <w:t xml:space="preserve"> problem </w:t>
-      </w:r>
-      <w:proofErr w:type="spellStart"/>
+        <w:t>er</w:t>
+      </w:r>
+      <w:proofErr w:type="spellEnd"/>
       <w:r>
         <w:rPr>
           <w:sz w:val="28"/>
           <w:szCs w:val="28"/>
         </w:rPr>
-        <w:t>er</w:t>
-      </w:r>
-      <w:proofErr w:type="spellEnd"/>
+        <w:t xml:space="preserve"> solution </w:t>
+      </w:r>
+      <w:proofErr w:type="spellStart"/>
       <w:r>
         <w:rPr>
           <w:sz w:val="28"/>
           <w:szCs w:val="28"/>
         </w:rPr>
-        <w:t xml:space="preserve"> solution </w:t>
-      </w:r>
-      <w:proofErr w:type="spellStart"/>
+        <w:t>gulo</w:t>
+      </w:r>
+      <w:proofErr w:type="spellEnd"/>
       <w:r>
         <w:rPr>
           <w:sz w:val="28"/>
           <w:szCs w:val="28"/>
         </w:rPr>
-        <w:t>gulo</w:t>
-      </w:r>
-      <w:proofErr w:type="spellEnd"/>
+        <w:t xml:space="preserve"> </w:t>
+      </w:r>
+      <w:proofErr w:type="spellStart"/>
       <w:r>
         <w:rPr>
           <w:sz w:val="28"/>
           <w:szCs w:val="28"/>
         </w:rPr>
-        <w:t xml:space="preserve"> </w:t>
-      </w:r>
-      <w:proofErr w:type="spellStart"/>
+        <w:t>shhet</w:t>
+      </w:r>
+      <w:proofErr w:type="spellEnd"/>
       <w:r>
         <w:rPr>
           <w:sz w:val="28"/>
           <w:szCs w:val="28"/>
         </w:rPr>
-        <w:t>shhet</w:t>
-      </w:r>
-      <w:proofErr w:type="spellEnd"/>
+        <w:t xml:space="preserve"> </w:t>
+      </w:r>
+      <w:proofErr w:type="spellStart"/>
       <w:r>
         <w:rPr>
           <w:sz w:val="28"/>
           <w:szCs w:val="28"/>
         </w:rPr>
-        <w:t xml:space="preserve"> </w:t>
-      </w:r>
-      <w:proofErr w:type="spellStart"/>
+        <w:t>theke</w:t>
+      </w:r>
+      <w:proofErr w:type="spellEnd"/>
       <w:r>
         <w:rPr>
           <w:sz w:val="28"/>
           <w:szCs w:val="28"/>
         </w:rPr>
-        <w:t>theke</w:t>
-      </w:r>
-      <w:proofErr w:type="spellEnd"/>
+        <w:t xml:space="preserve"> </w:t>
+      </w:r>
+      <w:proofErr w:type="spellStart"/>
       <w:r>
         <w:rPr>
           <w:sz w:val="28"/>
           <w:szCs w:val="28"/>
         </w:rPr>
-        <w:t xml:space="preserve"> </w:t>
-      </w:r>
-      <w:proofErr w:type="spellStart"/>
+        <w:t>dekhe</w:t>
+      </w:r>
+      <w:proofErr w:type="spellEnd"/>
       <w:r>
         <w:rPr>
           <w:sz w:val="28"/>
           <w:szCs w:val="28"/>
         </w:rPr>
-        <w:t>dekhe</w:t>
-      </w:r>
-      <w:proofErr w:type="spellEnd"/>
-      <w:r>
-        <w:rPr>
-          <w:sz w:val="28"/>
-          <w:szCs w:val="28"/>
-        </w:rPr>
         <w:t xml:space="preserve"> nebo.</w:t>
       </w:r>
-      <w:bookmarkStart w:id="0" w:name="_GoBack"/>
-      <w:bookmarkEnd w:id="0"/>
     </w:p>
     <w:sectPr>
       <w:pgSz w:w="12240" w:h="15840"/>
